--- a/8.资源管理/1.流程制度规范类文件/080104-服务知识管理制度.docx
+++ b/8.资源管理/1.流程制度规范类文件/080104-服务知识管理制度.docx
@@ -1,16 +1,17 @@
 
 <file path=word/document.xml><?xml version="1.0" encoding="utf-8"?>
-<w:document xmlns:wpc="http://schemas.microsoft.com/office/word/2010/wordprocessingCanvas" xmlns:mc="http://schemas.openxmlformats.org/markup-compatibility/2006" xmlns:o="urn:schemas-microsoft-com:office:office" xmlns:r="http://schemas.openxmlformats.org/officeDocument/2006/relationships" xmlns:m="http://schemas.openxmlformats.org/officeDocument/2006/math" xmlns:v="urn:schemas-microsoft-com:vml" xmlns:wp14="http://schemas.microsoft.com/office/word/2010/wordprocessingDrawing" xmlns:wp="http://schemas.openxmlformats.org/drawingml/2006/wordprocessingDrawing" xmlns:w="http://schemas.openxmlformats.org/wordprocessingml/2006/main" xmlns:w14="http://schemas.microsoft.com/office/word/2010/wordml" xmlns:w10="urn:schemas-microsoft-com:office:word" xmlns:w15="http://schemas.microsoft.com/office/word/2012/wordml" xmlns:wpg="http://schemas.microsoft.com/office/word/2010/wordprocessingGroup" xmlns:wpi="http://schemas.microsoft.com/office/word/2010/wordprocessingInk" xmlns:wne="http://schemas.microsoft.com/office/word/2006/wordml" xmlns:wps="http://schemas.microsoft.com/office/word/2010/wordprocessingShape" xmlns:wpsCustomData="http://www.wps.cn/officeDocument/2013/wpsCustomData" mc:Ignorable="w14 w15 wp14">
+<w:document xmlns:wpc="http://schemas.microsoft.com/office/word/2010/wordprocessingCanvas" xmlns:mc="http://schemas.openxmlformats.org/markup-compatibility/2006" xmlns:o="urn:schemas-microsoft-com:office:office" xmlns:r="http://schemas.openxmlformats.org/officeDocument/2006/relationships" xmlns:m="http://schemas.openxmlformats.org/officeDocument/2006/math" xmlns:v="urn:schemas-microsoft-com:vml" xmlns:wp14="http://schemas.microsoft.com/office/word/2010/wordprocessingDrawing" xmlns:wp="http://schemas.openxmlformats.org/drawingml/2006/wordprocessingDrawing" xmlns:w10="urn:schemas-microsoft-com:office:word" xmlns:w="http://schemas.openxmlformats.org/wordprocessingml/2006/main" xmlns:w14="http://schemas.microsoft.com/office/word/2010/wordml" xmlns:w15="http://schemas.microsoft.com/office/word/2012/wordml" xmlns:wne="http://schemas.microsoft.com/office/word/2006/wordml" xmlns:wpg="http://schemas.microsoft.com/office/word/2010/wordprocessingGroup" xmlns:wpi="http://schemas.microsoft.com/office/word/2010/wordprocessingInk" xmlns:wps="http://schemas.microsoft.com/office/word/2010/wordprocessingShape" mc:Ignorable="w14 w15 wp14">
+  <!-- Generated by Aspose.Words for .NET 13.3.0.1 -->
   <w:body>
     <w:p>
       <w:pPr>
-        <w:pStyle w:val="31"/>
+        <w:pStyle w:val="a1"/>
         <w:bidi w:val="0"/>
       </w:pPr>
     </w:p>
     <w:p>
       <w:pPr>
-        <w:pStyle w:val="31"/>
+        <w:pStyle w:val="a1"/>
         <w:bidi w:val="0"/>
       </w:pPr>
       <w:bookmarkStart w:id="0" w:name="_Toc2874"/>
@@ -21,40 +22,40 @@
     </w:p>
     <w:p>
       <w:pPr>
-        <w:pStyle w:val="32"/>
+        <w:pStyle w:val="a2"/>
         <w:bidi w:val="0"/>
       </w:pPr>
       <w:bookmarkStart w:id="1" w:name="_Toc1274"/>
       <w:r>
-        <w:t>甘肃国邦信息科技有限公司</w:t>
+        <w:t>中达丰集团有限公司</w:t>
       </w:r>
       <w:bookmarkEnd w:id="1"/>
     </w:p>
     <w:p>
       <w:pPr>
         <w:bidi w:val="0"/>
-        <w:ind w:left="0" w:leftChars="0" w:right="0" w:rightChars="0" w:firstLine="0" w:firstLineChars="0"/>
+        <w:ind w:left="0" w:right="0" w:firstLine="0" w:leftChars="0" w:rightChars="0" w:firstLineChars="0"/>
         <w:jc w:val="center"/>
         <w:rPr>
-          <w:rFonts w:ascii="宋体" w:hAnsi="宋体" w:eastAsia="宋体" w:cs="宋体"/>
+          <w:rFonts w:ascii="宋体" w:eastAsia="宋体" w:hAnsi="宋体" w:cs="宋体"/>
           <w:sz w:val="28"/>
           <w:szCs w:val="28"/>
         </w:rPr>
       </w:pPr>
       <w:r>
         <w:rPr>
-          <w:rFonts w:hint="eastAsia" w:ascii="宋体" w:hAnsi="宋体" w:eastAsia="宋体" w:cs="宋体"/>
+          <w:rFonts w:ascii="宋体" w:eastAsia="宋体" w:hAnsi="宋体" w:cs="宋体" w:hint="eastAsia"/>
           <w:b w:val="0"/>
           <w:bCs w:val="0"/>
           <w:sz w:val="36"/>
           <w:szCs w:val="36"/>
           <w:lang w:val="en-US" w:eastAsia="zh-CN"/>
         </w:rPr>
-        <w:t>2025年1月4日</w:t>
-      </w:r>
-      <w:r>
-        <w:rPr>
-          <w:rFonts w:hint="eastAsia" w:ascii="宋体" w:hAnsi="宋体" w:eastAsia="宋体" w:cs="宋体"/>
+        <w:t>2025年7月4日</w:t>
+      </w:r>
+      <w:r>
+        <w:rPr>
+          <w:rFonts w:ascii="宋体" w:eastAsia="宋体" w:hAnsi="宋体" w:cs="宋体" w:hint="eastAsia"/>
           <w:b w:val="0"/>
           <w:bCs w:val="0"/>
           <w:color w:val="333333"/>
@@ -66,7 +67,7 @@
       </w:r>
       <w:r>
         <w:rPr>
-          <w:rFonts w:ascii="宋体" w:hAnsi="宋体" w:eastAsia="宋体" w:cs="宋体"/>
+          <w:rFonts w:ascii="宋体" w:eastAsia="宋体" w:hAnsi="宋体" w:cs="宋体"/>
           <w:spacing w:val="-3"/>
           <w:sz w:val="28"/>
           <w:szCs w:val="28"/>
@@ -76,16 +77,16 @@
     </w:p>
     <w:tbl>
       <w:tblPr>
-        <w:tblStyle w:val="24"/>
+        <w:tblStyle w:val="TableNormal0"/>
         <w:tblW w:w="9071" w:type="dxa"/>
         <w:tblInd w:w="5" w:type="dxa"/>
         <w:tblBorders>
-          <w:top w:val="single" w:color="000000" w:sz="4" w:space="0"/>
-          <w:left w:val="single" w:color="000000" w:sz="4" w:space="0"/>
-          <w:bottom w:val="single" w:color="000000" w:sz="4" w:space="0"/>
-          <w:right w:val="single" w:color="000000" w:sz="4" w:space="0"/>
-          <w:insideH w:val="single" w:color="000000" w:sz="4" w:space="0"/>
-          <w:insideV w:val="single" w:color="000000" w:sz="4" w:space="0"/>
+          <w:top w:val="single" w:sz="4" w:space="0" w:color="000000"/>
+          <w:left w:val="single" w:sz="4" w:space="0" w:color="000000"/>
+          <w:bottom w:val="single" w:sz="4" w:space="0" w:color="000000"/>
+          <w:right w:val="single" w:sz="4" w:space="0" w:color="000000"/>
+          <w:insideH w:val="single" w:sz="4" w:space="0" w:color="000000"/>
+          <w:insideV w:val="single" w:sz="4" w:space="0" w:color="000000"/>
         </w:tblBorders>
         <w:tblLayout w:type="fixed"/>
         <w:tblCellMar>
@@ -104,14 +105,17 @@
       </w:tblGrid>
       <w:tr>
         <w:tblPrEx>
+          <w:tblW w:w="9071" w:type="dxa"/>
+          <w:tblInd w:w="5" w:type="dxa"/>
           <w:tblBorders>
-            <w:top w:val="single" w:color="000000" w:sz="4" w:space="0"/>
-            <w:left w:val="single" w:color="000000" w:sz="4" w:space="0"/>
-            <w:bottom w:val="single" w:color="000000" w:sz="4" w:space="0"/>
-            <w:right w:val="single" w:color="000000" w:sz="4" w:space="0"/>
-            <w:insideH w:val="single" w:color="000000" w:sz="4" w:space="0"/>
-            <w:insideV w:val="single" w:color="000000" w:sz="4" w:space="0"/>
+            <w:top w:val="single" w:sz="4" w:space="0" w:color="000000"/>
+            <w:left w:val="single" w:sz="4" w:space="0" w:color="000000"/>
+            <w:bottom w:val="single" w:sz="4" w:space="0" w:color="000000"/>
+            <w:right w:val="single" w:sz="4" w:space="0" w:color="000000"/>
+            <w:insideH w:val="single" w:sz="4" w:space="0" w:color="000000"/>
+            <w:insideV w:val="single" w:sz="4" w:space="0" w:color="000000"/>
           </w:tblBorders>
+          <w:tblLayout w:type="fixed"/>
           <w:tblCellMar>
             <w:top w:w="0" w:type="dxa"/>
             <w:left w:w="0" w:type="dxa"/>
@@ -120,7 +124,7 @@
           </w:tblCellMar>
         </w:tblPrEx>
         <w:trPr>
-          <w:trHeight w:val="611" w:hRule="atLeast"/>
+          <w:trHeight w:val="611"/>
         </w:trPr>
         <w:tc>
           <w:tcPr>
@@ -131,14 +135,14 @@
               <w:spacing w:before="199" w:line="220" w:lineRule="auto"/>
               <w:ind w:left="296"/>
               <w:rPr>
-                <w:rFonts w:ascii="宋体" w:hAnsi="宋体" w:eastAsia="宋体" w:cs="宋体"/>
+                <w:rFonts w:ascii="宋体" w:eastAsia="宋体" w:hAnsi="宋体" w:cs="宋体"/>
                 <w:sz w:val="21"/>
                 <w:szCs w:val="21"/>
               </w:rPr>
             </w:pPr>
             <w:r>
               <w:rPr>
-                <w:rFonts w:ascii="宋体" w:hAnsi="宋体" w:eastAsia="宋体" w:cs="宋体"/>
+                <w:rFonts w:ascii="宋体" w:eastAsia="宋体" w:hAnsi="宋体" w:cs="宋体"/>
                 <w:spacing w:val="-2"/>
                 <w:sz w:val="21"/>
                 <w:szCs w:val="21"/>
@@ -157,14 +161,14 @@
               <w:spacing w:before="200" w:line="219" w:lineRule="auto"/>
               <w:ind w:left="108"/>
               <w:rPr>
-                <w:rFonts w:ascii="宋体" w:hAnsi="宋体" w:eastAsia="宋体" w:cs="宋体"/>
+                <w:rFonts w:ascii="宋体" w:eastAsia="宋体" w:hAnsi="宋体" w:cs="宋体"/>
                 <w:sz w:val="21"/>
                 <w:szCs w:val="21"/>
               </w:rPr>
             </w:pPr>
             <w:r>
               <w:rPr>
-                <w:rFonts w:hint="eastAsia" w:ascii="宋体" w:hAnsi="宋体" w:eastAsia="宋体" w:cs="宋体"/>
+                <w:rFonts w:ascii="宋体" w:eastAsia="宋体" w:hAnsi="宋体" w:cs="宋体" w:hint="eastAsia"/>
                 <w:sz w:val="21"/>
                 <w:szCs w:val="21"/>
                 <w:lang w:val="en-US" w:eastAsia="zh-CN"/>
@@ -173,15 +177,15 @@
             </w:r>
             <w:r>
               <w:rPr>
-                <w:rFonts w:ascii="宋体" w:hAnsi="宋体" w:eastAsia="宋体" w:cs="宋体"/>
+                <w:rFonts w:ascii="宋体" w:eastAsia="宋体" w:hAnsi="宋体" w:cs="宋体"/>
                 <w:sz w:val="21"/>
                 <w:szCs w:val="21"/>
               </w:rPr>
-              <w:t>（GSGB-IT</w:t>
-            </w:r>
-            <w:r>
-              <w:rPr>
-                <w:rFonts w:ascii="宋体" w:hAnsi="宋体" w:eastAsia="宋体" w:cs="宋体"/>
+              <w:t>（ZDFJT-IT</w:t>
+            </w:r>
+            <w:r>
+              <w:rPr>
+                <w:rFonts w:ascii="宋体" w:eastAsia="宋体" w:hAnsi="宋体" w:cs="宋体"/>
                 <w:spacing w:val="-1"/>
                 <w:sz w:val="21"/>
                 <w:szCs w:val="21"/>
@@ -190,7 +194,7 @@
             </w:r>
             <w:r>
               <w:rPr>
-                <w:rFonts w:hint="eastAsia" w:ascii="宋体" w:hAnsi="宋体" w:eastAsia="宋体" w:cs="宋体"/>
+                <w:rFonts w:ascii="宋体" w:eastAsia="宋体" w:hAnsi="宋体" w:cs="宋体" w:hint="eastAsia"/>
                 <w:spacing w:val="-1"/>
                 <w:sz w:val="21"/>
                 <w:szCs w:val="21"/>
@@ -200,7 +204,7 @@
             </w:r>
             <w:r>
               <w:rPr>
-                <w:rFonts w:ascii="宋体" w:hAnsi="宋体" w:eastAsia="宋体" w:cs="宋体"/>
+                <w:rFonts w:ascii="宋体" w:eastAsia="宋体" w:hAnsi="宋体" w:cs="宋体"/>
                 <w:spacing w:val="-1"/>
                 <w:sz w:val="21"/>
                 <w:szCs w:val="21"/>
@@ -212,14 +216,9 @@
       </w:tr>
       <w:tr>
         <w:tblPrEx>
-          <w:tblBorders>
-            <w:top w:val="single" w:color="000000" w:sz="4" w:space="0"/>
-            <w:left w:val="single" w:color="000000" w:sz="4" w:space="0"/>
-            <w:bottom w:val="single" w:color="000000" w:sz="4" w:space="0"/>
-            <w:right w:val="single" w:color="000000" w:sz="4" w:space="0"/>
-            <w:insideH w:val="single" w:color="000000" w:sz="4" w:space="0"/>
-            <w:insideV w:val="single" w:color="000000" w:sz="4" w:space="0"/>
-          </w:tblBorders>
+          <w:tblW w:w="9071" w:type="dxa"/>
+          <w:tblInd w:w="5" w:type="dxa"/>
+          <w:tblLayout w:type="fixed"/>
           <w:tblCellMar>
             <w:top w:w="0" w:type="dxa"/>
             <w:left w:w="0" w:type="dxa"/>
@@ -228,7 +227,7 @@
           </w:tblCellMar>
         </w:tblPrEx>
         <w:trPr>
-          <w:trHeight w:val="606" w:hRule="atLeast"/>
+          <w:trHeight w:val="606"/>
         </w:trPr>
         <w:tc>
           <w:tcPr>
@@ -239,14 +238,14 @@
               <w:spacing w:before="196" w:line="220" w:lineRule="auto"/>
               <w:ind w:left="506"/>
               <w:rPr>
-                <w:rFonts w:ascii="宋体" w:hAnsi="宋体" w:eastAsia="宋体" w:cs="宋体"/>
+                <w:rFonts w:ascii="宋体" w:eastAsia="宋体" w:hAnsi="宋体" w:cs="宋体"/>
                 <w:sz w:val="21"/>
                 <w:szCs w:val="21"/>
               </w:rPr>
             </w:pPr>
             <w:r>
               <w:rPr>
-                <w:rFonts w:ascii="宋体" w:hAnsi="宋体" w:eastAsia="宋体" w:cs="宋体"/>
+                <w:rFonts w:ascii="宋体" w:eastAsia="宋体" w:hAnsi="宋体" w:cs="宋体"/>
                 <w:spacing w:val="-2"/>
                 <w:sz w:val="21"/>
                 <w:szCs w:val="21"/>
@@ -265,33 +264,28 @@
               <w:spacing w:before="197" w:line="219" w:lineRule="auto"/>
               <w:ind w:left="108"/>
               <w:rPr>
-                <w:rFonts w:ascii="宋体" w:hAnsi="宋体" w:eastAsia="宋体" w:cs="宋体"/>
+                <w:rFonts w:ascii="宋体" w:eastAsia="宋体" w:hAnsi="宋体" w:cs="宋体"/>
                 <w:sz w:val="21"/>
                 <w:szCs w:val="21"/>
               </w:rPr>
             </w:pPr>
             <w:r>
               <w:rPr>
-                <w:rFonts w:ascii="宋体" w:hAnsi="宋体" w:eastAsia="宋体" w:cs="宋体"/>
+                <w:rFonts w:ascii="宋体" w:eastAsia="宋体" w:hAnsi="宋体" w:cs="宋体"/>
                 <w:spacing w:val="-1"/>
                 <w:sz w:val="21"/>
                 <w:szCs w:val="21"/>
               </w:rPr>
-              <w:t>甘肃国邦信息科技有限公司</w:t>
+              <w:t>中达丰集团有限公司</w:t>
             </w:r>
           </w:p>
         </w:tc>
       </w:tr>
       <w:tr>
         <w:tblPrEx>
-          <w:tblBorders>
-            <w:top w:val="single" w:color="000000" w:sz="4" w:space="0"/>
-            <w:left w:val="single" w:color="000000" w:sz="4" w:space="0"/>
-            <w:bottom w:val="single" w:color="000000" w:sz="4" w:space="0"/>
-            <w:right w:val="single" w:color="000000" w:sz="4" w:space="0"/>
-            <w:insideH w:val="single" w:color="000000" w:sz="4" w:space="0"/>
-            <w:insideV w:val="single" w:color="000000" w:sz="4" w:space="0"/>
-          </w:tblBorders>
+          <w:tblW w:w="9071" w:type="dxa"/>
+          <w:tblInd w:w="5" w:type="dxa"/>
+          <w:tblLayout w:type="fixed"/>
           <w:tblCellMar>
             <w:top w:w="0" w:type="dxa"/>
             <w:left w:w="0" w:type="dxa"/>
@@ -300,7 +294,7 @@
           </w:tblCellMar>
         </w:tblPrEx>
         <w:trPr>
-          <w:trHeight w:val="607" w:hRule="atLeast"/>
+          <w:trHeight w:val="607"/>
         </w:trPr>
         <w:tc>
           <w:tcPr>
@@ -311,14 +305,14 @@
               <w:spacing w:before="199" w:line="219" w:lineRule="auto"/>
               <w:ind w:left="506"/>
               <w:rPr>
-                <w:rFonts w:ascii="宋体" w:hAnsi="宋体" w:eastAsia="宋体" w:cs="宋体"/>
+                <w:rFonts w:ascii="宋体" w:eastAsia="宋体" w:hAnsi="宋体" w:cs="宋体"/>
                 <w:sz w:val="21"/>
                 <w:szCs w:val="21"/>
               </w:rPr>
             </w:pPr>
             <w:r>
               <w:rPr>
-                <w:rFonts w:ascii="宋体" w:hAnsi="宋体" w:eastAsia="宋体" w:cs="宋体"/>
+                <w:rFonts w:ascii="宋体" w:eastAsia="宋体" w:hAnsi="宋体" w:cs="宋体"/>
                 <w:spacing w:val="-2"/>
                 <w:sz w:val="21"/>
                 <w:szCs w:val="21"/>
@@ -336,14 +330,14 @@
               <w:spacing w:before="199" w:line="219" w:lineRule="auto"/>
               <w:ind w:left="288"/>
               <w:rPr>
-                <w:rFonts w:ascii="宋体" w:hAnsi="宋体" w:eastAsia="宋体" w:cs="宋体"/>
+                <w:rFonts w:ascii="宋体" w:eastAsia="宋体" w:hAnsi="宋体" w:cs="宋体"/>
                 <w:sz w:val="21"/>
                 <w:szCs w:val="21"/>
               </w:rPr>
             </w:pPr>
             <w:r>
               <w:rPr>
-                <w:rFonts w:ascii="宋体" w:hAnsi="宋体" w:eastAsia="宋体" w:cs="宋体"/>
+                <w:rFonts w:ascii="宋体" w:eastAsia="宋体" w:hAnsi="宋体" w:cs="宋体"/>
                 <w:spacing w:val="-2"/>
                 <w:sz w:val="21"/>
                 <w:szCs w:val="21"/>
@@ -361,14 +355,14 @@
               <w:spacing w:before="199" w:line="219" w:lineRule="auto"/>
               <w:ind w:left="735"/>
               <w:rPr>
-                <w:rFonts w:ascii="宋体" w:hAnsi="宋体" w:eastAsia="宋体" w:cs="宋体"/>
+                <w:rFonts w:ascii="宋体" w:eastAsia="宋体" w:hAnsi="宋体" w:cs="宋体"/>
                 <w:sz w:val="21"/>
                 <w:szCs w:val="21"/>
               </w:rPr>
             </w:pPr>
             <w:r>
               <w:rPr>
-                <w:rFonts w:ascii="宋体" w:hAnsi="宋体" w:eastAsia="宋体" w:cs="宋体"/>
+                <w:rFonts w:ascii="宋体" w:eastAsia="宋体" w:hAnsi="宋体" w:cs="宋体"/>
                 <w:spacing w:val="-2"/>
                 <w:sz w:val="21"/>
                 <w:szCs w:val="21"/>
@@ -386,14 +380,14 @@
               <w:spacing w:before="199" w:line="220" w:lineRule="auto"/>
               <w:ind w:left="575"/>
               <w:rPr>
-                <w:rFonts w:ascii="宋体" w:hAnsi="宋体" w:eastAsia="宋体" w:cs="宋体"/>
+                <w:rFonts w:ascii="宋体" w:eastAsia="宋体" w:hAnsi="宋体" w:cs="宋体"/>
                 <w:sz w:val="21"/>
                 <w:szCs w:val="21"/>
               </w:rPr>
             </w:pPr>
             <w:r>
               <w:rPr>
-                <w:rFonts w:ascii="宋体" w:hAnsi="宋体" w:eastAsia="宋体" w:cs="宋体"/>
+                <w:rFonts w:ascii="宋体" w:eastAsia="宋体" w:hAnsi="宋体" w:cs="宋体"/>
                 <w:spacing w:val="-3"/>
                 <w:sz w:val="21"/>
                 <w:szCs w:val="21"/>
@@ -411,14 +405,14 @@
               <w:spacing w:before="199" w:line="220" w:lineRule="auto"/>
               <w:ind w:left="782"/>
               <w:rPr>
-                <w:rFonts w:ascii="宋体" w:hAnsi="宋体" w:eastAsia="宋体" w:cs="宋体"/>
+                <w:rFonts w:ascii="宋体" w:eastAsia="宋体" w:hAnsi="宋体" w:cs="宋体"/>
                 <w:sz w:val="21"/>
                 <w:szCs w:val="21"/>
               </w:rPr>
             </w:pPr>
             <w:r>
               <w:rPr>
-                <w:rFonts w:ascii="宋体" w:hAnsi="宋体" w:eastAsia="宋体" w:cs="宋体"/>
+                <w:rFonts w:ascii="宋体" w:eastAsia="宋体" w:hAnsi="宋体" w:cs="宋体"/>
                 <w:spacing w:val="-5"/>
                 <w:sz w:val="21"/>
                 <w:szCs w:val="21"/>
@@ -430,14 +424,9 @@
       </w:tr>
       <w:tr>
         <w:tblPrEx>
-          <w:tblBorders>
-            <w:top w:val="single" w:color="000000" w:sz="4" w:space="0"/>
-            <w:left w:val="single" w:color="000000" w:sz="4" w:space="0"/>
-            <w:bottom w:val="single" w:color="000000" w:sz="4" w:space="0"/>
-            <w:right w:val="single" w:color="000000" w:sz="4" w:space="0"/>
-            <w:insideH w:val="single" w:color="000000" w:sz="4" w:space="0"/>
-            <w:insideV w:val="single" w:color="000000" w:sz="4" w:space="0"/>
-          </w:tblBorders>
+          <w:tblW w:w="9071" w:type="dxa"/>
+          <w:tblInd w:w="5" w:type="dxa"/>
+          <w:tblLayout w:type="fixed"/>
           <w:tblCellMar>
             <w:top w:w="0" w:type="dxa"/>
             <w:left w:w="0" w:type="dxa"/>
@@ -446,7 +435,7 @@
           </w:tblCellMar>
         </w:tblPrEx>
         <w:trPr>
-          <w:trHeight w:val="474" w:hRule="atLeast"/>
+          <w:trHeight w:val="474"/>
         </w:trPr>
         <w:tc>
           <w:tcPr>
@@ -457,14 +446,14 @@
               <w:spacing w:before="163" w:line="239" w:lineRule="auto"/>
               <w:ind w:left="709"/>
               <w:rPr>
-                <w:rFonts w:ascii="宋体" w:hAnsi="宋体" w:eastAsia="宋体" w:cs="宋体"/>
+                <w:rFonts w:ascii="宋体" w:eastAsia="宋体" w:hAnsi="宋体" w:cs="宋体"/>
                 <w:sz w:val="21"/>
                 <w:szCs w:val="21"/>
               </w:rPr>
             </w:pPr>
             <w:r>
               <w:rPr>
-                <w:rFonts w:ascii="宋体" w:hAnsi="宋体" w:eastAsia="宋体" w:cs="宋体"/>
+                <w:rFonts w:ascii="宋体" w:eastAsia="宋体" w:hAnsi="宋体" w:cs="宋体"/>
                 <w:spacing w:val="-1"/>
                 <w:sz w:val="21"/>
                 <w:szCs w:val="21"/>
@@ -482,19 +471,19 @@
               <w:spacing w:before="163"/>
               <w:ind w:left="290"/>
               <w:rPr>
-                <w:rFonts w:ascii="宋体" w:hAnsi="宋体" w:eastAsia="宋体" w:cs="宋体"/>
+                <w:rFonts w:ascii="宋体" w:eastAsia="宋体" w:hAnsi="宋体" w:cs="宋体"/>
                 <w:sz w:val="21"/>
                 <w:szCs w:val="21"/>
               </w:rPr>
             </w:pPr>
             <w:r>
               <w:rPr>
-                <w:rFonts w:ascii="宋体" w:hAnsi="宋体" w:eastAsia="宋体" w:cs="宋体"/>
+                <w:rFonts w:ascii="宋体" w:eastAsia="宋体" w:hAnsi="宋体" w:cs="宋体"/>
                 <w:spacing w:val="-2"/>
                 <w:sz w:val="21"/>
                 <w:szCs w:val="21"/>
               </w:rPr>
-              <w:t>2025-1-4</w:t>
+              <w:t>2025-7-4</w:t>
             </w:r>
           </w:p>
         </w:tc>
@@ -507,14 +496,14 @@
               <w:spacing w:before="132" w:line="219" w:lineRule="auto"/>
               <w:ind w:left="743"/>
               <w:rPr>
-                <w:rFonts w:ascii="宋体" w:hAnsi="宋体" w:eastAsia="宋体" w:cs="宋体"/>
+                <w:rFonts w:ascii="宋体" w:eastAsia="宋体" w:hAnsi="宋体" w:cs="宋体"/>
                 <w:sz w:val="21"/>
                 <w:szCs w:val="21"/>
               </w:rPr>
             </w:pPr>
             <w:r>
               <w:rPr>
-                <w:rFonts w:ascii="宋体" w:hAnsi="宋体" w:eastAsia="宋体" w:cs="宋体"/>
+                <w:rFonts w:ascii="宋体" w:eastAsia="宋体" w:hAnsi="宋体" w:cs="宋体"/>
                 <w:spacing w:val="-3"/>
                 <w:sz w:val="21"/>
                 <w:szCs w:val="21"/>
@@ -532,7 +521,7 @@
               <w:spacing w:before="134" w:line="228" w:lineRule="auto"/>
               <w:ind w:left="576"/>
               <w:rPr>
-                <w:rFonts w:hint="default" w:ascii="宋体" w:hAnsi="宋体" w:eastAsia="宋体" w:cs="宋体"/>
+                <w:rFonts w:ascii="宋体" w:eastAsia="宋体" w:hAnsi="宋体" w:cs="宋体" w:hint="default"/>
                 <w:sz w:val="21"/>
                 <w:szCs w:val="21"/>
                 <w:lang w:val="en-US" w:eastAsia="zh-CN"/>
@@ -540,12 +529,12 @@
             </w:pPr>
             <w:r>
               <w:rPr>
-                <w:rFonts w:hint="eastAsia" w:ascii="宋体" w:hAnsi="宋体" w:eastAsia="宋体" w:cs="宋体"/>
+                <w:rFonts w:ascii="宋体" w:eastAsia="宋体" w:hAnsi="宋体" w:cs="宋体" w:hint="eastAsia"/>
                 <w:sz w:val="21"/>
                 <w:szCs w:val="21"/>
                 <w:lang w:val="en-US" w:eastAsia="zh-CN"/>
               </w:rPr>
-              <w:t>胡葛鹏宇</w:t>
+              <w:t>肖龙莽</w:t>
             </w:r>
           </w:p>
         </w:tc>
@@ -558,33 +547,28 @@
               <w:spacing w:before="133" w:line="220" w:lineRule="auto"/>
               <w:ind w:left="672"/>
               <w:rPr>
-                <w:rFonts w:ascii="宋体" w:hAnsi="宋体" w:eastAsia="宋体" w:cs="宋体"/>
+                <w:rFonts w:ascii="宋体" w:eastAsia="宋体" w:hAnsi="宋体" w:cs="宋体"/>
                 <w:sz w:val="21"/>
                 <w:szCs w:val="21"/>
               </w:rPr>
             </w:pPr>
             <w:r>
               <w:rPr>
-                <w:rFonts w:ascii="宋体" w:hAnsi="宋体" w:eastAsia="宋体" w:cs="宋体"/>
+                <w:rFonts w:ascii="宋体" w:eastAsia="宋体" w:hAnsi="宋体" w:cs="宋体"/>
                 <w:spacing w:val="-3"/>
                 <w:sz w:val="21"/>
                 <w:szCs w:val="21"/>
               </w:rPr>
-              <w:t>黄益溪</w:t>
+              <w:t>吴向阳</w:t>
             </w:r>
           </w:p>
         </w:tc>
       </w:tr>
       <w:tr>
         <w:tblPrEx>
-          <w:tblBorders>
-            <w:top w:val="single" w:color="000000" w:sz="4" w:space="0"/>
-            <w:left w:val="single" w:color="000000" w:sz="4" w:space="0"/>
-            <w:bottom w:val="single" w:color="000000" w:sz="4" w:space="0"/>
-            <w:right w:val="single" w:color="000000" w:sz="4" w:space="0"/>
-            <w:insideH w:val="single" w:color="000000" w:sz="4" w:space="0"/>
-            <w:insideV w:val="single" w:color="000000" w:sz="4" w:space="0"/>
-          </w:tblBorders>
+          <w:tblW w:w="9071" w:type="dxa"/>
+          <w:tblInd w:w="5" w:type="dxa"/>
+          <w:tblLayout w:type="fixed"/>
           <w:tblCellMar>
             <w:top w:w="0" w:type="dxa"/>
             <w:left w:w="0" w:type="dxa"/>
@@ -593,7 +577,7 @@
           </w:tblCellMar>
         </w:tblPrEx>
         <w:trPr>
-          <w:trHeight w:val="528" w:hRule="atLeast"/>
+          <w:trHeight w:val="528"/>
         </w:trPr>
         <w:tc>
           <w:tcPr>
@@ -601,7 +585,7 @@
           </w:tcPr>
           <w:p>
             <w:pPr>
-              <w:pStyle w:val="25"/>
+              <w:pStyle w:val="TableText"/>
             </w:pPr>
           </w:p>
         </w:tc>
@@ -611,7 +595,7 @@
           </w:tcPr>
           <w:p>
             <w:pPr>
-              <w:pStyle w:val="25"/>
+              <w:pStyle w:val="TableText"/>
             </w:pPr>
           </w:p>
         </w:tc>
@@ -621,7 +605,7 @@
           </w:tcPr>
           <w:p>
             <w:pPr>
-              <w:pStyle w:val="25"/>
+              <w:pStyle w:val="TableText"/>
             </w:pPr>
           </w:p>
         </w:tc>
@@ -631,7 +615,7 @@
           </w:tcPr>
           <w:p>
             <w:pPr>
-              <w:pStyle w:val="25"/>
+              <w:pStyle w:val="TableText"/>
             </w:pPr>
           </w:p>
         </w:tc>
@@ -641,21 +625,16 @@
           </w:tcPr>
           <w:p>
             <w:pPr>
-              <w:pStyle w:val="25"/>
+              <w:pStyle w:val="TableText"/>
             </w:pPr>
           </w:p>
         </w:tc>
       </w:tr>
       <w:tr>
         <w:tblPrEx>
-          <w:tblBorders>
-            <w:top w:val="single" w:color="000000" w:sz="4" w:space="0"/>
-            <w:left w:val="single" w:color="000000" w:sz="4" w:space="0"/>
-            <w:bottom w:val="single" w:color="000000" w:sz="4" w:space="0"/>
-            <w:right w:val="single" w:color="000000" w:sz="4" w:space="0"/>
-            <w:insideH w:val="single" w:color="000000" w:sz="4" w:space="0"/>
-            <w:insideV w:val="single" w:color="000000" w:sz="4" w:space="0"/>
-          </w:tblBorders>
+          <w:tblW w:w="9071" w:type="dxa"/>
+          <w:tblInd w:w="5" w:type="dxa"/>
+          <w:tblLayout w:type="fixed"/>
           <w:tblCellMar>
             <w:top w:w="0" w:type="dxa"/>
             <w:left w:w="0" w:type="dxa"/>
@@ -664,7 +643,7 @@
           </w:tblCellMar>
         </w:tblPrEx>
         <w:trPr>
-          <w:trHeight w:val="528" w:hRule="atLeast"/>
+          <w:trHeight w:val="528"/>
         </w:trPr>
         <w:tc>
           <w:tcPr>
@@ -672,7 +651,7 @@
           </w:tcPr>
           <w:p>
             <w:pPr>
-              <w:pStyle w:val="25"/>
+              <w:pStyle w:val="TableText"/>
             </w:pPr>
           </w:p>
         </w:tc>
@@ -682,7 +661,7 @@
           </w:tcPr>
           <w:p>
             <w:pPr>
-              <w:pStyle w:val="25"/>
+              <w:pStyle w:val="TableText"/>
             </w:pPr>
           </w:p>
         </w:tc>
@@ -692,7 +671,7 @@
           </w:tcPr>
           <w:p>
             <w:pPr>
-              <w:pStyle w:val="25"/>
+              <w:pStyle w:val="TableText"/>
             </w:pPr>
           </w:p>
         </w:tc>
@@ -702,7 +681,7 @@
           </w:tcPr>
           <w:p>
             <w:pPr>
-              <w:pStyle w:val="25"/>
+              <w:pStyle w:val="TableText"/>
             </w:pPr>
           </w:p>
         </w:tc>
@@ -712,7 +691,7 @@
           </w:tcPr>
           <w:p>
             <w:pPr>
-              <w:pStyle w:val="25"/>
+              <w:pStyle w:val="TableText"/>
             </w:pPr>
           </w:p>
         </w:tc>
@@ -721,7 +700,7 @@
     <w:p>
       <w:pPr>
         <w:rPr>
-          <w:rFonts w:ascii="Verdana" w:hAnsi="Verdana" w:eastAsia="Verdana" w:cs="Verdana"/>
+          <w:rFonts w:ascii="Verdana" w:eastAsia="Verdana" w:hAnsi="Verdana" w:cs="Verdana"/>
           <w:b/>
           <w:bCs/>
           <w:color w:val="333333"/>
@@ -732,7 +711,7 @@
       </w:pPr>
       <w:r>
         <w:rPr>
-          <w:rFonts w:ascii="Verdana" w:hAnsi="Verdana" w:eastAsia="Verdana" w:cs="Verdana"/>
+          <w:rFonts w:ascii="Verdana" w:eastAsia="Verdana" w:hAnsi="Verdana" w:cs="Verdana"/>
           <w:b/>
           <w:bCs/>
           <w:color w:val="333333"/>
@@ -746,7 +725,7 @@
     <w:sdt>
       <w:sdtPr>
         <w:rPr>
-          <w:rFonts w:ascii="宋体" w:hAnsi="宋体" w:eastAsia="宋体" w:cs="Arial"/>
+          <w:rFonts w:ascii="宋体" w:eastAsia="宋体" w:hAnsi="宋体" w:cs="Arial"/>
           <w:snapToGrid w:val="0"/>
           <w:color w:val="000000"/>
           <w:kern w:val="0"/>
@@ -762,7 +741,7 @@
       </w:sdtPr>
       <w:sdtEndPr>
         <w:rPr>
-          <w:rFonts w:hint="eastAsia" w:ascii="Microsoft JhengHei" w:hAnsi="Microsoft JhengHei" w:eastAsia="Microsoft JhengHei" w:cs="Microsoft JhengHei"/>
+          <w:rFonts w:ascii="Microsoft JhengHei" w:eastAsia="Microsoft JhengHei" w:hAnsi="Microsoft JhengHei" w:cs="Microsoft JhengHei" w:hint="eastAsia"/>
           <w:bCs/>
           <w:snapToGrid w:val="0"/>
           <w:color w:val="333333"/>
@@ -777,17 +756,17 @@
         <w:p>
           <w:pPr>
             <w:spacing w:before="0" w:beforeLines="0" w:after="0" w:afterLines="0" w:line="240" w:lineRule="auto"/>
-            <w:ind w:left="0" w:leftChars="0" w:right="0" w:rightChars="0" w:firstLine="0" w:firstLineChars="0"/>
+            <w:ind w:left="0" w:right="0" w:firstLine="0" w:leftChars="0" w:rightChars="0" w:firstLineChars="0"/>
             <w:jc w:val="center"/>
             <w:rPr>
-              <w:rFonts w:hint="eastAsia" w:ascii="Microsoft JhengHei" w:hAnsi="Microsoft JhengHei" w:eastAsia="Microsoft JhengHei" w:cs="Microsoft JhengHei"/>
+              <w:rFonts w:ascii="Microsoft JhengHei" w:eastAsia="Microsoft JhengHei" w:hAnsi="Microsoft JhengHei" w:cs="Microsoft JhengHei" w:hint="eastAsia"/>
               <w:sz w:val="24"/>
               <w:szCs w:val="24"/>
             </w:rPr>
           </w:pPr>
           <w:r>
             <w:rPr>
-              <w:rFonts w:hint="eastAsia" w:ascii="Microsoft JhengHei" w:hAnsi="Microsoft JhengHei" w:eastAsia="Microsoft JhengHei" w:cs="Microsoft JhengHei"/>
+              <w:rFonts w:ascii="Microsoft JhengHei" w:eastAsia="Microsoft JhengHei" w:hAnsi="Microsoft JhengHei" w:cs="Microsoft JhengHei" w:hint="eastAsia"/>
               <w:sz w:val="24"/>
               <w:szCs w:val="24"/>
             </w:rPr>
@@ -796,14 +775,14 @@
         </w:p>
         <w:p>
           <w:pPr>
-            <w:pStyle w:val="16"/>
+            <w:pStyle w:val="TOC1"/>
             <w:tabs>
               <w:tab w:val="right" w:leader="dot" w:pos="8886"/>
             </w:tabs>
           </w:pPr>
           <w:r>
             <w:rPr>
-              <w:rFonts w:hint="eastAsia" w:ascii="Microsoft JhengHei" w:hAnsi="Microsoft JhengHei" w:eastAsia="Microsoft JhengHei" w:cs="Microsoft JhengHei"/>
+              <w:rFonts w:ascii="Microsoft JhengHei" w:eastAsia="Microsoft JhengHei" w:hAnsi="Microsoft JhengHei" w:cs="Microsoft JhengHei" w:hint="eastAsia"/>
               <w:b/>
               <w:bCs/>
               <w:color w:val="333333"/>
@@ -815,7 +794,7 @@
           </w:r>
           <w:r>
             <w:rPr>
-              <w:rFonts w:hint="eastAsia" w:ascii="Microsoft JhengHei" w:hAnsi="Microsoft JhengHei" w:eastAsia="Microsoft JhengHei" w:cs="Microsoft JhengHei"/>
+              <w:rFonts w:ascii="Microsoft JhengHei" w:eastAsia="Microsoft JhengHei" w:hAnsi="Microsoft JhengHei" w:cs="Microsoft JhengHei" w:hint="eastAsia"/>
               <w:b/>
               <w:bCs/>
               <w:color w:val="333333"/>
@@ -827,7 +806,7 @@
           </w:r>
           <w:r>
             <w:rPr>
-              <w:rFonts w:hint="eastAsia" w:ascii="Microsoft JhengHei" w:hAnsi="Microsoft JhengHei" w:eastAsia="Microsoft JhengHei" w:cs="Microsoft JhengHei"/>
+              <w:rFonts w:ascii="Microsoft JhengHei" w:eastAsia="Microsoft JhengHei" w:hAnsi="Microsoft JhengHei" w:cs="Microsoft JhengHei" w:hint="eastAsia"/>
               <w:b/>
               <w:bCs/>
               <w:color w:val="333333"/>
@@ -839,7 +818,7 @@
           </w:r>
           <w:r>
             <w:rPr>
-              <w:rFonts w:hint="eastAsia" w:ascii="Microsoft JhengHei" w:hAnsi="Microsoft JhengHei" w:eastAsia="Microsoft JhengHei" w:cs="Microsoft JhengHei"/>
+              <w:rFonts w:ascii="Microsoft JhengHei" w:eastAsia="Microsoft JhengHei" w:hAnsi="Microsoft JhengHei" w:cs="Microsoft JhengHei" w:hint="eastAsia"/>
               <w:bCs/>
               <w:color w:val="333333"/>
               <w:spacing w:val="-8"/>
@@ -849,7 +828,7 @@
           </w:r>
           <w:r>
             <w:rPr>
-              <w:rFonts w:hint="eastAsia" w:ascii="Microsoft JhengHei" w:hAnsi="Microsoft JhengHei" w:eastAsia="Microsoft JhengHei" w:cs="Microsoft JhengHei"/>
+              <w:rFonts w:ascii="Microsoft JhengHei" w:eastAsia="Microsoft JhengHei" w:hAnsi="Microsoft JhengHei" w:cs="Microsoft JhengHei" w:hint="eastAsia"/>
               <w:bCs/>
               <w:spacing w:val="-8"/>
               <w:szCs w:val="24"/>
@@ -858,7 +837,7 @@
           </w:r>
           <w:r>
             <w:rPr>
-              <w:rFonts w:hint="eastAsia" w:ascii="Microsoft JhengHei" w:hAnsi="Microsoft JhengHei" w:eastAsia="Microsoft JhengHei" w:cs="Microsoft JhengHei"/>
+              <w:rFonts w:ascii="Microsoft JhengHei" w:eastAsia="Microsoft JhengHei" w:hAnsi="Microsoft JhengHei" w:cs="Microsoft JhengHei" w:hint="eastAsia"/>
               <w:bCs/>
               <w:spacing w:val="-8"/>
               <w:szCs w:val="24"/>
@@ -888,7 +867,7 @@
           </w:r>
           <w:r>
             <w:rPr>
-              <w:rFonts w:hint="eastAsia" w:ascii="Microsoft JhengHei" w:hAnsi="Microsoft JhengHei" w:eastAsia="Microsoft JhengHei" w:cs="Microsoft JhengHei"/>
+              <w:rFonts w:ascii="Microsoft JhengHei" w:eastAsia="Microsoft JhengHei" w:hAnsi="Microsoft JhengHei" w:cs="Microsoft JhengHei" w:hint="eastAsia"/>
               <w:bCs/>
               <w:color w:val="333333"/>
               <w:spacing w:val="-8"/>
@@ -899,14 +878,14 @@
         </w:p>
         <w:p>
           <w:pPr>
-            <w:pStyle w:val="16"/>
+            <w:pStyle w:val="TOC1"/>
             <w:tabs>
               <w:tab w:val="right" w:leader="dot" w:pos="8886"/>
             </w:tabs>
           </w:pPr>
           <w:r>
             <w:rPr>
-              <w:rFonts w:hint="eastAsia" w:ascii="Microsoft JhengHei" w:hAnsi="Microsoft JhengHei" w:eastAsia="Microsoft JhengHei" w:cs="Microsoft JhengHei"/>
+              <w:rFonts w:ascii="Microsoft JhengHei" w:eastAsia="Microsoft JhengHei" w:hAnsi="Microsoft JhengHei" w:cs="Microsoft JhengHei" w:hint="eastAsia"/>
               <w:bCs/>
               <w:color w:val="333333"/>
               <w:spacing w:val="-8"/>
@@ -916,7 +895,7 @@
           </w:r>
           <w:r>
             <w:rPr>
-              <w:rFonts w:hint="eastAsia" w:ascii="Microsoft JhengHei" w:hAnsi="Microsoft JhengHei" w:eastAsia="Microsoft JhengHei" w:cs="Microsoft JhengHei"/>
+              <w:rFonts w:ascii="Microsoft JhengHei" w:eastAsia="Microsoft JhengHei" w:hAnsi="Microsoft JhengHei" w:cs="Microsoft JhengHei" w:hint="eastAsia"/>
               <w:bCs/>
               <w:spacing w:val="-8"/>
               <w:szCs w:val="24"/>
@@ -925,7 +904,7 @@
           </w:r>
           <w:r>
             <w:rPr>
-              <w:rFonts w:hint="eastAsia" w:ascii="Microsoft JhengHei" w:hAnsi="Microsoft JhengHei" w:eastAsia="Microsoft JhengHei" w:cs="Microsoft JhengHei"/>
+              <w:rFonts w:ascii="Microsoft JhengHei" w:eastAsia="Microsoft JhengHei" w:hAnsi="Microsoft JhengHei" w:cs="Microsoft JhengHei" w:hint="eastAsia"/>
               <w:bCs/>
               <w:spacing w:val="-8"/>
               <w:szCs w:val="24"/>
@@ -933,7 +912,7 @@
             <w:fldChar w:fldCharType="separate"/>
           </w:r>
           <w:r>
-            <w:t>甘肃国邦信息科技有限公司</w:t>
+            <w:t>中达丰集团有限公司</w:t>
           </w:r>
           <w:r>
             <w:tab/>
@@ -955,7 +934,7 @@
           </w:r>
           <w:r>
             <w:rPr>
-              <w:rFonts w:hint="eastAsia" w:ascii="Microsoft JhengHei" w:hAnsi="Microsoft JhengHei" w:eastAsia="Microsoft JhengHei" w:cs="Microsoft JhengHei"/>
+              <w:rFonts w:ascii="Microsoft JhengHei" w:eastAsia="Microsoft JhengHei" w:hAnsi="Microsoft JhengHei" w:cs="Microsoft JhengHei" w:hint="eastAsia"/>
               <w:bCs/>
               <w:color w:val="333333"/>
               <w:spacing w:val="-8"/>
@@ -966,14 +945,14 @@
         </w:p>
         <w:p>
           <w:pPr>
-            <w:pStyle w:val="16"/>
+            <w:pStyle w:val="TOC1"/>
             <w:tabs>
               <w:tab w:val="right" w:leader="dot" w:pos="8886"/>
             </w:tabs>
           </w:pPr>
           <w:r>
             <w:rPr>
-              <w:rFonts w:hint="eastAsia" w:ascii="Microsoft JhengHei" w:hAnsi="Microsoft JhengHei" w:eastAsia="Microsoft JhengHei" w:cs="Microsoft JhengHei"/>
+              <w:rFonts w:ascii="Microsoft JhengHei" w:eastAsia="Microsoft JhengHei" w:hAnsi="Microsoft JhengHei" w:cs="Microsoft JhengHei" w:hint="eastAsia"/>
               <w:bCs/>
               <w:color w:val="333333"/>
               <w:spacing w:val="-8"/>
@@ -983,7 +962,7 @@
           </w:r>
           <w:r>
             <w:rPr>
-              <w:rFonts w:hint="eastAsia" w:ascii="Microsoft JhengHei" w:hAnsi="Microsoft JhengHei" w:eastAsia="Microsoft JhengHei" w:cs="Microsoft JhengHei"/>
+              <w:rFonts w:ascii="Microsoft JhengHei" w:eastAsia="Microsoft JhengHei" w:hAnsi="Microsoft JhengHei" w:cs="Microsoft JhengHei" w:hint="eastAsia"/>
               <w:bCs/>
               <w:spacing w:val="-8"/>
               <w:szCs w:val="24"/>
@@ -992,7 +971,7 @@
           </w:r>
           <w:r>
             <w:rPr>
-              <w:rFonts w:hint="eastAsia" w:ascii="Microsoft JhengHei" w:hAnsi="Microsoft JhengHei" w:eastAsia="Microsoft JhengHei" w:cs="Microsoft JhengHei"/>
+              <w:rFonts w:ascii="Microsoft JhengHei" w:eastAsia="Microsoft JhengHei" w:hAnsi="Microsoft JhengHei" w:cs="Microsoft JhengHei" w:hint="eastAsia"/>
               <w:bCs/>
               <w:spacing w:val="-8"/>
               <w:szCs w:val="24"/>
@@ -1031,7 +1010,7 @@
           </w:r>
           <w:r>
             <w:rPr>
-              <w:rFonts w:hint="eastAsia" w:ascii="Microsoft JhengHei" w:hAnsi="Microsoft JhengHei" w:eastAsia="Microsoft JhengHei" w:cs="Microsoft JhengHei"/>
+              <w:rFonts w:ascii="Microsoft JhengHei" w:eastAsia="Microsoft JhengHei" w:hAnsi="Microsoft JhengHei" w:cs="Microsoft JhengHei" w:hint="eastAsia"/>
               <w:bCs/>
               <w:color w:val="333333"/>
               <w:spacing w:val="-8"/>
@@ -1042,14 +1021,14 @@
         </w:p>
         <w:p>
           <w:pPr>
-            <w:pStyle w:val="17"/>
+            <w:pStyle w:val="TOC2"/>
             <w:tabs>
               <w:tab w:val="right" w:leader="dot" w:pos="8886"/>
             </w:tabs>
           </w:pPr>
           <w:r>
             <w:rPr>
-              <w:rFonts w:hint="eastAsia" w:ascii="Microsoft JhengHei" w:hAnsi="Microsoft JhengHei" w:eastAsia="Microsoft JhengHei" w:cs="Microsoft JhengHei"/>
+              <w:rFonts w:ascii="Microsoft JhengHei" w:eastAsia="Microsoft JhengHei" w:hAnsi="Microsoft JhengHei" w:cs="Microsoft JhengHei" w:hint="eastAsia"/>
               <w:bCs/>
               <w:color w:val="333333"/>
               <w:spacing w:val="-8"/>
@@ -1059,7 +1038,7 @@
           </w:r>
           <w:r>
             <w:rPr>
-              <w:rFonts w:hint="eastAsia" w:ascii="Microsoft JhengHei" w:hAnsi="Microsoft JhengHei" w:eastAsia="Microsoft JhengHei" w:cs="Microsoft JhengHei"/>
+              <w:rFonts w:ascii="Microsoft JhengHei" w:eastAsia="Microsoft JhengHei" w:hAnsi="Microsoft JhengHei" w:cs="Microsoft JhengHei" w:hint="eastAsia"/>
               <w:bCs/>
               <w:spacing w:val="-8"/>
               <w:szCs w:val="24"/>
@@ -1068,7 +1047,7 @@
           </w:r>
           <w:r>
             <w:rPr>
-              <w:rFonts w:hint="eastAsia" w:ascii="Microsoft JhengHei" w:hAnsi="Microsoft JhengHei" w:eastAsia="Microsoft JhengHei" w:cs="Microsoft JhengHei"/>
+              <w:rFonts w:ascii="Microsoft JhengHei" w:eastAsia="Microsoft JhengHei" w:hAnsi="Microsoft JhengHei" w:cs="Microsoft JhengHei" w:hint="eastAsia"/>
               <w:bCs/>
               <w:spacing w:val="-8"/>
               <w:szCs w:val="24"/>
@@ -1107,7 +1086,7 @@
           </w:r>
           <w:r>
             <w:rPr>
-              <w:rFonts w:hint="eastAsia" w:ascii="Microsoft JhengHei" w:hAnsi="Microsoft JhengHei" w:eastAsia="Microsoft JhengHei" w:cs="Microsoft JhengHei"/>
+              <w:rFonts w:ascii="Microsoft JhengHei" w:eastAsia="Microsoft JhengHei" w:hAnsi="Microsoft JhengHei" w:cs="Microsoft JhengHei" w:hint="eastAsia"/>
               <w:bCs/>
               <w:color w:val="333333"/>
               <w:spacing w:val="-8"/>
@@ -1118,14 +1097,14 @@
         </w:p>
         <w:p>
           <w:pPr>
-            <w:pStyle w:val="17"/>
+            <w:pStyle w:val="TOC2"/>
             <w:tabs>
               <w:tab w:val="right" w:leader="dot" w:pos="8886"/>
             </w:tabs>
           </w:pPr>
           <w:r>
             <w:rPr>
-              <w:rFonts w:hint="eastAsia" w:ascii="Microsoft JhengHei" w:hAnsi="Microsoft JhengHei" w:eastAsia="Microsoft JhengHei" w:cs="Microsoft JhengHei"/>
+              <w:rFonts w:ascii="Microsoft JhengHei" w:eastAsia="Microsoft JhengHei" w:hAnsi="Microsoft JhengHei" w:cs="Microsoft JhengHei" w:hint="eastAsia"/>
               <w:bCs/>
               <w:color w:val="333333"/>
               <w:spacing w:val="-8"/>
@@ -1135,7 +1114,7 @@
           </w:r>
           <w:r>
             <w:rPr>
-              <w:rFonts w:hint="eastAsia" w:ascii="Microsoft JhengHei" w:hAnsi="Microsoft JhengHei" w:eastAsia="Microsoft JhengHei" w:cs="Microsoft JhengHei"/>
+              <w:rFonts w:ascii="Microsoft JhengHei" w:eastAsia="Microsoft JhengHei" w:hAnsi="Microsoft JhengHei" w:cs="Microsoft JhengHei" w:hint="eastAsia"/>
               <w:bCs/>
               <w:spacing w:val="-8"/>
               <w:szCs w:val="24"/>
@@ -1144,7 +1123,7 @@
           </w:r>
           <w:r>
             <w:rPr>
-              <w:rFonts w:hint="eastAsia" w:ascii="Microsoft JhengHei" w:hAnsi="Microsoft JhengHei" w:eastAsia="Microsoft JhengHei" w:cs="Microsoft JhengHei"/>
+              <w:rFonts w:ascii="Microsoft JhengHei" w:eastAsia="Microsoft JhengHei" w:hAnsi="Microsoft JhengHei" w:cs="Microsoft JhengHei" w:hint="eastAsia"/>
               <w:bCs/>
               <w:spacing w:val="-8"/>
               <w:szCs w:val="24"/>
@@ -1183,7 +1162,7 @@
           </w:r>
           <w:r>
             <w:rPr>
-              <w:rFonts w:hint="eastAsia" w:ascii="Microsoft JhengHei" w:hAnsi="Microsoft JhengHei" w:eastAsia="Microsoft JhengHei" w:cs="Microsoft JhengHei"/>
+              <w:rFonts w:ascii="Microsoft JhengHei" w:eastAsia="Microsoft JhengHei" w:hAnsi="Microsoft JhengHei" w:cs="Microsoft JhengHei" w:hint="eastAsia"/>
               <w:bCs/>
               <w:color w:val="333333"/>
               <w:spacing w:val="-8"/>
@@ -1194,14 +1173,14 @@
         </w:p>
         <w:p>
           <w:pPr>
-            <w:pStyle w:val="16"/>
+            <w:pStyle w:val="TOC1"/>
             <w:tabs>
               <w:tab w:val="right" w:leader="dot" w:pos="8886"/>
             </w:tabs>
           </w:pPr>
           <w:r>
             <w:rPr>
-              <w:rFonts w:hint="eastAsia" w:ascii="Microsoft JhengHei" w:hAnsi="Microsoft JhengHei" w:eastAsia="Microsoft JhengHei" w:cs="Microsoft JhengHei"/>
+              <w:rFonts w:ascii="Microsoft JhengHei" w:eastAsia="Microsoft JhengHei" w:hAnsi="Microsoft JhengHei" w:cs="Microsoft JhengHei" w:hint="eastAsia"/>
               <w:bCs/>
               <w:color w:val="333333"/>
               <w:spacing w:val="-8"/>
@@ -1211,7 +1190,7 @@
           </w:r>
           <w:r>
             <w:rPr>
-              <w:rFonts w:hint="eastAsia" w:ascii="Microsoft JhengHei" w:hAnsi="Microsoft JhengHei" w:eastAsia="Microsoft JhengHei" w:cs="Microsoft JhengHei"/>
+              <w:rFonts w:ascii="Microsoft JhengHei" w:eastAsia="Microsoft JhengHei" w:hAnsi="Microsoft JhengHei" w:cs="Microsoft JhengHei" w:hint="eastAsia"/>
               <w:bCs/>
               <w:spacing w:val="-8"/>
               <w:szCs w:val="24"/>
@@ -1220,7 +1199,7 @@
           </w:r>
           <w:r>
             <w:rPr>
-              <w:rFonts w:hint="eastAsia" w:ascii="Microsoft JhengHei" w:hAnsi="Microsoft JhengHei" w:eastAsia="Microsoft JhengHei" w:cs="Microsoft JhengHei"/>
+              <w:rFonts w:ascii="Microsoft JhengHei" w:eastAsia="Microsoft JhengHei" w:hAnsi="Microsoft JhengHei" w:cs="Microsoft JhengHei" w:hint="eastAsia"/>
               <w:bCs/>
               <w:spacing w:val="-8"/>
               <w:szCs w:val="24"/>
@@ -1259,7 +1238,7 @@
           </w:r>
           <w:r>
             <w:rPr>
-              <w:rFonts w:hint="eastAsia" w:ascii="Microsoft JhengHei" w:hAnsi="Microsoft JhengHei" w:eastAsia="Microsoft JhengHei" w:cs="Microsoft JhengHei"/>
+              <w:rFonts w:ascii="Microsoft JhengHei" w:eastAsia="Microsoft JhengHei" w:hAnsi="Microsoft JhengHei" w:cs="Microsoft JhengHei" w:hint="eastAsia"/>
               <w:bCs/>
               <w:color w:val="333333"/>
               <w:spacing w:val="-8"/>
@@ -1270,14 +1249,14 @@
         </w:p>
         <w:p>
           <w:pPr>
-            <w:pStyle w:val="16"/>
+            <w:pStyle w:val="TOC1"/>
             <w:tabs>
               <w:tab w:val="right" w:leader="dot" w:pos="8886"/>
             </w:tabs>
           </w:pPr>
           <w:r>
             <w:rPr>
-              <w:rFonts w:hint="eastAsia" w:ascii="Microsoft JhengHei" w:hAnsi="Microsoft JhengHei" w:eastAsia="Microsoft JhengHei" w:cs="Microsoft JhengHei"/>
+              <w:rFonts w:ascii="Microsoft JhengHei" w:eastAsia="Microsoft JhengHei" w:hAnsi="Microsoft JhengHei" w:cs="Microsoft JhengHei" w:hint="eastAsia"/>
               <w:bCs/>
               <w:color w:val="333333"/>
               <w:spacing w:val="-8"/>
@@ -1287,7 +1266,7 @@
           </w:r>
           <w:r>
             <w:rPr>
-              <w:rFonts w:hint="eastAsia" w:ascii="Microsoft JhengHei" w:hAnsi="Microsoft JhengHei" w:eastAsia="Microsoft JhengHei" w:cs="Microsoft JhengHei"/>
+              <w:rFonts w:ascii="Microsoft JhengHei" w:eastAsia="Microsoft JhengHei" w:hAnsi="Microsoft JhengHei" w:cs="Microsoft JhengHei" w:hint="eastAsia"/>
               <w:bCs/>
               <w:spacing w:val="-8"/>
               <w:szCs w:val="24"/>
@@ -1296,7 +1275,7 @@
           </w:r>
           <w:r>
             <w:rPr>
-              <w:rFonts w:hint="eastAsia" w:ascii="Microsoft JhengHei" w:hAnsi="Microsoft JhengHei" w:eastAsia="Microsoft JhengHei" w:cs="Microsoft JhengHei"/>
+              <w:rFonts w:ascii="Microsoft JhengHei" w:eastAsia="Microsoft JhengHei" w:hAnsi="Microsoft JhengHei" w:cs="Microsoft JhengHei" w:hint="eastAsia"/>
               <w:bCs/>
               <w:spacing w:val="-8"/>
               <w:szCs w:val="24"/>
@@ -1335,7 +1314,7 @@
           </w:r>
           <w:r>
             <w:rPr>
-              <w:rFonts w:hint="eastAsia" w:ascii="Microsoft JhengHei" w:hAnsi="Microsoft JhengHei" w:eastAsia="Microsoft JhengHei" w:cs="Microsoft JhengHei"/>
+              <w:rFonts w:ascii="Microsoft JhengHei" w:eastAsia="Microsoft JhengHei" w:hAnsi="Microsoft JhengHei" w:cs="Microsoft JhengHei" w:hint="eastAsia"/>
               <w:bCs/>
               <w:color w:val="333333"/>
               <w:spacing w:val="-8"/>
@@ -1346,14 +1325,14 @@
         </w:p>
         <w:p>
           <w:pPr>
-            <w:pStyle w:val="16"/>
+            <w:pStyle w:val="TOC1"/>
             <w:tabs>
               <w:tab w:val="right" w:leader="dot" w:pos="8886"/>
             </w:tabs>
           </w:pPr>
           <w:r>
             <w:rPr>
-              <w:rFonts w:hint="eastAsia" w:ascii="Microsoft JhengHei" w:hAnsi="Microsoft JhengHei" w:eastAsia="Microsoft JhengHei" w:cs="Microsoft JhengHei"/>
+              <w:rFonts w:ascii="Microsoft JhengHei" w:eastAsia="Microsoft JhengHei" w:hAnsi="Microsoft JhengHei" w:cs="Microsoft JhengHei" w:hint="eastAsia"/>
               <w:bCs/>
               <w:color w:val="333333"/>
               <w:spacing w:val="-8"/>
@@ -1363,7 +1342,7 @@
           </w:r>
           <w:r>
             <w:rPr>
-              <w:rFonts w:hint="eastAsia" w:ascii="Microsoft JhengHei" w:hAnsi="Microsoft JhengHei" w:eastAsia="Microsoft JhengHei" w:cs="Microsoft JhengHei"/>
+              <w:rFonts w:ascii="Microsoft JhengHei" w:eastAsia="Microsoft JhengHei" w:hAnsi="Microsoft JhengHei" w:cs="Microsoft JhengHei" w:hint="eastAsia"/>
               <w:bCs/>
               <w:spacing w:val="-8"/>
               <w:szCs w:val="24"/>
@@ -1372,7 +1351,7 @@
           </w:r>
           <w:r>
             <w:rPr>
-              <w:rFonts w:hint="eastAsia" w:ascii="Microsoft JhengHei" w:hAnsi="Microsoft JhengHei" w:eastAsia="Microsoft JhengHei" w:cs="Microsoft JhengHei"/>
+              <w:rFonts w:ascii="Microsoft JhengHei" w:eastAsia="Microsoft JhengHei" w:hAnsi="Microsoft JhengHei" w:cs="Microsoft JhengHei" w:hint="eastAsia"/>
               <w:bCs/>
               <w:spacing w:val="-8"/>
               <w:szCs w:val="24"/>
@@ -1411,7 +1390,7 @@
           </w:r>
           <w:r>
             <w:rPr>
-              <w:rFonts w:hint="eastAsia" w:ascii="Microsoft JhengHei" w:hAnsi="Microsoft JhengHei" w:eastAsia="Microsoft JhengHei" w:cs="Microsoft JhengHei"/>
+              <w:rFonts w:ascii="Microsoft JhengHei" w:eastAsia="Microsoft JhengHei" w:hAnsi="Microsoft JhengHei" w:cs="Microsoft JhengHei" w:hint="eastAsia"/>
               <w:bCs/>
               <w:color w:val="333333"/>
               <w:spacing w:val="-8"/>
@@ -1422,14 +1401,14 @@
         </w:p>
         <w:p>
           <w:pPr>
-            <w:pStyle w:val="16"/>
+            <w:pStyle w:val="TOC1"/>
             <w:tabs>
               <w:tab w:val="right" w:leader="dot" w:pos="8886"/>
             </w:tabs>
           </w:pPr>
           <w:r>
             <w:rPr>
-              <w:rFonts w:hint="eastAsia" w:ascii="Microsoft JhengHei" w:hAnsi="Microsoft JhengHei" w:eastAsia="Microsoft JhengHei" w:cs="Microsoft JhengHei"/>
+              <w:rFonts w:ascii="Microsoft JhengHei" w:eastAsia="Microsoft JhengHei" w:hAnsi="Microsoft JhengHei" w:cs="Microsoft JhengHei" w:hint="eastAsia"/>
               <w:bCs/>
               <w:color w:val="333333"/>
               <w:spacing w:val="-8"/>
@@ -1439,7 +1418,7 @@
           </w:r>
           <w:r>
             <w:rPr>
-              <w:rFonts w:hint="eastAsia" w:ascii="Microsoft JhengHei" w:hAnsi="Microsoft JhengHei" w:eastAsia="Microsoft JhengHei" w:cs="Microsoft JhengHei"/>
+              <w:rFonts w:ascii="Microsoft JhengHei" w:eastAsia="Microsoft JhengHei" w:hAnsi="Microsoft JhengHei" w:cs="Microsoft JhengHei" w:hint="eastAsia"/>
               <w:bCs/>
               <w:spacing w:val="-8"/>
               <w:szCs w:val="24"/>
@@ -1448,7 +1427,7 @@
           </w:r>
           <w:r>
             <w:rPr>
-              <w:rFonts w:hint="eastAsia" w:ascii="Microsoft JhengHei" w:hAnsi="Microsoft JhengHei" w:eastAsia="Microsoft JhengHei" w:cs="Microsoft JhengHei"/>
+              <w:rFonts w:ascii="Microsoft JhengHei" w:eastAsia="Microsoft JhengHei" w:hAnsi="Microsoft JhengHei" w:cs="Microsoft JhengHei" w:hint="eastAsia"/>
               <w:bCs/>
               <w:spacing w:val="-8"/>
               <w:szCs w:val="24"/>
@@ -1487,7 +1466,7 @@
           </w:r>
           <w:r>
             <w:rPr>
-              <w:rFonts w:hint="eastAsia" w:ascii="Microsoft JhengHei" w:hAnsi="Microsoft JhengHei" w:eastAsia="Microsoft JhengHei" w:cs="Microsoft JhengHei"/>
+              <w:rFonts w:ascii="Microsoft JhengHei" w:eastAsia="Microsoft JhengHei" w:hAnsi="Microsoft JhengHei" w:cs="Microsoft JhengHei" w:hint="eastAsia"/>
               <w:bCs/>
               <w:color w:val="333333"/>
               <w:spacing w:val="-8"/>
@@ -1498,14 +1477,14 @@
         </w:p>
         <w:p>
           <w:pPr>
-            <w:pStyle w:val="17"/>
+            <w:pStyle w:val="TOC2"/>
             <w:tabs>
               <w:tab w:val="right" w:leader="dot" w:pos="8886"/>
             </w:tabs>
           </w:pPr>
           <w:r>
             <w:rPr>
-              <w:rFonts w:hint="eastAsia" w:ascii="Microsoft JhengHei" w:hAnsi="Microsoft JhengHei" w:eastAsia="Microsoft JhengHei" w:cs="Microsoft JhengHei"/>
+              <w:rFonts w:ascii="Microsoft JhengHei" w:eastAsia="Microsoft JhengHei" w:hAnsi="Microsoft JhengHei" w:cs="Microsoft JhengHei" w:hint="eastAsia"/>
               <w:bCs/>
               <w:color w:val="333333"/>
               <w:spacing w:val="-8"/>
@@ -1515,7 +1494,7 @@
           </w:r>
           <w:r>
             <w:rPr>
-              <w:rFonts w:hint="eastAsia" w:ascii="Microsoft JhengHei" w:hAnsi="Microsoft JhengHei" w:eastAsia="Microsoft JhengHei" w:cs="Microsoft JhengHei"/>
+              <w:rFonts w:ascii="Microsoft JhengHei" w:eastAsia="Microsoft JhengHei" w:hAnsi="Microsoft JhengHei" w:cs="Microsoft JhengHei" w:hint="eastAsia"/>
               <w:bCs/>
               <w:spacing w:val="-8"/>
               <w:szCs w:val="24"/>
@@ -1524,7 +1503,7 @@
           </w:r>
           <w:r>
             <w:rPr>
-              <w:rFonts w:hint="eastAsia" w:ascii="Microsoft JhengHei" w:hAnsi="Microsoft JhengHei" w:eastAsia="Microsoft JhengHei" w:cs="Microsoft JhengHei"/>
+              <w:rFonts w:ascii="Microsoft JhengHei" w:eastAsia="Microsoft JhengHei" w:hAnsi="Microsoft JhengHei" w:cs="Microsoft JhengHei" w:hint="eastAsia"/>
               <w:bCs/>
               <w:spacing w:val="-8"/>
               <w:szCs w:val="24"/>
@@ -1563,7 +1542,7 @@
           </w:r>
           <w:r>
             <w:rPr>
-              <w:rFonts w:hint="eastAsia" w:ascii="Microsoft JhengHei" w:hAnsi="Microsoft JhengHei" w:eastAsia="Microsoft JhengHei" w:cs="Microsoft JhengHei"/>
+              <w:rFonts w:ascii="Microsoft JhengHei" w:eastAsia="Microsoft JhengHei" w:hAnsi="Microsoft JhengHei" w:cs="Microsoft JhengHei" w:hint="eastAsia"/>
               <w:bCs/>
               <w:color w:val="333333"/>
               <w:spacing w:val="-8"/>
@@ -1574,14 +1553,14 @@
         </w:p>
         <w:p>
           <w:pPr>
-            <w:pStyle w:val="17"/>
+            <w:pStyle w:val="TOC2"/>
             <w:tabs>
               <w:tab w:val="right" w:leader="dot" w:pos="8886"/>
             </w:tabs>
           </w:pPr>
           <w:r>
             <w:rPr>
-              <w:rFonts w:hint="eastAsia" w:ascii="Microsoft JhengHei" w:hAnsi="Microsoft JhengHei" w:eastAsia="Microsoft JhengHei" w:cs="Microsoft JhengHei"/>
+              <w:rFonts w:ascii="Microsoft JhengHei" w:eastAsia="Microsoft JhengHei" w:hAnsi="Microsoft JhengHei" w:cs="Microsoft JhengHei" w:hint="eastAsia"/>
               <w:bCs/>
               <w:color w:val="333333"/>
               <w:spacing w:val="-8"/>
@@ -1591,7 +1570,7 @@
           </w:r>
           <w:r>
             <w:rPr>
-              <w:rFonts w:hint="eastAsia" w:ascii="Microsoft JhengHei" w:hAnsi="Microsoft JhengHei" w:eastAsia="Microsoft JhengHei" w:cs="Microsoft JhengHei"/>
+              <w:rFonts w:ascii="Microsoft JhengHei" w:eastAsia="Microsoft JhengHei" w:hAnsi="Microsoft JhengHei" w:cs="Microsoft JhengHei" w:hint="eastAsia"/>
               <w:bCs/>
               <w:spacing w:val="-8"/>
               <w:szCs w:val="24"/>
@@ -1600,7 +1579,7 @@
           </w:r>
           <w:r>
             <w:rPr>
-              <w:rFonts w:hint="eastAsia" w:ascii="Microsoft JhengHei" w:hAnsi="Microsoft JhengHei" w:eastAsia="Microsoft JhengHei" w:cs="Microsoft JhengHei"/>
+              <w:rFonts w:ascii="Microsoft JhengHei" w:eastAsia="Microsoft JhengHei" w:hAnsi="Microsoft JhengHei" w:cs="Microsoft JhengHei" w:hint="eastAsia"/>
               <w:bCs/>
               <w:spacing w:val="-8"/>
               <w:szCs w:val="24"/>
@@ -1639,7 +1618,7 @@
           </w:r>
           <w:r>
             <w:rPr>
-              <w:rFonts w:hint="eastAsia" w:ascii="Microsoft JhengHei" w:hAnsi="Microsoft JhengHei" w:eastAsia="Microsoft JhengHei" w:cs="Microsoft JhengHei"/>
+              <w:rFonts w:ascii="Microsoft JhengHei" w:eastAsia="Microsoft JhengHei" w:hAnsi="Microsoft JhengHei" w:cs="Microsoft JhengHei" w:hint="eastAsia"/>
               <w:bCs/>
               <w:color w:val="333333"/>
               <w:spacing w:val="-8"/>
@@ -1650,14 +1629,14 @@
         </w:p>
         <w:p>
           <w:pPr>
-            <w:pStyle w:val="17"/>
+            <w:pStyle w:val="TOC2"/>
             <w:tabs>
               <w:tab w:val="right" w:leader="dot" w:pos="8886"/>
             </w:tabs>
           </w:pPr>
           <w:r>
             <w:rPr>
-              <w:rFonts w:hint="eastAsia" w:ascii="Microsoft JhengHei" w:hAnsi="Microsoft JhengHei" w:eastAsia="Microsoft JhengHei" w:cs="Microsoft JhengHei"/>
+              <w:rFonts w:ascii="Microsoft JhengHei" w:eastAsia="Microsoft JhengHei" w:hAnsi="Microsoft JhengHei" w:cs="Microsoft JhengHei" w:hint="eastAsia"/>
               <w:bCs/>
               <w:color w:val="333333"/>
               <w:spacing w:val="-8"/>
@@ -1667,7 +1646,7 @@
           </w:r>
           <w:r>
             <w:rPr>
-              <w:rFonts w:hint="eastAsia" w:ascii="Microsoft JhengHei" w:hAnsi="Microsoft JhengHei" w:eastAsia="Microsoft JhengHei" w:cs="Microsoft JhengHei"/>
+              <w:rFonts w:ascii="Microsoft JhengHei" w:eastAsia="Microsoft JhengHei" w:hAnsi="Microsoft JhengHei" w:cs="Microsoft JhengHei" w:hint="eastAsia"/>
               <w:bCs/>
               <w:spacing w:val="-8"/>
               <w:szCs w:val="24"/>
@@ -1676,7 +1655,7 @@
           </w:r>
           <w:r>
             <w:rPr>
-              <w:rFonts w:hint="eastAsia" w:ascii="Microsoft JhengHei" w:hAnsi="Microsoft JhengHei" w:eastAsia="Microsoft JhengHei" w:cs="Microsoft JhengHei"/>
+              <w:rFonts w:ascii="Microsoft JhengHei" w:eastAsia="Microsoft JhengHei" w:hAnsi="Microsoft JhengHei" w:cs="Microsoft JhengHei" w:hint="eastAsia"/>
               <w:bCs/>
               <w:spacing w:val="-8"/>
               <w:szCs w:val="24"/>
@@ -1715,7 +1694,7 @@
           </w:r>
           <w:r>
             <w:rPr>
-              <w:rFonts w:hint="eastAsia" w:ascii="Microsoft JhengHei" w:hAnsi="Microsoft JhengHei" w:eastAsia="Microsoft JhengHei" w:cs="Microsoft JhengHei"/>
+              <w:rFonts w:ascii="Microsoft JhengHei" w:eastAsia="Microsoft JhengHei" w:hAnsi="Microsoft JhengHei" w:cs="Microsoft JhengHei" w:hint="eastAsia"/>
               <w:bCs/>
               <w:color w:val="333333"/>
               <w:spacing w:val="-8"/>
@@ -1726,14 +1705,14 @@
         </w:p>
         <w:p>
           <w:pPr>
-            <w:pStyle w:val="17"/>
+            <w:pStyle w:val="TOC2"/>
             <w:tabs>
               <w:tab w:val="right" w:leader="dot" w:pos="8886"/>
             </w:tabs>
           </w:pPr>
           <w:r>
             <w:rPr>
-              <w:rFonts w:hint="eastAsia" w:ascii="Microsoft JhengHei" w:hAnsi="Microsoft JhengHei" w:eastAsia="Microsoft JhengHei" w:cs="Microsoft JhengHei"/>
+              <w:rFonts w:ascii="Microsoft JhengHei" w:eastAsia="Microsoft JhengHei" w:hAnsi="Microsoft JhengHei" w:cs="Microsoft JhengHei" w:hint="eastAsia"/>
               <w:bCs/>
               <w:color w:val="333333"/>
               <w:spacing w:val="-8"/>
@@ -1743,7 +1722,7 @@
           </w:r>
           <w:r>
             <w:rPr>
-              <w:rFonts w:hint="eastAsia" w:ascii="Microsoft JhengHei" w:hAnsi="Microsoft JhengHei" w:eastAsia="Microsoft JhengHei" w:cs="Microsoft JhengHei"/>
+              <w:rFonts w:ascii="Microsoft JhengHei" w:eastAsia="Microsoft JhengHei" w:hAnsi="Microsoft JhengHei" w:cs="Microsoft JhengHei" w:hint="eastAsia"/>
               <w:bCs/>
               <w:spacing w:val="-8"/>
               <w:szCs w:val="24"/>
@@ -1752,7 +1731,7 @@
           </w:r>
           <w:r>
             <w:rPr>
-              <w:rFonts w:hint="eastAsia" w:ascii="Microsoft JhengHei" w:hAnsi="Microsoft JhengHei" w:eastAsia="Microsoft JhengHei" w:cs="Microsoft JhengHei"/>
+              <w:rFonts w:ascii="Microsoft JhengHei" w:eastAsia="Microsoft JhengHei" w:hAnsi="Microsoft JhengHei" w:cs="Microsoft JhengHei" w:hint="eastAsia"/>
               <w:bCs/>
               <w:spacing w:val="-8"/>
               <w:szCs w:val="24"/>
@@ -1791,7 +1770,7 @@
           </w:r>
           <w:r>
             <w:rPr>
-              <w:rFonts w:hint="eastAsia" w:ascii="Microsoft JhengHei" w:hAnsi="Microsoft JhengHei" w:eastAsia="Microsoft JhengHei" w:cs="Microsoft JhengHei"/>
+              <w:rFonts w:ascii="Microsoft JhengHei" w:eastAsia="Microsoft JhengHei" w:hAnsi="Microsoft JhengHei" w:cs="Microsoft JhengHei" w:hint="eastAsia"/>
               <w:bCs/>
               <w:color w:val="333333"/>
               <w:spacing w:val="-8"/>
@@ -1802,14 +1781,14 @@
         </w:p>
         <w:p>
           <w:pPr>
-            <w:pStyle w:val="17"/>
+            <w:pStyle w:val="TOC2"/>
             <w:tabs>
               <w:tab w:val="right" w:leader="dot" w:pos="8886"/>
             </w:tabs>
           </w:pPr>
           <w:r>
             <w:rPr>
-              <w:rFonts w:hint="eastAsia" w:ascii="Microsoft JhengHei" w:hAnsi="Microsoft JhengHei" w:eastAsia="Microsoft JhengHei" w:cs="Microsoft JhengHei"/>
+              <w:rFonts w:ascii="Microsoft JhengHei" w:eastAsia="Microsoft JhengHei" w:hAnsi="Microsoft JhengHei" w:cs="Microsoft JhengHei" w:hint="eastAsia"/>
               <w:bCs/>
               <w:color w:val="333333"/>
               <w:spacing w:val="-8"/>
@@ -1819,7 +1798,7 @@
           </w:r>
           <w:r>
             <w:rPr>
-              <w:rFonts w:hint="eastAsia" w:ascii="Microsoft JhengHei" w:hAnsi="Microsoft JhengHei" w:eastAsia="Microsoft JhengHei" w:cs="Microsoft JhengHei"/>
+              <w:rFonts w:ascii="Microsoft JhengHei" w:eastAsia="Microsoft JhengHei" w:hAnsi="Microsoft JhengHei" w:cs="Microsoft JhengHei" w:hint="eastAsia"/>
               <w:bCs/>
               <w:spacing w:val="-8"/>
               <w:szCs w:val="24"/>
@@ -1828,7 +1807,7 @@
           </w:r>
           <w:r>
             <w:rPr>
-              <w:rFonts w:hint="eastAsia" w:ascii="Microsoft JhengHei" w:hAnsi="Microsoft JhengHei" w:eastAsia="Microsoft JhengHei" w:cs="Microsoft JhengHei"/>
+              <w:rFonts w:ascii="Microsoft JhengHei" w:eastAsia="Microsoft JhengHei" w:hAnsi="Microsoft JhengHei" w:cs="Microsoft JhengHei" w:hint="eastAsia"/>
               <w:bCs/>
               <w:spacing w:val="-8"/>
               <w:szCs w:val="24"/>
@@ -1867,7 +1846,7 @@
           </w:r>
           <w:r>
             <w:rPr>
-              <w:rFonts w:hint="eastAsia" w:ascii="Microsoft JhengHei" w:hAnsi="Microsoft JhengHei" w:eastAsia="Microsoft JhengHei" w:cs="Microsoft JhengHei"/>
+              <w:rFonts w:ascii="Microsoft JhengHei" w:eastAsia="Microsoft JhengHei" w:hAnsi="Microsoft JhengHei" w:cs="Microsoft JhengHei" w:hint="eastAsia"/>
               <w:bCs/>
               <w:color w:val="333333"/>
               <w:spacing w:val="-8"/>
@@ -1878,14 +1857,14 @@
         </w:p>
         <w:p>
           <w:pPr>
-            <w:pStyle w:val="17"/>
+            <w:pStyle w:val="TOC2"/>
             <w:tabs>
               <w:tab w:val="right" w:leader="dot" w:pos="8886"/>
             </w:tabs>
           </w:pPr>
           <w:r>
             <w:rPr>
-              <w:rFonts w:hint="eastAsia" w:ascii="Microsoft JhengHei" w:hAnsi="Microsoft JhengHei" w:eastAsia="Microsoft JhengHei" w:cs="Microsoft JhengHei"/>
+              <w:rFonts w:ascii="Microsoft JhengHei" w:eastAsia="Microsoft JhengHei" w:hAnsi="Microsoft JhengHei" w:cs="Microsoft JhengHei" w:hint="eastAsia"/>
               <w:bCs/>
               <w:color w:val="333333"/>
               <w:spacing w:val="-8"/>
@@ -1895,7 +1874,7 @@
           </w:r>
           <w:r>
             <w:rPr>
-              <w:rFonts w:hint="eastAsia" w:ascii="Microsoft JhengHei" w:hAnsi="Microsoft JhengHei" w:eastAsia="Microsoft JhengHei" w:cs="Microsoft JhengHei"/>
+              <w:rFonts w:ascii="Microsoft JhengHei" w:eastAsia="Microsoft JhengHei" w:hAnsi="Microsoft JhengHei" w:cs="Microsoft JhengHei" w:hint="eastAsia"/>
               <w:bCs/>
               <w:spacing w:val="-8"/>
               <w:szCs w:val="24"/>
@@ -1904,7 +1883,7 @@
           </w:r>
           <w:r>
             <w:rPr>
-              <w:rFonts w:hint="eastAsia" w:ascii="Microsoft JhengHei" w:hAnsi="Microsoft JhengHei" w:eastAsia="Microsoft JhengHei" w:cs="Microsoft JhengHei"/>
+              <w:rFonts w:ascii="Microsoft JhengHei" w:eastAsia="Microsoft JhengHei" w:hAnsi="Microsoft JhengHei" w:cs="Microsoft JhengHei" w:hint="eastAsia"/>
               <w:bCs/>
               <w:spacing w:val="-8"/>
               <w:szCs w:val="24"/>
@@ -1943,7 +1922,7 @@
           </w:r>
           <w:r>
             <w:rPr>
-              <w:rFonts w:hint="eastAsia" w:ascii="Microsoft JhengHei" w:hAnsi="Microsoft JhengHei" w:eastAsia="Microsoft JhengHei" w:cs="Microsoft JhengHei"/>
+              <w:rFonts w:ascii="Microsoft JhengHei" w:eastAsia="Microsoft JhengHei" w:hAnsi="Microsoft JhengHei" w:cs="Microsoft JhengHei" w:hint="eastAsia"/>
               <w:bCs/>
               <w:color w:val="333333"/>
               <w:spacing w:val="-8"/>
@@ -1954,14 +1933,14 @@
         </w:p>
         <w:p>
           <w:pPr>
-            <w:pStyle w:val="17"/>
+            <w:pStyle w:val="TOC2"/>
             <w:tabs>
               <w:tab w:val="right" w:leader="dot" w:pos="8886"/>
             </w:tabs>
           </w:pPr>
           <w:r>
             <w:rPr>
-              <w:rFonts w:hint="eastAsia" w:ascii="Microsoft JhengHei" w:hAnsi="Microsoft JhengHei" w:eastAsia="Microsoft JhengHei" w:cs="Microsoft JhengHei"/>
+              <w:rFonts w:ascii="Microsoft JhengHei" w:eastAsia="Microsoft JhengHei" w:hAnsi="Microsoft JhengHei" w:cs="Microsoft JhengHei" w:hint="eastAsia"/>
               <w:bCs/>
               <w:color w:val="333333"/>
               <w:spacing w:val="-8"/>
@@ -1971,7 +1950,7 @@
           </w:r>
           <w:r>
             <w:rPr>
-              <w:rFonts w:hint="eastAsia" w:ascii="Microsoft JhengHei" w:hAnsi="Microsoft JhengHei" w:eastAsia="Microsoft JhengHei" w:cs="Microsoft JhengHei"/>
+              <w:rFonts w:ascii="Microsoft JhengHei" w:eastAsia="Microsoft JhengHei" w:hAnsi="Microsoft JhengHei" w:cs="Microsoft JhengHei" w:hint="eastAsia"/>
               <w:bCs/>
               <w:spacing w:val="-8"/>
               <w:szCs w:val="24"/>
@@ -1980,7 +1959,7 @@
           </w:r>
           <w:r>
             <w:rPr>
-              <w:rFonts w:hint="eastAsia" w:ascii="Microsoft JhengHei" w:hAnsi="Microsoft JhengHei" w:eastAsia="Microsoft JhengHei" w:cs="Microsoft JhengHei"/>
+              <w:rFonts w:ascii="Microsoft JhengHei" w:eastAsia="Microsoft JhengHei" w:hAnsi="Microsoft JhengHei" w:cs="Microsoft JhengHei" w:hint="eastAsia"/>
               <w:bCs/>
               <w:spacing w:val="-8"/>
               <w:szCs w:val="24"/>
@@ -2019,7 +1998,7 @@
           </w:r>
           <w:r>
             <w:rPr>
-              <w:rFonts w:hint="eastAsia" w:ascii="Microsoft JhengHei" w:hAnsi="Microsoft JhengHei" w:eastAsia="Microsoft JhengHei" w:cs="Microsoft JhengHei"/>
+              <w:rFonts w:ascii="Microsoft JhengHei" w:eastAsia="Microsoft JhengHei" w:hAnsi="Microsoft JhengHei" w:cs="Microsoft JhengHei" w:hint="eastAsia"/>
               <w:bCs/>
               <w:color w:val="333333"/>
               <w:spacing w:val="-8"/>
@@ -2030,14 +2009,14 @@
         </w:p>
         <w:p>
           <w:pPr>
-            <w:pStyle w:val="17"/>
+            <w:pStyle w:val="TOC2"/>
             <w:tabs>
               <w:tab w:val="right" w:leader="dot" w:pos="8886"/>
             </w:tabs>
           </w:pPr>
           <w:r>
             <w:rPr>
-              <w:rFonts w:hint="eastAsia" w:ascii="Microsoft JhengHei" w:hAnsi="Microsoft JhengHei" w:eastAsia="Microsoft JhengHei" w:cs="Microsoft JhengHei"/>
+              <w:rFonts w:ascii="Microsoft JhengHei" w:eastAsia="Microsoft JhengHei" w:hAnsi="Microsoft JhengHei" w:cs="Microsoft JhengHei" w:hint="eastAsia"/>
               <w:bCs/>
               <w:color w:val="333333"/>
               <w:spacing w:val="-8"/>
@@ -2047,7 +2026,7 @@
           </w:r>
           <w:r>
             <w:rPr>
-              <w:rFonts w:hint="eastAsia" w:ascii="Microsoft JhengHei" w:hAnsi="Microsoft JhengHei" w:eastAsia="Microsoft JhengHei" w:cs="Microsoft JhengHei"/>
+              <w:rFonts w:ascii="Microsoft JhengHei" w:eastAsia="Microsoft JhengHei" w:hAnsi="Microsoft JhengHei" w:cs="Microsoft JhengHei" w:hint="eastAsia"/>
               <w:bCs/>
               <w:spacing w:val="-8"/>
               <w:szCs w:val="24"/>
@@ -2056,7 +2035,7 @@
           </w:r>
           <w:r>
             <w:rPr>
-              <w:rFonts w:hint="eastAsia" w:ascii="Microsoft JhengHei" w:hAnsi="Microsoft JhengHei" w:eastAsia="Microsoft JhengHei" w:cs="Microsoft JhengHei"/>
+              <w:rFonts w:ascii="Microsoft JhengHei" w:eastAsia="Microsoft JhengHei" w:hAnsi="Microsoft JhengHei" w:cs="Microsoft JhengHei" w:hint="eastAsia"/>
               <w:bCs/>
               <w:spacing w:val="-8"/>
               <w:szCs w:val="24"/>
@@ -2095,7 +2074,7 @@
           </w:r>
           <w:r>
             <w:rPr>
-              <w:rFonts w:hint="eastAsia" w:ascii="Microsoft JhengHei" w:hAnsi="Microsoft JhengHei" w:eastAsia="Microsoft JhengHei" w:cs="Microsoft JhengHei"/>
+              <w:rFonts w:ascii="Microsoft JhengHei" w:eastAsia="Microsoft JhengHei" w:hAnsi="Microsoft JhengHei" w:cs="Microsoft JhengHei" w:hint="eastAsia"/>
               <w:bCs/>
               <w:color w:val="333333"/>
               <w:spacing w:val="-8"/>
@@ -2106,14 +2085,14 @@
         </w:p>
         <w:p>
           <w:pPr>
-            <w:pStyle w:val="17"/>
+            <w:pStyle w:val="TOC2"/>
             <w:tabs>
               <w:tab w:val="right" w:leader="dot" w:pos="8886"/>
             </w:tabs>
           </w:pPr>
           <w:r>
             <w:rPr>
-              <w:rFonts w:hint="eastAsia" w:ascii="Microsoft JhengHei" w:hAnsi="Microsoft JhengHei" w:eastAsia="Microsoft JhengHei" w:cs="Microsoft JhengHei"/>
+              <w:rFonts w:ascii="Microsoft JhengHei" w:eastAsia="Microsoft JhengHei" w:hAnsi="Microsoft JhengHei" w:cs="Microsoft JhengHei" w:hint="eastAsia"/>
               <w:bCs/>
               <w:color w:val="333333"/>
               <w:spacing w:val="-8"/>
@@ -2123,7 +2102,7 @@
           </w:r>
           <w:r>
             <w:rPr>
-              <w:rFonts w:hint="eastAsia" w:ascii="Microsoft JhengHei" w:hAnsi="Microsoft JhengHei" w:eastAsia="Microsoft JhengHei" w:cs="Microsoft JhengHei"/>
+              <w:rFonts w:ascii="Microsoft JhengHei" w:eastAsia="Microsoft JhengHei" w:hAnsi="Microsoft JhengHei" w:cs="Microsoft JhengHei" w:hint="eastAsia"/>
               <w:bCs/>
               <w:spacing w:val="-8"/>
               <w:szCs w:val="24"/>
@@ -2132,7 +2111,7 @@
           </w:r>
           <w:r>
             <w:rPr>
-              <w:rFonts w:hint="eastAsia" w:ascii="Microsoft JhengHei" w:hAnsi="Microsoft JhengHei" w:eastAsia="Microsoft JhengHei" w:cs="Microsoft JhengHei"/>
+              <w:rFonts w:ascii="Microsoft JhengHei" w:eastAsia="Microsoft JhengHei" w:hAnsi="Microsoft JhengHei" w:cs="Microsoft JhengHei" w:hint="eastAsia"/>
               <w:bCs/>
               <w:spacing w:val="-8"/>
               <w:szCs w:val="24"/>
@@ -2171,7 +2150,7 @@
           </w:r>
           <w:r>
             <w:rPr>
-              <w:rFonts w:hint="eastAsia" w:ascii="Microsoft JhengHei" w:hAnsi="Microsoft JhengHei" w:eastAsia="Microsoft JhengHei" w:cs="Microsoft JhengHei"/>
+              <w:rFonts w:ascii="Microsoft JhengHei" w:eastAsia="Microsoft JhengHei" w:hAnsi="Microsoft JhengHei" w:cs="Microsoft JhengHei" w:hint="eastAsia"/>
               <w:bCs/>
               <w:color w:val="333333"/>
               <w:spacing w:val="-8"/>
@@ -2182,14 +2161,14 @@
         </w:p>
         <w:p>
           <w:pPr>
-            <w:pStyle w:val="17"/>
+            <w:pStyle w:val="TOC2"/>
             <w:tabs>
               <w:tab w:val="right" w:leader="dot" w:pos="8886"/>
             </w:tabs>
           </w:pPr>
           <w:r>
             <w:rPr>
-              <w:rFonts w:hint="eastAsia" w:ascii="Microsoft JhengHei" w:hAnsi="Microsoft JhengHei" w:eastAsia="Microsoft JhengHei" w:cs="Microsoft JhengHei"/>
+              <w:rFonts w:ascii="Microsoft JhengHei" w:eastAsia="Microsoft JhengHei" w:hAnsi="Microsoft JhengHei" w:cs="Microsoft JhengHei" w:hint="eastAsia"/>
               <w:bCs/>
               <w:color w:val="333333"/>
               <w:spacing w:val="-8"/>
@@ -2199,7 +2178,7 @@
           </w:r>
           <w:r>
             <w:rPr>
-              <w:rFonts w:hint="eastAsia" w:ascii="Microsoft JhengHei" w:hAnsi="Microsoft JhengHei" w:eastAsia="Microsoft JhengHei" w:cs="Microsoft JhengHei"/>
+              <w:rFonts w:ascii="Microsoft JhengHei" w:eastAsia="Microsoft JhengHei" w:hAnsi="Microsoft JhengHei" w:cs="Microsoft JhengHei" w:hint="eastAsia"/>
               <w:bCs/>
               <w:spacing w:val="-8"/>
               <w:szCs w:val="24"/>
@@ -2208,7 +2187,7 @@
           </w:r>
           <w:r>
             <w:rPr>
-              <w:rFonts w:hint="eastAsia" w:ascii="Microsoft JhengHei" w:hAnsi="Microsoft JhengHei" w:eastAsia="Microsoft JhengHei" w:cs="Microsoft JhengHei"/>
+              <w:rFonts w:ascii="Microsoft JhengHei" w:eastAsia="Microsoft JhengHei" w:hAnsi="Microsoft JhengHei" w:cs="Microsoft JhengHei" w:hint="eastAsia"/>
               <w:bCs/>
               <w:spacing w:val="-8"/>
               <w:szCs w:val="24"/>
@@ -2247,7 +2226,7 @@
           </w:r>
           <w:r>
             <w:rPr>
-              <w:rFonts w:hint="eastAsia" w:ascii="Microsoft JhengHei" w:hAnsi="Microsoft JhengHei" w:eastAsia="Microsoft JhengHei" w:cs="Microsoft JhengHei"/>
+              <w:rFonts w:ascii="Microsoft JhengHei" w:eastAsia="Microsoft JhengHei" w:hAnsi="Microsoft JhengHei" w:cs="Microsoft JhengHei" w:hint="eastAsia"/>
               <w:bCs/>
               <w:color w:val="333333"/>
               <w:spacing w:val="-8"/>
@@ -2258,14 +2237,14 @@
         </w:p>
         <w:p>
           <w:pPr>
-            <w:pStyle w:val="17"/>
+            <w:pStyle w:val="TOC2"/>
             <w:tabs>
               <w:tab w:val="right" w:leader="dot" w:pos="8886"/>
             </w:tabs>
           </w:pPr>
           <w:r>
             <w:rPr>
-              <w:rFonts w:hint="eastAsia" w:ascii="Microsoft JhengHei" w:hAnsi="Microsoft JhengHei" w:eastAsia="Microsoft JhengHei" w:cs="Microsoft JhengHei"/>
+              <w:rFonts w:ascii="Microsoft JhengHei" w:eastAsia="Microsoft JhengHei" w:hAnsi="Microsoft JhengHei" w:cs="Microsoft JhengHei" w:hint="eastAsia"/>
               <w:bCs/>
               <w:color w:val="333333"/>
               <w:spacing w:val="-8"/>
@@ -2275,7 +2254,7 @@
           </w:r>
           <w:r>
             <w:rPr>
-              <w:rFonts w:hint="eastAsia" w:ascii="Microsoft JhengHei" w:hAnsi="Microsoft JhengHei" w:eastAsia="Microsoft JhengHei" w:cs="Microsoft JhengHei"/>
+              <w:rFonts w:ascii="Microsoft JhengHei" w:eastAsia="Microsoft JhengHei" w:hAnsi="Microsoft JhengHei" w:cs="Microsoft JhengHei" w:hint="eastAsia"/>
               <w:bCs/>
               <w:spacing w:val="-8"/>
               <w:szCs w:val="24"/>
@@ -2284,7 +2263,7 @@
           </w:r>
           <w:r>
             <w:rPr>
-              <w:rFonts w:hint="eastAsia" w:ascii="Microsoft JhengHei" w:hAnsi="Microsoft JhengHei" w:eastAsia="Microsoft JhengHei" w:cs="Microsoft JhengHei"/>
+              <w:rFonts w:ascii="Microsoft JhengHei" w:eastAsia="Microsoft JhengHei" w:hAnsi="Microsoft JhengHei" w:cs="Microsoft JhengHei" w:hint="eastAsia"/>
               <w:bCs/>
               <w:spacing w:val="-8"/>
               <w:szCs w:val="24"/>
@@ -2323,7 +2302,7 @@
           </w:r>
           <w:r>
             <w:rPr>
-              <w:rFonts w:hint="eastAsia" w:ascii="Microsoft JhengHei" w:hAnsi="Microsoft JhengHei" w:eastAsia="Microsoft JhengHei" w:cs="Microsoft JhengHei"/>
+              <w:rFonts w:ascii="Microsoft JhengHei" w:eastAsia="Microsoft JhengHei" w:hAnsi="Microsoft JhengHei" w:cs="Microsoft JhengHei" w:hint="eastAsia"/>
               <w:bCs/>
               <w:color w:val="333333"/>
               <w:spacing w:val="-8"/>
@@ -2334,14 +2313,14 @@
         </w:p>
         <w:p>
           <w:pPr>
-            <w:pStyle w:val="17"/>
+            <w:pStyle w:val="TOC2"/>
             <w:tabs>
               <w:tab w:val="right" w:leader="dot" w:pos="8886"/>
             </w:tabs>
           </w:pPr>
           <w:r>
             <w:rPr>
-              <w:rFonts w:hint="eastAsia" w:ascii="Microsoft JhengHei" w:hAnsi="Microsoft JhengHei" w:eastAsia="Microsoft JhengHei" w:cs="Microsoft JhengHei"/>
+              <w:rFonts w:ascii="Microsoft JhengHei" w:eastAsia="Microsoft JhengHei" w:hAnsi="Microsoft JhengHei" w:cs="Microsoft JhengHei" w:hint="eastAsia"/>
               <w:bCs/>
               <w:color w:val="333333"/>
               <w:spacing w:val="-8"/>
@@ -2351,7 +2330,7 @@
           </w:r>
           <w:r>
             <w:rPr>
-              <w:rFonts w:hint="eastAsia" w:ascii="Microsoft JhengHei" w:hAnsi="Microsoft JhengHei" w:eastAsia="Microsoft JhengHei" w:cs="Microsoft JhengHei"/>
+              <w:rFonts w:ascii="Microsoft JhengHei" w:eastAsia="Microsoft JhengHei" w:hAnsi="Microsoft JhengHei" w:cs="Microsoft JhengHei" w:hint="eastAsia"/>
               <w:bCs/>
               <w:spacing w:val="-8"/>
               <w:szCs w:val="24"/>
@@ -2360,7 +2339,7 @@
           </w:r>
           <w:r>
             <w:rPr>
-              <w:rFonts w:hint="eastAsia" w:ascii="Microsoft JhengHei" w:hAnsi="Microsoft JhengHei" w:eastAsia="Microsoft JhengHei" w:cs="Microsoft JhengHei"/>
+              <w:rFonts w:ascii="Microsoft JhengHei" w:eastAsia="Microsoft JhengHei" w:hAnsi="Microsoft JhengHei" w:cs="Microsoft JhengHei" w:hint="eastAsia"/>
               <w:bCs/>
               <w:spacing w:val="-8"/>
               <w:szCs w:val="24"/>
@@ -2399,7 +2378,7 @@
           </w:r>
           <w:r>
             <w:rPr>
-              <w:rFonts w:hint="eastAsia" w:ascii="Microsoft JhengHei" w:hAnsi="Microsoft JhengHei" w:eastAsia="Microsoft JhengHei" w:cs="Microsoft JhengHei"/>
+              <w:rFonts w:ascii="Microsoft JhengHei" w:eastAsia="Microsoft JhengHei" w:hAnsi="Microsoft JhengHei" w:cs="Microsoft JhengHei" w:hint="eastAsia"/>
               <w:bCs/>
               <w:color w:val="333333"/>
               <w:spacing w:val="-8"/>
@@ -2410,14 +2389,14 @@
         </w:p>
         <w:p>
           <w:pPr>
-            <w:pStyle w:val="16"/>
+            <w:pStyle w:val="TOC1"/>
             <w:tabs>
               <w:tab w:val="right" w:leader="dot" w:pos="8886"/>
             </w:tabs>
           </w:pPr>
           <w:r>
             <w:rPr>
-              <w:rFonts w:hint="eastAsia" w:ascii="Microsoft JhengHei" w:hAnsi="Microsoft JhengHei" w:eastAsia="Microsoft JhengHei" w:cs="Microsoft JhengHei"/>
+              <w:rFonts w:ascii="Microsoft JhengHei" w:eastAsia="Microsoft JhengHei" w:hAnsi="Microsoft JhengHei" w:cs="Microsoft JhengHei" w:hint="eastAsia"/>
               <w:bCs/>
               <w:color w:val="333333"/>
               <w:spacing w:val="-8"/>
@@ -2427,7 +2406,7 @@
           </w:r>
           <w:r>
             <w:rPr>
-              <w:rFonts w:hint="eastAsia" w:ascii="Microsoft JhengHei" w:hAnsi="Microsoft JhengHei" w:eastAsia="Microsoft JhengHei" w:cs="Microsoft JhengHei"/>
+              <w:rFonts w:ascii="Microsoft JhengHei" w:eastAsia="Microsoft JhengHei" w:hAnsi="Microsoft JhengHei" w:cs="Microsoft JhengHei" w:hint="eastAsia"/>
               <w:bCs/>
               <w:spacing w:val="-8"/>
               <w:szCs w:val="24"/>
@@ -2436,7 +2415,7 @@
           </w:r>
           <w:r>
             <w:rPr>
-              <w:rFonts w:hint="eastAsia" w:ascii="Microsoft JhengHei" w:hAnsi="Microsoft JhengHei" w:eastAsia="Microsoft JhengHei" w:cs="Microsoft JhengHei"/>
+              <w:rFonts w:ascii="Microsoft JhengHei" w:eastAsia="Microsoft JhengHei" w:hAnsi="Microsoft JhengHei" w:cs="Microsoft JhengHei" w:hint="eastAsia"/>
               <w:bCs/>
               <w:spacing w:val="-8"/>
               <w:szCs w:val="24"/>
@@ -2475,7 +2454,7 @@
           </w:r>
           <w:r>
             <w:rPr>
-              <w:rFonts w:hint="eastAsia" w:ascii="Microsoft JhengHei" w:hAnsi="Microsoft JhengHei" w:eastAsia="Microsoft JhengHei" w:cs="Microsoft JhengHei"/>
+              <w:rFonts w:ascii="Microsoft JhengHei" w:eastAsia="Microsoft JhengHei" w:hAnsi="Microsoft JhengHei" w:cs="Microsoft JhengHei" w:hint="eastAsia"/>
               <w:bCs/>
               <w:color w:val="333333"/>
               <w:spacing w:val="-8"/>
@@ -2487,7 +2466,7 @@
         <w:p>
           <w:pPr>
             <w:rPr>
-              <w:rFonts w:hint="eastAsia" w:ascii="Microsoft JhengHei" w:hAnsi="Microsoft JhengHei" w:eastAsia="Microsoft JhengHei" w:cs="Microsoft JhengHei"/>
+              <w:rFonts w:ascii="Microsoft JhengHei" w:eastAsia="Microsoft JhengHei" w:hAnsi="Microsoft JhengHei" w:cs="Microsoft JhengHei" w:hint="eastAsia"/>
               <w:bCs/>
               <w:snapToGrid w:val="0"/>
               <w:color w:val="333333"/>
@@ -2500,7 +2479,7 @@
           </w:pPr>
           <w:r>
             <w:rPr>
-              <w:rFonts w:hint="eastAsia" w:ascii="Microsoft JhengHei" w:hAnsi="Microsoft JhengHei" w:eastAsia="Microsoft JhengHei" w:cs="Microsoft JhengHei"/>
+              <w:rFonts w:ascii="Microsoft JhengHei" w:eastAsia="Microsoft JhengHei" w:hAnsi="Microsoft JhengHei" w:cs="Microsoft JhengHei" w:hint="eastAsia"/>
               <w:bCs/>
               <w:color w:val="333333"/>
               <w:spacing w:val="-8"/>
@@ -2514,7 +2493,7 @@
     <w:p>
       <w:pPr>
         <w:rPr>
-          <w:rFonts w:hint="eastAsia" w:ascii="宋体" w:hAnsi="宋体" w:eastAsia="宋体" w:cs="宋体"/>
+          <w:rFonts w:ascii="宋体" w:eastAsia="宋体" w:hAnsi="宋体" w:cs="宋体" w:hint="eastAsia"/>
           <w:bCs/>
           <w:snapToGrid w:val="0"/>
           <w:color w:val="333333"/>
@@ -2527,7 +2506,7 @@
       </w:pPr>
       <w:r>
         <w:rPr>
-          <w:rFonts w:hint="eastAsia" w:ascii="宋体" w:hAnsi="宋体" w:eastAsia="宋体" w:cs="宋体"/>
+          <w:rFonts w:ascii="宋体" w:eastAsia="宋体" w:hAnsi="宋体" w:cs="宋体" w:hint="eastAsia"/>
           <w:bCs/>
           <w:snapToGrid w:val="0"/>
           <w:color w:val="333333"/>
@@ -2542,7 +2521,7 @@
     </w:p>
     <w:p>
       <w:pPr>
-        <w:pStyle w:val="26"/>
+        <w:pStyle w:val="1"/>
         <w:bidi w:val="0"/>
         <w:rPr>
           <w:rFonts w:hint="eastAsia"/>
@@ -2559,7 +2538,7 @@
     </w:p>
     <w:p>
       <w:pPr>
-        <w:pStyle w:val="28"/>
+        <w:pStyle w:val="2"/>
         <w:bidi w:val="0"/>
         <w:rPr>
           <w:rFonts w:hint="eastAsia"/>
@@ -2576,7 +2555,7 @@
     </w:p>
     <w:p>
       <w:pPr>
-        <w:pStyle w:val="27"/>
+        <w:pStyle w:val="a"/>
         <w:bidi w:val="0"/>
         <w:rPr>
           <w:rFonts w:hint="eastAsia"/>
@@ -2591,7 +2570,7 @@
     </w:p>
     <w:p>
       <w:pPr>
-        <w:pStyle w:val="28"/>
+        <w:pStyle w:val="2"/>
         <w:bidi w:val="0"/>
         <w:rPr>
           <w:rFonts w:hint="eastAsia"/>
@@ -2608,7 +2587,7 @@
     </w:p>
     <w:p>
       <w:pPr>
-        <w:pStyle w:val="27"/>
+        <w:pStyle w:val="a"/>
         <w:bidi w:val="0"/>
         <w:rPr>
           <w:rFonts w:hint="eastAsia"/>
@@ -2662,7 +2641,7 @@
     </w:p>
     <w:p>
       <w:pPr>
-        <w:pStyle w:val="26"/>
+        <w:pStyle w:val="1"/>
         <w:bidi w:val="0"/>
         <w:rPr>
           <w:rFonts w:hint="eastAsia"/>
@@ -2679,13 +2658,13 @@
     </w:p>
     <w:p>
       <w:pPr>
-        <w:pStyle w:val="39"/>
+        <w:pStyle w:val="a3"/>
         <w:numPr>
           <w:ilvl w:val="0"/>
           <w:numId w:val="2"/>
         </w:numPr>
         <w:bidi w:val="0"/>
-        <w:ind w:left="425" w:leftChars="0" w:hanging="425" w:firstLineChars="0"/>
+        <w:ind w:left="425" w:hanging="425" w:leftChars="0" w:firstLineChars="0"/>
         <w:rPr>
           <w:rFonts w:hint="eastAsia"/>
         </w:rPr>
@@ -2707,13 +2686,13 @@
     </w:p>
     <w:p>
       <w:pPr>
-        <w:pStyle w:val="39"/>
+        <w:pStyle w:val="a3"/>
         <w:numPr>
           <w:ilvl w:val="0"/>
           <w:numId w:val="2"/>
         </w:numPr>
         <w:bidi w:val="0"/>
-        <w:ind w:left="425" w:leftChars="0" w:hanging="425" w:firstLineChars="0"/>
+        <w:ind w:left="425" w:hanging="425" w:leftChars="0" w:firstLineChars="0"/>
         <w:rPr>
           <w:rFonts w:hint="eastAsia"/>
         </w:rPr>
@@ -2748,13 +2727,13 @@
     </w:p>
     <w:p>
       <w:pPr>
-        <w:pStyle w:val="39"/>
+        <w:pStyle w:val="a3"/>
         <w:numPr>
           <w:ilvl w:val="0"/>
           <w:numId w:val="2"/>
         </w:numPr>
         <w:bidi w:val="0"/>
-        <w:ind w:left="425" w:leftChars="0" w:hanging="425" w:firstLineChars="0"/>
+        <w:ind w:left="425" w:hanging="425" w:leftChars="0" w:firstLineChars="0"/>
         <w:rPr>
           <w:rFonts w:hint="eastAsia"/>
         </w:rPr>
@@ -2776,7 +2755,7 @@
     </w:p>
     <w:p>
       <w:pPr>
-        <w:pStyle w:val="26"/>
+        <w:pStyle w:val="1"/>
         <w:bidi w:val="0"/>
         <w:rPr>
           <w:rFonts w:hint="eastAsia"/>
@@ -2793,13 +2772,13 @@
     </w:p>
     <w:p>
       <w:pPr>
-        <w:pStyle w:val="39"/>
+        <w:pStyle w:val="a3"/>
         <w:numPr>
           <w:ilvl w:val="0"/>
           <w:numId w:val="3"/>
         </w:numPr>
         <w:bidi w:val="0"/>
-        <w:ind w:left="425" w:leftChars="0" w:hanging="425" w:firstLineChars="0"/>
+        <w:ind w:left="425" w:hanging="425" w:leftChars="0" w:firstLineChars="0"/>
         <w:rPr>
           <w:rFonts w:hint="eastAsia"/>
         </w:rPr>
@@ -2813,13 +2792,13 @@
     </w:p>
     <w:p>
       <w:pPr>
-        <w:pStyle w:val="39"/>
+        <w:pStyle w:val="a3"/>
         <w:numPr>
           <w:ilvl w:val="0"/>
           <w:numId w:val="3"/>
         </w:numPr>
         <w:bidi w:val="0"/>
-        <w:ind w:left="425" w:leftChars="0" w:hanging="425" w:firstLineChars="0"/>
+        <w:ind w:left="425" w:hanging="425" w:leftChars="0" w:firstLineChars="0"/>
         <w:rPr>
           <w:rFonts w:hint="eastAsia"/>
           <w:lang w:val="en-US" w:eastAsia="zh-CN"/>
@@ -2855,13 +2834,13 @@
     </w:p>
     <w:p>
       <w:pPr>
-        <w:pStyle w:val="39"/>
+        <w:pStyle w:val="a3"/>
         <w:numPr>
           <w:ilvl w:val="0"/>
           <w:numId w:val="3"/>
         </w:numPr>
         <w:bidi w:val="0"/>
-        <w:ind w:left="425" w:leftChars="0" w:hanging="425" w:firstLineChars="0"/>
+        <w:ind w:left="425" w:hanging="425" w:leftChars="0" w:firstLineChars="0"/>
         <w:rPr>
           <w:rFonts w:hint="eastAsia"/>
         </w:rPr>
@@ -2882,29 +2861,29 @@
     </w:p>
     <w:p>
       <w:pPr>
-        <w:pStyle w:val="26"/>
+        <w:pStyle w:val="1"/>
         <w:bidi w:val="0"/>
         <w:rPr>
           <w:rFonts w:hint="eastAsia"/>
         </w:rPr>
       </w:pPr>
-      <w:bookmarkStart w:id="22" w:name="_GoBack"/>
-      <w:bookmarkEnd w:id="22"/>
-      <w:bookmarkStart w:id="7" w:name="_Toc20021"/>
+      <w:bookmarkStart w:id="7" w:name="_GoBack"/>
+      <w:bookmarkEnd w:id="7"/>
+      <w:bookmarkStart w:id="8" w:name="_Toc20021"/>
       <w:r>
         <w:rPr>
           <w:rFonts w:hint="eastAsia"/>
         </w:rPr>
         <w:t>知识的分类</w:t>
       </w:r>
-      <w:bookmarkEnd w:id="7"/>
+      <w:bookmarkEnd w:id="8"/>
     </w:p>
     <w:p>
       <w:pPr>
-        <w:pStyle w:val="12"/>
+        <w:pStyle w:val="BodyText"/>
         <w:spacing w:before="217" w:line="188" w:lineRule="auto"/>
         <w:rPr>
-          <w:rFonts w:hint="eastAsia" w:ascii="宋体" w:hAnsi="宋体" w:eastAsia="宋体" w:cs="宋体"/>
+          <w:rFonts w:ascii="宋体" w:eastAsia="宋体" w:hAnsi="宋体" w:cs="宋体" w:hint="eastAsia"/>
           <w:color w:val="333333"/>
           <w:spacing w:val="3"/>
           <w:sz w:val="24"/>
@@ -2913,7 +2892,7 @@
       </w:pPr>
       <w:r>
         <w:rPr>
-          <w:rFonts w:hint="eastAsia" w:ascii="宋体" w:hAnsi="宋体" w:eastAsia="宋体" w:cs="宋体"/>
+          <w:rFonts w:ascii="宋体" w:eastAsia="宋体" w:hAnsi="宋体" w:cs="宋体" w:hint="eastAsia"/>
           <w:color w:val="333333"/>
           <w:spacing w:val="4"/>
           <w:sz w:val="24"/>
@@ -2924,7 +2903,7 @@
       </w:r>
       <w:r>
         <w:rPr>
-          <w:rFonts w:hint="eastAsia" w:ascii="宋体" w:hAnsi="宋体" w:eastAsia="宋体" w:cs="宋体"/>
+          <w:rFonts w:ascii="宋体" w:eastAsia="宋体" w:hAnsi="宋体" w:cs="宋体" w:hint="eastAsia"/>
           <w:color w:val="333333"/>
           <w:spacing w:val="4"/>
           <w:sz w:val="24"/>
@@ -2934,7 +2913,7 @@
       </w:r>
       <w:r>
         <w:rPr>
-          <w:rFonts w:hint="eastAsia" w:ascii="宋体" w:hAnsi="宋体" w:eastAsia="宋体" w:cs="宋体"/>
+          <w:rFonts w:ascii="宋体" w:eastAsia="宋体" w:hAnsi="宋体" w:cs="宋体" w:hint="eastAsia"/>
           <w:color w:val="333333"/>
           <w:spacing w:val="3"/>
           <w:sz w:val="24"/>
@@ -2946,7 +2925,7 @@
     <w:p>
       <w:pPr>
         <w:rPr>
-          <w:rFonts w:hint="eastAsia" w:ascii="宋体" w:hAnsi="宋体" w:eastAsia="宋体" w:cs="宋体"/>
+          <w:rFonts w:ascii="宋体" w:eastAsia="宋体" w:hAnsi="宋体" w:cs="宋体" w:hint="eastAsia"/>
           <w:color w:val="333333"/>
           <w:spacing w:val="3"/>
           <w:sz w:val="24"/>
@@ -2955,7 +2934,7 @@
       </w:pPr>
       <w:r>
         <w:rPr>
-          <w:rFonts w:hint="eastAsia" w:ascii="宋体" w:hAnsi="宋体" w:eastAsia="宋体" w:cs="宋体"/>
+          <w:rFonts w:ascii="宋体" w:eastAsia="宋体" w:hAnsi="宋体" w:cs="宋体" w:hint="eastAsia"/>
           <w:color w:val="333333"/>
           <w:spacing w:val="3"/>
           <w:sz w:val="24"/>
@@ -2966,16 +2945,16 @@
     </w:p>
     <w:tbl>
       <w:tblPr>
-        <w:tblStyle w:val="24"/>
+        <w:tblStyle w:val="TableNormal0"/>
         <w:tblW w:w="8824" w:type="dxa"/>
         <w:jc w:val="center"/>
         <w:tblBorders>
-          <w:top w:val="single" w:color="auto" w:sz="4" w:space="0"/>
-          <w:left w:val="single" w:color="auto" w:sz="4" w:space="0"/>
-          <w:bottom w:val="single" w:color="auto" w:sz="4" w:space="0"/>
-          <w:right w:val="single" w:color="auto" w:sz="4" w:space="0"/>
-          <w:insideH w:val="single" w:color="auto" w:sz="4" w:space="0"/>
-          <w:insideV w:val="single" w:color="auto" w:sz="4" w:space="0"/>
+          <w:top w:val="single" w:sz="4" w:space="0" w:color="auto"/>
+          <w:left w:val="single" w:sz="4" w:space="0" w:color="auto"/>
+          <w:bottom w:val="single" w:sz="4" w:space="0" w:color="auto"/>
+          <w:right w:val="single" w:sz="4" w:space="0" w:color="auto"/>
+          <w:insideH w:val="single" w:sz="4" w:space="0" w:color="auto"/>
+          <w:insideV w:val="single" w:sz="4" w:space="0" w:color="auto"/>
         </w:tblBorders>
         <w:shd w:val="clear" w:color="auto" w:fill="auto"/>
         <w:tblLayout w:type="fixed"/>
@@ -2993,14 +2972,18 @@
       </w:tblGrid>
       <w:tr>
         <w:tblPrEx>
+          <w:tblW w:w="8824" w:type="dxa"/>
+          <w:jc w:val="center"/>
           <w:tblBorders>
-            <w:top w:val="single" w:color="auto" w:sz="4" w:space="0"/>
-            <w:left w:val="single" w:color="auto" w:sz="4" w:space="0"/>
-            <w:bottom w:val="single" w:color="auto" w:sz="4" w:space="0"/>
-            <w:right w:val="single" w:color="auto" w:sz="4" w:space="0"/>
-            <w:insideH w:val="single" w:color="auto" w:sz="4" w:space="0"/>
-            <w:insideV w:val="single" w:color="auto" w:sz="4" w:space="0"/>
+            <w:top w:val="single" w:sz="4" w:space="0" w:color="auto"/>
+            <w:left w:val="single" w:sz="4" w:space="0" w:color="auto"/>
+            <w:bottom w:val="single" w:sz="4" w:space="0" w:color="auto"/>
+            <w:right w:val="single" w:sz="4" w:space="0" w:color="auto"/>
+            <w:insideH w:val="single" w:sz="4" w:space="0" w:color="auto"/>
+            <w:insideV w:val="single" w:sz="4" w:space="0" w:color="auto"/>
           </w:tblBorders>
+          <w:shd w:val="clear" w:color="auto" w:fill="auto"/>
+          <w:tblLayout w:type="fixed"/>
           <w:tblCellMar>
             <w:top w:w="0" w:type="dxa"/>
             <w:left w:w="0" w:type="dxa"/>
@@ -3009,7 +2992,7 @@
           </w:tblCellMar>
         </w:tblPrEx>
         <w:trPr>
-          <w:trHeight w:val="786" w:hRule="atLeast"/>
+          <w:trHeight w:val="786"/>
           <w:jc w:val="center"/>
         </w:trPr>
         <w:tc>
@@ -3019,18 +3002,18 @@
           </w:tcPr>
           <w:p>
             <w:pPr>
-              <w:pStyle w:val="25"/>
+              <w:pStyle w:val="TableText"/>
               <w:spacing w:before="151" w:line="230" w:lineRule="auto"/>
               <w:ind w:left="197" w:right="305" w:firstLine="3"/>
               <w:rPr>
-                <w:rFonts w:hint="eastAsia" w:ascii="宋体" w:hAnsi="宋体" w:eastAsia="宋体" w:cs="宋体"/>
+                <w:rFonts w:ascii="宋体" w:eastAsia="宋体" w:hAnsi="宋体" w:cs="宋体" w:hint="eastAsia"/>
                 <w:sz w:val="24"/>
                 <w:szCs w:val="24"/>
               </w:rPr>
             </w:pPr>
             <w:r>
               <w:rPr>
-                <w:rFonts w:hint="eastAsia" w:ascii="宋体" w:hAnsi="宋体" w:eastAsia="宋体" w:cs="宋体"/>
+                <w:rFonts w:ascii="宋体" w:eastAsia="宋体" w:hAnsi="宋体" w:cs="宋体" w:hint="eastAsia"/>
                 <w:b/>
                 <w:bCs/>
                 <w:color w:val="333333"/>
@@ -3042,7 +3025,7 @@
             </w:r>
             <w:r>
               <w:rPr>
-                <w:rFonts w:hint="eastAsia" w:ascii="宋体" w:hAnsi="宋体" w:eastAsia="宋体" w:cs="宋体"/>
+                <w:rFonts w:ascii="宋体" w:eastAsia="宋体" w:hAnsi="宋体" w:cs="宋体" w:hint="eastAsia"/>
                 <w:b/>
                 <w:bCs/>
                 <w:color w:val="333333"/>
@@ -3061,18 +3044,18 @@
           </w:tcPr>
           <w:p>
             <w:pPr>
-              <w:pStyle w:val="25"/>
+              <w:pStyle w:val="TableText"/>
               <w:spacing w:before="151" w:line="230" w:lineRule="auto"/>
               <w:ind w:left="191" w:right="304" w:firstLine="4"/>
               <w:rPr>
-                <w:rFonts w:hint="eastAsia" w:ascii="宋体" w:hAnsi="宋体" w:eastAsia="宋体" w:cs="宋体"/>
+                <w:rFonts w:ascii="宋体" w:eastAsia="宋体" w:hAnsi="宋体" w:cs="宋体" w:hint="eastAsia"/>
                 <w:sz w:val="24"/>
                 <w:szCs w:val="24"/>
               </w:rPr>
             </w:pPr>
             <w:r>
               <w:rPr>
-                <w:rFonts w:hint="eastAsia" w:ascii="宋体" w:hAnsi="宋体" w:eastAsia="宋体" w:cs="宋体"/>
+                <w:rFonts w:ascii="宋体" w:eastAsia="宋体" w:hAnsi="宋体" w:cs="宋体" w:hint="eastAsia"/>
                 <w:b/>
                 <w:bCs/>
                 <w:color w:val="333333"/>
@@ -3084,7 +3067,7 @@
             </w:r>
             <w:r>
               <w:rPr>
-                <w:rFonts w:hint="eastAsia" w:ascii="宋体" w:hAnsi="宋体" w:eastAsia="宋体" w:cs="宋体"/>
+                <w:rFonts w:ascii="宋体" w:eastAsia="宋体" w:hAnsi="宋体" w:cs="宋体" w:hint="eastAsia"/>
                 <w:b/>
                 <w:bCs/>
                 <w:color w:val="333333"/>
@@ -3103,18 +3086,18 @@
           </w:tcPr>
           <w:p>
             <w:pPr>
-              <w:pStyle w:val="25"/>
+              <w:pStyle w:val="TableText"/>
               <w:spacing w:before="299" w:line="187" w:lineRule="auto"/>
               <w:ind w:left="193"/>
               <w:rPr>
-                <w:rFonts w:hint="eastAsia" w:ascii="宋体" w:hAnsi="宋体" w:eastAsia="宋体" w:cs="宋体"/>
+                <w:rFonts w:ascii="宋体" w:eastAsia="宋体" w:hAnsi="宋体" w:cs="宋体" w:hint="eastAsia"/>
                 <w:sz w:val="24"/>
                 <w:szCs w:val="24"/>
               </w:rPr>
             </w:pPr>
             <w:r>
               <w:rPr>
-                <w:rFonts w:hint="eastAsia" w:ascii="宋体" w:hAnsi="宋体" w:eastAsia="宋体" w:cs="宋体"/>
+                <w:rFonts w:ascii="宋体" w:eastAsia="宋体" w:hAnsi="宋体" w:cs="宋体" w:hint="eastAsia"/>
                 <w:b/>
                 <w:bCs/>
                 <w:color w:val="333333"/>
@@ -3129,14 +3112,10 @@
       </w:tr>
       <w:tr>
         <w:tblPrEx>
-          <w:tblBorders>
-            <w:top w:val="single" w:color="auto" w:sz="4" w:space="0"/>
-            <w:left w:val="single" w:color="auto" w:sz="4" w:space="0"/>
-            <w:bottom w:val="single" w:color="auto" w:sz="4" w:space="0"/>
-            <w:right w:val="single" w:color="auto" w:sz="4" w:space="0"/>
-            <w:insideH w:val="single" w:color="auto" w:sz="4" w:space="0"/>
-            <w:insideV w:val="single" w:color="auto" w:sz="4" w:space="0"/>
-          </w:tblBorders>
+          <w:tblW w:w="8824" w:type="dxa"/>
+          <w:jc w:val="center"/>
+          <w:shd w:val="clear" w:color="auto" w:fill="auto"/>
+          <w:tblLayout w:type="fixed"/>
           <w:tblCellMar>
             <w:top w:w="0" w:type="dxa"/>
             <w:left w:w="0" w:type="dxa"/>
@@ -3145,7 +3124,7 @@
           </w:tblCellMar>
         </w:tblPrEx>
         <w:trPr>
-          <w:trHeight w:val="1078" w:hRule="atLeast"/>
+          <w:trHeight w:val="1078"/>
           <w:jc w:val="center"/>
         </w:trPr>
         <w:tc>
@@ -3156,18 +3135,18 @@
           </w:tcPr>
           <w:p>
             <w:pPr>
-              <w:pStyle w:val="25"/>
+              <w:pStyle w:val="TableText"/>
               <w:spacing w:before="144" w:line="186" w:lineRule="auto"/>
               <w:ind w:left="197"/>
               <w:rPr>
-                <w:rFonts w:hint="eastAsia" w:ascii="宋体" w:hAnsi="宋体" w:eastAsia="宋体" w:cs="宋体"/>
+                <w:rFonts w:ascii="宋体" w:eastAsia="宋体" w:hAnsi="宋体" w:cs="宋体" w:hint="eastAsia"/>
                 <w:sz w:val="24"/>
                 <w:szCs w:val="24"/>
               </w:rPr>
             </w:pPr>
             <w:r>
               <w:rPr>
-                <w:rFonts w:hint="eastAsia" w:ascii="宋体" w:hAnsi="宋体" w:eastAsia="宋体" w:cs="宋体"/>
+                <w:rFonts w:ascii="宋体" w:eastAsia="宋体" w:hAnsi="宋体" w:cs="宋体" w:hint="eastAsia"/>
                 <w:b/>
                 <w:bCs/>
                 <w:color w:val="333333"/>
@@ -3180,18 +3159,18 @@
           </w:p>
           <w:p>
             <w:pPr>
-              <w:pStyle w:val="25"/>
+              <w:pStyle w:val="TableText"/>
               <w:spacing w:before="46" w:line="187" w:lineRule="auto"/>
               <w:ind w:left="197"/>
               <w:rPr>
-                <w:rFonts w:hint="eastAsia" w:ascii="宋体" w:hAnsi="宋体" w:eastAsia="宋体" w:cs="宋体"/>
+                <w:rFonts w:ascii="宋体" w:eastAsia="宋体" w:hAnsi="宋体" w:cs="宋体" w:hint="eastAsia"/>
                 <w:sz w:val="24"/>
                 <w:szCs w:val="24"/>
               </w:rPr>
             </w:pPr>
             <w:r>
               <w:rPr>
-                <w:rFonts w:hint="eastAsia" w:ascii="宋体" w:hAnsi="宋体" w:eastAsia="宋体" w:cs="宋体"/>
+                <w:rFonts w:ascii="宋体" w:eastAsia="宋体" w:hAnsi="宋体" w:cs="宋体" w:hint="eastAsia"/>
                 <w:b/>
                 <w:bCs/>
                 <w:color w:val="333333"/>
@@ -3204,18 +3183,18 @@
           </w:p>
           <w:p>
             <w:pPr>
-              <w:pStyle w:val="25"/>
+              <w:pStyle w:val="TableText"/>
               <w:spacing w:before="46" w:line="187" w:lineRule="auto"/>
               <w:ind w:left="197"/>
               <w:rPr>
-                <w:rFonts w:hint="eastAsia" w:ascii="宋体" w:hAnsi="宋体" w:eastAsia="宋体" w:cs="宋体"/>
+                <w:rFonts w:ascii="宋体" w:eastAsia="宋体" w:hAnsi="宋体" w:cs="宋体" w:hint="eastAsia"/>
                 <w:sz w:val="24"/>
                 <w:szCs w:val="24"/>
               </w:rPr>
             </w:pPr>
             <w:r>
               <w:rPr>
-                <w:rFonts w:hint="eastAsia" w:ascii="宋体" w:hAnsi="宋体" w:eastAsia="宋体" w:cs="宋体"/>
+                <w:rFonts w:ascii="宋体" w:eastAsia="宋体" w:hAnsi="宋体" w:cs="宋体" w:hint="eastAsia"/>
                 <w:b/>
                 <w:bCs/>
                 <w:color w:val="333333"/>
@@ -3232,17 +3211,16 @@
             <w:tcW w:w="899" w:type="dxa"/>
             <w:vMerge w:val="restart"/>
             <w:shd w:val="clear" w:color="auto" w:fill="auto"/>
-            <w:textDirection w:val="tbLrV"/>
             <w:vAlign w:val="center"/>
           </w:tcPr>
           <w:p>
             <w:pPr>
-              <w:pStyle w:val="25"/>
+              <w:pStyle w:val="TableText"/>
               <w:spacing w:before="44" w:line="188" w:lineRule="auto"/>
-              <w:ind w:left="0" w:leftChars="0" w:right="0" w:rightChars="0" w:firstLine="0" w:firstLineChars="0"/>
+              <w:ind w:left="0" w:right="0" w:firstLine="0" w:leftChars="0" w:rightChars="0" w:firstLineChars="0"/>
               <w:jc w:val="center"/>
               <w:rPr>
-                <w:rFonts w:hint="default" w:ascii="宋体" w:hAnsi="宋体" w:eastAsia="宋体" w:cs="宋体"/>
+                <w:rFonts w:ascii="宋体" w:eastAsia="宋体" w:hAnsi="宋体" w:cs="宋体" w:hint="default"/>
                 <w:sz w:val="24"/>
                 <w:szCs w:val="24"/>
                 <w:lang w:val="en-US" w:eastAsia="zh-CN"/>
@@ -3250,7 +3228,7 @@
             </w:pPr>
             <w:r>
               <w:rPr>
-                <w:rFonts w:hint="eastAsia" w:cs="宋体"/>
+                <w:rFonts w:cs="宋体" w:hint="eastAsia"/>
                 <w:color w:val="333333"/>
                 <w:spacing w:val="3"/>
                 <w:sz w:val="24"/>
@@ -3268,18 +3246,18 @@
           </w:tcPr>
           <w:p>
             <w:pPr>
-              <w:pStyle w:val="25"/>
+              <w:pStyle w:val="TableText"/>
               <w:spacing w:before="291" w:line="229" w:lineRule="auto"/>
               <w:ind w:left="193" w:right="375" w:hanging="1"/>
               <w:rPr>
-                <w:rFonts w:hint="eastAsia" w:ascii="宋体" w:hAnsi="宋体" w:eastAsia="宋体" w:cs="宋体"/>
+                <w:rFonts w:ascii="宋体" w:eastAsia="宋体" w:hAnsi="宋体" w:cs="宋体" w:hint="eastAsia"/>
                 <w:sz w:val="24"/>
                 <w:szCs w:val="24"/>
               </w:rPr>
             </w:pPr>
             <w:r>
               <w:rPr>
-                <w:rFonts w:hint="eastAsia" w:ascii="宋体" w:hAnsi="宋体" w:eastAsia="宋体" w:cs="宋体"/>
+                <w:rFonts w:ascii="宋体" w:eastAsia="宋体" w:hAnsi="宋体" w:cs="宋体" w:hint="eastAsia"/>
                 <w:color w:val="333333"/>
                 <w:spacing w:val="5"/>
                 <w:sz w:val="24"/>
@@ -3289,7 +3267,7 @@
             </w:r>
             <w:r>
               <w:rPr>
-                <w:rFonts w:hint="eastAsia" w:ascii="宋体" w:hAnsi="宋体" w:eastAsia="宋体" w:cs="宋体"/>
+                <w:rFonts w:ascii="宋体" w:eastAsia="宋体" w:hAnsi="宋体" w:cs="宋体" w:hint="eastAsia"/>
                 <w:color w:val="333333"/>
                 <w:spacing w:val="-1"/>
                 <w:sz w:val="24"/>
@@ -3302,14 +3280,10 @@
       </w:tr>
       <w:tr>
         <w:tblPrEx>
-          <w:tblBorders>
-            <w:top w:val="single" w:color="auto" w:sz="4" w:space="0"/>
-            <w:left w:val="single" w:color="auto" w:sz="4" w:space="0"/>
-            <w:bottom w:val="single" w:color="auto" w:sz="4" w:space="0"/>
-            <w:right w:val="single" w:color="auto" w:sz="4" w:space="0"/>
-            <w:insideH w:val="single" w:color="auto" w:sz="4" w:space="0"/>
-            <w:insideV w:val="single" w:color="auto" w:sz="4" w:space="0"/>
-          </w:tblBorders>
+          <w:tblW w:w="8824" w:type="dxa"/>
+          <w:jc w:val="center"/>
+          <w:shd w:val="clear" w:color="auto" w:fill="auto"/>
+          <w:tblLayout w:type="fixed"/>
           <w:tblCellMar>
             <w:top w:w="0" w:type="dxa"/>
             <w:left w:w="0" w:type="dxa"/>
@@ -3318,19 +3292,19 @@
           </w:tblCellMar>
         </w:tblPrEx>
         <w:trPr>
-          <w:trHeight w:val="1078" w:hRule="atLeast"/>
+          <w:trHeight w:val="1078"/>
           <w:jc w:val="center"/>
         </w:trPr>
         <w:tc>
           <w:tcPr>
             <w:tcW w:w="906" w:type="dxa"/>
-            <w:vMerge w:val="continue"/>
+            <w:vMerge/>
             <w:shd w:val="clear" w:color="auto" w:fill="auto"/>
           </w:tcPr>
           <w:p>
             <w:pPr>
               <w:rPr>
-                <w:rFonts w:hint="eastAsia" w:ascii="宋体" w:hAnsi="宋体" w:eastAsia="宋体" w:cs="宋体"/>
+                <w:rFonts w:ascii="宋体" w:eastAsia="宋体" w:hAnsi="宋体" w:cs="宋体" w:hint="eastAsia"/>
                 <w:sz w:val="24"/>
                 <w:szCs w:val="24"/>
               </w:rPr>
@@ -3340,16 +3314,16 @@
         <w:tc>
           <w:tcPr>
             <w:tcW w:w="899" w:type="dxa"/>
-            <w:vMerge w:val="continue"/>
+            <w:vMerge/>
             <w:shd w:val="clear" w:color="auto" w:fill="auto"/>
           </w:tcPr>
           <w:p>
             <w:pPr>
-              <w:pStyle w:val="25"/>
+              <w:pStyle w:val="TableText"/>
               <w:spacing w:before="44" w:line="188" w:lineRule="auto"/>
               <w:ind w:left="192"/>
               <w:rPr>
-                <w:rFonts w:hint="eastAsia" w:ascii="宋体" w:hAnsi="宋体" w:eastAsia="宋体" w:cs="宋体"/>
+                <w:rFonts w:ascii="宋体" w:eastAsia="宋体" w:hAnsi="宋体" w:cs="宋体" w:hint="eastAsia"/>
                 <w:sz w:val="24"/>
                 <w:szCs w:val="24"/>
               </w:rPr>
@@ -3365,7 +3339,7 @@
             <w:pPr>
               <w:spacing w:line="362" w:lineRule="auto"/>
               <w:rPr>
-                <w:rFonts w:hint="eastAsia" w:ascii="宋体" w:hAnsi="宋体" w:eastAsia="宋体" w:cs="宋体"/>
+                <w:rFonts w:ascii="宋体" w:eastAsia="宋体" w:hAnsi="宋体" w:cs="宋体" w:hint="eastAsia"/>
                 <w:sz w:val="24"/>
                 <w:szCs w:val="24"/>
               </w:rPr>
@@ -3373,18 +3347,18 @@
           </w:p>
           <w:p>
             <w:pPr>
-              <w:pStyle w:val="25"/>
+              <w:pStyle w:val="TableText"/>
               <w:spacing w:before="81" w:line="187" w:lineRule="auto"/>
               <w:ind w:left="192"/>
               <w:rPr>
-                <w:rFonts w:hint="eastAsia" w:ascii="宋体" w:hAnsi="宋体" w:eastAsia="宋体" w:cs="宋体"/>
+                <w:rFonts w:ascii="宋体" w:eastAsia="宋体" w:hAnsi="宋体" w:cs="宋体" w:hint="eastAsia"/>
                 <w:sz w:val="24"/>
                 <w:szCs w:val="24"/>
               </w:rPr>
             </w:pPr>
             <w:r>
               <w:rPr>
-                <w:rFonts w:hint="eastAsia" w:ascii="宋体" w:hAnsi="宋体" w:eastAsia="宋体" w:cs="宋体"/>
+                <w:rFonts w:ascii="宋体" w:eastAsia="宋体" w:hAnsi="宋体" w:cs="宋体" w:hint="eastAsia"/>
                 <w:color w:val="333333"/>
                 <w:spacing w:val="3"/>
                 <w:sz w:val="24"/>
@@ -3397,15 +3371,10 @@
       </w:tr>
       <w:tr>
         <w:tblPrEx>
-          <w:tblBorders>
-            <w:top w:val="single" w:color="auto" w:sz="4" w:space="0"/>
-            <w:left w:val="single" w:color="auto" w:sz="4" w:space="0"/>
-            <w:bottom w:val="single" w:color="auto" w:sz="4" w:space="0"/>
-            <w:right w:val="single" w:color="auto" w:sz="4" w:space="0"/>
-            <w:insideH w:val="single" w:color="auto" w:sz="4" w:space="0"/>
-            <w:insideV w:val="single" w:color="auto" w:sz="4" w:space="0"/>
-          </w:tblBorders>
+          <w:tblW w:w="8824" w:type="dxa"/>
+          <w:jc w:val="center"/>
           <w:shd w:val="clear" w:color="auto" w:fill="auto"/>
+          <w:tblLayout w:type="fixed"/>
           <w:tblCellMar>
             <w:top w:w="0" w:type="dxa"/>
             <w:left w:w="0" w:type="dxa"/>
@@ -3414,7 +3383,7 @@
           </w:tblCellMar>
         </w:tblPrEx>
         <w:trPr>
-          <w:trHeight w:val="779" w:hRule="atLeast"/>
+          <w:trHeight w:val="779"/>
           <w:jc w:val="center"/>
         </w:trPr>
         <w:tc>
@@ -3425,18 +3394,18 @@
           </w:tcPr>
           <w:p>
             <w:pPr>
-              <w:pStyle w:val="25"/>
+              <w:pStyle w:val="TableText"/>
               <w:spacing w:before="149" w:line="228" w:lineRule="auto"/>
               <w:ind w:left="196" w:right="305" w:hanging="1"/>
               <w:rPr>
-                <w:rFonts w:hint="eastAsia" w:ascii="宋体" w:hAnsi="宋体" w:eastAsia="宋体" w:cs="宋体"/>
+                <w:rFonts w:ascii="宋体" w:eastAsia="宋体" w:hAnsi="宋体" w:cs="宋体" w:hint="eastAsia"/>
                 <w:sz w:val="24"/>
                 <w:szCs w:val="24"/>
               </w:rPr>
             </w:pPr>
             <w:r>
               <w:rPr>
-                <w:rFonts w:hint="eastAsia" w:ascii="宋体" w:hAnsi="宋体" w:eastAsia="宋体" w:cs="宋体"/>
+                <w:rFonts w:ascii="宋体" w:eastAsia="宋体" w:hAnsi="宋体" w:cs="宋体" w:hint="eastAsia"/>
                 <w:b/>
                 <w:bCs/>
                 <w:color w:val="333333"/>
@@ -3448,7 +3417,7 @@
             </w:r>
             <w:r>
               <w:rPr>
-                <w:rFonts w:hint="eastAsia" w:ascii="宋体" w:hAnsi="宋体" w:eastAsia="宋体" w:cs="宋体"/>
+                <w:rFonts w:ascii="宋体" w:eastAsia="宋体" w:hAnsi="宋体" w:cs="宋体" w:hint="eastAsia"/>
                 <w:b/>
                 <w:bCs/>
                 <w:color w:val="333333"/>
@@ -3467,18 +3436,18 @@
           </w:tcPr>
           <w:p>
             <w:pPr>
-              <w:pStyle w:val="25"/>
+              <w:pStyle w:val="TableText"/>
               <w:spacing w:before="149" w:line="228" w:lineRule="auto"/>
               <w:ind w:left="192" w:right="304" w:firstLine="13"/>
               <w:rPr>
-                <w:rFonts w:hint="eastAsia" w:ascii="宋体" w:hAnsi="宋体" w:eastAsia="宋体" w:cs="宋体"/>
+                <w:rFonts w:ascii="宋体" w:eastAsia="宋体" w:hAnsi="宋体" w:cs="宋体" w:hint="eastAsia"/>
                 <w:sz w:val="24"/>
                 <w:szCs w:val="24"/>
               </w:rPr>
             </w:pPr>
             <w:r>
               <w:rPr>
-                <w:rFonts w:hint="eastAsia" w:ascii="宋体" w:hAnsi="宋体" w:eastAsia="宋体" w:cs="宋体"/>
+                <w:rFonts w:ascii="宋体" w:eastAsia="宋体" w:hAnsi="宋体" w:cs="宋体" w:hint="eastAsia"/>
                 <w:color w:val="333333"/>
                 <w:spacing w:val="-4"/>
                 <w:sz w:val="24"/>
@@ -3488,7 +3457,7 @@
             </w:r>
             <w:r>
               <w:rPr>
-                <w:rFonts w:hint="eastAsia" w:ascii="宋体" w:hAnsi="宋体" w:eastAsia="宋体" w:cs="宋体"/>
+                <w:rFonts w:ascii="宋体" w:eastAsia="宋体" w:hAnsi="宋体" w:cs="宋体" w:hint="eastAsia"/>
                 <w:color w:val="333333"/>
                 <w:spacing w:val="3"/>
                 <w:sz w:val="24"/>
@@ -3505,18 +3474,18 @@
           </w:tcPr>
           <w:p>
             <w:pPr>
-              <w:pStyle w:val="25"/>
+              <w:pStyle w:val="TableText"/>
               <w:spacing w:before="146" w:line="229" w:lineRule="auto"/>
               <w:ind w:left="192" w:right="375"/>
               <w:rPr>
-                <w:rFonts w:hint="eastAsia" w:ascii="宋体" w:hAnsi="宋体" w:eastAsia="宋体" w:cs="宋体"/>
+                <w:rFonts w:ascii="宋体" w:eastAsia="宋体" w:hAnsi="宋体" w:cs="宋体" w:hint="eastAsia"/>
                 <w:sz w:val="24"/>
                 <w:szCs w:val="24"/>
               </w:rPr>
             </w:pPr>
             <w:r>
               <w:rPr>
-                <w:rFonts w:hint="eastAsia" w:ascii="宋体" w:hAnsi="宋体" w:eastAsia="宋体" w:cs="宋体"/>
+                <w:rFonts w:ascii="宋体" w:eastAsia="宋体" w:hAnsi="宋体" w:cs="宋体" w:hint="eastAsia"/>
                 <w:color w:val="333333"/>
                 <w:spacing w:val="5"/>
                 <w:sz w:val="24"/>
@@ -3526,7 +3495,7 @@
             </w:r>
             <w:r>
               <w:rPr>
-                <w:rFonts w:hint="eastAsia" w:ascii="宋体" w:hAnsi="宋体" w:eastAsia="宋体" w:cs="宋体"/>
+                <w:rFonts w:ascii="宋体" w:eastAsia="宋体" w:hAnsi="宋体" w:cs="宋体" w:hint="eastAsia"/>
                 <w:color w:val="333333"/>
                 <w:spacing w:val="-4"/>
                 <w:sz w:val="24"/>
@@ -3539,15 +3508,10 @@
       </w:tr>
       <w:tr>
         <w:tblPrEx>
-          <w:tblBorders>
-            <w:top w:val="single" w:color="auto" w:sz="4" w:space="0"/>
-            <w:left w:val="single" w:color="auto" w:sz="4" w:space="0"/>
-            <w:bottom w:val="single" w:color="auto" w:sz="4" w:space="0"/>
-            <w:right w:val="single" w:color="auto" w:sz="4" w:space="0"/>
-            <w:insideH w:val="single" w:color="auto" w:sz="4" w:space="0"/>
-            <w:insideV w:val="single" w:color="auto" w:sz="4" w:space="0"/>
-          </w:tblBorders>
+          <w:tblW w:w="8824" w:type="dxa"/>
+          <w:jc w:val="center"/>
           <w:shd w:val="clear" w:color="auto" w:fill="auto"/>
+          <w:tblLayout w:type="fixed"/>
           <w:tblCellMar>
             <w:top w:w="0" w:type="dxa"/>
             <w:left w:w="0" w:type="dxa"/>
@@ -3556,19 +3520,19 @@
           </w:tblCellMar>
         </w:tblPrEx>
         <w:trPr>
-          <w:trHeight w:val="779" w:hRule="atLeast"/>
+          <w:trHeight w:val="779"/>
           <w:jc w:val="center"/>
         </w:trPr>
         <w:tc>
           <w:tcPr>
             <w:tcW w:w="906" w:type="dxa"/>
-            <w:vMerge w:val="continue"/>
+            <w:vMerge/>
             <w:shd w:val="clear" w:color="auto" w:fill="auto"/>
           </w:tcPr>
           <w:p>
             <w:pPr>
               <w:rPr>
-                <w:rFonts w:hint="eastAsia" w:ascii="宋体" w:hAnsi="宋体" w:eastAsia="宋体" w:cs="宋体"/>
+                <w:rFonts w:ascii="宋体" w:eastAsia="宋体" w:hAnsi="宋体" w:cs="宋体" w:hint="eastAsia"/>
                 <w:sz w:val="24"/>
                 <w:szCs w:val="24"/>
               </w:rPr>
@@ -3582,18 +3546,18 @@
           </w:tcPr>
           <w:p>
             <w:pPr>
-              <w:pStyle w:val="25"/>
+              <w:pStyle w:val="TableText"/>
               <w:spacing w:before="149" w:line="228" w:lineRule="auto"/>
               <w:ind w:left="192" w:right="304" w:firstLine="1"/>
               <w:rPr>
-                <w:rFonts w:hint="eastAsia" w:ascii="宋体" w:hAnsi="宋体" w:eastAsia="宋体" w:cs="宋体"/>
+                <w:rFonts w:ascii="宋体" w:eastAsia="宋体" w:hAnsi="宋体" w:cs="宋体" w:hint="eastAsia"/>
                 <w:sz w:val="24"/>
                 <w:szCs w:val="24"/>
               </w:rPr>
             </w:pPr>
             <w:r>
               <w:rPr>
-                <w:rFonts w:hint="eastAsia" w:ascii="宋体" w:hAnsi="宋体" w:eastAsia="宋体" w:cs="宋体"/>
+                <w:rFonts w:ascii="宋体" w:eastAsia="宋体" w:hAnsi="宋体" w:cs="宋体" w:hint="eastAsia"/>
                 <w:color w:val="333333"/>
                 <w:spacing w:val="2"/>
                 <w:sz w:val="24"/>
@@ -3603,7 +3567,7 @@
             </w:r>
             <w:r>
               <w:rPr>
-                <w:rFonts w:hint="eastAsia" w:ascii="宋体" w:hAnsi="宋体" w:eastAsia="宋体" w:cs="宋体"/>
+                <w:rFonts w:ascii="宋体" w:eastAsia="宋体" w:hAnsi="宋体" w:cs="宋体" w:hint="eastAsia"/>
                 <w:color w:val="333333"/>
                 <w:spacing w:val="3"/>
                 <w:sz w:val="24"/>
@@ -3620,18 +3584,18 @@
           </w:tcPr>
           <w:p>
             <w:pPr>
-              <w:pStyle w:val="25"/>
+              <w:pStyle w:val="TableText"/>
               <w:spacing w:before="148" w:line="227" w:lineRule="auto"/>
               <w:ind w:left="192" w:right="325"/>
               <w:rPr>
-                <w:rFonts w:hint="eastAsia" w:ascii="宋体" w:hAnsi="宋体" w:eastAsia="宋体" w:cs="宋体"/>
+                <w:rFonts w:ascii="宋体" w:eastAsia="宋体" w:hAnsi="宋体" w:cs="宋体" w:hint="eastAsia"/>
                 <w:sz w:val="24"/>
                 <w:szCs w:val="24"/>
               </w:rPr>
             </w:pPr>
             <w:r>
               <w:rPr>
-                <w:rFonts w:hint="eastAsia" w:ascii="宋体" w:hAnsi="宋体" w:eastAsia="宋体" w:cs="宋体"/>
+                <w:rFonts w:ascii="宋体" w:eastAsia="宋体" w:hAnsi="宋体" w:cs="宋体" w:hint="eastAsia"/>
                 <w:color w:val="333333"/>
                 <w:sz w:val="24"/>
                 <w:szCs w:val="24"/>
@@ -3640,7 +3604,7 @@
             </w:r>
             <w:r>
               <w:rPr>
-                <w:rFonts w:hint="eastAsia" w:ascii="宋体" w:hAnsi="宋体" w:eastAsia="宋体" w:cs="宋体"/>
+                <w:rFonts w:ascii="宋体" w:eastAsia="宋体" w:hAnsi="宋体" w:cs="宋体" w:hint="eastAsia"/>
                 <w:color w:val="333333"/>
                 <w:spacing w:val="24"/>
                 <w:sz w:val="24"/>
@@ -3650,7 +3614,7 @@
             </w:r>
             <w:r>
               <w:rPr>
-                <w:rFonts w:hint="eastAsia" w:ascii="宋体" w:hAnsi="宋体" w:eastAsia="宋体" w:cs="宋体"/>
+                <w:rFonts w:ascii="宋体" w:eastAsia="宋体" w:hAnsi="宋体" w:cs="宋体" w:hint="eastAsia"/>
                 <w:color w:val="333333"/>
                 <w:sz w:val="24"/>
                 <w:szCs w:val="24"/>
@@ -3659,7 +3623,7 @@
             </w:r>
             <w:r>
               <w:rPr>
-                <w:rFonts w:hint="eastAsia" w:ascii="宋体" w:hAnsi="宋体" w:eastAsia="宋体" w:cs="宋体"/>
+                <w:rFonts w:ascii="宋体" w:eastAsia="宋体" w:hAnsi="宋体" w:cs="宋体" w:hint="eastAsia"/>
                 <w:color w:val="333333"/>
                 <w:spacing w:val="-9"/>
                 <w:sz w:val="24"/>
@@ -3672,14 +3636,10 @@
       </w:tr>
       <w:tr>
         <w:tblPrEx>
-          <w:tblBorders>
-            <w:top w:val="single" w:color="auto" w:sz="4" w:space="0"/>
-            <w:left w:val="single" w:color="auto" w:sz="4" w:space="0"/>
-            <w:bottom w:val="single" w:color="auto" w:sz="4" w:space="0"/>
-            <w:right w:val="single" w:color="auto" w:sz="4" w:space="0"/>
-            <w:insideH w:val="single" w:color="auto" w:sz="4" w:space="0"/>
-            <w:insideV w:val="single" w:color="auto" w:sz="4" w:space="0"/>
-          </w:tblBorders>
+          <w:tblW w:w="8824" w:type="dxa"/>
+          <w:jc w:val="center"/>
+          <w:shd w:val="clear" w:color="auto" w:fill="auto"/>
+          <w:tblLayout w:type="fixed"/>
           <w:tblCellMar>
             <w:top w:w="0" w:type="dxa"/>
             <w:left w:w="0" w:type="dxa"/>
@@ -3688,19 +3648,19 @@
           </w:tblCellMar>
         </w:tblPrEx>
         <w:trPr>
-          <w:trHeight w:val="779" w:hRule="atLeast"/>
+          <w:trHeight w:val="779"/>
           <w:jc w:val="center"/>
         </w:trPr>
         <w:tc>
           <w:tcPr>
             <w:tcW w:w="906" w:type="dxa"/>
-            <w:vMerge w:val="continue"/>
+            <w:vMerge/>
             <w:shd w:val="clear" w:color="auto" w:fill="auto"/>
           </w:tcPr>
           <w:p>
             <w:pPr>
               <w:rPr>
-                <w:rFonts w:hint="eastAsia" w:ascii="宋体" w:hAnsi="宋体" w:eastAsia="宋体" w:cs="宋体"/>
+                <w:rFonts w:ascii="宋体" w:eastAsia="宋体" w:hAnsi="宋体" w:cs="宋体" w:hint="eastAsia"/>
                 <w:sz w:val="24"/>
                 <w:szCs w:val="24"/>
               </w:rPr>
@@ -3714,18 +3674,18 @@
           </w:tcPr>
           <w:p>
             <w:pPr>
-              <w:pStyle w:val="25"/>
+              <w:pStyle w:val="TableText"/>
               <w:spacing w:before="152" w:line="227" w:lineRule="auto"/>
               <w:ind w:left="191" w:right="304"/>
               <w:rPr>
-                <w:rFonts w:hint="eastAsia" w:ascii="宋体" w:hAnsi="宋体" w:eastAsia="宋体" w:cs="宋体"/>
+                <w:rFonts w:ascii="宋体" w:eastAsia="宋体" w:hAnsi="宋体" w:cs="宋体" w:hint="eastAsia"/>
                 <w:sz w:val="24"/>
                 <w:szCs w:val="24"/>
               </w:rPr>
             </w:pPr>
             <w:r>
               <w:rPr>
-                <w:rFonts w:hint="eastAsia" w:ascii="宋体" w:hAnsi="宋体" w:eastAsia="宋体" w:cs="宋体"/>
+                <w:rFonts w:ascii="宋体" w:eastAsia="宋体" w:hAnsi="宋体" w:cs="宋体" w:hint="eastAsia"/>
                 <w:color w:val="333333"/>
                 <w:spacing w:val="4"/>
                 <w:sz w:val="24"/>
@@ -3735,7 +3695,7 @@
             </w:r>
             <w:r>
               <w:rPr>
-                <w:rFonts w:hint="eastAsia" w:ascii="宋体" w:hAnsi="宋体" w:eastAsia="宋体" w:cs="宋体"/>
+                <w:rFonts w:ascii="宋体" w:eastAsia="宋体" w:hAnsi="宋体" w:cs="宋体" w:hint="eastAsia"/>
                 <w:color w:val="333333"/>
                 <w:spacing w:val="3"/>
                 <w:sz w:val="24"/>
@@ -3752,18 +3712,18 @@
           </w:tcPr>
           <w:p>
             <w:pPr>
-              <w:pStyle w:val="25"/>
+              <w:pStyle w:val="TableText"/>
               <w:spacing w:before="299" w:line="188" w:lineRule="auto"/>
               <w:ind w:left="192"/>
               <w:rPr>
-                <w:rFonts w:hint="eastAsia" w:ascii="宋体" w:hAnsi="宋体" w:eastAsia="宋体" w:cs="宋体"/>
+                <w:rFonts w:ascii="宋体" w:eastAsia="宋体" w:hAnsi="宋体" w:cs="宋体" w:hint="eastAsia"/>
                 <w:sz w:val="24"/>
                 <w:szCs w:val="24"/>
               </w:rPr>
             </w:pPr>
             <w:r>
               <w:rPr>
-                <w:rFonts w:hint="eastAsia" w:ascii="宋体" w:hAnsi="宋体" w:eastAsia="宋体" w:cs="宋体"/>
+                <w:rFonts w:ascii="宋体" w:eastAsia="宋体" w:hAnsi="宋体" w:cs="宋体" w:hint="eastAsia"/>
                 <w:color w:val="333333"/>
                 <w:spacing w:val="4"/>
                 <w:sz w:val="24"/>
@@ -3773,7 +3733,7 @@
             </w:r>
             <w:r>
               <w:rPr>
-                <w:rFonts w:hint="eastAsia" w:ascii="宋体" w:hAnsi="宋体" w:eastAsia="宋体" w:cs="宋体"/>
+                <w:rFonts w:ascii="宋体" w:eastAsia="宋体" w:hAnsi="宋体" w:cs="宋体" w:hint="eastAsia"/>
                 <w:color w:val="333333"/>
                 <w:spacing w:val="3"/>
                 <w:sz w:val="24"/>
@@ -3786,14 +3746,10 @@
       </w:tr>
       <w:tr>
         <w:tblPrEx>
-          <w:tblBorders>
-            <w:top w:val="single" w:color="auto" w:sz="4" w:space="0"/>
-            <w:left w:val="single" w:color="auto" w:sz="4" w:space="0"/>
-            <w:bottom w:val="single" w:color="auto" w:sz="4" w:space="0"/>
-            <w:right w:val="single" w:color="auto" w:sz="4" w:space="0"/>
-            <w:insideH w:val="single" w:color="auto" w:sz="4" w:space="0"/>
-            <w:insideV w:val="single" w:color="auto" w:sz="4" w:space="0"/>
-          </w:tblBorders>
+          <w:tblW w:w="8824" w:type="dxa"/>
+          <w:jc w:val="center"/>
+          <w:shd w:val="clear" w:color="auto" w:fill="auto"/>
+          <w:tblLayout w:type="fixed"/>
           <w:tblCellMar>
             <w:top w:w="0" w:type="dxa"/>
             <w:left w:w="0" w:type="dxa"/>
@@ -3802,19 +3758,19 @@
           </w:tblCellMar>
         </w:tblPrEx>
         <w:trPr>
-          <w:trHeight w:val="779" w:hRule="atLeast"/>
+          <w:trHeight w:val="779"/>
           <w:jc w:val="center"/>
         </w:trPr>
         <w:tc>
           <w:tcPr>
             <w:tcW w:w="906" w:type="dxa"/>
-            <w:vMerge w:val="continue"/>
+            <w:vMerge/>
             <w:shd w:val="clear" w:color="auto" w:fill="auto"/>
           </w:tcPr>
           <w:p>
             <w:pPr>
               <w:rPr>
-                <w:rFonts w:hint="eastAsia" w:ascii="宋体" w:hAnsi="宋体" w:eastAsia="宋体" w:cs="宋体"/>
+                <w:rFonts w:ascii="宋体" w:eastAsia="宋体" w:hAnsi="宋体" w:cs="宋体" w:hint="eastAsia"/>
                 <w:sz w:val="24"/>
                 <w:szCs w:val="24"/>
               </w:rPr>
@@ -3828,18 +3784,18 @@
           </w:tcPr>
           <w:p>
             <w:pPr>
-              <w:pStyle w:val="25"/>
+              <w:pStyle w:val="TableText"/>
               <w:spacing w:before="155" w:line="226" w:lineRule="auto"/>
               <w:ind w:left="192" w:right="304"/>
               <w:rPr>
-                <w:rFonts w:hint="eastAsia" w:ascii="宋体" w:hAnsi="宋体" w:eastAsia="宋体" w:cs="宋体"/>
+                <w:rFonts w:ascii="宋体" w:eastAsia="宋体" w:hAnsi="宋体" w:cs="宋体" w:hint="eastAsia"/>
                 <w:sz w:val="24"/>
                 <w:szCs w:val="24"/>
               </w:rPr>
             </w:pPr>
             <w:r>
               <w:rPr>
-                <w:rFonts w:hint="eastAsia" w:ascii="宋体" w:hAnsi="宋体" w:eastAsia="宋体" w:cs="宋体"/>
+                <w:rFonts w:ascii="宋体" w:eastAsia="宋体" w:hAnsi="宋体" w:cs="宋体" w:hint="eastAsia"/>
                 <w:color w:val="333333"/>
                 <w:spacing w:val="3"/>
                 <w:sz w:val="24"/>
@@ -3856,18 +3812,18 @@
           </w:tcPr>
           <w:p>
             <w:pPr>
-              <w:pStyle w:val="25"/>
+              <w:pStyle w:val="TableText"/>
               <w:spacing w:before="300" w:line="186" w:lineRule="auto"/>
               <w:ind w:left="192"/>
               <w:rPr>
-                <w:rFonts w:hint="eastAsia" w:ascii="宋体" w:hAnsi="宋体" w:eastAsia="宋体" w:cs="宋体"/>
+                <w:rFonts w:ascii="宋体" w:eastAsia="宋体" w:hAnsi="宋体" w:cs="宋体" w:hint="eastAsia"/>
                 <w:sz w:val="24"/>
                 <w:szCs w:val="24"/>
               </w:rPr>
             </w:pPr>
             <w:r>
               <w:rPr>
-                <w:rFonts w:hint="eastAsia" w:ascii="宋体" w:hAnsi="宋体" w:eastAsia="宋体" w:cs="宋体"/>
+                <w:rFonts w:ascii="宋体" w:eastAsia="宋体" w:hAnsi="宋体" w:cs="宋体" w:hint="eastAsia"/>
                 <w:color w:val="333333"/>
                 <w:spacing w:val="4"/>
                 <w:sz w:val="24"/>
@@ -3877,7 +3833,7 @@
             </w:r>
             <w:r>
               <w:rPr>
-                <w:rFonts w:hint="eastAsia" w:ascii="宋体" w:hAnsi="宋体" w:eastAsia="宋体" w:cs="宋体"/>
+                <w:rFonts w:ascii="宋体" w:eastAsia="宋体" w:hAnsi="宋体" w:cs="宋体" w:hint="eastAsia"/>
                 <w:color w:val="333333"/>
                 <w:sz w:val="24"/>
                 <w:szCs w:val="24"/>
@@ -3886,7 +3842,7 @@
             </w:r>
             <w:r>
               <w:rPr>
-                <w:rFonts w:hint="eastAsia" w:ascii="宋体" w:hAnsi="宋体" w:eastAsia="宋体" w:cs="宋体"/>
+                <w:rFonts w:ascii="宋体" w:eastAsia="宋体" w:hAnsi="宋体" w:cs="宋体" w:hint="eastAsia"/>
                 <w:color w:val="333333"/>
                 <w:spacing w:val="4"/>
                 <w:sz w:val="24"/>
@@ -3896,7 +3852,7 @@
             </w:r>
             <w:r>
               <w:rPr>
-                <w:rFonts w:hint="eastAsia" w:ascii="宋体" w:hAnsi="宋体" w:eastAsia="宋体" w:cs="宋体"/>
+                <w:rFonts w:ascii="宋体" w:eastAsia="宋体" w:hAnsi="宋体" w:cs="宋体" w:hint="eastAsia"/>
                 <w:color w:val="333333"/>
                 <w:spacing w:val="3"/>
                 <w:sz w:val="24"/>
@@ -3909,14 +3865,10 @@
       </w:tr>
       <w:tr>
         <w:tblPrEx>
-          <w:tblBorders>
-            <w:top w:val="single" w:color="auto" w:sz="4" w:space="0"/>
-            <w:left w:val="single" w:color="auto" w:sz="4" w:space="0"/>
-            <w:bottom w:val="single" w:color="auto" w:sz="4" w:space="0"/>
-            <w:right w:val="single" w:color="auto" w:sz="4" w:space="0"/>
-            <w:insideH w:val="single" w:color="auto" w:sz="4" w:space="0"/>
-            <w:insideV w:val="single" w:color="auto" w:sz="4" w:space="0"/>
-          </w:tblBorders>
+          <w:tblW w:w="8824" w:type="dxa"/>
+          <w:jc w:val="center"/>
+          <w:shd w:val="clear" w:color="auto" w:fill="auto"/>
+          <w:tblLayout w:type="fixed"/>
           <w:tblCellMar>
             <w:top w:w="0" w:type="dxa"/>
             <w:left w:w="0" w:type="dxa"/>
@@ -3925,7 +3877,7 @@
           </w:tblCellMar>
         </w:tblPrEx>
         <w:trPr>
-          <w:trHeight w:val="1079" w:hRule="atLeast"/>
+          <w:trHeight w:val="1079"/>
           <w:jc w:val="center"/>
         </w:trPr>
         <w:tc>
@@ -3936,18 +3888,18 @@
           </w:tcPr>
           <w:p>
             <w:pPr>
-              <w:pStyle w:val="25"/>
+              <w:pStyle w:val="TableText"/>
               <w:spacing w:before="303" w:line="232" w:lineRule="auto"/>
               <w:ind w:left="197" w:right="305"/>
               <w:rPr>
-                <w:rFonts w:hint="eastAsia" w:ascii="宋体" w:hAnsi="宋体" w:eastAsia="宋体" w:cs="宋体"/>
+                <w:rFonts w:ascii="宋体" w:eastAsia="宋体" w:hAnsi="宋体" w:cs="宋体" w:hint="eastAsia"/>
                 <w:sz w:val="24"/>
                 <w:szCs w:val="24"/>
               </w:rPr>
             </w:pPr>
             <w:r>
               <w:rPr>
-                <w:rFonts w:hint="eastAsia" w:ascii="宋体" w:hAnsi="宋体" w:eastAsia="宋体" w:cs="宋体"/>
+                <w:rFonts w:ascii="宋体" w:eastAsia="宋体" w:hAnsi="宋体" w:cs="宋体" w:hint="eastAsia"/>
                 <w:b/>
                 <w:bCs/>
                 <w:color w:val="333333"/>
@@ -3966,18 +3918,18 @@
           </w:tcPr>
           <w:p>
             <w:pPr>
-              <w:pStyle w:val="25"/>
+              <w:pStyle w:val="TableText"/>
               <w:spacing w:before="155" w:line="186" w:lineRule="auto"/>
               <w:ind w:left="192"/>
               <w:rPr>
-                <w:rFonts w:hint="eastAsia" w:ascii="宋体" w:hAnsi="宋体" w:eastAsia="宋体" w:cs="宋体"/>
+                <w:rFonts w:ascii="宋体" w:eastAsia="宋体" w:hAnsi="宋体" w:cs="宋体" w:hint="eastAsia"/>
                 <w:sz w:val="24"/>
                 <w:szCs w:val="24"/>
               </w:rPr>
             </w:pPr>
             <w:r>
               <w:rPr>
-                <w:rFonts w:hint="eastAsia" w:ascii="宋体" w:hAnsi="宋体" w:eastAsia="宋体" w:cs="宋体"/>
+                <w:rFonts w:ascii="宋体" w:eastAsia="宋体" w:hAnsi="宋体" w:cs="宋体" w:hint="eastAsia"/>
                 <w:color w:val="333333"/>
                 <w:spacing w:val="3"/>
                 <w:sz w:val="24"/>
@@ -3988,18 +3940,18 @@
           </w:p>
           <w:p>
             <w:pPr>
-              <w:pStyle w:val="25"/>
+              <w:pStyle w:val="TableText"/>
               <w:spacing w:before="46" w:line="187" w:lineRule="auto"/>
               <w:ind w:left="193"/>
               <w:rPr>
-                <w:rFonts w:hint="eastAsia" w:ascii="宋体" w:hAnsi="宋体" w:eastAsia="宋体" w:cs="宋体"/>
+                <w:rFonts w:ascii="宋体" w:eastAsia="宋体" w:hAnsi="宋体" w:cs="宋体" w:hint="eastAsia"/>
                 <w:sz w:val="24"/>
                 <w:szCs w:val="24"/>
               </w:rPr>
             </w:pPr>
             <w:r>
               <w:rPr>
-                <w:rFonts w:hint="eastAsia" w:ascii="宋体" w:hAnsi="宋体" w:eastAsia="宋体" w:cs="宋体"/>
+                <w:rFonts w:ascii="宋体" w:eastAsia="宋体" w:hAnsi="宋体" w:cs="宋体" w:hint="eastAsia"/>
                 <w:color w:val="333333"/>
                 <w:spacing w:val="3"/>
                 <w:sz w:val="24"/>
@@ -4010,18 +3962,18 @@
           </w:p>
           <w:p>
             <w:pPr>
-              <w:pStyle w:val="25"/>
+              <w:pStyle w:val="TableText"/>
               <w:spacing w:before="47" w:line="186" w:lineRule="auto"/>
               <w:ind w:left="192"/>
               <w:rPr>
-                <w:rFonts w:hint="eastAsia" w:ascii="宋体" w:hAnsi="宋体" w:eastAsia="宋体" w:cs="宋体"/>
+                <w:rFonts w:ascii="宋体" w:eastAsia="宋体" w:hAnsi="宋体" w:cs="宋体" w:hint="eastAsia"/>
                 <w:sz w:val="24"/>
                 <w:szCs w:val="24"/>
               </w:rPr>
             </w:pPr>
             <w:r>
               <w:rPr>
-                <w:rFonts w:hint="eastAsia" w:ascii="宋体" w:hAnsi="宋体" w:eastAsia="宋体" w:cs="宋体"/>
+                <w:rFonts w:ascii="宋体" w:eastAsia="宋体" w:hAnsi="宋体" w:cs="宋体" w:hint="eastAsia"/>
                 <w:color w:val="333333"/>
                 <w:spacing w:val="3"/>
                 <w:sz w:val="24"/>
@@ -4038,18 +3990,18 @@
           </w:tcPr>
           <w:p>
             <w:pPr>
-              <w:pStyle w:val="25"/>
+              <w:pStyle w:val="TableText"/>
               <w:spacing w:before="303" w:line="204" w:lineRule="auto"/>
               <w:ind w:left="222" w:right="412" w:hanging="30"/>
               <w:rPr>
-                <w:rFonts w:hint="eastAsia" w:ascii="宋体" w:hAnsi="宋体" w:eastAsia="宋体" w:cs="宋体"/>
+                <w:rFonts w:ascii="宋体" w:eastAsia="宋体" w:hAnsi="宋体" w:cs="宋体" w:hint="eastAsia"/>
                 <w:sz w:val="24"/>
                 <w:szCs w:val="24"/>
               </w:rPr>
             </w:pPr>
             <w:r>
               <w:rPr>
-                <w:rFonts w:hint="eastAsia" w:ascii="宋体" w:hAnsi="宋体" w:eastAsia="宋体" w:cs="宋体"/>
+                <w:rFonts w:ascii="宋体" w:eastAsia="宋体" w:hAnsi="宋体" w:cs="宋体" w:hint="eastAsia"/>
                 <w:color w:val="333333"/>
                 <w:spacing w:val="5"/>
                 <w:sz w:val="24"/>
@@ -4059,7 +4011,7 @@
             </w:r>
             <w:r>
               <w:rPr>
-                <w:rFonts w:hint="eastAsia" w:ascii="宋体" w:hAnsi="宋体" w:eastAsia="宋体" w:cs="宋体"/>
+                <w:rFonts w:ascii="宋体" w:eastAsia="宋体" w:hAnsi="宋体" w:cs="宋体" w:hint="eastAsia"/>
                 <w:color w:val="333333"/>
                 <w:sz w:val="24"/>
                 <w:szCs w:val="24"/>
@@ -4068,7 +4020,7 @@
             </w:r>
             <w:r>
               <w:rPr>
-                <w:rFonts w:hint="eastAsia" w:ascii="宋体" w:hAnsi="宋体" w:eastAsia="宋体" w:cs="宋体"/>
+                <w:rFonts w:ascii="宋体" w:eastAsia="宋体" w:hAnsi="宋体" w:cs="宋体" w:hint="eastAsia"/>
                 <w:color w:val="333333"/>
                 <w:spacing w:val="5"/>
                 <w:sz w:val="24"/>
@@ -4078,7 +4030,7 @@
             </w:r>
             <w:r>
               <w:rPr>
-                <w:rFonts w:hint="eastAsia" w:ascii="宋体" w:hAnsi="宋体" w:eastAsia="宋体" w:cs="宋体"/>
+                <w:rFonts w:ascii="宋体" w:eastAsia="宋体" w:hAnsi="宋体" w:cs="宋体" w:hint="eastAsia"/>
                 <w:color w:val="333333"/>
                 <w:sz w:val="24"/>
                 <w:szCs w:val="24"/>
@@ -4087,7 +4039,7 @@
             </w:r>
             <w:r>
               <w:rPr>
-                <w:rFonts w:hint="eastAsia" w:ascii="宋体" w:hAnsi="宋体" w:eastAsia="宋体" w:cs="宋体"/>
+                <w:rFonts w:ascii="宋体" w:eastAsia="宋体" w:hAnsi="宋体" w:cs="宋体" w:hint="eastAsia"/>
                 <w:color w:val="333333"/>
                 <w:spacing w:val="5"/>
                 <w:sz w:val="24"/>
@@ -4097,7 +4049,7 @@
             </w:r>
             <w:r>
               <w:rPr>
-                <w:rFonts w:hint="eastAsia" w:ascii="宋体" w:hAnsi="宋体" w:eastAsia="宋体" w:cs="宋体"/>
+                <w:rFonts w:ascii="宋体" w:eastAsia="宋体" w:hAnsi="宋体" w:cs="宋体" w:hint="eastAsia"/>
                 <w:color w:val="333333"/>
                 <w:sz w:val="24"/>
                 <w:szCs w:val="24"/>
@@ -4106,7 +4058,7 @@
             </w:r>
             <w:r>
               <w:rPr>
-                <w:rFonts w:hint="eastAsia" w:ascii="宋体" w:hAnsi="宋体" w:eastAsia="宋体" w:cs="宋体"/>
+                <w:rFonts w:ascii="宋体" w:eastAsia="宋体" w:hAnsi="宋体" w:cs="宋体" w:hint="eastAsia"/>
                 <w:color w:val="333333"/>
                 <w:spacing w:val="5"/>
                 <w:sz w:val="24"/>
@@ -4116,7 +4068,7 @@
             </w:r>
             <w:r>
               <w:rPr>
-                <w:rFonts w:hint="eastAsia" w:ascii="宋体" w:hAnsi="宋体" w:eastAsia="宋体" w:cs="宋体"/>
+                <w:rFonts w:ascii="宋体" w:eastAsia="宋体" w:hAnsi="宋体" w:cs="宋体" w:hint="eastAsia"/>
                 <w:color w:val="333333"/>
                 <w:sz w:val="24"/>
                 <w:szCs w:val="24"/>
@@ -4125,7 +4077,7 @@
             </w:r>
             <w:r>
               <w:rPr>
-                <w:rFonts w:hint="eastAsia" w:ascii="宋体" w:hAnsi="宋体" w:eastAsia="宋体" w:cs="宋体"/>
+                <w:rFonts w:ascii="宋体" w:eastAsia="宋体" w:hAnsi="宋体" w:cs="宋体" w:hint="eastAsia"/>
                 <w:color w:val="333333"/>
                 <w:spacing w:val="5"/>
                 <w:sz w:val="24"/>
@@ -4135,7 +4087,7 @@
             </w:r>
             <w:r>
               <w:rPr>
-                <w:rFonts w:hint="eastAsia" w:ascii="宋体" w:hAnsi="宋体" w:eastAsia="宋体" w:cs="宋体"/>
+                <w:rFonts w:ascii="宋体" w:eastAsia="宋体" w:hAnsi="宋体" w:cs="宋体" w:hint="eastAsia"/>
                 <w:color w:val="333333"/>
                 <w:sz w:val="24"/>
                 <w:szCs w:val="24"/>
@@ -4147,14 +4099,10 @@
       </w:tr>
       <w:tr>
         <w:tblPrEx>
-          <w:tblBorders>
-            <w:top w:val="single" w:color="auto" w:sz="4" w:space="0"/>
-            <w:left w:val="single" w:color="auto" w:sz="4" w:space="0"/>
-            <w:bottom w:val="single" w:color="auto" w:sz="4" w:space="0"/>
-            <w:right w:val="single" w:color="auto" w:sz="4" w:space="0"/>
-            <w:insideH w:val="single" w:color="auto" w:sz="4" w:space="0"/>
-            <w:insideV w:val="single" w:color="auto" w:sz="4" w:space="0"/>
-          </w:tblBorders>
+          <w:tblW w:w="8824" w:type="dxa"/>
+          <w:jc w:val="center"/>
+          <w:shd w:val="clear" w:color="auto" w:fill="auto"/>
+          <w:tblLayout w:type="fixed"/>
           <w:tblCellMar>
             <w:top w:w="0" w:type="dxa"/>
             <w:left w:w="0" w:type="dxa"/>
@@ -4163,19 +4111,19 @@
           </w:tblCellMar>
         </w:tblPrEx>
         <w:trPr>
-          <w:trHeight w:val="1086" w:hRule="atLeast"/>
+          <w:trHeight w:val="1086"/>
           <w:jc w:val="center"/>
         </w:trPr>
         <w:tc>
           <w:tcPr>
             <w:tcW w:w="906" w:type="dxa"/>
-            <w:vMerge w:val="continue"/>
+            <w:vMerge/>
             <w:shd w:val="clear" w:color="auto" w:fill="auto"/>
           </w:tcPr>
           <w:p>
             <w:pPr>
               <w:rPr>
-                <w:rFonts w:hint="eastAsia" w:ascii="宋体" w:hAnsi="宋体" w:eastAsia="宋体" w:cs="宋体"/>
+                <w:rFonts w:ascii="宋体" w:eastAsia="宋体" w:hAnsi="宋体" w:cs="宋体" w:hint="eastAsia"/>
                 <w:sz w:val="24"/>
                 <w:szCs w:val="24"/>
               </w:rPr>
@@ -4189,18 +4137,18 @@
           </w:tcPr>
           <w:p>
             <w:pPr>
-              <w:pStyle w:val="25"/>
+              <w:pStyle w:val="TableText"/>
               <w:spacing w:before="155" w:line="187" w:lineRule="auto"/>
               <w:ind w:left="190"/>
               <w:rPr>
-                <w:rFonts w:hint="eastAsia" w:ascii="宋体" w:hAnsi="宋体" w:eastAsia="宋体" w:cs="宋体"/>
+                <w:rFonts w:ascii="宋体" w:eastAsia="宋体" w:hAnsi="宋体" w:cs="宋体" w:hint="eastAsia"/>
                 <w:sz w:val="24"/>
                 <w:szCs w:val="24"/>
               </w:rPr>
             </w:pPr>
             <w:r>
               <w:rPr>
-                <w:rFonts w:hint="eastAsia" w:ascii="宋体" w:hAnsi="宋体" w:eastAsia="宋体" w:cs="宋体"/>
+                <w:rFonts w:ascii="宋体" w:eastAsia="宋体" w:hAnsi="宋体" w:cs="宋体" w:hint="eastAsia"/>
                 <w:color w:val="333333"/>
                 <w:spacing w:val="4"/>
                 <w:sz w:val="24"/>
@@ -4211,18 +4159,18 @@
           </w:p>
           <w:p>
             <w:pPr>
-              <w:pStyle w:val="25"/>
+              <w:pStyle w:val="TableText"/>
               <w:spacing w:before="46" w:line="187" w:lineRule="auto"/>
               <w:ind w:left="193"/>
               <w:rPr>
-                <w:rFonts w:hint="eastAsia" w:ascii="宋体" w:hAnsi="宋体" w:eastAsia="宋体" w:cs="宋体"/>
+                <w:rFonts w:ascii="宋体" w:eastAsia="宋体" w:hAnsi="宋体" w:cs="宋体" w:hint="eastAsia"/>
                 <w:sz w:val="24"/>
                 <w:szCs w:val="24"/>
               </w:rPr>
             </w:pPr>
             <w:r>
               <w:rPr>
-                <w:rFonts w:hint="eastAsia" w:ascii="宋体" w:hAnsi="宋体" w:eastAsia="宋体" w:cs="宋体"/>
+                <w:rFonts w:ascii="宋体" w:eastAsia="宋体" w:hAnsi="宋体" w:cs="宋体" w:hint="eastAsia"/>
                 <w:color w:val="333333"/>
                 <w:spacing w:val="3"/>
                 <w:sz w:val="24"/>
@@ -4233,18 +4181,18 @@
           </w:p>
           <w:p>
             <w:pPr>
-              <w:pStyle w:val="25"/>
+              <w:pStyle w:val="TableText"/>
               <w:spacing w:before="47" w:line="186" w:lineRule="auto"/>
               <w:ind w:left="192"/>
               <w:rPr>
-                <w:rFonts w:hint="eastAsia" w:ascii="宋体" w:hAnsi="宋体" w:eastAsia="宋体" w:cs="宋体"/>
+                <w:rFonts w:ascii="宋体" w:eastAsia="宋体" w:hAnsi="宋体" w:cs="宋体" w:hint="eastAsia"/>
                 <w:sz w:val="24"/>
                 <w:szCs w:val="24"/>
               </w:rPr>
             </w:pPr>
             <w:r>
               <w:rPr>
-                <w:rFonts w:hint="eastAsia" w:ascii="宋体" w:hAnsi="宋体" w:eastAsia="宋体" w:cs="宋体"/>
+                <w:rFonts w:ascii="宋体" w:eastAsia="宋体" w:hAnsi="宋体" w:cs="宋体" w:hint="eastAsia"/>
                 <w:color w:val="333333"/>
                 <w:spacing w:val="3"/>
                 <w:sz w:val="24"/>
@@ -4261,18 +4209,18 @@
           </w:tcPr>
           <w:p>
             <w:pPr>
-              <w:pStyle w:val="25"/>
+              <w:pStyle w:val="TableText"/>
               <w:spacing w:before="305" w:line="231" w:lineRule="auto"/>
               <w:ind w:left="193" w:right="416" w:hanging="1"/>
               <w:rPr>
-                <w:rFonts w:hint="eastAsia" w:ascii="宋体" w:hAnsi="宋体" w:eastAsia="宋体" w:cs="宋体"/>
+                <w:rFonts w:ascii="宋体" w:eastAsia="宋体" w:hAnsi="宋体" w:cs="宋体" w:hint="eastAsia"/>
                 <w:sz w:val="24"/>
                 <w:szCs w:val="24"/>
               </w:rPr>
             </w:pPr>
             <w:r>
               <w:rPr>
-                <w:rFonts w:hint="eastAsia" w:ascii="宋体" w:hAnsi="宋体" w:eastAsia="宋体" w:cs="宋体"/>
+                <w:rFonts w:ascii="宋体" w:eastAsia="宋体" w:hAnsi="宋体" w:cs="宋体" w:hint="eastAsia"/>
                 <w:color w:val="333333"/>
                 <w:spacing w:val="4"/>
                 <w:sz w:val="24"/>
@@ -4282,7 +4230,7 @@
             </w:r>
             <w:r>
               <w:rPr>
-                <w:rFonts w:hint="eastAsia" w:ascii="宋体" w:hAnsi="宋体" w:eastAsia="宋体" w:cs="宋体"/>
+                <w:rFonts w:ascii="宋体" w:eastAsia="宋体" w:hAnsi="宋体" w:cs="宋体" w:hint="eastAsia"/>
                 <w:color w:val="333333"/>
                 <w:spacing w:val="3"/>
                 <w:sz w:val="24"/>
@@ -4292,7 +4240,7 @@
             </w:r>
             <w:r>
               <w:rPr>
-                <w:rFonts w:hint="eastAsia" w:ascii="宋体" w:hAnsi="宋体" w:eastAsia="宋体" w:cs="宋体"/>
+                <w:rFonts w:ascii="宋体" w:eastAsia="宋体" w:hAnsi="宋体" w:cs="宋体" w:hint="eastAsia"/>
                 <w:color w:val="333333"/>
                 <w:spacing w:val="-1"/>
                 <w:sz w:val="24"/>
@@ -4306,7 +4254,7 @@
     </w:tbl>
     <w:p>
       <w:pPr>
-        <w:pStyle w:val="27"/>
+        <w:pStyle w:val="a"/>
         <w:bidi w:val="0"/>
         <w:rPr>
           <w:rFonts w:hint="eastAsia"/>
@@ -4321,63 +4269,24 @@
     </w:p>
     <w:p>
       <w:pPr>
-        <w:pStyle w:val="26"/>
+        <w:pStyle w:val="1"/>
         <w:bidi w:val="0"/>
         <w:rPr>
           <w:rFonts w:hint="eastAsia"/>
         </w:rPr>
       </w:pPr>
-      <w:bookmarkStart w:id="8" w:name="_Toc5525"/>
+      <w:bookmarkStart w:id="9" w:name="_Toc5525"/>
       <w:r>
         <w:rPr>
           <w:rFonts w:hint="eastAsia"/>
         </w:rPr>
         <w:t>服务知识生命周期管理流程</w:t>
-      </w:r>
-      <w:bookmarkEnd w:id="8"/>
-    </w:p>
-    <w:p>
-      <w:pPr>
-        <w:pStyle w:val="27"/>
-        <w:bidi w:val="0"/>
-        <w:rPr>
-          <w:rFonts w:hint="eastAsia"/>
-        </w:rPr>
-      </w:pPr>
-      <w:r>
-        <w:rPr>
-          <w:rFonts w:hint="eastAsia"/>
-          <w:lang w:val="en-US" w:eastAsia="zh-CN"/>
-        </w:rPr>
-        <w:t>服务</w:t>
-      </w:r>
-      <w:r>
-        <w:rPr>
-          <w:rFonts w:hint="eastAsia"/>
-        </w:rPr>
-        <w:t>知识生命周期包含以下十二个组成部分，确保知识从产生到消亡的每一个环节都得到有效管理</w:t>
-      </w:r>
-    </w:p>
-    <w:p>
-      <w:pPr>
-        <w:pStyle w:val="28"/>
-        <w:bidi w:val="0"/>
-        <w:rPr>
-          <w:rFonts w:hint="eastAsia"/>
-        </w:rPr>
-      </w:pPr>
-      <w:bookmarkStart w:id="9" w:name="_Toc23616"/>
-      <w:r>
-        <w:rPr>
-          <w:rFonts w:hint="eastAsia"/>
-        </w:rPr>
-        <w:t>知识的识别与收集</w:t>
       </w:r>
       <w:bookmarkEnd w:id="9"/>
     </w:p>
     <w:p>
       <w:pPr>
-        <w:pStyle w:val="27"/>
+        <w:pStyle w:val="a"/>
         <w:bidi w:val="0"/>
         <w:rPr>
           <w:rFonts w:hint="eastAsia"/>
@@ -4386,19 +4295,58 @@
       <w:r>
         <w:rPr>
           <w:rFonts w:hint="eastAsia"/>
-        </w:rPr>
-        <w:t>服务人员在日常工作中应主动识别可复用的知识，来源包括但不限于：</w:t>
+          <w:lang w:val="en-US" w:eastAsia="zh-CN"/>
+        </w:rPr>
+        <w:t>服务</w:t>
+      </w:r>
+      <w:r>
+        <w:rPr>
+          <w:rFonts w:hint="eastAsia"/>
+        </w:rPr>
+        <w:t>知识生命周期包含以下十二个组成部分，确保知识从产生到消亡的每一个环节都得到有效管理</w:t>
       </w:r>
     </w:p>
     <w:p>
       <w:pPr>
-        <w:pStyle w:val="39"/>
+        <w:pStyle w:val="2"/>
+        <w:bidi w:val="0"/>
+        <w:rPr>
+          <w:rFonts w:hint="eastAsia"/>
+        </w:rPr>
+      </w:pPr>
+      <w:bookmarkStart w:id="10" w:name="_Toc23616"/>
+      <w:r>
+        <w:rPr>
+          <w:rFonts w:hint="eastAsia"/>
+        </w:rPr>
+        <w:t>知识的识别与收集</w:t>
+      </w:r>
+      <w:bookmarkEnd w:id="10"/>
+    </w:p>
+    <w:p>
+      <w:pPr>
+        <w:pStyle w:val="a"/>
+        <w:bidi w:val="0"/>
+        <w:rPr>
+          <w:rFonts w:hint="eastAsia"/>
+        </w:rPr>
+      </w:pPr>
+      <w:r>
+        <w:rPr>
+          <w:rFonts w:hint="eastAsia"/>
+        </w:rPr>
+        <w:t>服务人员在日常工作中应主动识别可复用的知识，来源包括但不限于：</w:t>
+      </w:r>
+    </w:p>
+    <w:p>
+      <w:pPr>
+        <w:pStyle w:val="a3"/>
         <w:numPr>
           <w:ilvl w:val="0"/>
           <w:numId w:val="4"/>
         </w:numPr>
         <w:bidi w:val="0"/>
-        <w:ind w:left="425" w:leftChars="0" w:hanging="425" w:firstLineChars="0"/>
+        <w:ind w:left="425" w:hanging="425" w:leftChars="0" w:firstLineChars="0"/>
         <w:rPr>
           <w:rFonts w:hint="eastAsia"/>
         </w:rPr>
@@ -4412,13 +4360,13 @@
     </w:p>
     <w:p>
       <w:pPr>
-        <w:pStyle w:val="39"/>
+        <w:pStyle w:val="a3"/>
         <w:numPr>
           <w:ilvl w:val="0"/>
           <w:numId w:val="4"/>
         </w:numPr>
         <w:bidi w:val="0"/>
-        <w:ind w:left="425" w:leftChars="0" w:hanging="425" w:firstLineChars="0"/>
+        <w:ind w:left="425" w:hanging="425" w:leftChars="0" w:firstLineChars="0"/>
         <w:rPr>
           <w:rFonts w:hint="eastAsia"/>
         </w:rPr>
@@ -4432,13 +4380,13 @@
     </w:p>
     <w:p>
       <w:pPr>
-        <w:pStyle w:val="39"/>
+        <w:pStyle w:val="a3"/>
         <w:numPr>
           <w:ilvl w:val="0"/>
           <w:numId w:val="4"/>
         </w:numPr>
         <w:bidi w:val="0"/>
-        <w:ind w:left="425" w:leftChars="0" w:hanging="425" w:firstLineChars="0"/>
+        <w:ind w:left="425" w:hanging="425" w:leftChars="0" w:firstLineChars="0"/>
         <w:rPr>
           <w:rFonts w:hint="eastAsia"/>
         </w:rPr>
@@ -4452,13 +4400,13 @@
     </w:p>
     <w:p>
       <w:pPr>
-        <w:pStyle w:val="39"/>
+        <w:pStyle w:val="a3"/>
         <w:numPr>
           <w:ilvl w:val="0"/>
           <w:numId w:val="4"/>
         </w:numPr>
         <w:bidi w:val="0"/>
-        <w:ind w:left="425" w:leftChars="0" w:hanging="425" w:firstLineChars="0"/>
+        <w:ind w:left="425" w:hanging="425" w:leftChars="0" w:firstLineChars="0"/>
         <w:rPr>
           <w:rFonts w:hint="eastAsia"/>
         </w:rPr>
@@ -4472,13 +4420,13 @@
     </w:p>
     <w:p>
       <w:pPr>
-        <w:pStyle w:val="39"/>
+        <w:pStyle w:val="a3"/>
         <w:numPr>
           <w:ilvl w:val="0"/>
           <w:numId w:val="4"/>
         </w:numPr>
         <w:bidi w:val="0"/>
-        <w:ind w:left="425" w:leftChars="0" w:hanging="425" w:firstLineChars="0"/>
+        <w:ind w:left="425" w:hanging="425" w:leftChars="0" w:firstLineChars="0"/>
         <w:rPr>
           <w:rFonts w:hint="eastAsia"/>
         </w:rPr>
@@ -4492,58 +4440,24 @@
     </w:p>
     <w:p>
       <w:pPr>
-        <w:pStyle w:val="28"/>
+        <w:pStyle w:val="2"/>
         <w:bidi w:val="0"/>
         <w:rPr>
           <w:rFonts w:hint="eastAsia"/>
         </w:rPr>
       </w:pPr>
-      <w:bookmarkStart w:id="10" w:name="_Toc25036"/>
+      <w:bookmarkStart w:id="11" w:name="_Toc25036"/>
       <w:r>
         <w:rPr>
           <w:rFonts w:hint="eastAsia"/>
         </w:rPr>
         <w:t>知识的发起</w:t>
-      </w:r>
-      <w:bookmarkEnd w:id="10"/>
-    </w:p>
-    <w:p>
-      <w:pPr>
-        <w:pStyle w:val="27"/>
-        <w:bidi w:val="0"/>
-        <w:rPr>
-          <w:rFonts w:hint="eastAsia"/>
-          <w:lang w:val="en-US" w:eastAsia="zh-CN"/>
-        </w:rPr>
-      </w:pPr>
-      <w:r>
-        <w:rPr>
-          <w:rFonts w:hint="eastAsia"/>
-          <w:lang w:val="en-US" w:eastAsia="zh-CN"/>
-        </w:rPr>
-        <w:t>知识的创建由服务知识管管理员发起。发起人应初步判断知识的价值与复用性，并填写知识草稿。</w:t>
-      </w:r>
-    </w:p>
-    <w:p>
-      <w:pPr>
-        <w:pStyle w:val="28"/>
-        <w:bidi w:val="0"/>
-        <w:rPr>
-          <w:rFonts w:hint="eastAsia"/>
-        </w:rPr>
-      </w:pPr>
-      <w:bookmarkStart w:id="11" w:name="_Toc29870"/>
-      <w:r>
-        <w:rPr>
-          <w:rFonts w:hint="eastAsia"/>
-        </w:rPr>
-        <w:t>知识的来源</w:t>
       </w:r>
       <w:bookmarkEnd w:id="11"/>
     </w:p>
     <w:p>
       <w:pPr>
-        <w:pStyle w:val="27"/>
+        <w:pStyle w:val="a"/>
         <w:bidi w:val="0"/>
         <w:rPr>
           <w:rFonts w:hint="eastAsia"/>
@@ -4555,29 +4469,29 @@
           <w:rFonts w:hint="eastAsia"/>
           <w:lang w:val="en-US" w:eastAsia="zh-CN"/>
         </w:rPr>
-        <w:t>所有知识必须注明可靠来源（如关联的事件单号、问题单号、变更单号或参考文档链接），以确保其真实性和可追溯性。</w:t>
+        <w:t>知识的创建由服务知识管管理员发起。发起人应初步判断知识的价值与复用性，并填写知识草稿。</w:t>
       </w:r>
     </w:p>
     <w:p>
       <w:pPr>
-        <w:pStyle w:val="28"/>
+        <w:pStyle w:val="2"/>
         <w:bidi w:val="0"/>
         <w:rPr>
           <w:rFonts w:hint="eastAsia"/>
         </w:rPr>
       </w:pPr>
-      <w:bookmarkStart w:id="12" w:name="_Toc231"/>
-      <w:r>
-        <w:rPr>
-          <w:rFonts w:hint="eastAsia"/>
-        </w:rPr>
-        <w:t>知识的加工整理</w:t>
+      <w:bookmarkStart w:id="12" w:name="_Toc29870"/>
+      <w:r>
+        <w:rPr>
+          <w:rFonts w:hint="eastAsia"/>
+        </w:rPr>
+        <w:t>知识的来源</w:t>
       </w:r>
       <w:bookmarkEnd w:id="12"/>
     </w:p>
     <w:p>
       <w:pPr>
-        <w:pStyle w:val="27"/>
+        <w:pStyle w:val="a"/>
         <w:bidi w:val="0"/>
         <w:rPr>
           <w:rFonts w:hint="eastAsia"/>
@@ -4589,29 +4503,29 @@
           <w:rFonts w:hint="eastAsia"/>
           <w:lang w:val="en-US" w:eastAsia="zh-CN"/>
         </w:rPr>
-        <w:t>知识发起人需对原始信息进行加工，形成标准化的知识条目。格式应包含：问题现象、根本原因、解决步骤、所需工具、预防措施等，力求清晰、准确、易于理解。</w:t>
+        <w:t>所有知识必须注明可靠来源（如关联的事件单号、问题单号、变更单号或参考文档链接），以确保其真实性和可追溯性。</w:t>
       </w:r>
     </w:p>
     <w:p>
       <w:pPr>
-        <w:pStyle w:val="28"/>
+        <w:pStyle w:val="2"/>
         <w:bidi w:val="0"/>
         <w:rPr>
           <w:rFonts w:hint="eastAsia"/>
         </w:rPr>
       </w:pPr>
-      <w:bookmarkStart w:id="13" w:name="_Toc16202"/>
-      <w:r>
-        <w:rPr>
-          <w:rFonts w:hint="eastAsia"/>
-        </w:rPr>
-        <w:t>知识的提交</w:t>
+      <w:bookmarkStart w:id="13" w:name="_Toc231"/>
+      <w:r>
+        <w:rPr>
+          <w:rFonts w:hint="eastAsia"/>
+        </w:rPr>
+        <w:t>知识的加工整理</w:t>
       </w:r>
       <w:bookmarkEnd w:id="13"/>
     </w:p>
     <w:p>
       <w:pPr>
-        <w:pStyle w:val="27"/>
+        <w:pStyle w:val="a"/>
         <w:bidi w:val="0"/>
         <w:rPr>
           <w:rFonts w:hint="eastAsia"/>
@@ -4623,29 +4537,29 @@
           <w:rFonts w:hint="eastAsia"/>
           <w:lang w:val="en-US" w:eastAsia="zh-CN"/>
         </w:rPr>
-        <w:t>加工整理后的知识，通过知识库系统的“提交”功能，进入待审核流程。提交时需填写完整属性，如标题、分类、关键字、适用环境等。</w:t>
+        <w:t>知识发起人需对原始信息进行加工，形成标准化的知识条目。格式应包含：问题现象、根本原因、解决步骤、所需工具、预防措施等，力求清晰、准确、易于理解。</w:t>
       </w:r>
     </w:p>
     <w:p>
       <w:pPr>
-        <w:pStyle w:val="28"/>
+        <w:pStyle w:val="2"/>
         <w:bidi w:val="0"/>
         <w:rPr>
           <w:rFonts w:hint="eastAsia"/>
         </w:rPr>
       </w:pPr>
-      <w:bookmarkStart w:id="14" w:name="_Toc1512"/>
-      <w:r>
-        <w:rPr>
-          <w:rFonts w:hint="eastAsia"/>
-        </w:rPr>
-        <w:t>知识的分类</w:t>
+      <w:bookmarkStart w:id="14" w:name="_Toc16202"/>
+      <w:r>
+        <w:rPr>
+          <w:rFonts w:hint="eastAsia"/>
+        </w:rPr>
+        <w:t>知识的提交</w:t>
       </w:r>
       <w:bookmarkEnd w:id="14"/>
     </w:p>
     <w:p>
       <w:pPr>
-        <w:pStyle w:val="27"/>
+        <w:pStyle w:val="a"/>
         <w:bidi w:val="0"/>
         <w:rPr>
           <w:rFonts w:hint="eastAsia"/>
@@ -4657,110 +4571,144 @@
           <w:rFonts w:hint="eastAsia"/>
           <w:lang w:val="en-US" w:eastAsia="zh-CN"/>
         </w:rPr>
-        <w:t>知识提交人必须根据第4章规定的分类体系，为知识选择准确的一级和二级分类标签，便于后续检索和统计。</w:t>
+        <w:t>加工整理后的知识，通过知识库系统的“提交”功能，进入待审核流程。提交时需填写完整属性，如标题、分类、关键字、适用环境等。</w:t>
       </w:r>
     </w:p>
     <w:p>
       <w:pPr>
-        <w:pStyle w:val="28"/>
+        <w:pStyle w:val="2"/>
         <w:bidi w:val="0"/>
         <w:rPr>
           <w:rFonts w:hint="eastAsia"/>
         </w:rPr>
       </w:pPr>
-      <w:bookmarkStart w:id="15" w:name="_Toc27628"/>
-      <w:r>
-        <w:rPr>
-          <w:rFonts w:hint="eastAsia"/>
-        </w:rPr>
-        <w:t>知识点审核</w:t>
+      <w:bookmarkStart w:id="15" w:name="_Toc1512"/>
+      <w:r>
+        <w:rPr>
+          <w:rFonts w:hint="eastAsia"/>
+        </w:rPr>
+        <w:t>知识的分类</w:t>
       </w:r>
       <w:bookmarkEnd w:id="15"/>
     </w:p>
     <w:p>
       <w:pPr>
-        <w:pStyle w:val="27"/>
+        <w:pStyle w:val="a"/>
         <w:bidi w:val="0"/>
         <w:rPr>
           <w:rFonts w:hint="eastAsia"/>
-        </w:rPr>
-      </w:pPr>
-      <w:r>
-        <w:rPr>
-          <w:rFonts w:hint="eastAsia"/>
-        </w:rPr>
-        <w:t>知识提交后，</w:t>
-      </w:r>
-      <w:r>
-        <w:rPr>
-          <w:rFonts w:hint="eastAsia"/>
           <w:lang w:val="en-US" w:eastAsia="zh-CN"/>
         </w:rPr>
-        <w:t>服务知识经理审核</w:t>
-      </w:r>
-      <w:r>
-        <w:rPr>
-          <w:rFonts w:hint="eastAsia"/>
-        </w:rPr>
-        <w:t>。</w:t>
+      </w:pPr>
+      <w:r>
+        <w:rPr>
+          <w:rFonts w:hint="eastAsia"/>
+          <w:lang w:val="en-US" w:eastAsia="zh-CN"/>
+        </w:rPr>
+        <w:t>知识提交人必须根据第4章规定的分类体系，为知识选择准确的一级和二级分类标签，便于后续检索和统计。</w:t>
       </w:r>
     </w:p>
     <w:p>
       <w:pPr>
-        <w:pStyle w:val="27"/>
+        <w:pStyle w:val="2"/>
         <w:bidi w:val="0"/>
         <w:rPr>
           <w:rFonts w:hint="eastAsia"/>
         </w:rPr>
       </w:pPr>
-      <w:r>
-        <w:rPr>
-          <w:rFonts w:hint="eastAsia"/>
-        </w:rPr>
-        <w:t>审核人需从准确性、完整性、规范性、合规性和保密性等方面进行评审。</w:t>
-      </w:r>
-    </w:p>
-    <w:p>
-      <w:pPr>
-        <w:pStyle w:val="27"/>
-        <w:bidi w:val="0"/>
-        <w:rPr>
-          <w:rFonts w:hint="eastAsia"/>
-        </w:rPr>
-      </w:pPr>
-      <w:r>
-        <w:rPr>
-          <w:rFonts w:hint="eastAsia"/>
-        </w:rPr>
-        <w:t>审核结果分为：批准、驳回（需注明理由）、退回修改。</w:t>
-      </w:r>
-    </w:p>
-    <w:p>
-      <w:pPr>
-        <w:pStyle w:val="28"/>
-        <w:bidi w:val="0"/>
-        <w:rPr>
-          <w:rFonts w:hint="eastAsia"/>
-        </w:rPr>
-      </w:pPr>
-      <w:bookmarkStart w:id="16" w:name="_Toc3765"/>
-      <w:r>
-        <w:rPr>
-          <w:rFonts w:hint="eastAsia"/>
-        </w:rPr>
-        <w:t>知识发布及有效性管理</w:t>
+      <w:bookmarkStart w:id="16" w:name="_Toc27628"/>
+      <w:r>
+        <w:rPr>
+          <w:rFonts w:hint="eastAsia"/>
+        </w:rPr>
+        <w:t>知识点审核</w:t>
       </w:r>
       <w:bookmarkEnd w:id="16"/>
     </w:p>
     <w:p>
       <w:pPr>
-        <w:pStyle w:val="39"/>
+        <w:pStyle w:val="a"/>
+        <w:bidi w:val="0"/>
+        <w:rPr>
+          <w:rFonts w:hint="eastAsia"/>
+        </w:rPr>
+      </w:pPr>
+      <w:r>
+        <w:rPr>
+          <w:rFonts w:hint="eastAsia"/>
+        </w:rPr>
+        <w:t>知识提交后，</w:t>
+      </w:r>
+      <w:r>
+        <w:rPr>
+          <w:rFonts w:hint="eastAsia"/>
+          <w:lang w:val="en-US" w:eastAsia="zh-CN"/>
+        </w:rPr>
+        <w:t>服务知识经理审核</w:t>
+      </w:r>
+      <w:r>
+        <w:rPr>
+          <w:rFonts w:hint="eastAsia"/>
+        </w:rPr>
+        <w:t>。</w:t>
+      </w:r>
+    </w:p>
+    <w:p>
+      <w:pPr>
+        <w:pStyle w:val="a"/>
+        <w:bidi w:val="0"/>
+        <w:rPr>
+          <w:rFonts w:hint="eastAsia"/>
+        </w:rPr>
+      </w:pPr>
+      <w:r>
+        <w:rPr>
+          <w:rFonts w:hint="eastAsia"/>
+        </w:rPr>
+        <w:t>审核人需从准确性、完整性、规范性、合规性和保密性等方面进行评审。</w:t>
+      </w:r>
+    </w:p>
+    <w:p>
+      <w:pPr>
+        <w:pStyle w:val="a"/>
+        <w:bidi w:val="0"/>
+        <w:rPr>
+          <w:rFonts w:hint="eastAsia"/>
+        </w:rPr>
+      </w:pPr>
+      <w:r>
+        <w:rPr>
+          <w:rFonts w:hint="eastAsia"/>
+        </w:rPr>
+        <w:t>审核结果分为：批准、驳回（需注明理由）、退回修改。</w:t>
+      </w:r>
+    </w:p>
+    <w:p>
+      <w:pPr>
+        <w:pStyle w:val="2"/>
+        <w:bidi w:val="0"/>
+        <w:rPr>
+          <w:rFonts w:hint="eastAsia"/>
+        </w:rPr>
+      </w:pPr>
+      <w:bookmarkStart w:id="17" w:name="_Toc3765"/>
+      <w:r>
+        <w:rPr>
+          <w:rFonts w:hint="eastAsia"/>
+        </w:rPr>
+        <w:t>知识发布及有效性管理</w:t>
+      </w:r>
+      <w:bookmarkEnd w:id="17"/>
+    </w:p>
+    <w:p>
+      <w:pPr>
+        <w:pStyle w:val="a3"/>
         <w:numPr>
           <w:ilvl w:val="0"/>
           <w:numId w:val="5"/>
         </w:numPr>
         <w:bidi w:val="0"/>
-        <w:ind w:left="425" w:leftChars="0" w:hanging="425" w:firstLineChars="0"/>
+        <w:ind w:left="425" w:hanging="425" w:leftChars="0" w:firstLineChars="0"/>
         <w:rPr>
           <w:rFonts w:hint="eastAsia"/>
         </w:rPr>
@@ -4787,13 +4735,13 @@
     </w:p>
     <w:p>
       <w:pPr>
-        <w:pStyle w:val="39"/>
+        <w:pStyle w:val="a3"/>
         <w:numPr>
           <w:ilvl w:val="0"/>
           <w:numId w:val="5"/>
         </w:numPr>
         <w:bidi w:val="0"/>
-        <w:ind w:left="425" w:leftChars="0" w:hanging="425" w:firstLineChars="0"/>
+        <w:ind w:left="425" w:hanging="425" w:leftChars="0" w:firstLineChars="0"/>
         <w:rPr>
           <w:rFonts w:hint="eastAsia"/>
         </w:rPr>
@@ -4807,30 +4755,30 @@
     </w:p>
     <w:p>
       <w:pPr>
-        <w:pStyle w:val="28"/>
+        <w:pStyle w:val="2"/>
         <w:bidi w:val="0"/>
         <w:rPr>
           <w:rFonts w:hint="eastAsia"/>
         </w:rPr>
       </w:pPr>
-      <w:bookmarkStart w:id="17" w:name="_Toc24712"/>
+      <w:bookmarkStart w:id="18" w:name="_Toc24712"/>
       <w:r>
         <w:rPr>
           <w:rFonts w:hint="eastAsia"/>
         </w:rPr>
         <w:t>知识传播</w:t>
       </w:r>
-      <w:bookmarkEnd w:id="17"/>
+      <w:bookmarkEnd w:id="18"/>
     </w:p>
     <w:p>
       <w:pPr>
-        <w:pStyle w:val="39"/>
+        <w:pStyle w:val="a3"/>
         <w:numPr>
           <w:ilvl w:val="0"/>
           <w:numId w:val="6"/>
         </w:numPr>
         <w:bidi w:val="0"/>
-        <w:ind w:left="425" w:leftChars="0" w:hanging="425" w:firstLineChars="0"/>
+        <w:ind w:left="425" w:hanging="425" w:leftChars="0" w:firstLineChars="0"/>
         <w:rPr>
           <w:rFonts w:hint="eastAsia"/>
         </w:rPr>
@@ -4844,13 +4792,13 @@
     </w:p>
     <w:p>
       <w:pPr>
-        <w:pStyle w:val="39"/>
+        <w:pStyle w:val="a3"/>
         <w:numPr>
           <w:ilvl w:val="0"/>
           <w:numId w:val="6"/>
         </w:numPr>
         <w:bidi w:val="0"/>
-        <w:ind w:left="425" w:leftChars="0" w:hanging="425" w:firstLineChars="0"/>
+        <w:ind w:left="425" w:hanging="425" w:leftChars="0" w:firstLineChars="0"/>
         <w:rPr>
           <w:rFonts w:hint="eastAsia"/>
         </w:rPr>
@@ -4864,30 +4812,30 @@
     </w:p>
     <w:p>
       <w:pPr>
-        <w:pStyle w:val="28"/>
+        <w:pStyle w:val="2"/>
         <w:bidi w:val="0"/>
         <w:rPr>
           <w:rFonts w:hint="eastAsia"/>
         </w:rPr>
       </w:pPr>
-      <w:bookmarkStart w:id="18" w:name="_Toc21114"/>
+      <w:bookmarkStart w:id="19" w:name="_Toc21114"/>
       <w:r>
         <w:rPr>
           <w:rFonts w:hint="eastAsia"/>
         </w:rPr>
         <w:t>知识共享</w:t>
       </w:r>
-      <w:bookmarkEnd w:id="18"/>
+      <w:bookmarkEnd w:id="19"/>
     </w:p>
     <w:p>
       <w:pPr>
-        <w:pStyle w:val="39"/>
+        <w:pStyle w:val="a3"/>
         <w:numPr>
           <w:ilvl w:val="0"/>
           <w:numId w:val="7"/>
         </w:numPr>
         <w:bidi w:val="0"/>
-        <w:ind w:left="425" w:leftChars="0" w:hanging="425" w:firstLineChars="0"/>
+        <w:ind w:left="425" w:hanging="425" w:leftChars="0" w:firstLineChars="0"/>
         <w:rPr>
           <w:rFonts w:hint="eastAsia"/>
         </w:rPr>
@@ -4901,13 +4849,13 @@
     </w:p>
     <w:p>
       <w:pPr>
-        <w:pStyle w:val="39"/>
+        <w:pStyle w:val="a3"/>
         <w:numPr>
           <w:ilvl w:val="0"/>
           <w:numId w:val="7"/>
         </w:numPr>
         <w:bidi w:val="0"/>
-        <w:ind w:left="425" w:leftChars="0" w:hanging="425" w:firstLineChars="0"/>
+        <w:ind w:left="425" w:hanging="425" w:leftChars="0" w:firstLineChars="0"/>
         <w:rPr>
           <w:rFonts w:hint="eastAsia"/>
         </w:rPr>
@@ -4921,30 +4869,30 @@
     </w:p>
     <w:p>
       <w:pPr>
-        <w:pStyle w:val="28"/>
+        <w:pStyle w:val="2"/>
         <w:bidi w:val="0"/>
         <w:rPr>
           <w:rFonts w:hint="eastAsia"/>
         </w:rPr>
       </w:pPr>
-      <w:bookmarkStart w:id="19" w:name="_Toc17557"/>
+      <w:bookmarkStart w:id="20" w:name="_Toc17557"/>
       <w:r>
         <w:rPr>
           <w:rFonts w:hint="eastAsia"/>
         </w:rPr>
         <w:t>知识更新</w:t>
       </w:r>
-      <w:bookmarkEnd w:id="19"/>
+      <w:bookmarkEnd w:id="20"/>
     </w:p>
     <w:p>
       <w:pPr>
-        <w:pStyle w:val="39"/>
+        <w:pStyle w:val="a3"/>
         <w:numPr>
           <w:ilvl w:val="0"/>
           <w:numId w:val="8"/>
         </w:numPr>
         <w:bidi w:val="0"/>
-        <w:ind w:left="425" w:leftChars="0" w:hanging="425" w:firstLineChars="0"/>
+        <w:ind w:left="425" w:hanging="425" w:leftChars="0" w:firstLineChars="0"/>
         <w:rPr>
           <w:rFonts w:hint="eastAsia"/>
         </w:rPr>
@@ -4965,13 +4913,13 @@
     </w:p>
     <w:p>
       <w:pPr>
-        <w:pStyle w:val="39"/>
+        <w:pStyle w:val="a3"/>
         <w:numPr>
           <w:ilvl w:val="0"/>
           <w:numId w:val="8"/>
         </w:numPr>
         <w:bidi w:val="0"/>
-        <w:ind w:left="425" w:leftChars="0" w:hanging="425" w:firstLineChars="0"/>
+        <w:ind w:left="425" w:hanging="425" w:leftChars="0" w:firstLineChars="0"/>
         <w:rPr>
           <w:rFonts w:hint="eastAsia"/>
         </w:rPr>
@@ -4985,30 +4933,30 @@
     </w:p>
     <w:p>
       <w:pPr>
-        <w:pStyle w:val="28"/>
+        <w:pStyle w:val="2"/>
         <w:bidi w:val="0"/>
         <w:rPr>
           <w:rFonts w:hint="eastAsia"/>
         </w:rPr>
       </w:pPr>
-      <w:bookmarkStart w:id="20" w:name="_Toc23518"/>
+      <w:bookmarkStart w:id="21" w:name="_Toc23518"/>
       <w:r>
         <w:rPr>
           <w:rFonts w:hint="eastAsia"/>
         </w:rPr>
         <w:t>知识版本管理</w:t>
       </w:r>
-      <w:bookmarkEnd w:id="20"/>
+      <w:bookmarkEnd w:id="21"/>
     </w:p>
     <w:p>
       <w:pPr>
-        <w:pStyle w:val="39"/>
+        <w:pStyle w:val="a3"/>
         <w:numPr>
           <w:ilvl w:val="0"/>
           <w:numId w:val="9"/>
         </w:numPr>
         <w:bidi w:val="0"/>
-        <w:ind w:left="425" w:leftChars="0" w:hanging="425" w:firstLineChars="0"/>
+        <w:ind w:left="425" w:hanging="425" w:leftChars="0" w:firstLineChars="0"/>
         <w:rPr>
           <w:rFonts w:hint="eastAsia"/>
         </w:rPr>
@@ -5042,13 +4990,13 @@
     </w:p>
     <w:p>
       <w:pPr>
-        <w:pStyle w:val="39"/>
+        <w:pStyle w:val="a3"/>
         <w:numPr>
           <w:ilvl w:val="0"/>
           <w:numId w:val="9"/>
         </w:numPr>
         <w:bidi w:val="0"/>
-        <w:ind w:left="425" w:leftChars="0" w:hanging="425" w:firstLineChars="0"/>
+        <w:ind w:left="425" w:hanging="425" w:leftChars="0" w:firstLineChars="0"/>
         <w:rPr>
           <w:rFonts w:hint="eastAsia"/>
         </w:rPr>
@@ -5062,33 +5010,33 @@
     </w:p>
     <w:p>
       <w:pPr>
-        <w:pStyle w:val="26"/>
+        <w:pStyle w:val="1"/>
         <w:bidi w:val="0"/>
         <w:rPr>
           <w:rFonts w:hint="eastAsia"/>
         </w:rPr>
       </w:pPr>
-      <w:bookmarkStart w:id="21" w:name="_Toc15594"/>
+      <w:bookmarkStart w:id="22" w:name="_Toc15594"/>
       <w:r>
         <w:rPr>
           <w:rFonts w:hint="eastAsia"/>
         </w:rPr>
         <w:t>考核与奖惩</w:t>
       </w:r>
-      <w:bookmarkEnd w:id="21"/>
+      <w:bookmarkEnd w:id="22"/>
     </w:p>
     <w:tbl>
       <w:tblPr>
-        <w:tblStyle w:val="24"/>
+        <w:tblStyle w:val="TableNormal0"/>
         <w:tblW w:w="8070" w:type="dxa"/>
         <w:tblInd w:w="13" w:type="dxa"/>
         <w:tblBorders>
-          <w:top w:val="single" w:color="000000" w:sz="4" w:space="0"/>
-          <w:left w:val="single" w:color="000000" w:sz="4" w:space="0"/>
-          <w:bottom w:val="single" w:color="000000" w:sz="4" w:space="0"/>
-          <w:right w:val="single" w:color="000000" w:sz="4" w:space="0"/>
-          <w:insideH w:val="single" w:color="000000" w:sz="4" w:space="0"/>
-          <w:insideV w:val="single" w:color="000000" w:sz="4" w:space="0"/>
+          <w:top w:val="single" w:sz="4" w:space="0" w:color="000000"/>
+          <w:left w:val="single" w:sz="4" w:space="0" w:color="000000"/>
+          <w:bottom w:val="single" w:sz="4" w:space="0" w:color="000000"/>
+          <w:right w:val="single" w:sz="4" w:space="0" w:color="000000"/>
+          <w:insideH w:val="single" w:sz="4" w:space="0" w:color="000000"/>
+          <w:insideV w:val="single" w:sz="4" w:space="0" w:color="000000"/>
         </w:tblBorders>
         <w:tblLayout w:type="fixed"/>
         <w:tblCellMar>
@@ -5107,14 +5055,17 @@
       </w:tblGrid>
       <w:tr>
         <w:tblPrEx>
+          <w:tblW w:w="8070" w:type="dxa"/>
+          <w:tblInd w:w="13" w:type="dxa"/>
           <w:tblBorders>
-            <w:top w:val="single" w:color="000000" w:sz="4" w:space="0"/>
-            <w:left w:val="single" w:color="000000" w:sz="4" w:space="0"/>
-            <w:bottom w:val="single" w:color="000000" w:sz="4" w:space="0"/>
-            <w:right w:val="single" w:color="000000" w:sz="4" w:space="0"/>
-            <w:insideH w:val="single" w:color="000000" w:sz="4" w:space="0"/>
-            <w:insideV w:val="single" w:color="000000" w:sz="4" w:space="0"/>
+            <w:top w:val="single" w:sz="4" w:space="0" w:color="000000"/>
+            <w:left w:val="single" w:sz="4" w:space="0" w:color="000000"/>
+            <w:bottom w:val="single" w:sz="4" w:space="0" w:color="000000"/>
+            <w:right w:val="single" w:sz="4" w:space="0" w:color="000000"/>
+            <w:insideH w:val="single" w:sz="4" w:space="0" w:color="000000"/>
+            <w:insideV w:val="single" w:sz="4" w:space="0" w:color="000000"/>
           </w:tblBorders>
+          <w:tblLayout w:type="fixed"/>
           <w:tblCellMar>
             <w:top w:w="0" w:type="dxa"/>
             <w:left w:w="0" w:type="dxa"/>
@@ -5123,7 +5074,7 @@
           </w:tblCellMar>
         </w:tblPrEx>
         <w:trPr>
-          <w:trHeight w:val="252" w:hRule="atLeast"/>
+          <w:trHeight w:val="252"/>
         </w:trPr>
         <w:tc>
           <w:tcPr>
@@ -5147,10 +5098,10 @@
               <w:adjustRightInd w:val="0"/>
               <w:snapToGrid w:val="0"/>
               <w:spacing w:before="205" w:line="221" w:lineRule="auto"/>
-              <w:ind w:left="0" w:leftChars="0" w:right="0" w:rightChars="0" w:firstLine="0" w:firstLineChars="0"/>
+              <w:ind w:left="0" w:right="0" w:firstLine="0" w:leftChars="0" w:rightChars="0" w:firstLineChars="0"/>
               <w:jc w:val="center"/>
               <w:rPr>
-                <w:rFonts w:hint="eastAsia" w:ascii="宋体" w:hAnsi="宋体" w:eastAsia="宋体" w:cs="宋体"/>
+                <w:rFonts w:ascii="宋体" w:eastAsia="宋体" w:hAnsi="宋体" w:cs="宋体" w:hint="eastAsia"/>
                 <w:b/>
                 <w:bCs/>
                 <w:snapToGrid w:val="0"/>
@@ -5164,7 +5115,7 @@
             </w:pPr>
             <w:r>
               <w:rPr>
-                <w:rFonts w:ascii="宋体" w:hAnsi="宋体" w:eastAsia="宋体" w:cs="宋体"/>
+                <w:rFonts w:ascii="宋体" w:eastAsia="宋体" w:hAnsi="宋体" w:cs="宋体"/>
                 <w:b/>
                 <w:bCs/>
                 <w:spacing w:val="-7"/>
@@ -5197,10 +5148,10 @@
               <w:adjustRightInd w:val="0"/>
               <w:snapToGrid w:val="0"/>
               <w:spacing w:before="205" w:line="221" w:lineRule="auto"/>
-              <w:ind w:left="0" w:leftChars="0" w:right="0" w:rightChars="0" w:firstLine="0" w:firstLineChars="0"/>
+              <w:ind w:left="0" w:right="0" w:firstLine="0" w:leftChars="0" w:rightChars="0" w:firstLineChars="0"/>
               <w:jc w:val="center"/>
               <w:rPr>
-                <w:rFonts w:hint="default" w:ascii="宋体" w:hAnsi="宋体" w:eastAsia="宋体" w:cs="宋体"/>
+                <w:rFonts w:ascii="宋体" w:eastAsia="宋体" w:hAnsi="宋体" w:cs="宋体" w:hint="default"/>
                 <w:b/>
                 <w:bCs/>
                 <w:snapToGrid w:val="0"/>
@@ -5214,7 +5165,7 @@
             </w:pPr>
             <w:r>
               <w:rPr>
-                <w:rFonts w:ascii="宋体" w:hAnsi="宋体" w:eastAsia="宋体" w:cs="宋体"/>
+                <w:rFonts w:ascii="宋体" w:eastAsia="宋体" w:hAnsi="宋体" w:cs="宋体"/>
                 <w:b/>
                 <w:bCs/>
                 <w:spacing w:val="-7"/>
@@ -5247,10 +5198,10 @@
               <w:adjustRightInd w:val="0"/>
               <w:snapToGrid w:val="0"/>
               <w:spacing w:before="205" w:line="221" w:lineRule="auto"/>
-              <w:ind w:left="0" w:leftChars="0" w:right="0" w:rightChars="0" w:firstLine="0" w:firstLineChars="0"/>
+              <w:ind w:left="0" w:right="0" w:firstLine="0" w:leftChars="0" w:rightChars="0" w:firstLineChars="0"/>
               <w:jc w:val="center"/>
               <w:rPr>
-                <w:rFonts w:hint="default" w:ascii="宋体" w:hAnsi="宋体" w:eastAsia="宋体" w:cs="宋体"/>
+                <w:rFonts w:ascii="宋体" w:eastAsia="宋体" w:hAnsi="宋体" w:cs="宋体" w:hint="default"/>
                 <w:b/>
                 <w:bCs/>
                 <w:snapToGrid w:val="0"/>
@@ -5264,7 +5215,7 @@
             </w:pPr>
             <w:r>
               <w:rPr>
-                <w:rFonts w:ascii="宋体" w:hAnsi="宋体" w:eastAsia="宋体" w:cs="宋体"/>
+                <w:rFonts w:ascii="宋体" w:eastAsia="宋体" w:hAnsi="宋体" w:cs="宋体"/>
                 <w:b/>
                 <w:bCs/>
                 <w:spacing w:val="-7"/>
@@ -5297,10 +5248,10 @@
               <w:adjustRightInd w:val="0"/>
               <w:snapToGrid w:val="0"/>
               <w:spacing w:before="205" w:line="221" w:lineRule="auto"/>
-              <w:ind w:left="0" w:leftChars="0" w:right="0" w:rightChars="0" w:firstLine="0" w:firstLineChars="0"/>
+              <w:ind w:left="0" w:right="0" w:firstLine="0" w:leftChars="0" w:rightChars="0" w:firstLineChars="0"/>
               <w:jc w:val="center"/>
               <w:rPr>
-                <w:rFonts w:hint="eastAsia" w:ascii="宋体" w:hAnsi="宋体" w:eastAsia="宋体" w:cs="宋体"/>
+                <w:rFonts w:ascii="宋体" w:eastAsia="宋体" w:hAnsi="宋体" w:cs="宋体" w:hint="eastAsia"/>
                 <w:b/>
                 <w:bCs/>
                 <w:snapToGrid w:val="0"/>
@@ -5314,7 +5265,7 @@
             </w:pPr>
             <w:r>
               <w:rPr>
-                <w:rFonts w:hint="eastAsia" w:ascii="宋体" w:hAnsi="宋体" w:eastAsia="宋体" w:cs="宋体"/>
+                <w:rFonts w:ascii="宋体" w:eastAsia="宋体" w:hAnsi="宋体" w:cs="宋体" w:hint="eastAsia"/>
                 <w:b/>
                 <w:bCs/>
                 <w:spacing w:val="-7"/>
@@ -5348,10 +5299,10 @@
               <w:adjustRightInd w:val="0"/>
               <w:snapToGrid w:val="0"/>
               <w:spacing w:before="205" w:line="221" w:lineRule="auto"/>
-              <w:ind w:left="0" w:leftChars="0" w:right="0" w:rightChars="0" w:firstLine="0" w:firstLineChars="0"/>
+              <w:ind w:left="0" w:right="0" w:firstLine="0" w:leftChars="0" w:rightChars="0" w:firstLineChars="0"/>
               <w:jc w:val="center"/>
               <w:rPr>
-                <w:rFonts w:hint="default" w:ascii="宋体" w:hAnsi="宋体" w:eastAsia="宋体" w:cs="宋体"/>
+                <w:rFonts w:ascii="宋体" w:eastAsia="宋体" w:hAnsi="宋体" w:cs="宋体" w:hint="default"/>
                 <w:b/>
                 <w:bCs/>
                 <w:snapToGrid w:val="0"/>
@@ -5365,7 +5316,7 @@
             </w:pPr>
             <w:r>
               <w:rPr>
-                <w:rFonts w:hint="eastAsia" w:ascii="宋体" w:hAnsi="宋体" w:cs="宋体"/>
+                <w:rFonts w:ascii="宋体" w:hAnsi="宋体" w:cs="宋体" w:hint="eastAsia"/>
                 <w:b/>
                 <w:bCs/>
                 <w:spacing w:val="-7"/>
@@ -5380,14 +5331,9 @@
       </w:tr>
       <w:tr>
         <w:tblPrEx>
-          <w:tblBorders>
-            <w:top w:val="single" w:color="000000" w:sz="4" w:space="0"/>
-            <w:left w:val="single" w:color="000000" w:sz="4" w:space="0"/>
-            <w:bottom w:val="single" w:color="000000" w:sz="4" w:space="0"/>
-            <w:right w:val="single" w:color="000000" w:sz="4" w:space="0"/>
-            <w:insideH w:val="single" w:color="000000" w:sz="4" w:space="0"/>
-            <w:insideV w:val="single" w:color="000000" w:sz="4" w:space="0"/>
-          </w:tblBorders>
+          <w:tblW w:w="8070" w:type="dxa"/>
+          <w:tblInd w:w="13" w:type="dxa"/>
+          <w:tblLayout w:type="fixed"/>
           <w:tblCellMar>
             <w:top w:w="0" w:type="dxa"/>
             <w:left w:w="0" w:type="dxa"/>
@@ -5396,7 +5342,7 @@
           </w:tblCellMar>
         </w:tblPrEx>
         <w:trPr>
-          <w:trHeight w:val="276" w:hRule="atLeast"/>
+          <w:trHeight w:val="276"/>
         </w:trPr>
         <w:tc>
           <w:tcPr>
@@ -5404,12 +5350,12 @@
           </w:tcPr>
           <w:p>
             <w:pPr>
-              <w:pStyle w:val="25"/>
+              <w:pStyle w:val="TableText"/>
               <w:spacing w:before="149" w:line="220" w:lineRule="auto"/>
-              <w:ind w:left="0" w:leftChars="0" w:right="0" w:rightChars="0" w:firstLine="0" w:firstLineChars="0"/>
+              <w:ind w:left="0" w:right="0" w:firstLine="0" w:leftChars="0" w:rightChars="0" w:firstLineChars="0"/>
               <w:jc w:val="center"/>
               <w:rPr>
-                <w:rFonts w:hint="eastAsia" w:eastAsia="宋体"/>
+                <w:rFonts w:eastAsia="宋体" w:hint="eastAsia"/>
                 <w:b w:val="0"/>
                 <w:bCs w:val="0"/>
                 <w:spacing w:val="-2"/>
@@ -5438,9 +5384,9 @@
           </w:tcPr>
           <w:p>
             <w:pPr>
-              <w:pStyle w:val="25"/>
+              <w:pStyle w:val="TableText"/>
               <w:spacing w:before="149" w:line="220" w:lineRule="auto"/>
-              <w:ind w:left="0" w:leftChars="0" w:right="0" w:rightChars="0" w:firstLine="0" w:firstLineChars="0"/>
+              <w:ind w:left="0" w:right="0" w:firstLine="0" w:leftChars="0" w:rightChars="0" w:firstLineChars="0"/>
               <w:jc w:val="center"/>
               <w:rPr>
                 <w:b w:val="0"/>
@@ -5467,9 +5413,9 @@
           </w:tcPr>
           <w:p>
             <w:pPr>
-              <w:pStyle w:val="25"/>
+              <w:pStyle w:val="TableText"/>
               <w:spacing w:before="149" w:line="220" w:lineRule="auto"/>
-              <w:ind w:left="0" w:leftChars="0" w:right="0" w:rightChars="0" w:firstLine="0" w:firstLineChars="0"/>
+              <w:ind w:left="0" w:right="0" w:firstLine="0" w:leftChars="0" w:rightChars="0" w:firstLineChars="0"/>
               <w:jc w:val="center"/>
               <w:rPr>
                 <w:b w:val="0"/>
@@ -5508,9 +5454,9 @@
           </w:tcPr>
           <w:p>
             <w:pPr>
-              <w:pStyle w:val="25"/>
+              <w:pStyle w:val="TableText"/>
               <w:spacing w:before="149" w:line="220" w:lineRule="auto"/>
-              <w:ind w:left="0" w:leftChars="0" w:right="0" w:rightChars="0" w:firstLine="0" w:firstLineChars="0"/>
+              <w:ind w:left="0" w:right="0" w:firstLine="0" w:leftChars="0" w:rightChars="0" w:firstLineChars="0"/>
               <w:jc w:val="center"/>
               <w:rPr>
                 <w:b w:val="0"/>
@@ -5537,12 +5483,12 @@
           </w:tcPr>
           <w:p>
             <w:pPr>
-              <w:pStyle w:val="25"/>
+              <w:pStyle w:val="TableText"/>
               <w:spacing w:before="149" w:line="220" w:lineRule="auto"/>
-              <w:ind w:left="0" w:leftChars="0" w:right="0" w:rightChars="0" w:firstLine="0" w:firstLineChars="0"/>
+              <w:ind w:left="0" w:right="0" w:firstLine="0" w:leftChars="0" w:rightChars="0" w:firstLineChars="0"/>
               <w:jc w:val="center"/>
               <w:rPr>
-                <w:rFonts w:hint="default" w:eastAsia="宋体"/>
+                <w:rFonts w:eastAsia="宋体" w:hint="default"/>
                 <w:b w:val="0"/>
                 <w:bCs w:val="0"/>
                 <w:spacing w:val="-2"/>
@@ -5569,77 +5515,27 @@
     </w:tbl>
     <w:p>
       <w:pPr>
-        <w:pStyle w:val="12"/>
+        <w:pStyle w:val="BodyText"/>
         <w:spacing w:before="218" w:line="187" w:lineRule="auto"/>
         <w:rPr>
-          <w:rFonts w:hint="eastAsia" w:ascii="宋体" w:hAnsi="宋体" w:eastAsia="宋体" w:cs="宋体"/>
+          <w:rFonts w:ascii="宋体" w:eastAsia="宋体" w:hAnsi="宋体" w:cs="宋体" w:hint="eastAsia"/>
           <w:sz w:val="24"/>
           <w:szCs w:val="24"/>
         </w:rPr>
       </w:pPr>
     </w:p>
     <w:sectPr>
-      <w:headerReference r:id="rId5" w:type="default"/>
+      <w:headerReference w:type="default" r:id="rId4"/>
       <w:pgSz w:w="11900" w:h="16839"/>
       <w:pgMar w:top="1240" w:right="1474" w:bottom="1099" w:left="1540" w:header="0" w:footer="0" w:gutter="0"/>
-      <w:cols w:space="720" w:num="1"/>
+      <w:cols w:num="1" w:space="720"/>
     </w:sectPr>
   </w:body>
 </w:document>
 </file>
 
-<file path=word/endnotes.xml><?xml version="1.0" encoding="utf-8"?>
-<w:endnotes xmlns:wpc="http://schemas.microsoft.com/office/word/2010/wordprocessingCanvas" xmlns:mc="http://schemas.openxmlformats.org/markup-compatibility/2006" xmlns:o="urn:schemas-microsoft-com:office:office" xmlns:r="http://schemas.openxmlformats.org/officeDocument/2006/relationships" xmlns:m="http://schemas.openxmlformats.org/officeDocument/2006/math" xmlns:v="urn:schemas-microsoft-com:vml" xmlns:wp14="http://schemas.microsoft.com/office/word/2010/wordprocessingDrawing" xmlns:wp="http://schemas.openxmlformats.org/drawingml/2006/wordprocessingDrawing" xmlns:w="http://schemas.openxmlformats.org/wordprocessingml/2006/main" xmlns:w14="http://schemas.microsoft.com/office/word/2010/wordml" xmlns:w15="http://schemas.microsoft.com/office/word/2012/wordml" xmlns:w10="urn:schemas-microsoft-com:office:word" xmlns:wpg="http://schemas.microsoft.com/office/word/2010/wordprocessingGroup" xmlns:wpi="http://schemas.microsoft.com/office/word/2010/wordprocessingInk" xmlns:wne="http://schemas.microsoft.com/office/word/2006/wordml" xmlns:wps="http://schemas.microsoft.com/office/word/2010/wordprocessingShape" xmlns:wpsCustomData="http://www.wps.cn/officeDocument/2013/wpsCustomData" mc:Ignorable="w14 w15 wp14">
-  <w:endnote w:type="separator" w:id="0">
-    <w:p>
-      <w:pPr>
-        <w:spacing w:line="240" w:lineRule="auto"/>
-      </w:pPr>
-      <w:r>
-        <w:separator/>
-      </w:r>
-    </w:p>
-  </w:endnote>
-  <w:endnote w:type="continuationSeparator" w:id="1">
-    <w:p>
-      <w:pPr>
-        <w:spacing w:line="240" w:lineRule="auto"/>
-      </w:pPr>
-      <w:r>
-        <w:continuationSeparator/>
-      </w:r>
-    </w:p>
-  </w:endnote>
-</w:endnotes>
-</file>
-
-<file path=word/footnotes.xml><?xml version="1.0" encoding="utf-8"?>
-<w:footnotes xmlns:wpc="http://schemas.microsoft.com/office/word/2010/wordprocessingCanvas" xmlns:mc="http://schemas.openxmlformats.org/markup-compatibility/2006" xmlns:o="urn:schemas-microsoft-com:office:office" xmlns:r="http://schemas.openxmlformats.org/officeDocument/2006/relationships" xmlns:m="http://schemas.openxmlformats.org/officeDocument/2006/math" xmlns:v="urn:schemas-microsoft-com:vml" xmlns:wp14="http://schemas.microsoft.com/office/word/2010/wordprocessingDrawing" xmlns:wp="http://schemas.openxmlformats.org/drawingml/2006/wordprocessingDrawing" xmlns:w="http://schemas.openxmlformats.org/wordprocessingml/2006/main" xmlns:w14="http://schemas.microsoft.com/office/word/2010/wordml" xmlns:w15="http://schemas.microsoft.com/office/word/2012/wordml" xmlns:w10="urn:schemas-microsoft-com:office:word" xmlns:wpg="http://schemas.microsoft.com/office/word/2010/wordprocessingGroup" xmlns:wpi="http://schemas.microsoft.com/office/word/2010/wordprocessingInk" xmlns:wne="http://schemas.microsoft.com/office/word/2006/wordml" xmlns:wps="http://schemas.microsoft.com/office/word/2010/wordprocessingShape" xmlns:wpsCustomData="http://www.wps.cn/officeDocument/2013/wpsCustomData" mc:Ignorable="w14 w15 wp14">
-  <w:footnote w:type="separator" w:id="0">
-    <w:p>
-      <w:pPr>
-        <w:spacing w:line="360" w:lineRule="auto"/>
-      </w:pPr>
-      <w:r>
-        <w:separator/>
-      </w:r>
-    </w:p>
-  </w:footnote>
-  <w:footnote w:type="continuationSeparator" w:id="1">
-    <w:p>
-      <w:pPr>
-        <w:spacing w:line="360" w:lineRule="auto"/>
-      </w:pPr>
-      <w:r>
-        <w:continuationSeparator/>
-      </w:r>
-    </w:p>
-  </w:footnote>
-</w:footnotes>
-</file>
-
 <file path=word/header1.xml><?xml version="1.0" encoding="utf-8"?>
-<w:hdr xmlns:wpc="http://schemas.microsoft.com/office/word/2010/wordprocessingCanvas" xmlns:mc="http://schemas.openxmlformats.org/markup-compatibility/2006" xmlns:o="urn:schemas-microsoft-com:office:office" xmlns:r="http://schemas.openxmlformats.org/officeDocument/2006/relationships" xmlns:m="http://schemas.openxmlformats.org/officeDocument/2006/math" xmlns:v="urn:schemas-microsoft-com:vml" xmlns:wp14="http://schemas.microsoft.com/office/word/2010/wordprocessingDrawing" xmlns:wp="http://schemas.openxmlformats.org/drawingml/2006/wordprocessingDrawing" xmlns:w10="urn:schemas-microsoft-com:office:word" xmlns:w="http://schemas.openxmlformats.org/wordprocessingml/2006/main" xmlns:w14="http://schemas.microsoft.com/office/word/2010/wordml" xmlns:w15="http://schemas.microsoft.com/office/word/2012/wordml" xmlns:wpg="http://schemas.microsoft.com/office/word/2010/wordprocessingGroup" xmlns:wpi="http://schemas.microsoft.com/office/word/2010/wordprocessingInk" xmlns:wne="http://schemas.microsoft.com/office/word/2006/wordml" xmlns:wps="http://schemas.microsoft.com/office/word/2010/wordprocessingShape" xmlns:wpsCustomData="http://www.wps.cn/officeDocument/2013/wpsCustomData" mc:Ignorable="w14 w15 wp14">
+<w:hdr xmlns:wpc="http://schemas.microsoft.com/office/word/2010/wordprocessingCanvas" xmlns:mc="http://schemas.openxmlformats.org/markup-compatibility/2006" xmlns:o="urn:schemas-microsoft-com:office:office" xmlns:r="http://schemas.openxmlformats.org/officeDocument/2006/relationships" xmlns:m="http://schemas.openxmlformats.org/officeDocument/2006/math" xmlns:v="urn:schemas-microsoft-com:vml" xmlns:wp14="http://schemas.microsoft.com/office/word/2010/wordprocessingDrawing" xmlns:wp="http://schemas.openxmlformats.org/drawingml/2006/wordprocessingDrawing" xmlns:w10="urn:schemas-microsoft-com:office:word" xmlns:w="http://schemas.openxmlformats.org/wordprocessingml/2006/main" xmlns:w14="http://schemas.microsoft.com/office/word/2010/wordml" xmlns:w15="http://schemas.microsoft.com/office/word/2012/wordml" xmlns:wne="http://schemas.microsoft.com/office/word/2006/wordml" xmlns:wpg="http://schemas.microsoft.com/office/word/2010/wordprocessingGroup" xmlns:wpi="http://schemas.microsoft.com/office/word/2010/wordprocessingInk" xmlns:wps="http://schemas.microsoft.com/office/word/2010/wordprocessingShape" mc:Ignorable="w14 w15 wp14">
   <w:p>
     <w:pPr>
       <w:spacing w:line="14" w:lineRule="auto"/>
@@ -5653,15 +5549,15 @@
 </file>
 
 <file path=word/numbering.xml><?xml version="1.0" encoding="utf-8"?>
-<w:numbering xmlns:wpc="http://schemas.microsoft.com/office/word/2010/wordprocessingCanvas" xmlns:mc="http://schemas.openxmlformats.org/markup-compatibility/2006" xmlns:o="urn:schemas-microsoft-com:office:office" xmlns:r="http://schemas.openxmlformats.org/officeDocument/2006/relationships" xmlns:m="http://schemas.openxmlformats.org/officeDocument/2006/math" xmlns:v="urn:schemas-microsoft-com:vml" xmlns:wp14="http://schemas.microsoft.com/office/word/2010/wordprocessingDrawing" xmlns:wp="http://schemas.openxmlformats.org/drawingml/2006/wordprocessingDrawing" xmlns:w10="urn:schemas-microsoft-com:office:word" xmlns:w="http://schemas.openxmlformats.org/wordprocessingml/2006/main" xmlns:w14="http://schemas.microsoft.com/office/word/2010/wordml" xmlns:wpg="http://schemas.microsoft.com/office/word/2010/wordprocessingGroup" xmlns:wpi="http://schemas.microsoft.com/office/word/2010/wordprocessingInk" xmlns:wne="http://schemas.microsoft.com/office/word/2006/wordml" xmlns:wps="http://schemas.microsoft.com/office/word/2010/wordprocessingShape" xmlns:wpsCustomData="http://www.wps.cn/officeDocument/2013/wpsCustomData" mc:Ignorable="w14 wp14">
+<w:numbering xmlns:wpc="http://schemas.microsoft.com/office/word/2010/wordprocessingCanvas" xmlns:mc="http://schemas.openxmlformats.org/markup-compatibility/2006" xmlns:o="urn:schemas-microsoft-com:office:office" xmlns:r="http://schemas.openxmlformats.org/officeDocument/2006/relationships" xmlns:m="http://schemas.openxmlformats.org/officeDocument/2006/math" xmlns:v="urn:schemas-microsoft-com:vml" xmlns:wp14="http://schemas.microsoft.com/office/word/2010/wordprocessingDrawing" xmlns:wp="http://schemas.openxmlformats.org/drawingml/2006/wordprocessingDrawing" xmlns:w10="urn:schemas-microsoft-com:office:word" xmlns:w="http://schemas.openxmlformats.org/wordprocessingml/2006/main" xmlns:w14="http://schemas.microsoft.com/office/word/2010/wordml" xmlns:w15="http://schemas.microsoft.com/office/word/2012/wordml" xmlns:wne="http://schemas.microsoft.com/office/word/2006/wordml" xmlns:wpg="http://schemas.microsoft.com/office/word/2010/wordprocessingGroup" xmlns:wpi="http://schemas.microsoft.com/office/word/2010/wordprocessingInk" xmlns:wps="http://schemas.microsoft.com/office/word/2010/wordprocessingShape" mc:Ignorable="w14 w15 wp14">
   <w:abstractNum w:abstractNumId="0">
     <w:nsid w:val="8E964DCE"/>
     <w:multiLevelType w:val="multilevel"/>
     <w:tmpl w:val="8E964DCE"/>
-    <w:lvl w:ilvl="0" w:tentative="0">
+    <w:lvl w:ilvl="0">
       <w:start w:val="1"/>
       <w:numFmt w:val="decimal"/>
-      <w:pStyle w:val="2"/>
+      <w:pStyle w:val="Heading1"/>
       <w:lvlText w:val="%1."/>
       <w:lvlJc w:val="left"/>
       <w:pPr>
@@ -5671,10 +5567,10 @@
         <w:rFonts w:hint="default"/>
       </w:rPr>
     </w:lvl>
-    <w:lvl w:ilvl="1" w:tentative="0">
+    <w:lvl w:ilvl="1">
       <w:start w:val="1"/>
       <w:numFmt w:val="decimal"/>
-      <w:pStyle w:val="3"/>
+      <w:pStyle w:val="Heading2"/>
       <w:lvlText w:val="%1.%2."/>
       <w:lvlJc w:val="left"/>
       <w:pPr>
@@ -5684,10 +5580,10 @@
         <w:rFonts w:hint="default"/>
       </w:rPr>
     </w:lvl>
-    <w:lvl w:ilvl="2" w:tentative="0">
+    <w:lvl w:ilvl="2">
       <w:start w:val="1"/>
       <w:numFmt w:val="decimal"/>
-      <w:pStyle w:val="4"/>
+      <w:pStyle w:val="Heading3"/>
       <w:lvlText w:val="%1.%2.%3."/>
       <w:lvlJc w:val="left"/>
       <w:pPr>
@@ -5697,10 +5593,10 @@
         <w:rFonts w:hint="default"/>
       </w:rPr>
     </w:lvl>
-    <w:lvl w:ilvl="3" w:tentative="0">
+    <w:lvl w:ilvl="3">
       <w:start w:val="1"/>
       <w:numFmt w:val="decimal"/>
-      <w:pStyle w:val="5"/>
+      <w:pStyle w:val="Heading4"/>
       <w:lvlText w:val="%1.%2.%3.%4."/>
       <w:lvlJc w:val="left"/>
       <w:pPr>
@@ -5710,10 +5606,10 @@
         <w:rFonts w:hint="default"/>
       </w:rPr>
     </w:lvl>
-    <w:lvl w:ilvl="4" w:tentative="0">
+    <w:lvl w:ilvl="4">
       <w:start w:val="1"/>
       <w:numFmt w:val="decimal"/>
-      <w:pStyle w:val="6"/>
+      <w:pStyle w:val="Heading5"/>
       <w:lvlText w:val="%1.%2.%3.%4.%5."/>
       <w:lvlJc w:val="left"/>
       <w:pPr>
@@ -5723,10 +5619,10 @@
         <w:rFonts w:hint="default"/>
       </w:rPr>
     </w:lvl>
-    <w:lvl w:ilvl="5" w:tentative="0">
+    <w:lvl w:ilvl="5">
       <w:start w:val="1"/>
       <w:numFmt w:val="decimal"/>
-      <w:pStyle w:val="7"/>
+      <w:pStyle w:val="Heading6"/>
       <w:lvlText w:val="%1.%2.%3.%4.%5.%6."/>
       <w:lvlJc w:val="left"/>
       <w:pPr>
@@ -5736,10 +5632,10 @@
         <w:rFonts w:hint="default"/>
       </w:rPr>
     </w:lvl>
-    <w:lvl w:ilvl="6" w:tentative="0">
+    <w:lvl w:ilvl="6">
       <w:start w:val="1"/>
       <w:numFmt w:val="decimal"/>
-      <w:pStyle w:val="8"/>
+      <w:pStyle w:val="Heading7"/>
       <w:lvlText w:val="%1.%2.%3.%4.%5.%6.%7."/>
       <w:lvlJc w:val="left"/>
       <w:pPr>
@@ -5749,10 +5645,10 @@
         <w:rFonts w:hint="default"/>
       </w:rPr>
     </w:lvl>
-    <w:lvl w:ilvl="7" w:tentative="0">
+    <w:lvl w:ilvl="7">
       <w:start w:val="1"/>
       <w:numFmt w:val="decimal"/>
-      <w:pStyle w:val="9"/>
+      <w:pStyle w:val="Heading8"/>
       <w:lvlText w:val="%1.%2.%3.%4.%5.%6.%7.%8."/>
       <w:lvlJc w:val="left"/>
       <w:pPr>
@@ -5762,10 +5658,10 @@
         <w:rFonts w:hint="default"/>
       </w:rPr>
     </w:lvl>
-    <w:lvl w:ilvl="8" w:tentative="0">
+    <w:lvl w:ilvl="8">
       <w:start w:val="1"/>
       <w:numFmt w:val="decimal"/>
-      <w:pStyle w:val="10"/>
+      <w:pStyle w:val="Heading9"/>
       <w:lvlText w:val="%1.%2.%3.%4.%5.%6.%7.%8.%9."/>
       <w:lvlJc w:val="left"/>
       <w:pPr>
@@ -5780,7 +5676,7 @@
     <w:nsid w:val="9A6FC7EA"/>
     <w:multiLevelType w:val="singleLevel"/>
     <w:tmpl w:val="9A6FC7EA"/>
-    <w:lvl w:ilvl="0" w:tentative="0">
+    <w:lvl w:ilvl="0">
       <w:start w:val="1"/>
       <w:numFmt w:val="decimal"/>
       <w:lvlText w:val="%1."/>
@@ -5797,7 +5693,7 @@
     <w:nsid w:val="D3AD173C"/>
     <w:multiLevelType w:val="singleLevel"/>
     <w:tmpl w:val="D3AD173C"/>
-    <w:lvl w:ilvl="0" w:tentative="0">
+    <w:lvl w:ilvl="0">
       <w:start w:val="1"/>
       <w:numFmt w:val="decimal"/>
       <w:lvlText w:val="%1."/>
@@ -5814,7 +5710,7 @@
     <w:nsid w:val="D8897F1A"/>
     <w:multiLevelType w:val="singleLevel"/>
     <w:tmpl w:val="D8897F1A"/>
-    <w:lvl w:ilvl="0" w:tentative="0">
+    <w:lvl w:ilvl="0">
       <w:start w:val="1"/>
       <w:numFmt w:val="decimal"/>
       <w:lvlText w:val="%1."/>
@@ -5831,7 +5727,7 @@
     <w:nsid w:val="EE11DCCF"/>
     <w:multiLevelType w:val="singleLevel"/>
     <w:tmpl w:val="EE11DCCF"/>
-    <w:lvl w:ilvl="0" w:tentative="0">
+    <w:lvl w:ilvl="0">
       <w:start w:val="1"/>
       <w:numFmt w:val="decimal"/>
       <w:lvlText w:val="%1."/>
@@ -5848,7 +5744,7 @@
     <w:nsid w:val="FA3AAD5D"/>
     <w:multiLevelType w:val="singleLevel"/>
     <w:tmpl w:val="FA3AAD5D"/>
-    <w:lvl w:ilvl="0" w:tentative="0">
+    <w:lvl w:ilvl="0">
       <w:start w:val="1"/>
       <w:numFmt w:val="decimal"/>
       <w:lvlText w:val="%1."/>
@@ -5865,7 +5761,7 @@
     <w:nsid w:val="3F6E6AB2"/>
     <w:multiLevelType w:val="singleLevel"/>
     <w:tmpl w:val="3F6E6AB2"/>
-    <w:lvl w:ilvl="0" w:tentative="0">
+    <w:lvl w:ilvl="0">
       <w:start w:val="1"/>
       <w:numFmt w:val="decimal"/>
       <w:lvlText w:val="%1."/>
@@ -5882,7 +5778,7 @@
     <w:nsid w:val="50D9247F"/>
     <w:multiLevelType w:val="singleLevel"/>
     <w:tmpl w:val="50D9247F"/>
-    <w:lvl w:ilvl="0" w:tentative="0">
+    <w:lvl w:ilvl="0">
       <w:start w:val="1"/>
       <w:numFmt w:val="decimal"/>
       <w:lvlText w:val="%1."/>
@@ -5899,7 +5795,7 @@
     <w:nsid w:val="7A2EA0CE"/>
     <w:multiLevelType w:val="singleLevel"/>
     <w:tmpl w:val="7A2EA0CE"/>
-    <w:lvl w:ilvl="0" w:tentative="0">
+    <w:lvl w:ilvl="0">
       <w:start w:val="1"/>
       <w:numFmt w:val="decimal"/>
       <w:lvlText w:val="%1."/>
@@ -5943,269 +5839,267 @@
 </file>
 
 <file path=word/styles.xml><?xml version="1.0" encoding="utf-8"?>
-<w:styles xmlns:mc="http://schemas.openxmlformats.org/markup-compatibility/2006" xmlns:o="urn:schemas-microsoft-com:office:office" xmlns:r="http://schemas.openxmlformats.org/officeDocument/2006/relationships" xmlns:m="http://schemas.openxmlformats.org/officeDocument/2006/math" xmlns:v="urn:schemas-microsoft-com:vml" xmlns:w="http://schemas.openxmlformats.org/wordprocessingml/2006/main" xmlns:w14="http://schemas.microsoft.com/office/word/2010/wordml" xmlns:w10="urn:schemas-microsoft-com:office:word" xmlns:sl="http://schemas.openxmlformats.org/schemaLibrary/2006/main" xmlns:wpsCustomData="http://www.wps.cn/officeDocument/2013/wpsCustomData" mc:Ignorable="w14">
+<w:styles xmlns:mc="http://schemas.openxmlformats.org/markup-compatibility/2006" xmlns:r="http://schemas.openxmlformats.org/officeDocument/2006/relationships" xmlns:w="http://schemas.openxmlformats.org/wordprocessingml/2006/main" xmlns:w14="http://schemas.microsoft.com/office/word/2010/wordml" xmlns:w15="http://schemas.microsoft.com/office/word/2012/wordml" mc:Ignorable="w14 w15">
   <w:docDefaults>
     <w:rPrDefault>
       <w:rPr>
-        <w:rFonts w:ascii="Arial" w:hAnsi="Arial" w:eastAsia="Arial" w:cs="Arial"/>
+        <w:rFonts w:ascii="Arial" w:eastAsia="Arial" w:hAnsi="Arial" w:cs="Arial"/>
       </w:rPr>
     </w:rPrDefault>
     <w:pPrDefault/>
   </w:docDefaults>
-  <w:latentStyles w:count="260" w:defQFormat="0" w:defUnhideWhenUsed="1" w:defSemiHidden="1" w:defUIPriority="99" w:defLockedState="0">
-    <w:lsdException w:qFormat="1" w:unhideWhenUsed="0" w:uiPriority="0" w:semiHidden="0" w:name="Normal"/>
-    <w:lsdException w:qFormat="1" w:unhideWhenUsed="0" w:uiPriority="0" w:semiHidden="0" w:name="heading 1"/>
-    <w:lsdException w:qFormat="1" w:uiPriority="0" w:semiHidden="0" w:name="heading 2"/>
-    <w:lsdException w:qFormat="1" w:uiPriority="0" w:name="heading 3"/>
-    <w:lsdException w:qFormat="1" w:uiPriority="0" w:semiHidden="0" w:name="heading 4"/>
-    <w:lsdException w:qFormat="1" w:uiPriority="0" w:name="heading 5"/>
-    <w:lsdException w:qFormat="1" w:uiPriority="0" w:name="heading 6"/>
-    <w:lsdException w:qFormat="1" w:uiPriority="0" w:name="heading 7"/>
-    <w:lsdException w:qFormat="1" w:uiPriority="0" w:name="heading 8"/>
-    <w:lsdException w:qFormat="1" w:uiPriority="0" w:name="heading 9"/>
-    <w:lsdException w:unhideWhenUsed="0" w:uiPriority="0" w:semiHidden="0" w:name="index 1"/>
-    <w:lsdException w:unhideWhenUsed="0" w:uiPriority="0" w:semiHidden="0" w:name="index 2"/>
-    <w:lsdException w:unhideWhenUsed="0" w:uiPriority="0" w:semiHidden="0" w:name="index 3"/>
-    <w:lsdException w:unhideWhenUsed="0" w:uiPriority="0" w:semiHidden="0" w:name="index 4"/>
-    <w:lsdException w:unhideWhenUsed="0" w:uiPriority="0" w:semiHidden="0" w:name="index 5"/>
-    <w:lsdException w:unhideWhenUsed="0" w:uiPriority="0" w:semiHidden="0" w:name="index 6"/>
-    <w:lsdException w:unhideWhenUsed="0" w:uiPriority="0" w:semiHidden="0" w:name="index 7"/>
-    <w:lsdException w:unhideWhenUsed="0" w:uiPriority="0" w:semiHidden="0" w:name="index 8"/>
-    <w:lsdException w:unhideWhenUsed="0" w:uiPriority="0" w:semiHidden="0" w:name="index 9"/>
-    <w:lsdException w:qFormat="1" w:unhideWhenUsed="0" w:uiPriority="0" w:semiHidden="0" w:name="toc 1"/>
-    <w:lsdException w:qFormat="1" w:unhideWhenUsed="0" w:uiPriority="0" w:semiHidden="0" w:name="toc 2"/>
-    <w:lsdException w:qFormat="1" w:unhideWhenUsed="0" w:uiPriority="0" w:semiHidden="0" w:name="toc 3"/>
-    <w:lsdException w:unhideWhenUsed="0" w:uiPriority="0" w:semiHidden="0" w:name="toc 4"/>
-    <w:lsdException w:unhideWhenUsed="0" w:uiPriority="0" w:semiHidden="0" w:name="toc 5"/>
-    <w:lsdException w:unhideWhenUsed="0" w:uiPriority="0" w:semiHidden="0" w:name="toc 6"/>
-    <w:lsdException w:unhideWhenUsed="0" w:uiPriority="0" w:semiHidden="0" w:name="toc 7"/>
-    <w:lsdException w:unhideWhenUsed="0" w:uiPriority="0" w:semiHidden="0" w:name="toc 8"/>
-    <w:lsdException w:unhideWhenUsed="0" w:uiPriority="0" w:semiHidden="0" w:name="toc 9"/>
-    <w:lsdException w:unhideWhenUsed="0" w:uiPriority="0" w:semiHidden="0" w:name="Normal Indent"/>
-    <w:lsdException w:unhideWhenUsed="0" w:uiPriority="0" w:semiHidden="0" w:name="footnote text"/>
-    <w:lsdException w:qFormat="1" w:unhideWhenUsed="0" w:uiPriority="0" w:semiHidden="0" w:name="annotation text"/>
-    <w:lsdException w:qFormat="1" w:unhideWhenUsed="0" w:uiPriority="0" w:semiHidden="0" w:name="header"/>
-    <w:lsdException w:qFormat="1" w:unhideWhenUsed="0" w:uiPriority="0" w:semiHidden="0" w:name="footer"/>
-    <w:lsdException w:unhideWhenUsed="0" w:uiPriority="0" w:semiHidden="0" w:name="index heading"/>
-    <w:lsdException w:qFormat="1" w:uiPriority="0" w:name="caption"/>
-    <w:lsdException w:unhideWhenUsed="0" w:uiPriority="0" w:semiHidden="0" w:name="table of figures"/>
-    <w:lsdException w:unhideWhenUsed="0" w:uiPriority="0" w:semiHidden="0" w:name="envelope address"/>
-    <w:lsdException w:unhideWhenUsed="0" w:uiPriority="0" w:semiHidden="0" w:name="envelope return"/>
-    <w:lsdException w:unhideWhenUsed="0" w:uiPriority="0" w:semiHidden="0" w:name="footnote reference"/>
-    <w:lsdException w:unhideWhenUsed="0" w:uiPriority="0" w:semiHidden="0" w:name="annotation reference"/>
-    <w:lsdException w:unhideWhenUsed="0" w:uiPriority="0" w:semiHidden="0" w:name="line number"/>
-    <w:lsdException w:unhideWhenUsed="0" w:uiPriority="0" w:semiHidden="0" w:name="page number"/>
-    <w:lsdException w:unhideWhenUsed="0" w:uiPriority="0" w:semiHidden="0" w:name="endnote reference"/>
-    <w:lsdException w:unhideWhenUsed="0" w:uiPriority="0" w:semiHidden="0" w:name="endnote text"/>
-    <w:lsdException w:unhideWhenUsed="0" w:uiPriority="0" w:semiHidden="0" w:name="table of authorities"/>
-    <w:lsdException w:unhideWhenUsed="0" w:uiPriority="0" w:semiHidden="0" w:name="macro"/>
-    <w:lsdException w:unhideWhenUsed="0" w:uiPriority="0" w:semiHidden="0" w:name="toa heading"/>
-    <w:lsdException w:unhideWhenUsed="0" w:uiPriority="0" w:semiHidden="0" w:name="List"/>
-    <w:lsdException w:unhideWhenUsed="0" w:uiPriority="0" w:semiHidden="0" w:name="List Bullet"/>
-    <w:lsdException w:unhideWhenUsed="0" w:uiPriority="0" w:semiHidden="0" w:name="List Number"/>
-    <w:lsdException w:unhideWhenUsed="0" w:uiPriority="0" w:semiHidden="0" w:name="List 2"/>
-    <w:lsdException w:unhideWhenUsed="0" w:uiPriority="0" w:semiHidden="0" w:name="List 3"/>
-    <w:lsdException w:unhideWhenUsed="0" w:uiPriority="0" w:semiHidden="0" w:name="List 4"/>
-    <w:lsdException w:unhideWhenUsed="0" w:uiPriority="0" w:semiHidden="0" w:name="List 5"/>
-    <w:lsdException w:unhideWhenUsed="0" w:uiPriority="0" w:semiHidden="0" w:name="List Bullet 2"/>
-    <w:lsdException w:unhideWhenUsed="0" w:uiPriority="0" w:semiHidden="0" w:name="List Bullet 3"/>
-    <w:lsdException w:unhideWhenUsed="0" w:uiPriority="0" w:semiHidden="0" w:name="List Bullet 4"/>
-    <w:lsdException w:unhideWhenUsed="0" w:uiPriority="0" w:semiHidden="0" w:name="List Bullet 5"/>
-    <w:lsdException w:unhideWhenUsed="0" w:uiPriority="0" w:semiHidden="0" w:name="List Number 2"/>
-    <w:lsdException w:unhideWhenUsed="0" w:uiPriority="0" w:semiHidden="0" w:name="List Number 3"/>
-    <w:lsdException w:unhideWhenUsed="0" w:uiPriority="0" w:semiHidden="0" w:name="List Number 4"/>
-    <w:lsdException w:unhideWhenUsed="0" w:uiPriority="0" w:semiHidden="0" w:name="List Number 5"/>
-    <w:lsdException w:qFormat="1" w:unhideWhenUsed="0" w:uiPriority="0" w:semiHidden="0" w:name="Title"/>
-    <w:lsdException w:unhideWhenUsed="0" w:uiPriority="0" w:semiHidden="0" w:name="Closing"/>
-    <w:lsdException w:unhideWhenUsed="0" w:uiPriority="0" w:semiHidden="0" w:name="Signature"/>
-    <w:lsdException w:qFormat="1" w:unhideWhenUsed="0" w:uiPriority="0" w:name="Default Paragraph Font"/>
-    <w:lsdException w:qFormat="1" w:unhideWhenUsed="0" w:uiPriority="0" w:name="Body Text"/>
-    <w:lsdException w:unhideWhenUsed="0" w:uiPriority="0" w:semiHidden="0" w:name="Body Text Indent"/>
-    <w:lsdException w:unhideWhenUsed="0" w:uiPriority="0" w:semiHidden="0" w:name="List Continue"/>
-    <w:lsdException w:unhideWhenUsed="0" w:uiPriority="0" w:semiHidden="0" w:name="List Continue 2"/>
-    <w:lsdException w:unhideWhenUsed="0" w:uiPriority="0" w:semiHidden="0" w:name="List Continue 3"/>
-    <w:lsdException w:unhideWhenUsed="0" w:uiPriority="0" w:semiHidden="0" w:name="List Continue 4"/>
-    <w:lsdException w:unhideWhenUsed="0" w:uiPriority="0" w:semiHidden="0" w:name="List Continue 5"/>
-    <w:lsdException w:unhideWhenUsed="0" w:uiPriority="0" w:semiHidden="0" w:name="Message Header"/>
-    <w:lsdException w:qFormat="1" w:unhideWhenUsed="0" w:uiPriority="0" w:semiHidden="0" w:name="Subtitle"/>
-    <w:lsdException w:unhideWhenUsed="0" w:uiPriority="0" w:semiHidden="0" w:name="Salutation"/>
-    <w:lsdException w:unhideWhenUsed="0" w:uiPriority="0" w:semiHidden="0" w:name="Date"/>
-    <w:lsdException w:unhideWhenUsed="0" w:uiPriority="0" w:semiHidden="0" w:name="Body Text First Indent"/>
-    <w:lsdException w:unhideWhenUsed="0" w:uiPriority="0" w:semiHidden="0" w:name="Body Text First Indent 2"/>
-    <w:lsdException w:uiPriority="99" w:name="Note Heading"/>
-    <w:lsdException w:unhideWhenUsed="0" w:uiPriority="0" w:semiHidden="0" w:name="Body Text 2"/>
-    <w:lsdException w:unhideWhenUsed="0" w:uiPriority="0" w:semiHidden="0" w:name="Body Text 3"/>
-    <w:lsdException w:unhideWhenUsed="0" w:uiPriority="0" w:semiHidden="0" w:name="Body Text Indent 2"/>
-    <w:lsdException w:unhideWhenUsed="0" w:uiPriority="0" w:semiHidden="0" w:name="Body Text Indent 3"/>
-    <w:lsdException w:unhideWhenUsed="0" w:uiPriority="0" w:semiHidden="0" w:name="Block Text"/>
-    <w:lsdException w:unhideWhenUsed="0" w:uiPriority="0" w:semiHidden="0" w:name="Hyperlink"/>
-    <w:lsdException w:unhideWhenUsed="0" w:uiPriority="0" w:semiHidden="0" w:name="FollowedHyperlink"/>
-    <w:lsdException w:qFormat="1" w:unhideWhenUsed="0" w:uiPriority="0" w:semiHidden="0" w:name="Strong"/>
-    <w:lsdException w:qFormat="1" w:unhideWhenUsed="0" w:uiPriority="0" w:semiHidden="0" w:name="Emphasis"/>
-    <w:lsdException w:unhideWhenUsed="0" w:uiPriority="0" w:semiHidden="0" w:name="Document Map"/>
-    <w:lsdException w:unhideWhenUsed="0" w:uiPriority="0" w:semiHidden="0" w:name="Plain Text"/>
-    <w:lsdException w:unhideWhenUsed="0" w:uiPriority="0" w:semiHidden="0" w:name="E-mail Signature"/>
-    <w:lsdException w:qFormat="1" w:unhideWhenUsed="0" w:uiPriority="0" w:semiHidden="0" w:name="Normal (Web)"/>
-    <w:lsdException w:unhideWhenUsed="0" w:uiPriority="0" w:semiHidden="0" w:name="HTML Acronym"/>
-    <w:lsdException w:unhideWhenUsed="0" w:uiPriority="0" w:semiHidden="0" w:name="HTML Address"/>
-    <w:lsdException w:unhideWhenUsed="0" w:uiPriority="0" w:semiHidden="0" w:name="HTML Cite"/>
-    <w:lsdException w:unhideWhenUsed="0" w:uiPriority="0" w:semiHidden="0" w:name="HTML Code"/>
-    <w:lsdException w:unhideWhenUsed="0" w:uiPriority="0" w:semiHidden="0" w:name="HTML Definition"/>
-    <w:lsdException w:unhideWhenUsed="0" w:uiPriority="0" w:semiHidden="0" w:name="HTML Keyboard"/>
-    <w:lsdException w:unhideWhenUsed="0" w:uiPriority="0" w:semiHidden="0" w:name="HTML Preformatted"/>
-    <w:lsdException w:unhideWhenUsed="0" w:uiPriority="0" w:semiHidden="0" w:name="HTML Sample"/>
-    <w:lsdException w:unhideWhenUsed="0" w:uiPriority="0" w:semiHidden="0" w:name="HTML Typewriter"/>
-    <w:lsdException w:unhideWhenUsed="0" w:uiPriority="0" w:semiHidden="0" w:name="HTML Variable"/>
-    <w:lsdException w:qFormat="1" w:unhideWhenUsed="0" w:uiPriority="0" w:name="Normal Table"/>
-    <w:lsdException w:unhideWhenUsed="0" w:uiPriority="0" w:semiHidden="0" w:name="annotation subject"/>
-    <w:lsdException w:unhideWhenUsed="0" w:uiPriority="0" w:semiHidden="0" w:name="Table Simple 1"/>
-    <w:lsdException w:unhideWhenUsed="0" w:uiPriority="0" w:semiHidden="0" w:name="Table Simple 2"/>
-    <w:lsdException w:unhideWhenUsed="0" w:uiPriority="0" w:semiHidden="0" w:name="Table Simple 3"/>
-    <w:lsdException w:unhideWhenUsed="0" w:uiPriority="0" w:semiHidden="0" w:name="Table Classic 1"/>
-    <w:lsdException w:unhideWhenUsed="0" w:uiPriority="0" w:semiHidden="0" w:name="Table Classic 2"/>
-    <w:lsdException w:unhideWhenUsed="0" w:uiPriority="0" w:semiHidden="0" w:name="Table Classic 3"/>
-    <w:lsdException w:unhideWhenUsed="0" w:uiPriority="0" w:semiHidden="0" w:name="Table Classic 4"/>
-    <w:lsdException w:unhideWhenUsed="0" w:uiPriority="0" w:semiHidden="0" w:name="Table Colorful 1"/>
-    <w:lsdException w:unhideWhenUsed="0" w:uiPriority="0" w:semiHidden="0" w:name="Table Colorful 2"/>
-    <w:lsdException w:unhideWhenUsed="0" w:uiPriority="0" w:semiHidden="0" w:name="Table Colorful 3"/>
-    <w:lsdException w:unhideWhenUsed="0" w:uiPriority="0" w:semiHidden="0" w:name="Table Columns 1"/>
-    <w:lsdException w:unhideWhenUsed="0" w:uiPriority="0" w:semiHidden="0" w:name="Table Columns 2"/>
-    <w:lsdException w:unhideWhenUsed="0" w:uiPriority="0" w:semiHidden="0" w:name="Table Columns 3"/>
-    <w:lsdException w:unhideWhenUsed="0" w:uiPriority="0" w:semiHidden="0" w:name="Table Columns 4"/>
-    <w:lsdException w:unhideWhenUsed="0" w:uiPriority="0" w:semiHidden="0" w:name="Table Columns 5"/>
-    <w:lsdException w:unhideWhenUsed="0" w:uiPriority="0" w:semiHidden="0" w:name="Table Grid 1"/>
-    <w:lsdException w:unhideWhenUsed="0" w:uiPriority="0" w:semiHidden="0" w:name="Table Grid 2"/>
-    <w:lsdException w:unhideWhenUsed="0" w:uiPriority="0" w:semiHidden="0" w:name="Table Grid 3"/>
-    <w:lsdException w:unhideWhenUsed="0" w:uiPriority="0" w:semiHidden="0" w:name="Table Grid 4"/>
-    <w:lsdException w:unhideWhenUsed="0" w:uiPriority="0" w:semiHidden="0" w:name="Table Grid 5"/>
-    <w:lsdException w:unhideWhenUsed="0" w:uiPriority="0" w:semiHidden="0" w:name="Table Grid 6"/>
-    <w:lsdException w:unhideWhenUsed="0" w:uiPriority="0" w:semiHidden="0" w:name="Table Grid 7"/>
-    <w:lsdException w:unhideWhenUsed="0" w:uiPriority="0" w:semiHidden="0" w:name="Table Grid 8"/>
-    <w:lsdException w:unhideWhenUsed="0" w:uiPriority="0" w:semiHidden="0" w:name="Table List 1"/>
-    <w:lsdException w:unhideWhenUsed="0" w:uiPriority="0" w:semiHidden="0" w:name="Table List 2"/>
-    <w:lsdException w:unhideWhenUsed="0" w:uiPriority="0" w:semiHidden="0" w:name="Table List 3"/>
-    <w:lsdException w:unhideWhenUsed="0" w:uiPriority="0" w:semiHidden="0" w:name="Table List 4"/>
-    <w:lsdException w:unhideWhenUsed="0" w:uiPriority="0" w:semiHidden="0" w:name="Table List 5"/>
-    <w:lsdException w:unhideWhenUsed="0" w:uiPriority="0" w:semiHidden="0" w:name="Table List 6"/>
-    <w:lsdException w:unhideWhenUsed="0" w:uiPriority="0" w:semiHidden="0" w:name="Table List 7"/>
-    <w:lsdException w:unhideWhenUsed="0" w:uiPriority="0" w:semiHidden="0" w:name="Table List 8"/>
-    <w:lsdException w:unhideWhenUsed="0" w:uiPriority="0" w:semiHidden="0" w:name="Table 3D effects 1"/>
-    <w:lsdException w:unhideWhenUsed="0" w:uiPriority="0" w:semiHidden="0" w:name="Table 3D effects 2"/>
-    <w:lsdException w:unhideWhenUsed="0" w:uiPriority="0" w:semiHidden="0" w:name="Table 3D effects 3"/>
-    <w:lsdException w:unhideWhenUsed="0" w:uiPriority="0" w:semiHidden="0" w:name="Table Contemporary"/>
-    <w:lsdException w:unhideWhenUsed="0" w:uiPriority="0" w:semiHidden="0" w:name="Table Elegant"/>
-    <w:lsdException w:unhideWhenUsed="0" w:uiPriority="0" w:semiHidden="0" w:name="Table Professional"/>
-    <w:lsdException w:unhideWhenUsed="0" w:uiPriority="0" w:semiHidden="0" w:name="Table Subtle 1"/>
-    <w:lsdException w:unhideWhenUsed="0" w:uiPriority="0" w:semiHidden="0" w:name="Table Subtle 2"/>
-    <w:lsdException w:unhideWhenUsed="0" w:uiPriority="0" w:semiHidden="0" w:name="Table Web 1"/>
-    <w:lsdException w:unhideWhenUsed="0" w:uiPriority="0" w:semiHidden="0" w:name="Table Web 2"/>
-    <w:lsdException w:unhideWhenUsed="0" w:uiPriority="0" w:semiHidden="0" w:name="Table Web 3"/>
-    <w:lsdException w:unhideWhenUsed="0" w:uiPriority="0" w:semiHidden="0" w:name="Balloon Text"/>
-    <w:lsdException w:qFormat="1" w:unhideWhenUsed="0" w:uiPriority="0" w:semiHidden="0" w:name="Table Grid"/>
-    <w:lsdException w:unhideWhenUsed="0" w:uiPriority="0" w:semiHidden="0" w:name="Table Theme"/>
-    <w:lsdException w:unhideWhenUsed="0" w:uiPriority="60" w:semiHidden="0" w:name="Light Shading"/>
-    <w:lsdException w:unhideWhenUsed="0" w:uiPriority="61" w:semiHidden="0" w:name="Light List"/>
-    <w:lsdException w:unhideWhenUsed="0" w:uiPriority="62" w:semiHidden="0" w:name="Light Grid"/>
-    <w:lsdException w:unhideWhenUsed="0" w:uiPriority="63" w:semiHidden="0" w:name="Medium Shading 1"/>
-    <w:lsdException w:unhideWhenUsed="0" w:uiPriority="64" w:semiHidden="0" w:name="Medium Shading 2"/>
-    <w:lsdException w:unhideWhenUsed="0" w:uiPriority="65" w:semiHidden="0" w:name="Medium List 1"/>
-    <w:lsdException w:unhideWhenUsed="0" w:uiPriority="66" w:semiHidden="0" w:name="Medium List 2"/>
-    <w:lsdException w:unhideWhenUsed="0" w:uiPriority="67" w:semiHidden="0" w:name="Medium Grid 1"/>
-    <w:lsdException w:unhideWhenUsed="0" w:uiPriority="68" w:semiHidden="0" w:name="Medium Grid 2"/>
-    <w:lsdException w:unhideWhenUsed="0" w:uiPriority="69" w:semiHidden="0" w:name="Medium Grid 3"/>
-    <w:lsdException w:unhideWhenUsed="0" w:uiPriority="70" w:semiHidden="0" w:name="Dark List"/>
-    <w:lsdException w:unhideWhenUsed="0" w:uiPriority="71" w:semiHidden="0" w:name="Colorful Shading"/>
-    <w:lsdException w:unhideWhenUsed="0" w:uiPriority="72" w:semiHidden="0" w:name="Colorful List"/>
-    <w:lsdException w:unhideWhenUsed="0" w:uiPriority="73" w:semiHidden="0" w:name="Colorful Grid"/>
-    <w:lsdException w:unhideWhenUsed="0" w:uiPriority="60" w:semiHidden="0" w:name="Light Shading Accent 1"/>
-    <w:lsdException w:unhideWhenUsed="0" w:uiPriority="61" w:semiHidden="0" w:name="Light List Accent 1"/>
-    <w:lsdException w:unhideWhenUsed="0" w:uiPriority="62" w:semiHidden="0" w:name="Light Grid Accent 1"/>
-    <w:lsdException w:unhideWhenUsed="0" w:uiPriority="63" w:semiHidden="0" w:name="Medium Shading 1 Accent 1"/>
-    <w:lsdException w:unhideWhenUsed="0" w:uiPriority="64" w:semiHidden="0" w:name="Medium Shading 2 Accent 1"/>
-    <w:lsdException w:unhideWhenUsed="0" w:uiPriority="65" w:semiHidden="0" w:name="Medium List 1 Accent 1"/>
-    <w:lsdException w:unhideWhenUsed="0" w:uiPriority="66" w:semiHidden="0" w:name="Medium List 2 Accent 1"/>
-    <w:lsdException w:unhideWhenUsed="0" w:uiPriority="67" w:semiHidden="0" w:name="Medium Grid 1 Accent 1"/>
-    <w:lsdException w:unhideWhenUsed="0" w:uiPriority="68" w:semiHidden="0" w:name="Medium Grid 2 Accent 1"/>
-    <w:lsdException w:unhideWhenUsed="0" w:uiPriority="69" w:semiHidden="0" w:name="Medium Grid 3 Accent 1"/>
-    <w:lsdException w:unhideWhenUsed="0" w:uiPriority="70" w:semiHidden="0" w:name="Dark List Accent 1"/>
-    <w:lsdException w:unhideWhenUsed="0" w:uiPriority="71" w:semiHidden="0" w:name="Colorful Shading Accent 1"/>
-    <w:lsdException w:unhideWhenUsed="0" w:uiPriority="72" w:semiHidden="0" w:name="Colorful List Accent 1"/>
-    <w:lsdException w:unhideWhenUsed="0" w:uiPriority="73" w:semiHidden="0" w:name="Colorful Grid Accent 1"/>
-    <w:lsdException w:unhideWhenUsed="0" w:uiPriority="60" w:semiHidden="0" w:name="Light Shading Accent 2"/>
-    <w:lsdException w:unhideWhenUsed="0" w:uiPriority="61" w:semiHidden="0" w:name="Light List Accent 2"/>
-    <w:lsdException w:unhideWhenUsed="0" w:uiPriority="62" w:semiHidden="0" w:name="Light Grid Accent 2"/>
-    <w:lsdException w:unhideWhenUsed="0" w:uiPriority="63" w:semiHidden="0" w:name="Medium Shading 1 Accent 2"/>
-    <w:lsdException w:unhideWhenUsed="0" w:uiPriority="64" w:semiHidden="0" w:name="Medium Shading 2 Accent 2"/>
-    <w:lsdException w:unhideWhenUsed="0" w:uiPriority="65" w:semiHidden="0" w:name="Medium List 1 Accent 2"/>
-    <w:lsdException w:unhideWhenUsed="0" w:uiPriority="66" w:semiHidden="0" w:name="Medium List 2 Accent 2"/>
-    <w:lsdException w:unhideWhenUsed="0" w:uiPriority="67" w:semiHidden="0" w:name="Medium Grid 1 Accent 2"/>
-    <w:lsdException w:unhideWhenUsed="0" w:uiPriority="68" w:semiHidden="0" w:name="Medium Grid 2 Accent 2"/>
-    <w:lsdException w:unhideWhenUsed="0" w:uiPriority="69" w:semiHidden="0" w:name="Medium Grid 3 Accent 2"/>
-    <w:lsdException w:unhideWhenUsed="0" w:uiPriority="70" w:semiHidden="0" w:name="Dark List Accent 2"/>
-    <w:lsdException w:unhideWhenUsed="0" w:uiPriority="71" w:semiHidden="0" w:name="Colorful Shading Accent 2"/>
-    <w:lsdException w:unhideWhenUsed="0" w:uiPriority="72" w:semiHidden="0" w:name="Colorful List Accent 2"/>
-    <w:lsdException w:unhideWhenUsed="0" w:uiPriority="73" w:semiHidden="0" w:name="Colorful Grid Accent 2"/>
-    <w:lsdException w:unhideWhenUsed="0" w:uiPriority="60" w:semiHidden="0" w:name="Light Shading Accent 3"/>
-    <w:lsdException w:unhideWhenUsed="0" w:uiPriority="61" w:semiHidden="0" w:name="Light List Accent 3"/>
-    <w:lsdException w:unhideWhenUsed="0" w:uiPriority="62" w:semiHidden="0" w:name="Light Grid Accent 3"/>
-    <w:lsdException w:unhideWhenUsed="0" w:uiPriority="63" w:semiHidden="0" w:name="Medium Shading 1 Accent 3"/>
-    <w:lsdException w:unhideWhenUsed="0" w:uiPriority="64" w:semiHidden="0" w:name="Medium Shading 2 Accent 3"/>
-    <w:lsdException w:unhideWhenUsed="0" w:uiPriority="65" w:semiHidden="0" w:name="Medium List 1 Accent 3"/>
-    <w:lsdException w:unhideWhenUsed="0" w:uiPriority="66" w:semiHidden="0" w:name="Medium List 2 Accent 3"/>
-    <w:lsdException w:unhideWhenUsed="0" w:uiPriority="67" w:semiHidden="0" w:name="Medium Grid 1 Accent 3"/>
-    <w:lsdException w:unhideWhenUsed="0" w:uiPriority="68" w:semiHidden="0" w:name="Medium Grid 2 Accent 3"/>
-    <w:lsdException w:unhideWhenUsed="0" w:uiPriority="69" w:semiHidden="0" w:name="Medium Grid 3 Accent 3"/>
-    <w:lsdException w:unhideWhenUsed="0" w:uiPriority="70" w:semiHidden="0" w:name="Dark List Accent 3"/>
-    <w:lsdException w:unhideWhenUsed="0" w:uiPriority="71" w:semiHidden="0" w:name="Colorful Shading Accent 3"/>
-    <w:lsdException w:unhideWhenUsed="0" w:uiPriority="72" w:semiHidden="0" w:name="Colorful List Accent 3"/>
-    <w:lsdException w:unhideWhenUsed="0" w:uiPriority="73" w:semiHidden="0" w:name="Colorful Grid Accent 3"/>
-    <w:lsdException w:unhideWhenUsed="0" w:uiPriority="60" w:semiHidden="0" w:name="Light Shading Accent 4"/>
-    <w:lsdException w:unhideWhenUsed="0" w:uiPriority="61" w:semiHidden="0" w:name="Light List Accent 4"/>
-    <w:lsdException w:unhideWhenUsed="0" w:uiPriority="62" w:semiHidden="0" w:name="Light Grid Accent 4"/>
-    <w:lsdException w:unhideWhenUsed="0" w:uiPriority="63" w:semiHidden="0" w:name="Medium Shading 1 Accent 4"/>
-    <w:lsdException w:unhideWhenUsed="0" w:uiPriority="64" w:semiHidden="0" w:name="Medium Shading 2 Accent 4"/>
-    <w:lsdException w:unhideWhenUsed="0" w:uiPriority="65" w:semiHidden="0" w:name="Medium List 1 Accent 4"/>
-    <w:lsdException w:unhideWhenUsed="0" w:uiPriority="66" w:semiHidden="0" w:name="Medium List 2 Accent 4"/>
-    <w:lsdException w:unhideWhenUsed="0" w:uiPriority="67" w:semiHidden="0" w:name="Medium Grid 1 Accent 4"/>
-    <w:lsdException w:unhideWhenUsed="0" w:uiPriority="68" w:semiHidden="0" w:name="Medium Grid 2 Accent 4"/>
-    <w:lsdException w:unhideWhenUsed="0" w:uiPriority="69" w:semiHidden="0" w:name="Medium Grid 3 Accent 4"/>
-    <w:lsdException w:unhideWhenUsed="0" w:uiPriority="70" w:semiHidden="0" w:name="Dark List Accent 4"/>
-    <w:lsdException w:unhideWhenUsed="0" w:uiPriority="71" w:semiHidden="0" w:name="Colorful Shading Accent 4"/>
-    <w:lsdException w:unhideWhenUsed="0" w:uiPriority="72" w:semiHidden="0" w:name="Colorful List Accent 4"/>
-    <w:lsdException w:unhideWhenUsed="0" w:uiPriority="73" w:semiHidden="0" w:name="Colorful Grid Accent 4"/>
-    <w:lsdException w:unhideWhenUsed="0" w:uiPriority="60" w:semiHidden="0" w:name="Light Shading Accent 5"/>
-    <w:lsdException w:unhideWhenUsed="0" w:uiPriority="61" w:semiHidden="0" w:name="Light List Accent 5"/>
-    <w:lsdException w:unhideWhenUsed="0" w:uiPriority="62" w:semiHidden="0" w:name="Light Grid Accent 5"/>
-    <w:lsdException w:unhideWhenUsed="0" w:uiPriority="63" w:semiHidden="0" w:name="Medium Shading 1 Accent 5"/>
-    <w:lsdException w:unhideWhenUsed="0" w:uiPriority="64" w:semiHidden="0" w:name="Medium Shading 2 Accent 5"/>
-    <w:lsdException w:unhideWhenUsed="0" w:uiPriority="65" w:semiHidden="0" w:name="Medium List 1 Accent 5"/>
-    <w:lsdException w:unhideWhenUsed="0" w:uiPriority="66" w:semiHidden="0" w:name="Medium List 2 Accent 5"/>
-    <w:lsdException w:unhideWhenUsed="0" w:uiPriority="67" w:semiHidden="0" w:name="Medium Grid 1 Accent 5"/>
-    <w:lsdException w:unhideWhenUsed="0" w:uiPriority="68" w:semiHidden="0" w:name="Medium Grid 2 Accent 5"/>
-    <w:lsdException w:unhideWhenUsed="0" w:uiPriority="69" w:semiHidden="0" w:name="Medium Grid 3 Accent 5"/>
-    <w:lsdException w:unhideWhenUsed="0" w:uiPriority="70" w:semiHidden="0" w:name="Dark List Accent 5"/>
-    <w:lsdException w:unhideWhenUsed="0" w:uiPriority="71" w:semiHidden="0" w:name="Colorful Shading Accent 5"/>
-    <w:lsdException w:unhideWhenUsed="0" w:uiPriority="72" w:semiHidden="0" w:name="Colorful List Accent 5"/>
-    <w:lsdException w:unhideWhenUsed="0" w:uiPriority="73" w:semiHidden="0" w:name="Colorful Grid Accent 5"/>
-    <w:lsdException w:unhideWhenUsed="0" w:uiPriority="60" w:semiHidden="0" w:name="Light Shading Accent 6"/>
-    <w:lsdException w:unhideWhenUsed="0" w:uiPriority="61" w:semiHidden="0" w:name="Light List Accent 6"/>
-    <w:lsdException w:unhideWhenUsed="0" w:uiPriority="62" w:semiHidden="0" w:name="Light Grid Accent 6"/>
-    <w:lsdException w:unhideWhenUsed="0" w:uiPriority="63" w:semiHidden="0" w:name="Medium Shading 1 Accent 6"/>
-    <w:lsdException w:unhideWhenUsed="0" w:uiPriority="64" w:semiHidden="0" w:name="Medium Shading 2 Accent 6"/>
-    <w:lsdException w:unhideWhenUsed="0" w:uiPriority="65" w:semiHidden="0" w:name="Medium List 1 Accent 6"/>
-    <w:lsdException w:unhideWhenUsed="0" w:uiPriority="66" w:semiHidden="0" w:name="Medium List 2 Accent 6"/>
-    <w:lsdException w:unhideWhenUsed="0" w:uiPriority="67" w:semiHidden="0" w:name="Medium Grid 1 Accent 6"/>
-    <w:lsdException w:unhideWhenUsed="0" w:uiPriority="68" w:semiHidden="0" w:name="Medium Grid 2 Accent 6"/>
-    <w:lsdException w:unhideWhenUsed="0" w:uiPriority="69" w:semiHidden="0" w:name="Medium Grid 3 Accent 6"/>
-    <w:lsdException w:unhideWhenUsed="0" w:uiPriority="70" w:semiHidden="0" w:name="Dark List Accent 6"/>
-    <w:lsdException w:unhideWhenUsed="0" w:uiPriority="71" w:semiHidden="0" w:name="Colorful Shading Accent 6"/>
-    <w:lsdException w:unhideWhenUsed="0" w:uiPriority="72" w:semiHidden="0" w:name="Colorful List Accent 6"/>
-    <w:lsdException w:unhideWhenUsed="0" w:uiPriority="73" w:semiHidden="0" w:name="Colorful Grid Accent 6"/>
+  <w:latentStyles w:defLockedState="0" w:defUIPriority="99" w:defSemiHidden="1" w:defUnhideWhenUsed="1" w:defQFormat="0" w:count="260">
+    <w:lsdException w:name="Normal" w:semiHidden="0" w:uiPriority="0" w:unhideWhenUsed="0" w:qFormat="1"/>
+    <w:lsdException w:name="heading 1" w:semiHidden="0" w:uiPriority="0" w:unhideWhenUsed="0" w:qFormat="1"/>
+    <w:lsdException w:name="heading 2" w:semiHidden="0" w:uiPriority="0" w:qFormat="1"/>
+    <w:lsdException w:name="heading 3" w:uiPriority="0" w:qFormat="1"/>
+    <w:lsdException w:name="heading 4" w:semiHidden="0" w:uiPriority="0" w:qFormat="1"/>
+    <w:lsdException w:name="heading 5" w:uiPriority="0" w:qFormat="1"/>
+    <w:lsdException w:name="heading 6" w:uiPriority="0" w:qFormat="1"/>
+    <w:lsdException w:name="heading 7" w:uiPriority="0" w:qFormat="1"/>
+    <w:lsdException w:name="heading 8" w:uiPriority="0" w:qFormat="1"/>
+    <w:lsdException w:name="heading 9" w:uiPriority="0" w:qFormat="1"/>
+    <w:lsdException w:name="index 1" w:semiHidden="0" w:uiPriority="0" w:unhideWhenUsed="0"/>
+    <w:lsdException w:name="index 2" w:semiHidden="0" w:uiPriority="0" w:unhideWhenUsed="0"/>
+    <w:lsdException w:name="index 3" w:semiHidden="0" w:uiPriority="0" w:unhideWhenUsed="0"/>
+    <w:lsdException w:name="index 4" w:semiHidden="0" w:uiPriority="0" w:unhideWhenUsed="0"/>
+    <w:lsdException w:name="index 5" w:semiHidden="0" w:uiPriority="0" w:unhideWhenUsed="0"/>
+    <w:lsdException w:name="index 6" w:semiHidden="0" w:uiPriority="0" w:unhideWhenUsed="0"/>
+    <w:lsdException w:name="index 7" w:semiHidden="0" w:uiPriority="0" w:unhideWhenUsed="0"/>
+    <w:lsdException w:name="index 8" w:semiHidden="0" w:uiPriority="0" w:unhideWhenUsed="0"/>
+    <w:lsdException w:name="index 9" w:semiHidden="0" w:uiPriority="0" w:unhideWhenUsed="0"/>
+    <w:lsdException w:name="toc 1" w:semiHidden="0" w:uiPriority="0" w:unhideWhenUsed="0" w:qFormat="1"/>
+    <w:lsdException w:name="toc 2" w:semiHidden="0" w:uiPriority="0" w:unhideWhenUsed="0" w:qFormat="1"/>
+    <w:lsdException w:name="toc 3" w:semiHidden="0" w:uiPriority="0" w:unhideWhenUsed="0" w:qFormat="1"/>
+    <w:lsdException w:name="toc 4" w:semiHidden="0" w:uiPriority="0" w:unhideWhenUsed="0"/>
+    <w:lsdException w:name="toc 5" w:semiHidden="0" w:uiPriority="0" w:unhideWhenUsed="0"/>
+    <w:lsdException w:name="toc 6" w:semiHidden="0" w:uiPriority="0" w:unhideWhenUsed="0"/>
+    <w:lsdException w:name="toc 7" w:semiHidden="0" w:uiPriority="0" w:unhideWhenUsed="0"/>
+    <w:lsdException w:name="toc 8" w:semiHidden="0" w:uiPriority="0" w:unhideWhenUsed="0"/>
+    <w:lsdException w:name="toc 9" w:semiHidden="0" w:uiPriority="0" w:unhideWhenUsed="0"/>
+    <w:lsdException w:name="Normal Indent" w:semiHidden="0" w:uiPriority="0" w:unhideWhenUsed="0"/>
+    <w:lsdException w:name="footnote text" w:semiHidden="0" w:uiPriority="0" w:unhideWhenUsed="0"/>
+    <w:lsdException w:name="annotation text" w:semiHidden="0" w:uiPriority="0" w:unhideWhenUsed="0" w:qFormat="1"/>
+    <w:lsdException w:name="header" w:semiHidden="0" w:uiPriority="0" w:unhideWhenUsed="0" w:qFormat="1"/>
+    <w:lsdException w:name="footer" w:semiHidden="0" w:uiPriority="0" w:unhideWhenUsed="0" w:qFormat="1"/>
+    <w:lsdException w:name="index heading" w:semiHidden="0" w:uiPriority="0" w:unhideWhenUsed="0"/>
+    <w:lsdException w:name="caption" w:uiPriority="0" w:qFormat="1"/>
+    <w:lsdException w:name="table of figures" w:semiHidden="0" w:uiPriority="0" w:unhideWhenUsed="0"/>
+    <w:lsdException w:name="envelope address" w:semiHidden="0" w:uiPriority="0" w:unhideWhenUsed="0"/>
+    <w:lsdException w:name="envelope return" w:semiHidden="0" w:uiPriority="0" w:unhideWhenUsed="0"/>
+    <w:lsdException w:name="footnote reference" w:semiHidden="0" w:uiPriority="0" w:unhideWhenUsed="0"/>
+    <w:lsdException w:name="annotation reference" w:semiHidden="0" w:uiPriority="0" w:unhideWhenUsed="0"/>
+    <w:lsdException w:name="line number" w:semiHidden="0" w:uiPriority="0" w:unhideWhenUsed="0"/>
+    <w:lsdException w:name="page number" w:semiHidden="0" w:uiPriority="0" w:unhideWhenUsed="0"/>
+    <w:lsdException w:name="endnote reference" w:semiHidden="0" w:uiPriority="0" w:unhideWhenUsed="0"/>
+    <w:lsdException w:name="endnote text" w:semiHidden="0" w:uiPriority="0" w:unhideWhenUsed="0"/>
+    <w:lsdException w:name="table of authorities" w:semiHidden="0" w:uiPriority="0" w:unhideWhenUsed="0"/>
+    <w:lsdException w:name="macro" w:semiHidden="0" w:uiPriority="0" w:unhideWhenUsed="0"/>
+    <w:lsdException w:name="toa heading" w:semiHidden="0" w:uiPriority="0" w:unhideWhenUsed="0"/>
+    <w:lsdException w:name="List" w:semiHidden="0" w:uiPriority="0" w:unhideWhenUsed="0"/>
+    <w:lsdException w:name="List Bullet" w:semiHidden="0" w:uiPriority="0" w:unhideWhenUsed="0"/>
+    <w:lsdException w:name="List Number" w:semiHidden="0" w:uiPriority="0" w:unhideWhenUsed="0"/>
+    <w:lsdException w:name="List 2" w:semiHidden="0" w:uiPriority="0" w:unhideWhenUsed="0"/>
+    <w:lsdException w:name="List 3" w:semiHidden="0" w:uiPriority="0" w:unhideWhenUsed="0"/>
+    <w:lsdException w:name="List 4" w:semiHidden="0" w:uiPriority="0" w:unhideWhenUsed="0"/>
+    <w:lsdException w:name="List 5" w:semiHidden="0" w:uiPriority="0" w:unhideWhenUsed="0"/>
+    <w:lsdException w:name="List Bullet 2" w:semiHidden="0" w:uiPriority="0" w:unhideWhenUsed="0"/>
+    <w:lsdException w:name="List Bullet 3" w:semiHidden="0" w:uiPriority="0" w:unhideWhenUsed="0"/>
+    <w:lsdException w:name="List Bullet 4" w:semiHidden="0" w:uiPriority="0" w:unhideWhenUsed="0"/>
+    <w:lsdException w:name="List Bullet 5" w:semiHidden="0" w:uiPriority="0" w:unhideWhenUsed="0"/>
+    <w:lsdException w:name="List Number 2" w:semiHidden="0" w:uiPriority="0" w:unhideWhenUsed="0"/>
+    <w:lsdException w:name="List Number 3" w:semiHidden="0" w:uiPriority="0" w:unhideWhenUsed="0"/>
+    <w:lsdException w:name="List Number 4" w:semiHidden="0" w:uiPriority="0" w:unhideWhenUsed="0"/>
+    <w:lsdException w:name="List Number 5" w:semiHidden="0" w:uiPriority="0" w:unhideWhenUsed="0"/>
+    <w:lsdException w:name="Title" w:semiHidden="0" w:uiPriority="0" w:unhideWhenUsed="0" w:qFormat="1"/>
+    <w:lsdException w:name="Closing" w:semiHidden="0" w:uiPriority="0" w:unhideWhenUsed="0"/>
+    <w:lsdException w:name="Signature" w:semiHidden="0" w:uiPriority="0" w:unhideWhenUsed="0"/>
+    <w:lsdException w:name="Default Paragraph Font" w:uiPriority="0" w:unhideWhenUsed="0" w:qFormat="1"/>
+    <w:lsdException w:name="Body Text" w:uiPriority="0" w:unhideWhenUsed="0" w:qFormat="1"/>
+    <w:lsdException w:name="Body Text Indent" w:semiHidden="0" w:uiPriority="0" w:unhideWhenUsed="0"/>
+    <w:lsdException w:name="List Continue" w:semiHidden="0" w:uiPriority="0" w:unhideWhenUsed="0"/>
+    <w:lsdException w:name="List Continue 2" w:semiHidden="0" w:uiPriority="0" w:unhideWhenUsed="0"/>
+    <w:lsdException w:name="List Continue 3" w:semiHidden="0" w:uiPriority="0" w:unhideWhenUsed="0"/>
+    <w:lsdException w:name="List Continue 4" w:semiHidden="0" w:uiPriority="0" w:unhideWhenUsed="0"/>
+    <w:lsdException w:name="List Continue 5" w:semiHidden="0" w:uiPriority="0" w:unhideWhenUsed="0"/>
+    <w:lsdException w:name="Message Header" w:semiHidden="0" w:uiPriority="0" w:unhideWhenUsed="0"/>
+    <w:lsdException w:name="Subtitle" w:semiHidden="0" w:uiPriority="0" w:unhideWhenUsed="0" w:qFormat="1"/>
+    <w:lsdException w:name="Salutation" w:semiHidden="0" w:uiPriority="0" w:unhideWhenUsed="0"/>
+    <w:lsdException w:name="Date" w:semiHidden="0" w:uiPriority="0" w:unhideWhenUsed="0"/>
+    <w:lsdException w:name="Body Text First Indent" w:semiHidden="0" w:uiPriority="0" w:unhideWhenUsed="0"/>
+    <w:lsdException w:name="Body Text First Indent 2" w:semiHidden="0" w:uiPriority="0" w:unhideWhenUsed="0"/>
+    <w:lsdException w:name="Body Text 2" w:semiHidden="0" w:uiPriority="0" w:unhideWhenUsed="0"/>
+    <w:lsdException w:name="Body Text 3" w:semiHidden="0" w:uiPriority="0" w:unhideWhenUsed="0"/>
+    <w:lsdException w:name="Body Text Indent 2" w:semiHidden="0" w:uiPriority="0" w:unhideWhenUsed="0"/>
+    <w:lsdException w:name="Body Text Indent 3" w:semiHidden="0" w:uiPriority="0" w:unhideWhenUsed="0"/>
+    <w:lsdException w:name="Block Text" w:semiHidden="0" w:uiPriority="0" w:unhideWhenUsed="0"/>
+    <w:lsdException w:name="Hyperlink" w:semiHidden="0" w:uiPriority="0" w:unhideWhenUsed="0"/>
+    <w:lsdException w:name="FollowedHyperlink" w:semiHidden="0" w:uiPriority="0" w:unhideWhenUsed="0"/>
+    <w:lsdException w:name="Strong" w:semiHidden="0" w:uiPriority="0" w:unhideWhenUsed="0" w:qFormat="1"/>
+    <w:lsdException w:name="Emphasis" w:semiHidden="0" w:uiPriority="0" w:unhideWhenUsed="0" w:qFormat="1"/>
+    <w:lsdException w:name="Document Map" w:semiHidden="0" w:uiPriority="0" w:unhideWhenUsed="0"/>
+    <w:lsdException w:name="Plain Text" w:semiHidden="0" w:uiPriority="0" w:unhideWhenUsed="0"/>
+    <w:lsdException w:name="E-mail Signature" w:semiHidden="0" w:uiPriority="0" w:unhideWhenUsed="0"/>
+    <w:lsdException w:name="Normal (Web)" w:semiHidden="0" w:uiPriority="0" w:unhideWhenUsed="0" w:qFormat="1"/>
+    <w:lsdException w:name="HTML Acronym" w:semiHidden="0" w:uiPriority="0" w:unhideWhenUsed="0"/>
+    <w:lsdException w:name="HTML Address" w:semiHidden="0" w:uiPriority="0" w:unhideWhenUsed="0"/>
+    <w:lsdException w:name="HTML Cite" w:semiHidden="0" w:uiPriority="0" w:unhideWhenUsed="0"/>
+    <w:lsdException w:name="HTML Code" w:semiHidden="0" w:uiPriority="0" w:unhideWhenUsed="0"/>
+    <w:lsdException w:name="HTML Definition" w:semiHidden="0" w:uiPriority="0" w:unhideWhenUsed="0"/>
+    <w:lsdException w:name="HTML Keyboard" w:semiHidden="0" w:uiPriority="0" w:unhideWhenUsed="0"/>
+    <w:lsdException w:name="HTML Preformatted" w:semiHidden="0" w:uiPriority="0" w:unhideWhenUsed="0"/>
+    <w:lsdException w:name="HTML Sample" w:semiHidden="0" w:uiPriority="0" w:unhideWhenUsed="0"/>
+    <w:lsdException w:name="HTML Typewriter" w:semiHidden="0" w:uiPriority="0" w:unhideWhenUsed="0"/>
+    <w:lsdException w:name="HTML Variable" w:semiHidden="0" w:uiPriority="0" w:unhideWhenUsed="0"/>
+    <w:lsdException w:name="Normal Table" w:uiPriority="0" w:unhideWhenUsed="0" w:qFormat="1"/>
+    <w:lsdException w:name="annotation subject" w:semiHidden="0" w:uiPriority="0" w:unhideWhenUsed="0"/>
+    <w:lsdException w:name="Table Simple 1" w:semiHidden="0" w:uiPriority="0" w:unhideWhenUsed="0"/>
+    <w:lsdException w:name="Table Simple 2" w:semiHidden="0" w:uiPriority="0" w:unhideWhenUsed="0"/>
+    <w:lsdException w:name="Table Simple 3" w:semiHidden="0" w:uiPriority="0" w:unhideWhenUsed="0"/>
+    <w:lsdException w:name="Table Classic 1" w:semiHidden="0" w:uiPriority="0" w:unhideWhenUsed="0"/>
+    <w:lsdException w:name="Table Classic 2" w:semiHidden="0" w:uiPriority="0" w:unhideWhenUsed="0"/>
+    <w:lsdException w:name="Table Classic 3" w:semiHidden="0" w:uiPriority="0" w:unhideWhenUsed="0"/>
+    <w:lsdException w:name="Table Classic 4" w:semiHidden="0" w:uiPriority="0" w:unhideWhenUsed="0"/>
+    <w:lsdException w:name="Table Colorful 1" w:semiHidden="0" w:uiPriority="0" w:unhideWhenUsed="0"/>
+    <w:lsdException w:name="Table Colorful 2" w:semiHidden="0" w:uiPriority="0" w:unhideWhenUsed="0"/>
+    <w:lsdException w:name="Table Colorful 3" w:semiHidden="0" w:uiPriority="0" w:unhideWhenUsed="0"/>
+    <w:lsdException w:name="Table Columns 1" w:semiHidden="0" w:uiPriority="0" w:unhideWhenUsed="0"/>
+    <w:lsdException w:name="Table Columns 2" w:semiHidden="0" w:uiPriority="0" w:unhideWhenUsed="0"/>
+    <w:lsdException w:name="Table Columns 3" w:semiHidden="0" w:uiPriority="0" w:unhideWhenUsed="0"/>
+    <w:lsdException w:name="Table Columns 4" w:semiHidden="0" w:uiPriority="0" w:unhideWhenUsed="0"/>
+    <w:lsdException w:name="Table Columns 5" w:semiHidden="0" w:uiPriority="0" w:unhideWhenUsed="0"/>
+    <w:lsdException w:name="Table Grid 1" w:semiHidden="0" w:uiPriority="0" w:unhideWhenUsed="0"/>
+    <w:lsdException w:name="Table Grid 2" w:semiHidden="0" w:uiPriority="0" w:unhideWhenUsed="0"/>
+    <w:lsdException w:name="Table Grid 3" w:semiHidden="0" w:uiPriority="0" w:unhideWhenUsed="0"/>
+    <w:lsdException w:name="Table Grid 4" w:semiHidden="0" w:uiPriority="0" w:unhideWhenUsed="0"/>
+    <w:lsdException w:name="Table Grid 5" w:semiHidden="0" w:uiPriority="0" w:unhideWhenUsed="0"/>
+    <w:lsdException w:name="Table Grid 6" w:semiHidden="0" w:uiPriority="0" w:unhideWhenUsed="0"/>
+    <w:lsdException w:name="Table Grid 7" w:semiHidden="0" w:uiPriority="0" w:unhideWhenUsed="0"/>
+    <w:lsdException w:name="Table Grid 8" w:semiHidden="0" w:uiPriority="0" w:unhideWhenUsed="0"/>
+    <w:lsdException w:name="Table List 1" w:semiHidden="0" w:uiPriority="0" w:unhideWhenUsed="0"/>
+    <w:lsdException w:name="Table List 2" w:semiHidden="0" w:uiPriority="0" w:unhideWhenUsed="0"/>
+    <w:lsdException w:name="Table List 3" w:semiHidden="0" w:uiPriority="0" w:unhideWhenUsed="0"/>
+    <w:lsdException w:name="Table List 4" w:semiHidden="0" w:uiPriority="0" w:unhideWhenUsed="0"/>
+    <w:lsdException w:name="Table List 5" w:semiHidden="0" w:uiPriority="0" w:unhideWhenUsed="0"/>
+    <w:lsdException w:name="Table List 6" w:semiHidden="0" w:uiPriority="0" w:unhideWhenUsed="0"/>
+    <w:lsdException w:name="Table List 7" w:semiHidden="0" w:uiPriority="0" w:unhideWhenUsed="0"/>
+    <w:lsdException w:name="Table List 8" w:semiHidden="0" w:uiPriority="0" w:unhideWhenUsed="0"/>
+    <w:lsdException w:name="Table 3D effects 1" w:semiHidden="0" w:uiPriority="0" w:unhideWhenUsed="0"/>
+    <w:lsdException w:name="Table 3D effects 2" w:semiHidden="0" w:uiPriority="0" w:unhideWhenUsed="0"/>
+    <w:lsdException w:name="Table 3D effects 3" w:semiHidden="0" w:uiPriority="0" w:unhideWhenUsed="0"/>
+    <w:lsdException w:name="Table Contemporary" w:semiHidden="0" w:uiPriority="0" w:unhideWhenUsed="0"/>
+    <w:lsdException w:name="Table Elegant" w:semiHidden="0" w:uiPriority="0" w:unhideWhenUsed="0"/>
+    <w:lsdException w:name="Table Professional" w:semiHidden="0" w:uiPriority="0" w:unhideWhenUsed="0"/>
+    <w:lsdException w:name="Table Subtle 1" w:semiHidden="0" w:uiPriority="0" w:unhideWhenUsed="0"/>
+    <w:lsdException w:name="Table Subtle 2" w:semiHidden="0" w:uiPriority="0" w:unhideWhenUsed="0"/>
+    <w:lsdException w:name="Table Web 1" w:semiHidden="0" w:uiPriority="0" w:unhideWhenUsed="0"/>
+    <w:lsdException w:name="Table Web 2" w:semiHidden="0" w:uiPriority="0" w:unhideWhenUsed="0"/>
+    <w:lsdException w:name="Table Web 3" w:semiHidden="0" w:uiPriority="0" w:unhideWhenUsed="0"/>
+    <w:lsdException w:name="Balloon Text" w:semiHidden="0" w:uiPriority="0" w:unhideWhenUsed="0"/>
+    <w:lsdException w:name="Table Grid" w:semiHidden="0" w:uiPriority="0" w:unhideWhenUsed="0" w:qFormat="1"/>
+    <w:lsdException w:name="Table Theme" w:semiHidden="0" w:uiPriority="0" w:unhideWhenUsed="0"/>
+    <w:lsdException w:name="Light Shading" w:semiHidden="0" w:uiPriority="60" w:unhideWhenUsed="0"/>
+    <w:lsdException w:name="Light List" w:semiHidden="0" w:uiPriority="61" w:unhideWhenUsed="0"/>
+    <w:lsdException w:name="Light Grid" w:semiHidden="0" w:uiPriority="62" w:unhideWhenUsed="0"/>
+    <w:lsdException w:name="Medium Shading 1" w:semiHidden="0" w:uiPriority="63" w:unhideWhenUsed="0"/>
+    <w:lsdException w:name="Medium Shading 2" w:semiHidden="0" w:uiPriority="64" w:unhideWhenUsed="0"/>
+    <w:lsdException w:name="Medium List 1" w:semiHidden="0" w:uiPriority="65" w:unhideWhenUsed="0"/>
+    <w:lsdException w:name="Medium List 2" w:semiHidden="0" w:uiPriority="66" w:unhideWhenUsed="0"/>
+    <w:lsdException w:name="Medium Grid 1" w:semiHidden="0" w:uiPriority="67" w:unhideWhenUsed="0"/>
+    <w:lsdException w:name="Medium Grid 2" w:semiHidden="0" w:uiPriority="68" w:unhideWhenUsed="0"/>
+    <w:lsdException w:name="Medium Grid 3" w:semiHidden="0" w:uiPriority="69" w:unhideWhenUsed="0"/>
+    <w:lsdException w:name="Dark List" w:semiHidden="0" w:uiPriority="70" w:unhideWhenUsed="0"/>
+    <w:lsdException w:name="Colorful Shading" w:semiHidden="0" w:uiPriority="71" w:unhideWhenUsed="0"/>
+    <w:lsdException w:name="Colorful List" w:semiHidden="0" w:uiPriority="72" w:unhideWhenUsed="0"/>
+    <w:lsdException w:name="Colorful Grid" w:semiHidden="0" w:uiPriority="73" w:unhideWhenUsed="0"/>
+    <w:lsdException w:name="Light Shading Accent 1" w:semiHidden="0" w:uiPriority="60" w:unhideWhenUsed="0"/>
+    <w:lsdException w:name="Light List Accent 1" w:semiHidden="0" w:uiPriority="61" w:unhideWhenUsed="0"/>
+    <w:lsdException w:name="Light Grid Accent 1" w:semiHidden="0" w:uiPriority="62" w:unhideWhenUsed="0"/>
+    <w:lsdException w:name="Medium Shading 1 Accent 1" w:semiHidden="0" w:uiPriority="63" w:unhideWhenUsed="0"/>
+    <w:lsdException w:name="Medium Shading 2 Accent 1" w:semiHidden="0" w:uiPriority="64" w:unhideWhenUsed="0"/>
+    <w:lsdException w:name="Medium List 1 Accent 1" w:semiHidden="0" w:uiPriority="65" w:unhideWhenUsed="0"/>
+    <w:lsdException w:name="Medium List 2 Accent 1" w:semiHidden="0" w:uiPriority="66" w:unhideWhenUsed="0"/>
+    <w:lsdException w:name="Medium Grid 1 Accent 1" w:semiHidden="0" w:uiPriority="67" w:unhideWhenUsed="0"/>
+    <w:lsdException w:name="Medium Grid 2 Accent 1" w:semiHidden="0" w:uiPriority="68" w:unhideWhenUsed="0"/>
+    <w:lsdException w:name="Medium Grid 3 Accent 1" w:semiHidden="0" w:uiPriority="69" w:unhideWhenUsed="0"/>
+    <w:lsdException w:name="Dark List Accent 1" w:semiHidden="0" w:uiPriority="70" w:unhideWhenUsed="0"/>
+    <w:lsdException w:name="Colorful Shading Accent 1" w:semiHidden="0" w:uiPriority="71" w:unhideWhenUsed="0"/>
+    <w:lsdException w:name="Colorful List Accent 1" w:semiHidden="0" w:uiPriority="72" w:unhideWhenUsed="0"/>
+    <w:lsdException w:name="Colorful Grid Accent 1" w:semiHidden="0" w:uiPriority="73" w:unhideWhenUsed="0"/>
+    <w:lsdException w:name="Light Shading Accent 2" w:semiHidden="0" w:uiPriority="60" w:unhideWhenUsed="0"/>
+    <w:lsdException w:name="Light List Accent 2" w:semiHidden="0" w:uiPriority="61" w:unhideWhenUsed="0"/>
+    <w:lsdException w:name="Light Grid Accent 2" w:semiHidden="0" w:uiPriority="62" w:unhideWhenUsed="0"/>
+    <w:lsdException w:name="Medium Shading 1 Accent 2" w:semiHidden="0" w:uiPriority="63" w:unhideWhenUsed="0"/>
+    <w:lsdException w:name="Medium Shading 2 Accent 2" w:semiHidden="0" w:uiPriority="64" w:unhideWhenUsed="0"/>
+    <w:lsdException w:name="Medium List 1 Accent 2" w:semiHidden="0" w:uiPriority="65" w:unhideWhenUsed="0"/>
+    <w:lsdException w:name="Medium List 2 Accent 2" w:semiHidden="0" w:uiPriority="66" w:unhideWhenUsed="0"/>
+    <w:lsdException w:name="Medium Grid 1 Accent 2" w:semiHidden="0" w:uiPriority="67" w:unhideWhenUsed="0"/>
+    <w:lsdException w:name="Medium Grid 2 Accent 2" w:semiHidden="0" w:uiPriority="68" w:unhideWhenUsed="0"/>
+    <w:lsdException w:name="Medium Grid 3 Accent 2" w:semiHidden="0" w:uiPriority="69" w:unhideWhenUsed="0"/>
+    <w:lsdException w:name="Dark List Accent 2" w:semiHidden="0" w:uiPriority="70" w:unhideWhenUsed="0"/>
+    <w:lsdException w:name="Colorful Shading Accent 2" w:semiHidden="0" w:uiPriority="71" w:unhideWhenUsed="0"/>
+    <w:lsdException w:name="Colorful List Accent 2" w:semiHidden="0" w:uiPriority="72" w:unhideWhenUsed="0"/>
+    <w:lsdException w:name="Colorful Grid Accent 2" w:semiHidden="0" w:uiPriority="73" w:unhideWhenUsed="0"/>
+    <w:lsdException w:name="Light Shading Accent 3" w:semiHidden="0" w:uiPriority="60" w:unhideWhenUsed="0"/>
+    <w:lsdException w:name="Light List Accent 3" w:semiHidden="0" w:uiPriority="61" w:unhideWhenUsed="0"/>
+    <w:lsdException w:name="Light Grid Accent 3" w:semiHidden="0" w:uiPriority="62" w:unhideWhenUsed="0"/>
+    <w:lsdException w:name="Medium Shading 1 Accent 3" w:semiHidden="0" w:uiPriority="63" w:unhideWhenUsed="0"/>
+    <w:lsdException w:name="Medium Shading 2 Accent 3" w:semiHidden="0" w:uiPriority="64" w:unhideWhenUsed="0"/>
+    <w:lsdException w:name="Medium List 1 Accent 3" w:semiHidden="0" w:uiPriority="65" w:unhideWhenUsed="0"/>
+    <w:lsdException w:name="Medium List 2 Accent 3" w:semiHidden="0" w:uiPriority="66" w:unhideWhenUsed="0"/>
+    <w:lsdException w:name="Medium Grid 1 Accent 3" w:semiHidden="0" w:uiPriority="67" w:unhideWhenUsed="0"/>
+    <w:lsdException w:name="Medium Grid 2 Accent 3" w:semiHidden="0" w:uiPriority="68" w:unhideWhenUsed="0"/>
+    <w:lsdException w:name="Medium Grid 3 Accent 3" w:semiHidden="0" w:uiPriority="69" w:unhideWhenUsed="0"/>
+    <w:lsdException w:name="Dark List Accent 3" w:semiHidden="0" w:uiPriority="70" w:unhideWhenUsed="0"/>
+    <w:lsdException w:name="Colorful Shading Accent 3" w:semiHidden="0" w:uiPriority="71" w:unhideWhenUsed="0"/>
+    <w:lsdException w:name="Colorful List Accent 3" w:semiHidden="0" w:uiPriority="72" w:unhideWhenUsed="0"/>
+    <w:lsdException w:name="Colorful Grid Accent 3" w:semiHidden="0" w:uiPriority="73" w:unhideWhenUsed="0"/>
+    <w:lsdException w:name="Light Shading Accent 4" w:semiHidden="0" w:uiPriority="60" w:unhideWhenUsed="0"/>
+    <w:lsdException w:name="Light List Accent 4" w:semiHidden="0" w:uiPriority="61" w:unhideWhenUsed="0"/>
+    <w:lsdException w:name="Light Grid Accent 4" w:semiHidden="0" w:uiPriority="62" w:unhideWhenUsed="0"/>
+    <w:lsdException w:name="Medium Shading 1 Accent 4" w:semiHidden="0" w:uiPriority="63" w:unhideWhenUsed="0"/>
+    <w:lsdException w:name="Medium Shading 2 Accent 4" w:semiHidden="0" w:uiPriority="64" w:unhideWhenUsed="0"/>
+    <w:lsdException w:name="Medium List 1 Accent 4" w:semiHidden="0" w:uiPriority="65" w:unhideWhenUsed="0"/>
+    <w:lsdException w:name="Medium List 2 Accent 4" w:semiHidden="0" w:uiPriority="66" w:unhideWhenUsed="0"/>
+    <w:lsdException w:name="Medium Grid 1 Accent 4" w:semiHidden="0" w:uiPriority="67" w:unhideWhenUsed="0"/>
+    <w:lsdException w:name="Medium Grid 2 Accent 4" w:semiHidden="0" w:uiPriority="68" w:unhideWhenUsed="0"/>
+    <w:lsdException w:name="Medium Grid 3 Accent 4" w:semiHidden="0" w:uiPriority="69" w:unhideWhenUsed="0"/>
+    <w:lsdException w:name="Dark List Accent 4" w:semiHidden="0" w:uiPriority="70" w:unhideWhenUsed="0"/>
+    <w:lsdException w:name="Colorful Shading Accent 4" w:semiHidden="0" w:uiPriority="71" w:unhideWhenUsed="0"/>
+    <w:lsdException w:name="Colorful List Accent 4" w:semiHidden="0" w:uiPriority="72" w:unhideWhenUsed="0"/>
+    <w:lsdException w:name="Colorful Grid Accent 4" w:semiHidden="0" w:uiPriority="73" w:unhideWhenUsed="0"/>
+    <w:lsdException w:name="Light Shading Accent 5" w:semiHidden="0" w:uiPriority="60" w:unhideWhenUsed="0"/>
+    <w:lsdException w:name="Light List Accent 5" w:semiHidden="0" w:uiPriority="61" w:unhideWhenUsed="0"/>
+    <w:lsdException w:name="Light Grid Accent 5" w:semiHidden="0" w:uiPriority="62" w:unhideWhenUsed="0"/>
+    <w:lsdException w:name="Medium Shading 1 Accent 5" w:semiHidden="0" w:uiPriority="63" w:unhideWhenUsed="0"/>
+    <w:lsdException w:name="Medium Shading 2 Accent 5" w:semiHidden="0" w:uiPriority="64" w:unhideWhenUsed="0"/>
+    <w:lsdException w:name="Medium List 1 Accent 5" w:semiHidden="0" w:uiPriority="65" w:unhideWhenUsed="0"/>
+    <w:lsdException w:name="Medium List 2 Accent 5" w:semiHidden="0" w:uiPriority="66" w:unhideWhenUsed="0"/>
+    <w:lsdException w:name="Medium Grid 1 Accent 5" w:semiHidden="0" w:uiPriority="67" w:unhideWhenUsed="0"/>
+    <w:lsdException w:name="Medium Grid 2 Accent 5" w:semiHidden="0" w:uiPriority="68" w:unhideWhenUsed="0"/>
+    <w:lsdException w:name="Medium Grid 3 Accent 5" w:semiHidden="0" w:uiPriority="69" w:unhideWhenUsed="0"/>
+    <w:lsdException w:name="Dark List Accent 5" w:semiHidden="0" w:uiPriority="70" w:unhideWhenUsed="0"/>
+    <w:lsdException w:name="Colorful Shading Accent 5" w:semiHidden="0" w:uiPriority="71" w:unhideWhenUsed="0"/>
+    <w:lsdException w:name="Colorful List Accent 5" w:semiHidden="0" w:uiPriority="72" w:unhideWhenUsed="0"/>
+    <w:lsdException w:name="Colorful Grid Accent 5" w:semiHidden="0" w:uiPriority="73" w:unhideWhenUsed="0"/>
+    <w:lsdException w:name="Light Shading Accent 6" w:semiHidden="0" w:uiPriority="60" w:unhideWhenUsed="0"/>
+    <w:lsdException w:name="Light List Accent 6" w:semiHidden="0" w:uiPriority="61" w:unhideWhenUsed="0"/>
+    <w:lsdException w:name="Light Grid Accent 6" w:semiHidden="0" w:uiPriority="62" w:unhideWhenUsed="0"/>
+    <w:lsdException w:name="Medium Shading 1 Accent 6" w:semiHidden="0" w:uiPriority="63" w:unhideWhenUsed="0"/>
+    <w:lsdException w:name="Medium Shading 2 Accent 6" w:semiHidden="0" w:uiPriority="64" w:unhideWhenUsed="0"/>
+    <w:lsdException w:name="Medium List 1 Accent 6" w:semiHidden="0" w:uiPriority="65" w:unhideWhenUsed="0"/>
+    <w:lsdException w:name="Medium List 2 Accent 6" w:semiHidden="0" w:uiPriority="66" w:unhideWhenUsed="0"/>
+    <w:lsdException w:name="Medium Grid 1 Accent 6" w:semiHidden="0" w:uiPriority="67" w:unhideWhenUsed="0"/>
+    <w:lsdException w:name="Medium Grid 2 Accent 6" w:semiHidden="0" w:uiPriority="68" w:unhideWhenUsed="0"/>
+    <w:lsdException w:name="Medium Grid 3 Accent 6" w:semiHidden="0" w:uiPriority="69" w:unhideWhenUsed="0"/>
+    <w:lsdException w:name="Dark List Accent 6" w:semiHidden="0" w:uiPriority="70" w:unhideWhenUsed="0"/>
+    <w:lsdException w:name="Colorful Shading Accent 6" w:semiHidden="0" w:uiPriority="71" w:unhideWhenUsed="0"/>
+    <w:lsdException w:name="Colorful List Accent 6" w:semiHidden="0" w:uiPriority="72" w:unhideWhenUsed="0"/>
+    <w:lsdException w:name="Colorful Grid Accent 6" w:semiHidden="0" w:uiPriority="73" w:unhideWhenUsed="0"/>
   </w:latentStyles>
-  <w:style w:type="paragraph" w:default="1" w:styleId="1">
+  <w:style w:type="paragraph" w:default="1" w:styleId="Normal">
     <w:name w:val="Normal"/>
     <w:qFormat/>
-    <w:uiPriority w:val="0"/>
     <w:pPr>
       <w:kinsoku w:val="0"/>
       <w:autoSpaceDE w:val="0"/>
@@ -6217,7 +6111,7 @@
       <w:textAlignment w:val="baseline"/>
     </w:pPr>
     <w:rPr>
-      <w:rFonts w:ascii="Arial" w:hAnsi="Arial" w:eastAsia="宋体" w:cs="Arial"/>
+      <w:rFonts w:ascii="Arial" w:eastAsia="宋体" w:hAnsi="Arial" w:cs="Arial"/>
       <w:snapToGrid w:val="0"/>
       <w:color w:val="000000"/>
       <w:kern w:val="0"/>
@@ -6226,12 +6120,11 @@
       <w:lang w:val="en-US" w:eastAsia="en-US" w:bidi="ar-SA"/>
     </w:rPr>
   </w:style>
-  <w:style w:type="paragraph" w:styleId="2">
+  <w:style w:type="paragraph" w:styleId="Heading1">
     <w:name w:val="heading 1"/>
-    <w:basedOn w:val="1"/>
-    <w:next w:val="1"/>
+    <w:basedOn w:val="Normal"/>
+    <w:next w:val="Normal"/>
     <w:qFormat/>
-    <w:uiPriority w:val="0"/>
     <w:pPr>
       <w:keepNext/>
       <w:keepLines/>
@@ -6249,13 +6142,12 @@
       <w:sz w:val="44"/>
     </w:rPr>
   </w:style>
-  <w:style w:type="paragraph" w:styleId="3">
+  <w:style w:type="paragraph" w:styleId="Heading2">
     <w:name w:val="heading 2"/>
-    <w:basedOn w:val="1"/>
-    <w:next w:val="1"/>
+    <w:basedOn w:val="Normal"/>
+    <w:next w:val="Normal"/>
     <w:unhideWhenUsed/>
     <w:qFormat/>
-    <w:uiPriority w:val="0"/>
     <w:pPr>
       <w:keepNext/>
       <w:keepLines/>
@@ -6268,19 +6160,18 @@
       <w:outlineLvl w:val="1"/>
     </w:pPr>
     <w:rPr>
-      <w:rFonts w:ascii="Arial" w:hAnsi="Arial" w:eastAsia="黑体"/>
+      <w:rFonts w:ascii="Arial" w:eastAsia="黑体" w:hAnsi="Arial"/>
       <w:b/>
       <w:sz w:val="32"/>
     </w:rPr>
   </w:style>
-  <w:style w:type="paragraph" w:styleId="4">
+  <w:style w:type="paragraph" w:styleId="Heading3">
     <w:name w:val="heading 3"/>
-    <w:basedOn w:val="1"/>
-    <w:next w:val="1"/>
+    <w:basedOn w:val="Normal"/>
+    <w:next w:val="Normal"/>
     <w:semiHidden/>
     <w:unhideWhenUsed/>
     <w:qFormat/>
-    <w:uiPriority w:val="0"/>
     <w:pPr>
       <w:keepNext/>
       <w:keepLines/>
@@ -6297,13 +6188,12 @@
       <w:sz w:val="32"/>
     </w:rPr>
   </w:style>
-  <w:style w:type="paragraph" w:styleId="5">
+  <w:style w:type="paragraph" w:styleId="Heading4">
     <w:name w:val="heading 4"/>
-    <w:basedOn w:val="1"/>
-    <w:next w:val="1"/>
+    <w:basedOn w:val="Normal"/>
+    <w:next w:val="Normal"/>
     <w:unhideWhenUsed/>
     <w:qFormat/>
-    <w:uiPriority w:val="0"/>
     <w:pPr>
       <w:keepNext/>
       <w:keepLines/>
@@ -6316,19 +6206,18 @@
       <w:outlineLvl w:val="3"/>
     </w:pPr>
     <w:rPr>
-      <w:rFonts w:ascii="Arial" w:hAnsi="Arial" w:eastAsia="黑体"/>
+      <w:rFonts w:ascii="Arial" w:eastAsia="黑体" w:hAnsi="Arial"/>
       <w:b/>
       <w:sz w:val="28"/>
     </w:rPr>
   </w:style>
-  <w:style w:type="paragraph" w:styleId="6">
+  <w:style w:type="paragraph" w:styleId="Heading5">
     <w:name w:val="heading 5"/>
-    <w:basedOn w:val="1"/>
-    <w:next w:val="1"/>
+    <w:basedOn w:val="Normal"/>
+    <w:next w:val="Normal"/>
     <w:semiHidden/>
     <w:unhideWhenUsed/>
     <w:qFormat/>
-    <w:uiPriority w:val="0"/>
     <w:pPr>
       <w:keepNext/>
       <w:keepLines/>
@@ -6345,14 +6234,13 @@
       <w:sz w:val="28"/>
     </w:rPr>
   </w:style>
-  <w:style w:type="paragraph" w:styleId="7">
+  <w:style w:type="paragraph" w:styleId="Heading6">
     <w:name w:val="heading 6"/>
-    <w:basedOn w:val="1"/>
-    <w:next w:val="1"/>
+    <w:basedOn w:val="Normal"/>
+    <w:next w:val="Normal"/>
     <w:semiHidden/>
     <w:unhideWhenUsed/>
     <w:qFormat/>
-    <w:uiPriority w:val="0"/>
     <w:pPr>
       <w:keepNext/>
       <w:keepLines/>
@@ -6365,19 +6253,18 @@
       <w:outlineLvl w:val="5"/>
     </w:pPr>
     <w:rPr>
-      <w:rFonts w:ascii="Arial" w:hAnsi="Arial" w:eastAsia="黑体"/>
+      <w:rFonts w:ascii="Arial" w:eastAsia="黑体" w:hAnsi="Arial"/>
       <w:b/>
       <w:sz w:val="24"/>
     </w:rPr>
   </w:style>
-  <w:style w:type="paragraph" w:styleId="8">
+  <w:style w:type="paragraph" w:styleId="Heading7">
     <w:name w:val="heading 7"/>
-    <w:basedOn w:val="1"/>
-    <w:next w:val="1"/>
+    <w:basedOn w:val="Normal"/>
+    <w:next w:val="Normal"/>
     <w:semiHidden/>
     <w:unhideWhenUsed/>
     <w:qFormat/>
-    <w:uiPriority w:val="0"/>
     <w:pPr>
       <w:keepNext/>
       <w:keepLines/>
@@ -6394,14 +6281,13 @@
       <w:sz w:val="24"/>
     </w:rPr>
   </w:style>
-  <w:style w:type="paragraph" w:styleId="9">
+  <w:style w:type="paragraph" w:styleId="Heading8">
     <w:name w:val="heading 8"/>
-    <w:basedOn w:val="1"/>
-    <w:next w:val="1"/>
+    <w:basedOn w:val="Normal"/>
+    <w:next w:val="Normal"/>
     <w:semiHidden/>
     <w:unhideWhenUsed/>
     <w:qFormat/>
-    <w:uiPriority w:val="0"/>
     <w:pPr>
       <w:keepNext/>
       <w:keepLines/>
@@ -6414,18 +6300,17 @@
       <w:outlineLvl w:val="7"/>
     </w:pPr>
     <w:rPr>
-      <w:rFonts w:ascii="Arial" w:hAnsi="Arial" w:eastAsia="黑体"/>
+      <w:rFonts w:ascii="Arial" w:eastAsia="黑体" w:hAnsi="Arial"/>
       <w:sz w:val="24"/>
     </w:rPr>
   </w:style>
-  <w:style w:type="paragraph" w:styleId="10">
+  <w:style w:type="paragraph" w:styleId="Heading9">
     <w:name w:val="heading 9"/>
-    <w:basedOn w:val="1"/>
-    <w:next w:val="1"/>
+    <w:basedOn w:val="Normal"/>
+    <w:next w:val="Normal"/>
     <w:semiHidden/>
     <w:unhideWhenUsed/>
     <w:qFormat/>
-    <w:uiPriority w:val="0"/>
     <w:pPr>
       <w:keepNext/>
       <w:keepLines/>
@@ -6438,21 +6323,19 @@
       <w:outlineLvl w:val="8"/>
     </w:pPr>
     <w:rPr>
-      <w:rFonts w:ascii="Arial" w:hAnsi="Arial" w:eastAsia="黑体"/>
+      <w:rFonts w:ascii="Arial" w:eastAsia="黑体" w:hAnsi="Arial"/>
       <w:sz w:val="21"/>
     </w:rPr>
   </w:style>
-  <w:style w:type="character" w:default="1" w:styleId="22">
+  <w:style w:type="character" w:default="1" w:styleId="DefaultParagraphFont">
     <w:name w:val="Default Paragraph Font"/>
     <w:semiHidden/>
     <w:qFormat/>
-    <w:uiPriority w:val="0"/>
   </w:style>
-  <w:style w:type="table" w:default="1" w:styleId="20">
+  <w:style w:type="table" w:default="1" w:styleId="TableNormal">
     <w:name w:val="Normal Table"/>
     <w:semiHidden/>
     <w:qFormat/>
-    <w:uiPriority w:val="0"/>
     <w:tblPr>
       <w:tblCellMar>
         <w:top w:w="0" w:type="dxa"/>
@@ -6462,43 +6345,39 @@
       </w:tblCellMar>
     </w:tblPr>
   </w:style>
-  <w:style w:type="paragraph" w:styleId="11">
+  <w:style w:type="paragraph" w:styleId="CommentText">
     <w:name w:val="annotation text"/>
-    <w:basedOn w:val="1"/>
+    <w:basedOn w:val="Normal"/>
     <w:qFormat/>
-    <w:uiPriority w:val="0"/>
     <w:pPr>
       <w:jc w:val="left"/>
     </w:pPr>
   </w:style>
-  <w:style w:type="paragraph" w:styleId="12">
+  <w:style w:type="paragraph" w:styleId="BodyText">
     <w:name w:val="Body Text"/>
-    <w:basedOn w:val="1"/>
+    <w:basedOn w:val="Normal"/>
     <w:semiHidden/>
     <w:qFormat/>
-    <w:uiPriority w:val="0"/>
     <w:rPr>
-      <w:rFonts w:ascii="Arial" w:hAnsi="Arial" w:eastAsia="Arial" w:cs="Arial"/>
+      <w:rFonts w:ascii="Arial" w:eastAsia="Arial" w:hAnsi="Arial" w:cs="Arial"/>
       <w:sz w:val="21"/>
       <w:szCs w:val="21"/>
       <w:lang w:val="en-US" w:eastAsia="en-US" w:bidi="ar-SA"/>
     </w:rPr>
   </w:style>
-  <w:style w:type="paragraph" w:styleId="13">
+  <w:style w:type="paragraph" w:styleId="TOC3">
     <w:name w:val="toc 3"/>
-    <w:basedOn w:val="1"/>
-    <w:next w:val="1"/>
+    <w:basedOn w:val="Normal"/>
+    <w:next w:val="Normal"/>
     <w:qFormat/>
-    <w:uiPriority w:val="0"/>
     <w:pPr>
       <w:ind w:left="840" w:leftChars="400"/>
     </w:pPr>
   </w:style>
-  <w:style w:type="paragraph" w:styleId="14">
+  <w:style w:type="paragraph" w:styleId="Footer">
     <w:name w:val="footer"/>
-    <w:basedOn w:val="1"/>
+    <w:basedOn w:val="Normal"/>
     <w:qFormat/>
-    <w:uiPriority w:val="0"/>
     <w:pPr>
       <w:tabs>
         <w:tab w:val="center" w:pos="4153"/>
@@ -6511,17 +6390,16 @@
       <w:sz w:val="18"/>
     </w:rPr>
   </w:style>
-  <w:style w:type="paragraph" w:styleId="15">
+  <w:style w:type="paragraph" w:styleId="Header">
     <w:name w:val="header"/>
-    <w:basedOn w:val="1"/>
+    <w:basedOn w:val="Normal"/>
     <w:qFormat/>
-    <w:uiPriority w:val="0"/>
     <w:pPr>
       <w:pBdr>
-        <w:top w:val="none" w:color="auto" w:sz="0" w:space="0"/>
-        <w:left w:val="none" w:color="auto" w:sz="0" w:space="0"/>
-        <w:bottom w:val="none" w:color="auto" w:sz="0" w:space="0"/>
-        <w:right w:val="none" w:color="auto" w:sz="0" w:space="0"/>
+        <w:top w:val="nil"/>
+        <w:left w:val="nil"/>
+        <w:bottom w:val="nil"/>
+        <w:right w:val="nil"/>
       </w:pBdr>
       <w:tabs>
         <w:tab w:val="center" w:pos="4153"/>
@@ -6536,41 +6414,37 @@
       <w:sz w:val="18"/>
     </w:rPr>
   </w:style>
-  <w:style w:type="paragraph" w:styleId="16">
+  <w:style w:type="paragraph" w:styleId="TOC1">
     <w:name w:val="toc 1"/>
-    <w:basedOn w:val="1"/>
-    <w:next w:val="1"/>
+    <w:basedOn w:val="Normal"/>
+    <w:next w:val="Normal"/>
     <w:qFormat/>
-    <w:uiPriority w:val="0"/>
     <w:rPr>
-      <w:rFonts w:ascii="Arial" w:hAnsi="Arial" w:eastAsia="Microsoft JhengHei"/>
+      <w:rFonts w:ascii="Arial" w:eastAsia="Microsoft JhengHei" w:hAnsi="Arial"/>
       <w:sz w:val="24"/>
     </w:rPr>
   </w:style>
-  <w:style w:type="paragraph" w:styleId="17">
+  <w:style w:type="paragraph" w:styleId="TOC2">
     <w:name w:val="toc 2"/>
-    <w:basedOn w:val="1"/>
-    <w:next w:val="1"/>
+    <w:basedOn w:val="Normal"/>
+    <w:next w:val="Normal"/>
     <w:qFormat/>
-    <w:uiPriority w:val="0"/>
     <w:pPr>
       <w:ind w:left="420" w:leftChars="200"/>
     </w:pPr>
   </w:style>
-  <w:style w:type="paragraph" w:styleId="18">
+  <w:style w:type="paragraph" w:styleId="NormalWeb">
     <w:name w:val="Normal (Web)"/>
-    <w:basedOn w:val="1"/>
+    <w:basedOn w:val="Normal"/>
     <w:qFormat/>
-    <w:uiPriority w:val="0"/>
     <w:rPr>
       <w:sz w:val="24"/>
     </w:rPr>
   </w:style>
-  <w:style w:type="paragraph" w:styleId="19">
+  <w:style w:type="paragraph" w:styleId="Title">
     <w:name w:val="Title"/>
-    <w:basedOn w:val="1"/>
+    <w:basedOn w:val="Normal"/>
     <w:qFormat/>
-    <w:uiPriority w:val="0"/>
     <w:pPr>
       <w:spacing w:before="240" w:beforeLines="0" w:beforeAutospacing="0" w:after="60" w:afterLines="0" w:afterAutospacing="0"/>
       <w:jc w:val="center"/>
@@ -6582,41 +6456,38 @@
       <w:sz w:val="32"/>
     </w:rPr>
   </w:style>
-  <w:style w:type="table" w:styleId="21">
+  <w:style w:type="table" w:styleId="TableGrid">
     <w:name w:val="Table Grid"/>
-    <w:basedOn w:val="20"/>
+    <w:basedOn w:val="TableNormal"/>
     <w:qFormat/>
-    <w:uiPriority w:val="0"/>
     <w:pPr>
       <w:widowControl w:val="0"/>
       <w:jc w:val="both"/>
     </w:pPr>
     <w:tblPr>
       <w:tblBorders>
-        <w:top w:val="single" w:color="auto" w:sz="4" w:space="0"/>
-        <w:left w:val="single" w:color="auto" w:sz="4" w:space="0"/>
-        <w:bottom w:val="single" w:color="auto" w:sz="4" w:space="0"/>
-        <w:right w:val="single" w:color="auto" w:sz="4" w:space="0"/>
-        <w:insideH w:val="single" w:color="auto" w:sz="4" w:space="0"/>
-        <w:insideV w:val="single" w:color="auto" w:sz="4" w:space="0"/>
+        <w:top w:val="single" w:sz="4" w:space="0" w:color="auto"/>
+        <w:left w:val="single" w:sz="4" w:space="0" w:color="auto"/>
+        <w:bottom w:val="single" w:sz="4" w:space="0" w:color="auto"/>
+        <w:right w:val="single" w:sz="4" w:space="0" w:color="auto"/>
+        <w:insideH w:val="single" w:sz="4" w:space="0" w:color="auto"/>
+        <w:insideV w:val="single" w:sz="4" w:space="0" w:color="auto"/>
       </w:tblBorders>
     </w:tblPr>
   </w:style>
-  <w:style w:type="character" w:styleId="23">
+  <w:style w:type="character" w:styleId="Strong">
     <w:name w:val="Strong"/>
-    <w:basedOn w:val="22"/>
+    <w:basedOn w:val="DefaultParagraphFont"/>
     <w:qFormat/>
-    <w:uiPriority w:val="0"/>
     <w:rPr>
       <w:b/>
     </w:rPr>
   </w:style>
-  <w:style w:type="table" w:customStyle="1" w:styleId="24">
+  <w:style w:type="table" w:customStyle="1" w:styleId="TableNormal0">
     <w:name w:val="Table Normal_0"/>
     <w:semiHidden/>
     <w:unhideWhenUsed/>
     <w:qFormat/>
-    <w:uiPriority w:val="0"/>
     <w:tblPr>
       <w:tblCellMar>
         <w:top w:w="0" w:type="dxa"/>
@@ -6626,87 +6497,81 @@
       </w:tblCellMar>
     </w:tblPr>
   </w:style>
-  <w:style w:type="paragraph" w:customStyle="1" w:styleId="25">
+  <w:style w:type="paragraph" w:customStyle="1" w:styleId="TableText">
     <w:name w:val="Table Text"/>
-    <w:basedOn w:val="1"/>
+    <w:basedOn w:val="Normal"/>
     <w:semiHidden/>
     <w:qFormat/>
-    <w:uiPriority w:val="0"/>
     <w:rPr>
-      <w:rFonts w:ascii="宋体" w:hAnsi="宋体" w:eastAsia="宋体" w:cs="宋体"/>
+      <w:rFonts w:ascii="宋体" w:eastAsia="宋体" w:hAnsi="宋体" w:cs="宋体"/>
       <w:sz w:val="21"/>
       <w:szCs w:val="21"/>
       <w:lang w:val="en-US" w:eastAsia="en-US" w:bidi="ar-SA"/>
     </w:rPr>
   </w:style>
-  <w:style w:type="paragraph" w:customStyle="1" w:styleId="26">
+  <w:style w:type="paragraph" w:customStyle="1" w:styleId="1">
     <w:name w:val="柴_标题1"/>
-    <w:basedOn w:val="2"/>
-    <w:next w:val="27"/>
-    <w:link w:val="38"/>
+    <w:basedOn w:val="Heading1"/>
+    <w:next w:val="a"/>
+    <w:link w:val="1Char"/>
     <w:qFormat/>
-    <w:uiPriority w:val="0"/>
     <w:pPr>
       <w:spacing w:before="100" w:after="90" w:line="360" w:lineRule="auto"/>
     </w:pPr>
     <w:rPr>
-      <w:rFonts w:ascii="Arial" w:hAnsi="Arial" w:eastAsia="宋体"/>
+      <w:rFonts w:ascii="Arial" w:eastAsia="宋体" w:hAnsi="Arial"/>
       <w:sz w:val="32"/>
     </w:rPr>
   </w:style>
-  <w:style w:type="paragraph" w:customStyle="1" w:styleId="27">
+  <w:style w:type="paragraph" w:customStyle="1" w:styleId="a">
     <w:name w:val="柴_正文"/>
-    <w:basedOn w:val="12"/>
-    <w:link w:val="41"/>
+    <w:basedOn w:val="BodyText"/>
+    <w:link w:val="Char"/>
     <w:qFormat/>
-    <w:uiPriority w:val="0"/>
     <w:pPr>
       <w:spacing w:line="360" w:lineRule="auto"/>
       <w:ind w:firstLine="470" w:firstLineChars="200"/>
     </w:pPr>
     <w:rPr>
-      <w:rFonts w:ascii="Arial" w:hAnsi="Arial" w:eastAsia="宋体"/>
+      <w:rFonts w:ascii="Arial" w:eastAsia="宋体" w:hAnsi="Arial"/>
       <w:sz w:val="24"/>
       <w:lang w:eastAsia="zh-CN"/>
     </w:rPr>
   </w:style>
-  <w:style w:type="paragraph" w:customStyle="1" w:styleId="28">
+  <w:style w:type="paragraph" w:customStyle="1" w:styleId="2">
     <w:name w:val="柴_标题2"/>
-    <w:basedOn w:val="3"/>
-    <w:next w:val="27"/>
+    <w:basedOn w:val="Heading2"/>
+    <w:next w:val="a"/>
     <w:qFormat/>
-    <w:uiPriority w:val="0"/>
     <w:pPr>
       <w:spacing w:line="360" w:lineRule="auto"/>
     </w:pPr>
     <w:rPr>
-      <w:rFonts w:ascii="Arial" w:hAnsi="Arial" w:eastAsia="宋体"/>
+      <w:rFonts w:ascii="Arial" w:eastAsia="宋体" w:hAnsi="Arial"/>
       <w:sz w:val="28"/>
     </w:rPr>
   </w:style>
-  <w:style w:type="paragraph" w:customStyle="1" w:styleId="29">
+  <w:style w:type="paragraph" w:customStyle="1" w:styleId="3">
     <w:name w:val="柴_标题3"/>
-    <w:basedOn w:val="4"/>
-    <w:next w:val="27"/>
+    <w:basedOn w:val="Heading3"/>
+    <w:next w:val="a"/>
     <w:qFormat/>
-    <w:uiPriority w:val="0"/>
     <w:pPr>
       <w:spacing w:line="360" w:lineRule="auto"/>
       <w:ind w:left="0" w:firstLine="472" w:firstLineChars="200"/>
     </w:pPr>
     <w:rPr>
-      <w:rFonts w:ascii="宋体" w:hAnsi="宋体" w:eastAsia="宋体" w:cs="宋体"/>
+      <w:rFonts w:ascii="宋体" w:eastAsia="宋体" w:hAnsi="宋体" w:cs="宋体"/>
       <w:spacing w:val="-2"/>
       <w:sz w:val="24"/>
       <w:szCs w:val="24"/>
     </w:rPr>
   </w:style>
-  <w:style w:type="paragraph" w:customStyle="1" w:styleId="30">
+  <w:style w:type="paragraph" w:customStyle="1" w:styleId="a0">
     <w:name w:val="柴_目录"/>
-    <w:basedOn w:val="1"/>
-    <w:next w:val="12"/>
+    <w:basedOn w:val="Normal"/>
+    <w:next w:val="BodyText"/>
     <w:qFormat/>
-    <w:uiPriority w:val="0"/>
     <w:pPr>
       <w:tabs>
         <w:tab w:val="right" w:leader="dot" w:pos="8442"/>
@@ -6714,96 +6579,89 @@
       <w:ind w:left="0" w:leftChars="0"/>
     </w:pPr>
     <w:rPr>
-      <w:rFonts w:ascii="Arial" w:hAnsi="Arial" w:eastAsia="Microsoft JhengHei"/>
+      <w:rFonts w:ascii="Arial" w:eastAsia="Microsoft JhengHei" w:hAnsi="Arial"/>
       <w:sz w:val="24"/>
     </w:rPr>
   </w:style>
-  <w:style w:type="paragraph" w:customStyle="1" w:styleId="31">
+  <w:style w:type="paragraph" w:customStyle="1" w:styleId="a1">
     <w:name w:val="柴_公司名"/>
-    <w:basedOn w:val="19"/>
+    <w:basedOn w:val="Title"/>
     <w:qFormat/>
-    <w:uiPriority w:val="0"/>
     <w:pPr>
       <w:spacing w:after="600" w:afterLines="600"/>
     </w:pPr>
     <w:rPr>
-      <w:rFonts w:hint="eastAsia" w:ascii="宋体" w:hAnsi="宋体" w:eastAsia="宋体" w:cs="宋体"/>
+      <w:rFonts w:ascii="宋体" w:eastAsia="宋体" w:hAnsi="宋体" w:cs="宋体" w:hint="eastAsia"/>
       <w:bCs/>
       <w:spacing w:val="-6"/>
       <w:sz w:val="52"/>
       <w:szCs w:val="52"/>
     </w:rPr>
   </w:style>
-  <w:style w:type="paragraph" w:customStyle="1" w:styleId="32">
+  <w:style w:type="paragraph" w:customStyle="1" w:styleId="a2">
     <w:name w:val="柴_文档名"/>
-    <w:basedOn w:val="19"/>
+    <w:basedOn w:val="Title"/>
     <w:qFormat/>
-    <w:uiPriority w:val="0"/>
     <w:pPr>
       <w:spacing w:after="900" w:afterLines="900"/>
     </w:pPr>
     <w:rPr>
-      <w:rFonts w:ascii="黑体" w:hAnsi="黑体" w:eastAsia="黑体" w:cs="黑体"/>
+      <w:rFonts w:ascii="黑体" w:eastAsia="黑体" w:hAnsi="黑体" w:cs="黑体"/>
       <w:bCs/>
       <w:spacing w:val="-7"/>
       <w:sz w:val="52"/>
       <w:szCs w:val="52"/>
     </w:rPr>
   </w:style>
-  <w:style w:type="paragraph" w:customStyle="1" w:styleId="33">
+  <w:style w:type="paragraph" w:customStyle="1" w:styleId="WPSOffice1">
     <w:name w:val="WPSOffice手动目录 1"/>
     <w:qFormat/>
-    <w:uiPriority w:val="0"/>
     <w:pPr>
       <w:ind w:leftChars="0"/>
     </w:pPr>
     <w:rPr>
-      <w:rFonts w:ascii="Times New Roman" w:hAnsi="Times New Roman" w:eastAsia="宋体" w:cs="Times New Roman"/>
+      <w:rFonts w:ascii="Times New Roman" w:eastAsia="宋体" w:hAnsi="Times New Roman" w:cs="Times New Roman"/>
       <w:sz w:val="20"/>
       <w:szCs w:val="20"/>
     </w:rPr>
   </w:style>
-  <w:style w:type="paragraph" w:customStyle="1" w:styleId="34">
+  <w:style w:type="paragraph" w:customStyle="1" w:styleId="WPSOffice2">
     <w:name w:val="WPSOffice手动目录 2"/>
     <w:qFormat/>
-    <w:uiPriority w:val="0"/>
     <w:pPr>
       <w:ind w:leftChars="200"/>
     </w:pPr>
     <w:rPr>
-      <w:rFonts w:ascii="Times New Roman" w:hAnsi="Times New Roman" w:eastAsia="宋体" w:cs="Times New Roman"/>
+      <w:rFonts w:ascii="Times New Roman" w:eastAsia="宋体" w:hAnsi="Times New Roman" w:cs="Times New Roman"/>
       <w:sz w:val="20"/>
       <w:szCs w:val="20"/>
     </w:rPr>
   </w:style>
-  <w:style w:type="paragraph" w:customStyle="1" w:styleId="35">
+  <w:style w:type="paragraph" w:customStyle="1" w:styleId="WPSOffice3">
     <w:name w:val="WPSOffice手动目录 3"/>
     <w:qFormat/>
-    <w:uiPriority w:val="0"/>
     <w:pPr>
       <w:ind w:leftChars="400"/>
     </w:pPr>
     <w:rPr>
-      <w:rFonts w:ascii="Times New Roman" w:hAnsi="Times New Roman" w:eastAsia="宋体" w:cs="Times New Roman"/>
+      <w:rFonts w:ascii="Times New Roman" w:eastAsia="宋体" w:hAnsi="Times New Roman" w:cs="Times New Roman"/>
       <w:sz w:val="20"/>
       <w:szCs w:val="20"/>
     </w:rPr>
   </w:style>
-  <w:style w:type="paragraph" w:customStyle="1" w:styleId="36">
+  <w:style w:type="paragraph" w:customStyle="1" w:styleId="Compact">
     <w:name w:val="Compact"/>
-    <w:basedOn w:val="12"/>
+    <w:basedOn w:val="BodyText"/>
     <w:qFormat/>
-    <w:uiPriority w:val="0"/>
     <w:pPr>
       <w:spacing w:before="36" w:after="36"/>
     </w:pPr>
   </w:style>
-  <w:style w:type="table" w:customStyle="1" w:styleId="37">
+  <w:style w:type="table" w:customStyle="1" w:styleId="Table">
     <w:name w:val="Table"/>
     <w:semiHidden/>
     <w:unhideWhenUsed/>
     <w:qFormat/>
-    <w:uiPriority w:val="0"/>
     <w:tblPr>
       <w:tblCellMar>
         <w:top w:w="0" w:type="dxa"/>
@@ -6815,27 +6673,25 @@
     <w:tblStylePr w:type="firstRow">
       <w:tcPr>
         <w:tcBorders>
-          <w:bottom w:val="single" w:color="auto" w:sz="0" w:space="0"/>
+          <w:bottom w:val="single" w:sz="0" w:space="0" w:color="auto"/>
         </w:tcBorders>
         <w:vAlign w:val="bottom"/>
       </w:tcPr>
     </w:tblStylePr>
   </w:style>
-  <w:style w:type="character" w:customStyle="1" w:styleId="38">
+  <w:style w:type="character" w:customStyle="1" w:styleId="1Char">
     <w:name w:val="柴_标题1 Char"/>
-    <w:link w:val="26"/>
+    <w:link w:val="1"/>
     <w:qFormat/>
-    <w:uiPriority w:val="0"/>
     <w:rPr>
-      <w:rFonts w:ascii="Arial" w:hAnsi="Arial" w:eastAsia="宋体"/>
+      <w:rFonts w:ascii="Arial" w:eastAsia="宋体" w:hAnsi="Arial"/>
       <w:sz w:val="32"/>
     </w:rPr>
   </w:style>
-  <w:style w:type="paragraph" w:customStyle="1" w:styleId="39">
+  <w:style w:type="paragraph" w:customStyle="1" w:styleId="a3">
     <w:name w:val="柴_正文_无缩进"/>
-    <w:basedOn w:val="1"/>
+    <w:basedOn w:val="Normal"/>
     <w:qFormat/>
-    <w:uiPriority w:val="0"/>
     <w:pPr>
       <w:ind w:firstLine="0" w:firstLineChars="0"/>
     </w:pPr>
@@ -6845,31 +6701,29 @@
       <w:lang w:eastAsia="zh-CN"/>
     </w:rPr>
   </w:style>
-  <w:style w:type="paragraph" w:customStyle="1" w:styleId="40">
+  <w:style w:type="paragraph" w:customStyle="1" w:styleId="4">
     <w:name w:val="柴_标题4"/>
-    <w:basedOn w:val="5"/>
-    <w:next w:val="1"/>
+    <w:basedOn w:val="Heading4"/>
+    <w:next w:val="Normal"/>
     <w:qFormat/>
-    <w:uiPriority w:val="0"/>
     <w:pPr>
       <w:widowControl w:val="0"/>
       <w:spacing w:before="160" w:line="360" w:lineRule="auto"/>
-      <w:ind w:left="981" w:leftChars="300" w:hanging="862"/>
+      <w:ind w:left="981" w:hanging="862" w:leftChars="300"/>
     </w:pPr>
     <w:rPr>
-      <w:rFonts w:hint="eastAsia" w:ascii="Calibri" w:hAnsi="Calibri" w:eastAsia="宋体" w:cs="宋体"/>
+      <w:rFonts w:ascii="Calibri" w:eastAsia="宋体" w:hAnsi="Calibri" w:cs="宋体" w:hint="eastAsia"/>
       <w:sz w:val="24"/>
       <w:szCs w:val="24"/>
       <w:lang w:eastAsia="zh-CN" w:bidi="zh-CN"/>
     </w:rPr>
   </w:style>
-  <w:style w:type="character" w:customStyle="1" w:styleId="41">
+  <w:style w:type="character" w:customStyle="1" w:styleId="Char">
     <w:name w:val="柴_正文 Char"/>
-    <w:link w:val="27"/>
+    <w:link w:val="a"/>
     <w:qFormat/>
-    <w:uiPriority w:val="0"/>
     <w:rPr>
-      <w:rFonts w:ascii="Arial" w:hAnsi="Arial" w:eastAsia="宋体"/>
+      <w:rFonts w:ascii="Arial" w:eastAsia="宋体" w:hAnsi="Arial"/>
       <w:sz w:val="24"/>
       <w:lang w:eastAsia="zh-CN"/>
     </w:rPr>

--- a/8.资源管理/1.流程制度规范类文件/080104-服务知识管理制度.docx
+++ b/8.资源管理/1.流程制度规范类文件/080104-服务知识管理制度.docx
@@ -51,7 +51,7 @@
           <w:szCs w:val="36"/>
           <w:lang w:val="en-US" w:eastAsia="zh-CN"/>
         </w:rPr>
-        <w:t>2025年7月4日</w:t>
+        <w:t>2025年4月4日</w:t>
       </w:r>
       <w:r>
         <w:rPr>
@@ -483,7 +483,7 @@
                 <w:sz w:val="21"/>
                 <w:szCs w:val="21"/>
               </w:rPr>
-              <w:t>2025-7-4</w:t>
+              <w:t>2025-4-4</w:t>
             </w:r>
           </w:p>
         </w:tc>

--- a/8.资源管理/1.流程制度规范类文件/080104-服务知识管理制度.docx
+++ b/8.资源管理/1.流程制度规范类文件/080104-服务知识管理制度.docx
@@ -1,20 +1,19 @@
 
 <file path=word/document.xml><?xml version="1.0" encoding="utf-8"?>
-<w:document xmlns:wpc="http://schemas.microsoft.com/office/word/2010/wordprocessingCanvas" xmlns:mc="http://schemas.openxmlformats.org/markup-compatibility/2006" xmlns:o="urn:schemas-microsoft-com:office:office" xmlns:r="http://schemas.openxmlformats.org/officeDocument/2006/relationships" xmlns:m="http://schemas.openxmlformats.org/officeDocument/2006/math" xmlns:v="urn:schemas-microsoft-com:vml" xmlns:wp14="http://schemas.microsoft.com/office/word/2010/wordprocessingDrawing" xmlns:wp="http://schemas.openxmlformats.org/drawingml/2006/wordprocessingDrawing" xmlns:w10="urn:schemas-microsoft-com:office:word" xmlns:w="http://schemas.openxmlformats.org/wordprocessingml/2006/main" xmlns:w14="http://schemas.microsoft.com/office/word/2010/wordml" xmlns:w15="http://schemas.microsoft.com/office/word/2012/wordml" xmlns:wne="http://schemas.microsoft.com/office/word/2006/wordml" xmlns:wpg="http://schemas.microsoft.com/office/word/2010/wordprocessingGroup" xmlns:wpi="http://schemas.microsoft.com/office/word/2010/wordprocessingInk" xmlns:wps="http://schemas.microsoft.com/office/word/2010/wordprocessingShape" mc:Ignorable="w14 w15 wp14">
-  <!-- Generated by Aspose.Words for .NET 13.3.0.1 -->
+<w:document xmlns:wpc="http://schemas.microsoft.com/office/word/2010/wordprocessingCanvas" xmlns:mc="http://schemas.openxmlformats.org/markup-compatibility/2006" xmlns:o="urn:schemas-microsoft-com:office:office" xmlns:r="http://schemas.openxmlformats.org/officeDocument/2006/relationships" xmlns:m="http://schemas.openxmlformats.org/officeDocument/2006/math" xmlns:v="urn:schemas-microsoft-com:vml" xmlns:wp14="http://schemas.microsoft.com/office/word/2010/wordprocessingDrawing" xmlns:wp="http://schemas.openxmlformats.org/drawingml/2006/wordprocessingDrawing" xmlns:w="http://schemas.openxmlformats.org/wordprocessingml/2006/main" xmlns:w14="http://schemas.microsoft.com/office/word/2010/wordml" xmlns:w10="urn:schemas-microsoft-com:office:word" xmlns:w15="http://schemas.microsoft.com/office/word/2012/wordml" xmlns:wpg="http://schemas.microsoft.com/office/word/2010/wordprocessingGroup" xmlns:wpi="http://schemas.microsoft.com/office/word/2010/wordprocessingInk" xmlns:wne="http://schemas.microsoft.com/office/word/2006/wordml" xmlns:wps="http://schemas.microsoft.com/office/word/2010/wordprocessingShape" xmlns:wpsCustomData="http://www.wps.cn/officeDocument/2013/wpsCustomData" mc:Ignorable="w14 w15 wp14">
   <w:body>
     <w:p>
       <w:pPr>
-        <w:pStyle w:val="a1"/>
+        <w:pStyle w:val="31"/>
         <w:bidi w:val="0"/>
       </w:pPr>
     </w:p>
     <w:p>
       <w:pPr>
-        <w:pStyle w:val="a1"/>
+        <w:pStyle w:val="31"/>
         <w:bidi w:val="0"/>
       </w:pPr>
-      <w:bookmarkStart w:id="0" w:name="_Toc2874"/>
+      <w:bookmarkStart w:id="0" w:name="_Toc1632"/>
       <w:r>
         <w:t>服务知识管理制度</w:t>
       </w:r>
@@ -22,10 +21,10 @@
     </w:p>
     <w:p>
       <w:pPr>
-        <w:pStyle w:val="a2"/>
+        <w:pStyle w:val="32"/>
         <w:bidi w:val="0"/>
       </w:pPr>
-      <w:bookmarkStart w:id="1" w:name="_Toc1274"/>
+      <w:bookmarkStart w:id="1" w:name="_Toc9086"/>
       <w:r>
         <w:t>中达丰集团有限公司</w:t>
       </w:r>
@@ -34,17 +33,17 @@
     <w:p>
       <w:pPr>
         <w:bidi w:val="0"/>
-        <w:ind w:left="0" w:right="0" w:firstLine="0" w:leftChars="0" w:rightChars="0" w:firstLineChars="0"/>
+        <w:ind w:left="0" w:leftChars="0" w:right="0" w:rightChars="0" w:firstLine="0" w:firstLineChars="0"/>
         <w:jc w:val="center"/>
         <w:rPr>
-          <w:rFonts w:ascii="宋体" w:eastAsia="宋体" w:hAnsi="宋体" w:cs="宋体"/>
+          <w:rFonts w:ascii="宋体" w:hAnsi="宋体" w:eastAsia="宋体" w:cs="宋体"/>
           <w:sz w:val="28"/>
           <w:szCs w:val="28"/>
         </w:rPr>
       </w:pPr>
       <w:r>
         <w:rPr>
-          <w:rFonts w:ascii="宋体" w:eastAsia="宋体" w:hAnsi="宋体" w:cs="宋体" w:hint="eastAsia"/>
+          <w:rFonts w:hint="eastAsia" w:ascii="宋体" w:hAnsi="宋体" w:eastAsia="宋体" w:cs="宋体"/>
           <w:b w:val="0"/>
           <w:bCs w:val="0"/>
           <w:sz w:val="36"/>
@@ -55,7 +54,7 @@
       </w:r>
       <w:r>
         <w:rPr>
-          <w:rFonts w:ascii="宋体" w:eastAsia="宋体" w:hAnsi="宋体" w:cs="宋体" w:hint="eastAsia"/>
+          <w:rFonts w:hint="eastAsia" w:ascii="宋体" w:hAnsi="宋体" w:eastAsia="宋体" w:cs="宋体"/>
           <w:b w:val="0"/>
           <w:bCs w:val="0"/>
           <w:color w:val="333333"/>
@@ -67,7 +66,7 @@
       </w:r>
       <w:r>
         <w:rPr>
-          <w:rFonts w:ascii="宋体" w:eastAsia="宋体" w:hAnsi="宋体" w:cs="宋体"/>
+          <w:rFonts w:ascii="宋体" w:hAnsi="宋体" w:eastAsia="宋体" w:cs="宋体"/>
           <w:spacing w:val="-3"/>
           <w:sz w:val="28"/>
           <w:szCs w:val="28"/>
@@ -77,16 +76,16 @@
     </w:p>
     <w:tbl>
       <w:tblPr>
-        <w:tblStyle w:val="TableNormal0"/>
+        <w:tblStyle w:val="24"/>
         <w:tblW w:w="9071" w:type="dxa"/>
         <w:tblInd w:w="5" w:type="dxa"/>
         <w:tblBorders>
-          <w:top w:val="single" w:sz="4" w:space="0" w:color="000000"/>
-          <w:left w:val="single" w:sz="4" w:space="0" w:color="000000"/>
-          <w:bottom w:val="single" w:sz="4" w:space="0" w:color="000000"/>
-          <w:right w:val="single" w:sz="4" w:space="0" w:color="000000"/>
-          <w:insideH w:val="single" w:sz="4" w:space="0" w:color="000000"/>
-          <w:insideV w:val="single" w:sz="4" w:space="0" w:color="000000"/>
+          <w:top w:val="single" w:color="000000" w:sz="4" w:space="0"/>
+          <w:left w:val="single" w:color="000000" w:sz="4" w:space="0"/>
+          <w:bottom w:val="single" w:color="000000" w:sz="4" w:space="0"/>
+          <w:right w:val="single" w:color="000000" w:sz="4" w:space="0"/>
+          <w:insideH w:val="single" w:color="000000" w:sz="4" w:space="0"/>
+          <w:insideV w:val="single" w:color="000000" w:sz="4" w:space="0"/>
         </w:tblBorders>
         <w:tblLayout w:type="fixed"/>
         <w:tblCellMar>
@@ -105,17 +104,14 @@
       </w:tblGrid>
       <w:tr>
         <w:tblPrEx>
-          <w:tblW w:w="9071" w:type="dxa"/>
-          <w:tblInd w:w="5" w:type="dxa"/>
           <w:tblBorders>
-            <w:top w:val="single" w:sz="4" w:space="0" w:color="000000"/>
-            <w:left w:val="single" w:sz="4" w:space="0" w:color="000000"/>
-            <w:bottom w:val="single" w:sz="4" w:space="0" w:color="000000"/>
-            <w:right w:val="single" w:sz="4" w:space="0" w:color="000000"/>
-            <w:insideH w:val="single" w:sz="4" w:space="0" w:color="000000"/>
-            <w:insideV w:val="single" w:sz="4" w:space="0" w:color="000000"/>
+            <w:top w:val="single" w:color="000000" w:sz="4" w:space="0"/>
+            <w:left w:val="single" w:color="000000" w:sz="4" w:space="0"/>
+            <w:bottom w:val="single" w:color="000000" w:sz="4" w:space="0"/>
+            <w:right w:val="single" w:color="000000" w:sz="4" w:space="0"/>
+            <w:insideH w:val="single" w:color="000000" w:sz="4" w:space="0"/>
+            <w:insideV w:val="single" w:color="000000" w:sz="4" w:space="0"/>
           </w:tblBorders>
-          <w:tblLayout w:type="fixed"/>
           <w:tblCellMar>
             <w:top w:w="0" w:type="dxa"/>
             <w:left w:w="0" w:type="dxa"/>
@@ -124,7 +120,7 @@
           </w:tblCellMar>
         </w:tblPrEx>
         <w:trPr>
-          <w:trHeight w:val="611"/>
+          <w:trHeight w:val="611" w:hRule="atLeast"/>
         </w:trPr>
         <w:tc>
           <w:tcPr>
@@ -135,14 +131,14 @@
               <w:spacing w:before="199" w:line="220" w:lineRule="auto"/>
               <w:ind w:left="296"/>
               <w:rPr>
-                <w:rFonts w:ascii="宋体" w:eastAsia="宋体" w:hAnsi="宋体" w:cs="宋体"/>
+                <w:rFonts w:ascii="宋体" w:hAnsi="宋体" w:eastAsia="宋体" w:cs="宋体"/>
                 <w:sz w:val="21"/>
                 <w:szCs w:val="21"/>
               </w:rPr>
             </w:pPr>
             <w:r>
               <w:rPr>
-                <w:rFonts w:ascii="宋体" w:eastAsia="宋体" w:hAnsi="宋体" w:cs="宋体"/>
+                <w:rFonts w:ascii="宋体" w:hAnsi="宋体" w:eastAsia="宋体" w:cs="宋体"/>
                 <w:spacing w:val="-2"/>
                 <w:sz w:val="21"/>
                 <w:szCs w:val="21"/>
@@ -161,14 +157,14 @@
               <w:spacing w:before="200" w:line="219" w:lineRule="auto"/>
               <w:ind w:left="108"/>
               <w:rPr>
-                <w:rFonts w:ascii="宋体" w:eastAsia="宋体" w:hAnsi="宋体" w:cs="宋体"/>
+                <w:rFonts w:ascii="宋体" w:hAnsi="宋体" w:eastAsia="宋体" w:cs="宋体"/>
                 <w:sz w:val="21"/>
                 <w:szCs w:val="21"/>
               </w:rPr>
             </w:pPr>
             <w:r>
               <w:rPr>
-                <w:rFonts w:ascii="宋体" w:eastAsia="宋体" w:hAnsi="宋体" w:cs="宋体" w:hint="eastAsia"/>
+                <w:rFonts w:hint="eastAsia" w:ascii="宋体" w:hAnsi="宋体" w:eastAsia="宋体" w:cs="宋体"/>
                 <w:sz w:val="21"/>
                 <w:szCs w:val="21"/>
                 <w:lang w:val="en-US" w:eastAsia="zh-CN"/>
@@ -177,7 +173,7 @@
             </w:r>
             <w:r>
               <w:rPr>
-                <w:rFonts w:ascii="宋体" w:eastAsia="宋体" w:hAnsi="宋体" w:cs="宋体"/>
+                <w:rFonts w:ascii="宋体" w:hAnsi="宋体" w:eastAsia="宋体" w:cs="宋体"/>
                 <w:sz w:val="21"/>
                 <w:szCs w:val="21"/>
               </w:rPr>
@@ -185,7 +181,7 @@
             </w:r>
             <w:r>
               <w:rPr>
-                <w:rFonts w:ascii="宋体" w:eastAsia="宋体" w:hAnsi="宋体" w:cs="宋体"/>
+                <w:rFonts w:ascii="宋体" w:hAnsi="宋体" w:eastAsia="宋体" w:cs="宋体"/>
                 <w:spacing w:val="-1"/>
                 <w:sz w:val="21"/>
                 <w:szCs w:val="21"/>
@@ -194,7 +190,7 @@
             </w:r>
             <w:r>
               <w:rPr>
-                <w:rFonts w:ascii="宋体" w:eastAsia="宋体" w:hAnsi="宋体" w:cs="宋体" w:hint="eastAsia"/>
+                <w:rFonts w:hint="eastAsia" w:ascii="宋体" w:hAnsi="宋体" w:eastAsia="宋体" w:cs="宋体"/>
                 <w:spacing w:val="-1"/>
                 <w:sz w:val="21"/>
                 <w:szCs w:val="21"/>
@@ -204,7 +200,7 @@
             </w:r>
             <w:r>
               <w:rPr>
-                <w:rFonts w:ascii="宋体" w:eastAsia="宋体" w:hAnsi="宋体" w:cs="宋体"/>
+                <w:rFonts w:ascii="宋体" w:hAnsi="宋体" w:eastAsia="宋体" w:cs="宋体"/>
                 <w:spacing w:val="-1"/>
                 <w:sz w:val="21"/>
                 <w:szCs w:val="21"/>
@@ -216,9 +212,14 @@
       </w:tr>
       <w:tr>
         <w:tblPrEx>
-          <w:tblW w:w="9071" w:type="dxa"/>
-          <w:tblInd w:w="5" w:type="dxa"/>
-          <w:tblLayout w:type="fixed"/>
+          <w:tblBorders>
+            <w:top w:val="single" w:color="000000" w:sz="4" w:space="0"/>
+            <w:left w:val="single" w:color="000000" w:sz="4" w:space="0"/>
+            <w:bottom w:val="single" w:color="000000" w:sz="4" w:space="0"/>
+            <w:right w:val="single" w:color="000000" w:sz="4" w:space="0"/>
+            <w:insideH w:val="single" w:color="000000" w:sz="4" w:space="0"/>
+            <w:insideV w:val="single" w:color="000000" w:sz="4" w:space="0"/>
+          </w:tblBorders>
           <w:tblCellMar>
             <w:top w:w="0" w:type="dxa"/>
             <w:left w:w="0" w:type="dxa"/>
@@ -227,7 +228,7 @@
           </w:tblCellMar>
         </w:tblPrEx>
         <w:trPr>
-          <w:trHeight w:val="606"/>
+          <w:trHeight w:val="606" w:hRule="atLeast"/>
         </w:trPr>
         <w:tc>
           <w:tcPr>
@@ -238,14 +239,14 @@
               <w:spacing w:before="196" w:line="220" w:lineRule="auto"/>
               <w:ind w:left="506"/>
               <w:rPr>
-                <w:rFonts w:ascii="宋体" w:eastAsia="宋体" w:hAnsi="宋体" w:cs="宋体"/>
+                <w:rFonts w:ascii="宋体" w:hAnsi="宋体" w:eastAsia="宋体" w:cs="宋体"/>
                 <w:sz w:val="21"/>
                 <w:szCs w:val="21"/>
               </w:rPr>
             </w:pPr>
             <w:r>
               <w:rPr>
-                <w:rFonts w:ascii="宋体" w:eastAsia="宋体" w:hAnsi="宋体" w:cs="宋体"/>
+                <w:rFonts w:ascii="宋体" w:hAnsi="宋体" w:eastAsia="宋体" w:cs="宋体"/>
                 <w:spacing w:val="-2"/>
                 <w:sz w:val="21"/>
                 <w:szCs w:val="21"/>
@@ -264,14 +265,14 @@
               <w:spacing w:before="197" w:line="219" w:lineRule="auto"/>
               <w:ind w:left="108"/>
               <w:rPr>
-                <w:rFonts w:ascii="宋体" w:eastAsia="宋体" w:hAnsi="宋体" w:cs="宋体"/>
+                <w:rFonts w:ascii="宋体" w:hAnsi="宋体" w:eastAsia="宋体" w:cs="宋体"/>
                 <w:sz w:val="21"/>
                 <w:szCs w:val="21"/>
               </w:rPr>
             </w:pPr>
             <w:r>
               <w:rPr>
-                <w:rFonts w:ascii="宋体" w:eastAsia="宋体" w:hAnsi="宋体" w:cs="宋体"/>
+                <w:rFonts w:ascii="宋体" w:hAnsi="宋体" w:eastAsia="宋体" w:cs="宋体"/>
                 <w:spacing w:val="-1"/>
                 <w:sz w:val="21"/>
                 <w:szCs w:val="21"/>
@@ -283,9 +284,14 @@
       </w:tr>
       <w:tr>
         <w:tblPrEx>
-          <w:tblW w:w="9071" w:type="dxa"/>
-          <w:tblInd w:w="5" w:type="dxa"/>
-          <w:tblLayout w:type="fixed"/>
+          <w:tblBorders>
+            <w:top w:val="single" w:color="000000" w:sz="4" w:space="0"/>
+            <w:left w:val="single" w:color="000000" w:sz="4" w:space="0"/>
+            <w:bottom w:val="single" w:color="000000" w:sz="4" w:space="0"/>
+            <w:right w:val="single" w:color="000000" w:sz="4" w:space="0"/>
+            <w:insideH w:val="single" w:color="000000" w:sz="4" w:space="0"/>
+            <w:insideV w:val="single" w:color="000000" w:sz="4" w:space="0"/>
+          </w:tblBorders>
           <w:tblCellMar>
             <w:top w:w="0" w:type="dxa"/>
             <w:left w:w="0" w:type="dxa"/>
@@ -294,7 +300,7 @@
           </w:tblCellMar>
         </w:tblPrEx>
         <w:trPr>
-          <w:trHeight w:val="607"/>
+          <w:trHeight w:val="607" w:hRule="atLeast"/>
         </w:trPr>
         <w:tc>
           <w:tcPr>
@@ -305,14 +311,14 @@
               <w:spacing w:before="199" w:line="219" w:lineRule="auto"/>
               <w:ind w:left="506"/>
               <w:rPr>
-                <w:rFonts w:ascii="宋体" w:eastAsia="宋体" w:hAnsi="宋体" w:cs="宋体"/>
+                <w:rFonts w:ascii="宋体" w:hAnsi="宋体" w:eastAsia="宋体" w:cs="宋体"/>
                 <w:sz w:val="21"/>
                 <w:szCs w:val="21"/>
               </w:rPr>
             </w:pPr>
             <w:r>
               <w:rPr>
-                <w:rFonts w:ascii="宋体" w:eastAsia="宋体" w:hAnsi="宋体" w:cs="宋体"/>
+                <w:rFonts w:ascii="宋体" w:hAnsi="宋体" w:eastAsia="宋体" w:cs="宋体"/>
                 <w:spacing w:val="-2"/>
                 <w:sz w:val="21"/>
                 <w:szCs w:val="21"/>
@@ -330,14 +336,14 @@
               <w:spacing w:before="199" w:line="219" w:lineRule="auto"/>
               <w:ind w:left="288"/>
               <w:rPr>
-                <w:rFonts w:ascii="宋体" w:eastAsia="宋体" w:hAnsi="宋体" w:cs="宋体"/>
+                <w:rFonts w:ascii="宋体" w:hAnsi="宋体" w:eastAsia="宋体" w:cs="宋体"/>
                 <w:sz w:val="21"/>
                 <w:szCs w:val="21"/>
               </w:rPr>
             </w:pPr>
             <w:r>
               <w:rPr>
-                <w:rFonts w:ascii="宋体" w:eastAsia="宋体" w:hAnsi="宋体" w:cs="宋体"/>
+                <w:rFonts w:ascii="宋体" w:hAnsi="宋体" w:eastAsia="宋体" w:cs="宋体"/>
                 <w:spacing w:val="-2"/>
                 <w:sz w:val="21"/>
                 <w:szCs w:val="21"/>
@@ -355,14 +361,14 @@
               <w:spacing w:before="199" w:line="219" w:lineRule="auto"/>
               <w:ind w:left="735"/>
               <w:rPr>
-                <w:rFonts w:ascii="宋体" w:eastAsia="宋体" w:hAnsi="宋体" w:cs="宋体"/>
+                <w:rFonts w:ascii="宋体" w:hAnsi="宋体" w:eastAsia="宋体" w:cs="宋体"/>
                 <w:sz w:val="21"/>
                 <w:szCs w:val="21"/>
               </w:rPr>
             </w:pPr>
             <w:r>
               <w:rPr>
-                <w:rFonts w:ascii="宋体" w:eastAsia="宋体" w:hAnsi="宋体" w:cs="宋体"/>
+                <w:rFonts w:ascii="宋体" w:hAnsi="宋体" w:eastAsia="宋体" w:cs="宋体"/>
                 <w:spacing w:val="-2"/>
                 <w:sz w:val="21"/>
                 <w:szCs w:val="21"/>
@@ -380,14 +386,14 @@
               <w:spacing w:before="199" w:line="220" w:lineRule="auto"/>
               <w:ind w:left="575"/>
               <w:rPr>
-                <w:rFonts w:ascii="宋体" w:eastAsia="宋体" w:hAnsi="宋体" w:cs="宋体"/>
+                <w:rFonts w:ascii="宋体" w:hAnsi="宋体" w:eastAsia="宋体" w:cs="宋体"/>
                 <w:sz w:val="21"/>
                 <w:szCs w:val="21"/>
               </w:rPr>
             </w:pPr>
             <w:r>
               <w:rPr>
-                <w:rFonts w:ascii="宋体" w:eastAsia="宋体" w:hAnsi="宋体" w:cs="宋体"/>
+                <w:rFonts w:ascii="宋体" w:hAnsi="宋体" w:eastAsia="宋体" w:cs="宋体"/>
                 <w:spacing w:val="-3"/>
                 <w:sz w:val="21"/>
                 <w:szCs w:val="21"/>
@@ -405,14 +411,14 @@
               <w:spacing w:before="199" w:line="220" w:lineRule="auto"/>
               <w:ind w:left="782"/>
               <w:rPr>
-                <w:rFonts w:ascii="宋体" w:eastAsia="宋体" w:hAnsi="宋体" w:cs="宋体"/>
+                <w:rFonts w:ascii="宋体" w:hAnsi="宋体" w:eastAsia="宋体" w:cs="宋体"/>
                 <w:sz w:val="21"/>
                 <w:szCs w:val="21"/>
               </w:rPr>
             </w:pPr>
             <w:r>
               <w:rPr>
-                <w:rFonts w:ascii="宋体" w:eastAsia="宋体" w:hAnsi="宋体" w:cs="宋体"/>
+                <w:rFonts w:ascii="宋体" w:hAnsi="宋体" w:eastAsia="宋体" w:cs="宋体"/>
                 <w:spacing w:val="-5"/>
                 <w:sz w:val="21"/>
                 <w:szCs w:val="21"/>
@@ -424,9 +430,14 @@
       </w:tr>
       <w:tr>
         <w:tblPrEx>
-          <w:tblW w:w="9071" w:type="dxa"/>
-          <w:tblInd w:w="5" w:type="dxa"/>
-          <w:tblLayout w:type="fixed"/>
+          <w:tblBorders>
+            <w:top w:val="single" w:color="000000" w:sz="4" w:space="0"/>
+            <w:left w:val="single" w:color="000000" w:sz="4" w:space="0"/>
+            <w:bottom w:val="single" w:color="000000" w:sz="4" w:space="0"/>
+            <w:right w:val="single" w:color="000000" w:sz="4" w:space="0"/>
+            <w:insideH w:val="single" w:color="000000" w:sz="4" w:space="0"/>
+            <w:insideV w:val="single" w:color="000000" w:sz="4" w:space="0"/>
+          </w:tblBorders>
           <w:tblCellMar>
             <w:top w:w="0" w:type="dxa"/>
             <w:left w:w="0" w:type="dxa"/>
@@ -435,7 +446,7 @@
           </w:tblCellMar>
         </w:tblPrEx>
         <w:trPr>
-          <w:trHeight w:val="474"/>
+          <w:trHeight w:val="474" w:hRule="atLeast"/>
         </w:trPr>
         <w:tc>
           <w:tcPr>
@@ -446,14 +457,14 @@
               <w:spacing w:before="163" w:line="239" w:lineRule="auto"/>
               <w:ind w:left="709"/>
               <w:rPr>
-                <w:rFonts w:ascii="宋体" w:eastAsia="宋体" w:hAnsi="宋体" w:cs="宋体"/>
+                <w:rFonts w:ascii="宋体" w:hAnsi="宋体" w:eastAsia="宋体" w:cs="宋体"/>
                 <w:sz w:val="21"/>
                 <w:szCs w:val="21"/>
               </w:rPr>
             </w:pPr>
             <w:r>
               <w:rPr>
-                <w:rFonts w:ascii="宋体" w:eastAsia="宋体" w:hAnsi="宋体" w:cs="宋体"/>
+                <w:rFonts w:ascii="宋体" w:hAnsi="宋体" w:eastAsia="宋体" w:cs="宋体"/>
                 <w:spacing w:val="-1"/>
                 <w:sz w:val="21"/>
                 <w:szCs w:val="21"/>
@@ -471,14 +482,14 @@
               <w:spacing w:before="163"/>
               <w:ind w:left="290"/>
               <w:rPr>
-                <w:rFonts w:ascii="宋体" w:eastAsia="宋体" w:hAnsi="宋体" w:cs="宋体"/>
+                <w:rFonts w:ascii="宋体" w:hAnsi="宋体" w:eastAsia="宋体" w:cs="宋体"/>
                 <w:sz w:val="21"/>
                 <w:szCs w:val="21"/>
               </w:rPr>
             </w:pPr>
             <w:r>
               <w:rPr>
-                <w:rFonts w:ascii="宋体" w:eastAsia="宋体" w:hAnsi="宋体" w:cs="宋体"/>
+                <w:rFonts w:ascii="宋体" w:hAnsi="宋体" w:eastAsia="宋体" w:cs="宋体"/>
                 <w:spacing w:val="-2"/>
                 <w:sz w:val="21"/>
                 <w:szCs w:val="21"/>
@@ -496,14 +507,14 @@
               <w:spacing w:before="132" w:line="219" w:lineRule="auto"/>
               <w:ind w:left="743"/>
               <w:rPr>
-                <w:rFonts w:ascii="宋体" w:eastAsia="宋体" w:hAnsi="宋体" w:cs="宋体"/>
+                <w:rFonts w:ascii="宋体" w:hAnsi="宋体" w:eastAsia="宋体" w:cs="宋体"/>
                 <w:sz w:val="21"/>
                 <w:szCs w:val="21"/>
               </w:rPr>
             </w:pPr>
             <w:r>
               <w:rPr>
-                <w:rFonts w:ascii="宋体" w:eastAsia="宋体" w:hAnsi="宋体" w:cs="宋体"/>
+                <w:rFonts w:ascii="宋体" w:hAnsi="宋体" w:eastAsia="宋体" w:cs="宋体"/>
                 <w:spacing w:val="-3"/>
                 <w:sz w:val="21"/>
                 <w:szCs w:val="21"/>
@@ -521,7 +532,7 @@
               <w:spacing w:before="134" w:line="228" w:lineRule="auto"/>
               <w:ind w:left="576"/>
               <w:rPr>
-                <w:rFonts w:ascii="宋体" w:eastAsia="宋体" w:hAnsi="宋体" w:cs="宋体" w:hint="default"/>
+                <w:rFonts w:hint="default" w:ascii="宋体" w:hAnsi="宋体" w:eastAsia="宋体" w:cs="宋体"/>
                 <w:sz w:val="21"/>
                 <w:szCs w:val="21"/>
                 <w:lang w:val="en-US" w:eastAsia="zh-CN"/>
@@ -529,7 +540,7 @@
             </w:pPr>
             <w:r>
               <w:rPr>
-                <w:rFonts w:ascii="宋体" w:eastAsia="宋体" w:hAnsi="宋体" w:cs="宋体" w:hint="eastAsia"/>
+                <w:rFonts w:hint="eastAsia" w:ascii="宋体" w:hAnsi="宋体" w:eastAsia="宋体" w:cs="宋体"/>
                 <w:sz w:val="21"/>
                 <w:szCs w:val="21"/>
                 <w:lang w:val="en-US" w:eastAsia="zh-CN"/>
@@ -547,14 +558,14 @@
               <w:spacing w:before="133" w:line="220" w:lineRule="auto"/>
               <w:ind w:left="672"/>
               <w:rPr>
-                <w:rFonts w:ascii="宋体" w:eastAsia="宋体" w:hAnsi="宋体" w:cs="宋体"/>
+                <w:rFonts w:ascii="宋体" w:hAnsi="宋体" w:eastAsia="宋体" w:cs="宋体"/>
                 <w:sz w:val="21"/>
                 <w:szCs w:val="21"/>
               </w:rPr>
             </w:pPr>
             <w:r>
               <w:rPr>
-                <w:rFonts w:ascii="宋体" w:eastAsia="宋体" w:hAnsi="宋体" w:cs="宋体"/>
+                <w:rFonts w:ascii="宋体" w:hAnsi="宋体" w:eastAsia="宋体" w:cs="宋体"/>
                 <w:spacing w:val="-3"/>
                 <w:sz w:val="21"/>
                 <w:szCs w:val="21"/>
@@ -566,9 +577,14 @@
       </w:tr>
       <w:tr>
         <w:tblPrEx>
-          <w:tblW w:w="9071" w:type="dxa"/>
-          <w:tblInd w:w="5" w:type="dxa"/>
-          <w:tblLayout w:type="fixed"/>
+          <w:tblBorders>
+            <w:top w:val="single" w:color="000000" w:sz="4" w:space="0"/>
+            <w:left w:val="single" w:color="000000" w:sz="4" w:space="0"/>
+            <w:bottom w:val="single" w:color="000000" w:sz="4" w:space="0"/>
+            <w:right w:val="single" w:color="000000" w:sz="4" w:space="0"/>
+            <w:insideH w:val="single" w:color="000000" w:sz="4" w:space="0"/>
+            <w:insideV w:val="single" w:color="000000" w:sz="4" w:space="0"/>
+          </w:tblBorders>
           <w:tblCellMar>
             <w:top w:w="0" w:type="dxa"/>
             <w:left w:w="0" w:type="dxa"/>
@@ -577,7 +593,7 @@
           </w:tblCellMar>
         </w:tblPrEx>
         <w:trPr>
-          <w:trHeight w:val="528"/>
+          <w:trHeight w:val="528" w:hRule="atLeast"/>
         </w:trPr>
         <w:tc>
           <w:tcPr>
@@ -585,7 +601,7 @@
           </w:tcPr>
           <w:p>
             <w:pPr>
-              <w:pStyle w:val="TableText"/>
+              <w:pStyle w:val="25"/>
             </w:pPr>
           </w:p>
         </w:tc>
@@ -595,7 +611,7 @@
           </w:tcPr>
           <w:p>
             <w:pPr>
-              <w:pStyle w:val="TableText"/>
+              <w:pStyle w:val="25"/>
             </w:pPr>
           </w:p>
         </w:tc>
@@ -605,7 +621,7 @@
           </w:tcPr>
           <w:p>
             <w:pPr>
-              <w:pStyle w:val="TableText"/>
+              <w:pStyle w:val="25"/>
             </w:pPr>
           </w:p>
         </w:tc>
@@ -615,7 +631,7 @@
           </w:tcPr>
           <w:p>
             <w:pPr>
-              <w:pStyle w:val="TableText"/>
+              <w:pStyle w:val="25"/>
             </w:pPr>
           </w:p>
         </w:tc>
@@ -625,16 +641,21 @@
           </w:tcPr>
           <w:p>
             <w:pPr>
-              <w:pStyle w:val="TableText"/>
+              <w:pStyle w:val="25"/>
             </w:pPr>
           </w:p>
         </w:tc>
       </w:tr>
       <w:tr>
         <w:tblPrEx>
-          <w:tblW w:w="9071" w:type="dxa"/>
-          <w:tblInd w:w="5" w:type="dxa"/>
-          <w:tblLayout w:type="fixed"/>
+          <w:tblBorders>
+            <w:top w:val="single" w:color="000000" w:sz="4" w:space="0"/>
+            <w:left w:val="single" w:color="000000" w:sz="4" w:space="0"/>
+            <w:bottom w:val="single" w:color="000000" w:sz="4" w:space="0"/>
+            <w:right w:val="single" w:color="000000" w:sz="4" w:space="0"/>
+            <w:insideH w:val="single" w:color="000000" w:sz="4" w:space="0"/>
+            <w:insideV w:val="single" w:color="000000" w:sz="4" w:space="0"/>
+          </w:tblBorders>
           <w:tblCellMar>
             <w:top w:w="0" w:type="dxa"/>
             <w:left w:w="0" w:type="dxa"/>
@@ -643,7 +664,7 @@
           </w:tblCellMar>
         </w:tblPrEx>
         <w:trPr>
-          <w:trHeight w:val="528"/>
+          <w:trHeight w:val="528" w:hRule="atLeast"/>
         </w:trPr>
         <w:tc>
           <w:tcPr>
@@ -651,7 +672,7 @@
           </w:tcPr>
           <w:p>
             <w:pPr>
-              <w:pStyle w:val="TableText"/>
+              <w:pStyle w:val="25"/>
             </w:pPr>
           </w:p>
         </w:tc>
@@ -661,7 +682,7 @@
           </w:tcPr>
           <w:p>
             <w:pPr>
-              <w:pStyle w:val="TableText"/>
+              <w:pStyle w:val="25"/>
             </w:pPr>
           </w:p>
         </w:tc>
@@ -671,7 +692,7 @@
           </w:tcPr>
           <w:p>
             <w:pPr>
-              <w:pStyle w:val="TableText"/>
+              <w:pStyle w:val="25"/>
             </w:pPr>
           </w:p>
         </w:tc>
@@ -681,7 +702,7 @@
           </w:tcPr>
           <w:p>
             <w:pPr>
-              <w:pStyle w:val="TableText"/>
+              <w:pStyle w:val="25"/>
             </w:pPr>
           </w:p>
         </w:tc>
@@ -691,7 +712,7 @@
           </w:tcPr>
           <w:p>
             <w:pPr>
-              <w:pStyle w:val="TableText"/>
+              <w:pStyle w:val="25"/>
             </w:pPr>
           </w:p>
         </w:tc>
@@ -700,7 +721,7 @@
     <w:p>
       <w:pPr>
         <w:rPr>
-          <w:rFonts w:ascii="Verdana" w:eastAsia="Verdana" w:hAnsi="Verdana" w:cs="Verdana"/>
+          <w:rFonts w:ascii="Verdana" w:hAnsi="Verdana" w:eastAsia="Verdana" w:cs="Verdana"/>
           <w:b/>
           <w:bCs/>
           <w:color w:val="333333"/>
@@ -711,7 +732,7 @@
       </w:pPr>
       <w:r>
         <w:rPr>
-          <w:rFonts w:ascii="Verdana" w:eastAsia="Verdana" w:hAnsi="Verdana" w:cs="Verdana"/>
+          <w:rFonts w:ascii="Verdana" w:hAnsi="Verdana" w:eastAsia="Verdana" w:cs="Verdana"/>
           <w:b/>
           <w:bCs/>
           <w:color w:val="333333"/>
@@ -725,7 +746,7 @@
     <w:sdt>
       <w:sdtPr>
         <w:rPr>
-          <w:rFonts w:ascii="宋体" w:eastAsia="宋体" w:hAnsi="宋体" w:cs="Arial"/>
+          <w:rFonts w:ascii="宋体" w:hAnsi="宋体" w:eastAsia="宋体" w:cs="Arial"/>
           <w:snapToGrid w:val="0"/>
           <w:color w:val="000000"/>
           <w:kern w:val="0"/>
@@ -741,7 +762,7 @@
       </w:sdtPr>
       <w:sdtEndPr>
         <w:rPr>
-          <w:rFonts w:ascii="Microsoft JhengHei" w:eastAsia="Microsoft JhengHei" w:hAnsi="Microsoft JhengHei" w:cs="Microsoft JhengHei" w:hint="eastAsia"/>
+          <w:rFonts w:hint="eastAsia" w:ascii="Microsoft JhengHei" w:hAnsi="Microsoft JhengHei" w:eastAsia="Microsoft JhengHei" w:cs="Microsoft JhengHei"/>
           <w:bCs/>
           <w:snapToGrid w:val="0"/>
           <w:color w:val="333333"/>
@@ -756,17 +777,17 @@
         <w:p>
           <w:pPr>
             <w:spacing w:before="0" w:beforeLines="0" w:after="0" w:afterLines="0" w:line="240" w:lineRule="auto"/>
-            <w:ind w:left="0" w:right="0" w:firstLine="0" w:leftChars="0" w:rightChars="0" w:firstLineChars="0"/>
+            <w:ind w:left="0" w:leftChars="0" w:right="0" w:rightChars="0" w:firstLine="0" w:firstLineChars="0"/>
             <w:jc w:val="center"/>
             <w:rPr>
-              <w:rFonts w:ascii="Microsoft JhengHei" w:eastAsia="Microsoft JhengHei" w:hAnsi="Microsoft JhengHei" w:cs="Microsoft JhengHei" w:hint="eastAsia"/>
+              <w:rFonts w:hint="eastAsia" w:ascii="Microsoft JhengHei" w:hAnsi="Microsoft JhengHei" w:eastAsia="Microsoft JhengHei" w:cs="Microsoft JhengHei"/>
               <w:sz w:val="24"/>
               <w:szCs w:val="24"/>
             </w:rPr>
           </w:pPr>
           <w:r>
             <w:rPr>
-              <w:rFonts w:ascii="Microsoft JhengHei" w:eastAsia="Microsoft JhengHei" w:hAnsi="Microsoft JhengHei" w:cs="Microsoft JhengHei" w:hint="eastAsia"/>
+              <w:rFonts w:hint="eastAsia" w:ascii="Microsoft JhengHei" w:hAnsi="Microsoft JhengHei" w:eastAsia="Microsoft JhengHei" w:cs="Microsoft JhengHei"/>
               <w:sz w:val="24"/>
               <w:szCs w:val="24"/>
             </w:rPr>
@@ -775,14 +796,16 @@
         </w:p>
         <w:p>
           <w:pPr>
-            <w:pStyle w:val="TOC1"/>
+            <w:pStyle w:val="16"/>
             <w:tabs>
               <w:tab w:val="right" w:leader="dot" w:pos="8886"/>
             </w:tabs>
           </w:pPr>
-          <w:r>
-            <w:rPr>
-              <w:rFonts w:ascii="Microsoft JhengHei" w:eastAsia="Microsoft JhengHei" w:hAnsi="Microsoft JhengHei" w:cs="Microsoft JhengHei" w:hint="eastAsia"/>
+          <w:bookmarkStart w:id="22" w:name="_GoBack"/>
+          <w:bookmarkEnd w:id="22"/>
+          <w:r>
+            <w:rPr>
+              <w:rFonts w:hint="eastAsia" w:ascii="Microsoft JhengHei" w:hAnsi="Microsoft JhengHei" w:eastAsia="Microsoft JhengHei" w:cs="Microsoft JhengHei"/>
               <w:b/>
               <w:bCs/>
               <w:color w:val="333333"/>
@@ -794,7 +817,7 @@
           </w:r>
           <w:r>
             <w:rPr>
-              <w:rFonts w:ascii="Microsoft JhengHei" w:eastAsia="Microsoft JhengHei" w:hAnsi="Microsoft JhengHei" w:cs="Microsoft JhengHei" w:hint="eastAsia"/>
+              <w:rFonts w:hint="eastAsia" w:ascii="Microsoft JhengHei" w:hAnsi="Microsoft JhengHei" w:eastAsia="Microsoft JhengHei" w:cs="Microsoft JhengHei"/>
               <w:b/>
               <w:bCs/>
               <w:color w:val="333333"/>
@@ -806,7 +829,7 @@
           </w:r>
           <w:r>
             <w:rPr>
-              <w:rFonts w:ascii="Microsoft JhengHei" w:eastAsia="Microsoft JhengHei" w:hAnsi="Microsoft JhengHei" w:cs="Microsoft JhengHei" w:hint="eastAsia"/>
+              <w:rFonts w:hint="eastAsia" w:ascii="Microsoft JhengHei" w:hAnsi="Microsoft JhengHei" w:eastAsia="Microsoft JhengHei" w:cs="Microsoft JhengHei"/>
               <w:b/>
               <w:bCs/>
               <w:color w:val="333333"/>
@@ -818,7 +841,7 @@
           </w:r>
           <w:r>
             <w:rPr>
-              <w:rFonts w:ascii="Microsoft JhengHei" w:eastAsia="Microsoft JhengHei" w:hAnsi="Microsoft JhengHei" w:cs="Microsoft JhengHei" w:hint="eastAsia"/>
+              <w:rFonts w:hint="eastAsia" w:ascii="Microsoft JhengHei" w:hAnsi="Microsoft JhengHei" w:eastAsia="Microsoft JhengHei" w:cs="Microsoft JhengHei"/>
               <w:bCs/>
               <w:color w:val="333333"/>
               <w:spacing w:val="-8"/>
@@ -828,16 +851,16 @@
           </w:r>
           <w:r>
             <w:rPr>
-              <w:rFonts w:ascii="Microsoft JhengHei" w:eastAsia="Microsoft JhengHei" w:hAnsi="Microsoft JhengHei" w:cs="Microsoft JhengHei" w:hint="eastAsia"/>
-              <w:bCs/>
-              <w:spacing w:val="-8"/>
-              <w:szCs w:val="24"/>
-            </w:rPr>
-            <w:instrText xml:space="preserve"> HYPERLINK \l _Toc2874 </w:instrText>
-          </w:r>
-          <w:r>
-            <w:rPr>
-              <w:rFonts w:ascii="Microsoft JhengHei" w:eastAsia="Microsoft JhengHei" w:hAnsi="Microsoft JhengHei" w:cs="Microsoft JhengHei" w:hint="eastAsia"/>
+              <w:rFonts w:hint="eastAsia" w:ascii="Microsoft JhengHei" w:hAnsi="Microsoft JhengHei" w:eastAsia="Microsoft JhengHei" w:cs="Microsoft JhengHei"/>
+              <w:bCs/>
+              <w:spacing w:val="-8"/>
+              <w:szCs w:val="24"/>
+            </w:rPr>
+            <w:instrText xml:space="preserve"> HYPERLINK \l _Toc1632 </w:instrText>
+          </w:r>
+          <w:r>
+            <w:rPr>
+              <w:rFonts w:hint="eastAsia" w:ascii="Microsoft JhengHei" w:hAnsi="Microsoft JhengHei" w:eastAsia="Microsoft JhengHei" w:cs="Microsoft JhengHei"/>
               <w:bCs/>
               <w:spacing w:val="-8"/>
               <w:szCs w:val="24"/>
@@ -854,7 +877,7 @@
             <w:fldChar w:fldCharType="begin"/>
           </w:r>
           <w:r>
-            <w:instrText xml:space="preserve"> PAGEREF _Toc2874 \h </w:instrText>
+            <w:instrText xml:space="preserve"> PAGEREF _Toc1632 \h </w:instrText>
           </w:r>
           <w:r>
             <w:fldChar w:fldCharType="separate"/>
@@ -867,7 +890,7 @@
           </w:r>
           <w:r>
             <w:rPr>
-              <w:rFonts w:ascii="Microsoft JhengHei" w:eastAsia="Microsoft JhengHei" w:hAnsi="Microsoft JhengHei" w:cs="Microsoft JhengHei" w:hint="eastAsia"/>
+              <w:rFonts w:hint="eastAsia" w:ascii="Microsoft JhengHei" w:hAnsi="Microsoft JhengHei" w:eastAsia="Microsoft JhengHei" w:cs="Microsoft JhengHei"/>
               <w:bCs/>
               <w:color w:val="333333"/>
               <w:spacing w:val="-8"/>
@@ -878,14 +901,14 @@
         </w:p>
         <w:p>
           <w:pPr>
-            <w:pStyle w:val="TOC1"/>
+            <w:pStyle w:val="16"/>
             <w:tabs>
               <w:tab w:val="right" w:leader="dot" w:pos="8886"/>
             </w:tabs>
           </w:pPr>
           <w:r>
             <w:rPr>
-              <w:rFonts w:ascii="Microsoft JhengHei" w:eastAsia="Microsoft JhengHei" w:hAnsi="Microsoft JhengHei" w:cs="Microsoft JhengHei" w:hint="eastAsia"/>
+              <w:rFonts w:hint="eastAsia" w:ascii="Microsoft JhengHei" w:hAnsi="Microsoft JhengHei" w:eastAsia="Microsoft JhengHei" w:cs="Microsoft JhengHei"/>
               <w:bCs/>
               <w:color w:val="333333"/>
               <w:spacing w:val="-8"/>
@@ -895,16 +918,16 @@
           </w:r>
           <w:r>
             <w:rPr>
-              <w:rFonts w:ascii="Microsoft JhengHei" w:eastAsia="Microsoft JhengHei" w:hAnsi="Microsoft JhengHei" w:cs="Microsoft JhengHei" w:hint="eastAsia"/>
-              <w:bCs/>
-              <w:spacing w:val="-8"/>
-              <w:szCs w:val="24"/>
-            </w:rPr>
-            <w:instrText xml:space="preserve"> HYPERLINK \l _Toc1274 </w:instrText>
-          </w:r>
-          <w:r>
-            <w:rPr>
-              <w:rFonts w:ascii="Microsoft JhengHei" w:eastAsia="Microsoft JhengHei" w:hAnsi="Microsoft JhengHei" w:cs="Microsoft JhengHei" w:hint="eastAsia"/>
+              <w:rFonts w:hint="eastAsia" w:ascii="Microsoft JhengHei" w:hAnsi="Microsoft JhengHei" w:eastAsia="Microsoft JhengHei" w:cs="Microsoft JhengHei"/>
+              <w:bCs/>
+              <w:spacing w:val="-8"/>
+              <w:szCs w:val="24"/>
+            </w:rPr>
+            <w:instrText xml:space="preserve"> HYPERLINK \l _Toc9086 </w:instrText>
+          </w:r>
+          <w:r>
+            <w:rPr>
+              <w:rFonts w:hint="eastAsia" w:ascii="Microsoft JhengHei" w:hAnsi="Microsoft JhengHei" w:eastAsia="Microsoft JhengHei" w:cs="Microsoft JhengHei"/>
               <w:bCs/>
               <w:spacing w:val="-8"/>
               <w:szCs w:val="24"/>
@@ -921,7 +944,7 @@
             <w:fldChar w:fldCharType="begin"/>
           </w:r>
           <w:r>
-            <w:instrText xml:space="preserve"> PAGEREF _Toc1274 \h </w:instrText>
+            <w:instrText xml:space="preserve"> PAGEREF _Toc9086 \h </w:instrText>
           </w:r>
           <w:r>
             <w:fldChar w:fldCharType="separate"/>
@@ -934,7 +957,7 @@
           </w:r>
           <w:r>
             <w:rPr>
-              <w:rFonts w:ascii="Microsoft JhengHei" w:eastAsia="Microsoft JhengHei" w:hAnsi="Microsoft JhengHei" w:cs="Microsoft JhengHei" w:hint="eastAsia"/>
+              <w:rFonts w:hint="eastAsia" w:ascii="Microsoft JhengHei" w:hAnsi="Microsoft JhengHei" w:eastAsia="Microsoft JhengHei" w:cs="Microsoft JhengHei"/>
               <w:bCs/>
               <w:color w:val="333333"/>
               <w:spacing w:val="-8"/>
@@ -945,14 +968,14 @@
         </w:p>
         <w:p>
           <w:pPr>
-            <w:pStyle w:val="TOC1"/>
+            <w:pStyle w:val="16"/>
             <w:tabs>
               <w:tab w:val="right" w:leader="dot" w:pos="8886"/>
             </w:tabs>
           </w:pPr>
           <w:r>
             <w:rPr>
-              <w:rFonts w:ascii="Microsoft JhengHei" w:eastAsia="Microsoft JhengHei" w:hAnsi="Microsoft JhengHei" w:cs="Microsoft JhengHei" w:hint="eastAsia"/>
+              <w:rFonts w:hint="eastAsia" w:ascii="Microsoft JhengHei" w:hAnsi="Microsoft JhengHei" w:eastAsia="Microsoft JhengHei" w:cs="Microsoft JhengHei"/>
               <w:bCs/>
               <w:color w:val="333333"/>
               <w:spacing w:val="-8"/>
@@ -962,16 +985,16 @@
           </w:r>
           <w:r>
             <w:rPr>
-              <w:rFonts w:ascii="Microsoft JhengHei" w:eastAsia="Microsoft JhengHei" w:hAnsi="Microsoft JhengHei" w:cs="Microsoft JhengHei" w:hint="eastAsia"/>
-              <w:bCs/>
-              <w:spacing w:val="-8"/>
-              <w:szCs w:val="24"/>
-            </w:rPr>
-            <w:instrText xml:space="preserve"> HYPERLINK \l _Toc19998 </w:instrText>
-          </w:r>
-          <w:r>
-            <w:rPr>
-              <w:rFonts w:ascii="Microsoft JhengHei" w:eastAsia="Microsoft JhengHei" w:hAnsi="Microsoft JhengHei" w:cs="Microsoft JhengHei" w:hint="eastAsia"/>
+              <w:rFonts w:hint="eastAsia" w:ascii="Microsoft JhengHei" w:hAnsi="Microsoft JhengHei" w:eastAsia="Microsoft JhengHei" w:cs="Microsoft JhengHei"/>
+              <w:bCs/>
+              <w:spacing w:val="-8"/>
+              <w:szCs w:val="24"/>
+            </w:rPr>
+            <w:instrText xml:space="preserve"> HYPERLINK \l _Toc10134 </w:instrText>
+          </w:r>
+          <w:r>
+            <w:rPr>
+              <w:rFonts w:hint="eastAsia" w:ascii="Microsoft JhengHei" w:hAnsi="Microsoft JhengHei" w:eastAsia="Microsoft JhengHei" w:cs="Microsoft JhengHei"/>
               <w:bCs/>
               <w:spacing w:val="-8"/>
               <w:szCs w:val="24"/>
@@ -997,7 +1020,7 @@
             <w:fldChar w:fldCharType="begin"/>
           </w:r>
           <w:r>
-            <w:instrText xml:space="preserve"> PAGEREF _Toc19998 \h </w:instrText>
+            <w:instrText xml:space="preserve"> PAGEREF _Toc10134 \h </w:instrText>
           </w:r>
           <w:r>
             <w:fldChar w:fldCharType="separate"/>
@@ -1010,7 +1033,7 @@
           </w:r>
           <w:r>
             <w:rPr>
-              <w:rFonts w:ascii="Microsoft JhengHei" w:eastAsia="Microsoft JhengHei" w:hAnsi="Microsoft JhengHei" w:cs="Microsoft JhengHei" w:hint="eastAsia"/>
+              <w:rFonts w:hint="eastAsia" w:ascii="Microsoft JhengHei" w:hAnsi="Microsoft JhengHei" w:eastAsia="Microsoft JhengHei" w:cs="Microsoft JhengHei"/>
               <w:bCs/>
               <w:color w:val="333333"/>
               <w:spacing w:val="-8"/>
@@ -1021,14 +1044,14 @@
         </w:p>
         <w:p>
           <w:pPr>
-            <w:pStyle w:val="TOC2"/>
+            <w:pStyle w:val="17"/>
             <w:tabs>
               <w:tab w:val="right" w:leader="dot" w:pos="8886"/>
             </w:tabs>
           </w:pPr>
           <w:r>
             <w:rPr>
-              <w:rFonts w:ascii="Microsoft JhengHei" w:eastAsia="Microsoft JhengHei" w:hAnsi="Microsoft JhengHei" w:cs="Microsoft JhengHei" w:hint="eastAsia"/>
+              <w:rFonts w:hint="eastAsia" w:ascii="Microsoft JhengHei" w:hAnsi="Microsoft JhengHei" w:eastAsia="Microsoft JhengHei" w:cs="Microsoft JhengHei"/>
               <w:bCs/>
               <w:color w:val="333333"/>
               <w:spacing w:val="-8"/>
@@ -1038,16 +1061,16 @@
           </w:r>
           <w:r>
             <w:rPr>
-              <w:rFonts w:ascii="Microsoft JhengHei" w:eastAsia="Microsoft JhengHei" w:hAnsi="Microsoft JhengHei" w:cs="Microsoft JhengHei" w:hint="eastAsia"/>
-              <w:bCs/>
-              <w:spacing w:val="-8"/>
-              <w:szCs w:val="24"/>
-            </w:rPr>
-            <w:instrText xml:space="preserve"> HYPERLINK \l _Toc29115 </w:instrText>
-          </w:r>
-          <w:r>
-            <w:rPr>
-              <w:rFonts w:ascii="Microsoft JhengHei" w:eastAsia="Microsoft JhengHei" w:hAnsi="Microsoft JhengHei" w:cs="Microsoft JhengHei" w:hint="eastAsia"/>
+              <w:rFonts w:hint="eastAsia" w:ascii="Microsoft JhengHei" w:hAnsi="Microsoft JhengHei" w:eastAsia="Microsoft JhengHei" w:cs="Microsoft JhengHei"/>
+              <w:bCs/>
+              <w:spacing w:val="-8"/>
+              <w:szCs w:val="24"/>
+            </w:rPr>
+            <w:instrText xml:space="preserve"> HYPERLINK \l _Toc6050 </w:instrText>
+          </w:r>
+          <w:r>
+            <w:rPr>
+              <w:rFonts w:hint="eastAsia" w:ascii="Microsoft JhengHei" w:hAnsi="Microsoft JhengHei" w:eastAsia="Microsoft JhengHei" w:cs="Microsoft JhengHei"/>
               <w:bCs/>
               <w:spacing w:val="-8"/>
               <w:szCs w:val="24"/>
@@ -1073,7 +1096,7 @@
             <w:fldChar w:fldCharType="begin"/>
           </w:r>
           <w:r>
-            <w:instrText xml:space="preserve"> PAGEREF _Toc29115 \h </w:instrText>
+            <w:instrText xml:space="preserve"> PAGEREF _Toc6050 \h </w:instrText>
           </w:r>
           <w:r>
             <w:fldChar w:fldCharType="separate"/>
@@ -1086,7 +1109,7 @@
           </w:r>
           <w:r>
             <w:rPr>
-              <w:rFonts w:ascii="Microsoft JhengHei" w:eastAsia="Microsoft JhengHei" w:hAnsi="Microsoft JhengHei" w:cs="Microsoft JhengHei" w:hint="eastAsia"/>
+              <w:rFonts w:hint="eastAsia" w:ascii="Microsoft JhengHei" w:hAnsi="Microsoft JhengHei" w:eastAsia="Microsoft JhengHei" w:cs="Microsoft JhengHei"/>
               <w:bCs/>
               <w:color w:val="333333"/>
               <w:spacing w:val="-8"/>
@@ -1097,14 +1120,14 @@
         </w:p>
         <w:p>
           <w:pPr>
-            <w:pStyle w:val="TOC2"/>
+            <w:pStyle w:val="17"/>
             <w:tabs>
               <w:tab w:val="right" w:leader="dot" w:pos="8886"/>
             </w:tabs>
           </w:pPr>
           <w:r>
             <w:rPr>
-              <w:rFonts w:ascii="Microsoft JhengHei" w:eastAsia="Microsoft JhengHei" w:hAnsi="Microsoft JhengHei" w:cs="Microsoft JhengHei" w:hint="eastAsia"/>
+              <w:rFonts w:hint="eastAsia" w:ascii="Microsoft JhengHei" w:hAnsi="Microsoft JhengHei" w:eastAsia="Microsoft JhengHei" w:cs="Microsoft JhengHei"/>
               <w:bCs/>
               <w:color w:val="333333"/>
               <w:spacing w:val="-8"/>
@@ -1114,16 +1137,16 @@
           </w:r>
           <w:r>
             <w:rPr>
-              <w:rFonts w:ascii="Microsoft JhengHei" w:eastAsia="Microsoft JhengHei" w:hAnsi="Microsoft JhengHei" w:cs="Microsoft JhengHei" w:hint="eastAsia"/>
-              <w:bCs/>
-              <w:spacing w:val="-8"/>
-              <w:szCs w:val="24"/>
-            </w:rPr>
-            <w:instrText xml:space="preserve"> HYPERLINK \l _Toc25405 </w:instrText>
-          </w:r>
-          <w:r>
-            <w:rPr>
-              <w:rFonts w:ascii="Microsoft JhengHei" w:eastAsia="Microsoft JhengHei" w:hAnsi="Microsoft JhengHei" w:cs="Microsoft JhengHei" w:hint="eastAsia"/>
+              <w:rFonts w:hint="eastAsia" w:ascii="Microsoft JhengHei" w:hAnsi="Microsoft JhengHei" w:eastAsia="Microsoft JhengHei" w:cs="Microsoft JhengHei"/>
+              <w:bCs/>
+              <w:spacing w:val="-8"/>
+              <w:szCs w:val="24"/>
+            </w:rPr>
+            <w:instrText xml:space="preserve"> HYPERLINK \l _Toc26226 </w:instrText>
+          </w:r>
+          <w:r>
+            <w:rPr>
+              <w:rFonts w:hint="eastAsia" w:ascii="Microsoft JhengHei" w:hAnsi="Microsoft JhengHei" w:eastAsia="Microsoft JhengHei" w:cs="Microsoft JhengHei"/>
               <w:bCs/>
               <w:spacing w:val="-8"/>
               <w:szCs w:val="24"/>
@@ -1149,7 +1172,7 @@
             <w:fldChar w:fldCharType="begin"/>
           </w:r>
           <w:r>
-            <w:instrText xml:space="preserve"> PAGEREF _Toc25405 \h </w:instrText>
+            <w:instrText xml:space="preserve"> PAGEREF _Toc26226 \h </w:instrText>
           </w:r>
           <w:r>
             <w:fldChar w:fldCharType="separate"/>
@@ -1162,7 +1185,7 @@
           </w:r>
           <w:r>
             <w:rPr>
-              <w:rFonts w:ascii="Microsoft JhengHei" w:eastAsia="Microsoft JhengHei" w:hAnsi="Microsoft JhengHei" w:cs="Microsoft JhengHei" w:hint="eastAsia"/>
+              <w:rFonts w:hint="eastAsia" w:ascii="Microsoft JhengHei" w:hAnsi="Microsoft JhengHei" w:eastAsia="Microsoft JhengHei" w:cs="Microsoft JhengHei"/>
               <w:bCs/>
               <w:color w:val="333333"/>
               <w:spacing w:val="-8"/>
@@ -1173,14 +1196,14 @@
         </w:p>
         <w:p>
           <w:pPr>
-            <w:pStyle w:val="TOC1"/>
+            <w:pStyle w:val="16"/>
             <w:tabs>
               <w:tab w:val="right" w:leader="dot" w:pos="8886"/>
             </w:tabs>
           </w:pPr>
           <w:r>
             <w:rPr>
-              <w:rFonts w:ascii="Microsoft JhengHei" w:eastAsia="Microsoft JhengHei" w:hAnsi="Microsoft JhengHei" w:cs="Microsoft JhengHei" w:hint="eastAsia"/>
+              <w:rFonts w:hint="eastAsia" w:ascii="Microsoft JhengHei" w:hAnsi="Microsoft JhengHei" w:eastAsia="Microsoft JhengHei" w:cs="Microsoft JhengHei"/>
               <w:bCs/>
               <w:color w:val="333333"/>
               <w:spacing w:val="-8"/>
@@ -1190,16 +1213,16 @@
           </w:r>
           <w:r>
             <w:rPr>
-              <w:rFonts w:ascii="Microsoft JhengHei" w:eastAsia="Microsoft JhengHei" w:hAnsi="Microsoft JhengHei" w:cs="Microsoft JhengHei" w:hint="eastAsia"/>
-              <w:bCs/>
-              <w:spacing w:val="-8"/>
-              <w:szCs w:val="24"/>
-            </w:rPr>
-            <w:instrText xml:space="preserve"> HYPERLINK \l _Toc11611 </w:instrText>
-          </w:r>
-          <w:r>
-            <w:rPr>
-              <w:rFonts w:ascii="Microsoft JhengHei" w:eastAsia="Microsoft JhengHei" w:hAnsi="Microsoft JhengHei" w:cs="Microsoft JhengHei" w:hint="eastAsia"/>
+              <w:rFonts w:hint="eastAsia" w:ascii="Microsoft JhengHei" w:hAnsi="Microsoft JhengHei" w:eastAsia="Microsoft JhengHei" w:cs="Microsoft JhengHei"/>
+              <w:bCs/>
+              <w:spacing w:val="-8"/>
+              <w:szCs w:val="24"/>
+            </w:rPr>
+            <w:instrText xml:space="preserve"> HYPERLINK \l _Toc8536 </w:instrText>
+          </w:r>
+          <w:r>
+            <w:rPr>
+              <w:rFonts w:hint="eastAsia" w:ascii="Microsoft JhengHei" w:hAnsi="Microsoft JhengHei" w:eastAsia="Microsoft JhengHei" w:cs="Microsoft JhengHei"/>
               <w:bCs/>
               <w:spacing w:val="-8"/>
               <w:szCs w:val="24"/>
@@ -1225,7 +1248,7 @@
             <w:fldChar w:fldCharType="begin"/>
           </w:r>
           <w:r>
-            <w:instrText xml:space="preserve"> PAGEREF _Toc11611 \h </w:instrText>
+            <w:instrText xml:space="preserve"> PAGEREF _Toc8536 \h </w:instrText>
           </w:r>
           <w:r>
             <w:fldChar w:fldCharType="separate"/>
@@ -1238,7 +1261,7 @@
           </w:r>
           <w:r>
             <w:rPr>
-              <w:rFonts w:ascii="Microsoft JhengHei" w:eastAsia="Microsoft JhengHei" w:hAnsi="Microsoft JhengHei" w:cs="Microsoft JhengHei" w:hint="eastAsia"/>
+              <w:rFonts w:hint="eastAsia" w:ascii="Microsoft JhengHei" w:hAnsi="Microsoft JhengHei" w:eastAsia="Microsoft JhengHei" w:cs="Microsoft JhengHei"/>
               <w:bCs/>
               <w:color w:val="333333"/>
               <w:spacing w:val="-8"/>
@@ -1249,14 +1272,14 @@
         </w:p>
         <w:p>
           <w:pPr>
-            <w:pStyle w:val="TOC1"/>
+            <w:pStyle w:val="16"/>
             <w:tabs>
               <w:tab w:val="right" w:leader="dot" w:pos="8886"/>
             </w:tabs>
           </w:pPr>
           <w:r>
             <w:rPr>
-              <w:rFonts w:ascii="Microsoft JhengHei" w:eastAsia="Microsoft JhengHei" w:hAnsi="Microsoft JhengHei" w:cs="Microsoft JhengHei" w:hint="eastAsia"/>
+              <w:rFonts w:hint="eastAsia" w:ascii="Microsoft JhengHei" w:hAnsi="Microsoft JhengHei" w:eastAsia="Microsoft JhengHei" w:cs="Microsoft JhengHei"/>
               <w:bCs/>
               <w:color w:val="333333"/>
               <w:spacing w:val="-8"/>
@@ -1266,16 +1289,16 @@
           </w:r>
           <w:r>
             <w:rPr>
-              <w:rFonts w:ascii="Microsoft JhengHei" w:eastAsia="Microsoft JhengHei" w:hAnsi="Microsoft JhengHei" w:cs="Microsoft JhengHei" w:hint="eastAsia"/>
-              <w:bCs/>
-              <w:spacing w:val="-8"/>
-              <w:szCs w:val="24"/>
-            </w:rPr>
-            <w:instrText xml:space="preserve"> HYPERLINK \l _Toc6146 </w:instrText>
-          </w:r>
-          <w:r>
-            <w:rPr>
-              <w:rFonts w:ascii="Microsoft JhengHei" w:eastAsia="Microsoft JhengHei" w:hAnsi="Microsoft JhengHei" w:cs="Microsoft JhengHei" w:hint="eastAsia"/>
+              <w:rFonts w:hint="eastAsia" w:ascii="Microsoft JhengHei" w:hAnsi="Microsoft JhengHei" w:eastAsia="Microsoft JhengHei" w:cs="Microsoft JhengHei"/>
+              <w:bCs/>
+              <w:spacing w:val="-8"/>
+              <w:szCs w:val="24"/>
+            </w:rPr>
+            <w:instrText xml:space="preserve"> HYPERLINK \l _Toc11797 </w:instrText>
+          </w:r>
+          <w:r>
+            <w:rPr>
+              <w:rFonts w:hint="eastAsia" w:ascii="Microsoft JhengHei" w:hAnsi="Microsoft JhengHei" w:eastAsia="Microsoft JhengHei" w:cs="Microsoft JhengHei"/>
               <w:bCs/>
               <w:spacing w:val="-8"/>
               <w:szCs w:val="24"/>
@@ -1301,7 +1324,7 @@
             <w:fldChar w:fldCharType="begin"/>
           </w:r>
           <w:r>
-            <w:instrText xml:space="preserve"> PAGEREF _Toc6146 \h </w:instrText>
+            <w:instrText xml:space="preserve"> PAGEREF _Toc11797 \h </w:instrText>
           </w:r>
           <w:r>
             <w:fldChar w:fldCharType="separate"/>
@@ -1314,7 +1337,7 @@
           </w:r>
           <w:r>
             <w:rPr>
-              <w:rFonts w:ascii="Microsoft JhengHei" w:eastAsia="Microsoft JhengHei" w:hAnsi="Microsoft JhengHei" w:cs="Microsoft JhengHei" w:hint="eastAsia"/>
+              <w:rFonts w:hint="eastAsia" w:ascii="Microsoft JhengHei" w:hAnsi="Microsoft JhengHei" w:eastAsia="Microsoft JhengHei" w:cs="Microsoft JhengHei"/>
               <w:bCs/>
               <w:color w:val="333333"/>
               <w:spacing w:val="-8"/>
@@ -1325,14 +1348,14 @@
         </w:p>
         <w:p>
           <w:pPr>
-            <w:pStyle w:val="TOC1"/>
+            <w:pStyle w:val="16"/>
             <w:tabs>
               <w:tab w:val="right" w:leader="dot" w:pos="8886"/>
             </w:tabs>
           </w:pPr>
           <w:r>
             <w:rPr>
-              <w:rFonts w:ascii="Microsoft JhengHei" w:eastAsia="Microsoft JhengHei" w:hAnsi="Microsoft JhengHei" w:cs="Microsoft JhengHei" w:hint="eastAsia"/>
+              <w:rFonts w:hint="eastAsia" w:ascii="Microsoft JhengHei" w:hAnsi="Microsoft JhengHei" w:eastAsia="Microsoft JhengHei" w:cs="Microsoft JhengHei"/>
               <w:bCs/>
               <w:color w:val="333333"/>
               <w:spacing w:val="-8"/>
@@ -1342,16 +1365,16 @@
           </w:r>
           <w:r>
             <w:rPr>
-              <w:rFonts w:ascii="Microsoft JhengHei" w:eastAsia="Microsoft JhengHei" w:hAnsi="Microsoft JhengHei" w:cs="Microsoft JhengHei" w:hint="eastAsia"/>
-              <w:bCs/>
-              <w:spacing w:val="-8"/>
-              <w:szCs w:val="24"/>
-            </w:rPr>
-            <w:instrText xml:space="preserve"> HYPERLINK \l _Toc20021 </w:instrText>
-          </w:r>
-          <w:r>
-            <w:rPr>
-              <w:rFonts w:ascii="Microsoft JhengHei" w:eastAsia="Microsoft JhengHei" w:hAnsi="Microsoft JhengHei" w:cs="Microsoft JhengHei" w:hint="eastAsia"/>
+              <w:rFonts w:hint="eastAsia" w:ascii="Microsoft JhengHei" w:hAnsi="Microsoft JhengHei" w:eastAsia="Microsoft JhengHei" w:cs="Microsoft JhengHei"/>
+              <w:bCs/>
+              <w:spacing w:val="-8"/>
+              <w:szCs w:val="24"/>
+            </w:rPr>
+            <w:instrText xml:space="preserve"> HYPERLINK \l _Toc30019 </w:instrText>
+          </w:r>
+          <w:r>
+            <w:rPr>
+              <w:rFonts w:hint="eastAsia" w:ascii="Microsoft JhengHei" w:hAnsi="Microsoft JhengHei" w:eastAsia="Microsoft JhengHei" w:cs="Microsoft JhengHei"/>
               <w:bCs/>
               <w:spacing w:val="-8"/>
               <w:szCs w:val="24"/>
@@ -1377,7 +1400,7 @@
             <w:fldChar w:fldCharType="begin"/>
           </w:r>
           <w:r>
-            <w:instrText xml:space="preserve"> PAGEREF _Toc20021 \h </w:instrText>
+            <w:instrText xml:space="preserve"> PAGEREF _Toc30019 \h </w:instrText>
           </w:r>
           <w:r>
             <w:fldChar w:fldCharType="separate"/>
@@ -1390,7 +1413,7 @@
           </w:r>
           <w:r>
             <w:rPr>
-              <w:rFonts w:ascii="Microsoft JhengHei" w:eastAsia="Microsoft JhengHei" w:hAnsi="Microsoft JhengHei" w:cs="Microsoft JhengHei" w:hint="eastAsia"/>
+              <w:rFonts w:hint="eastAsia" w:ascii="Microsoft JhengHei" w:hAnsi="Microsoft JhengHei" w:eastAsia="Microsoft JhengHei" w:cs="Microsoft JhengHei"/>
               <w:bCs/>
               <w:color w:val="333333"/>
               <w:spacing w:val="-8"/>
@@ -1401,14 +1424,14 @@
         </w:p>
         <w:p>
           <w:pPr>
-            <w:pStyle w:val="TOC1"/>
+            <w:pStyle w:val="16"/>
             <w:tabs>
               <w:tab w:val="right" w:leader="dot" w:pos="8886"/>
             </w:tabs>
           </w:pPr>
           <w:r>
             <w:rPr>
-              <w:rFonts w:ascii="Microsoft JhengHei" w:eastAsia="Microsoft JhengHei" w:hAnsi="Microsoft JhengHei" w:cs="Microsoft JhengHei" w:hint="eastAsia"/>
+              <w:rFonts w:hint="eastAsia" w:ascii="Microsoft JhengHei" w:hAnsi="Microsoft JhengHei" w:eastAsia="Microsoft JhengHei" w:cs="Microsoft JhengHei"/>
               <w:bCs/>
               <w:color w:val="333333"/>
               <w:spacing w:val="-8"/>
@@ -1418,16 +1441,16 @@
           </w:r>
           <w:r>
             <w:rPr>
-              <w:rFonts w:ascii="Microsoft JhengHei" w:eastAsia="Microsoft JhengHei" w:hAnsi="Microsoft JhengHei" w:cs="Microsoft JhengHei" w:hint="eastAsia"/>
-              <w:bCs/>
-              <w:spacing w:val="-8"/>
-              <w:szCs w:val="24"/>
-            </w:rPr>
-            <w:instrText xml:space="preserve"> HYPERLINK \l _Toc5525 </w:instrText>
-          </w:r>
-          <w:r>
-            <w:rPr>
-              <w:rFonts w:ascii="Microsoft JhengHei" w:eastAsia="Microsoft JhengHei" w:hAnsi="Microsoft JhengHei" w:cs="Microsoft JhengHei" w:hint="eastAsia"/>
+              <w:rFonts w:hint="eastAsia" w:ascii="Microsoft JhengHei" w:hAnsi="Microsoft JhengHei" w:eastAsia="Microsoft JhengHei" w:cs="Microsoft JhengHei"/>
+              <w:bCs/>
+              <w:spacing w:val="-8"/>
+              <w:szCs w:val="24"/>
+            </w:rPr>
+            <w:instrText xml:space="preserve"> HYPERLINK \l _Toc9845 </w:instrText>
+          </w:r>
+          <w:r>
+            <w:rPr>
+              <w:rFonts w:hint="eastAsia" w:ascii="Microsoft JhengHei" w:hAnsi="Microsoft JhengHei" w:eastAsia="Microsoft JhengHei" w:cs="Microsoft JhengHei"/>
               <w:bCs/>
               <w:spacing w:val="-8"/>
               <w:szCs w:val="24"/>
@@ -1453,7 +1476,7 @@
             <w:fldChar w:fldCharType="begin"/>
           </w:r>
           <w:r>
-            <w:instrText xml:space="preserve"> PAGEREF _Toc5525 \h </w:instrText>
+            <w:instrText xml:space="preserve"> PAGEREF _Toc9845 \h </w:instrText>
           </w:r>
           <w:r>
             <w:fldChar w:fldCharType="separate"/>
@@ -1466,7 +1489,7 @@
           </w:r>
           <w:r>
             <w:rPr>
-              <w:rFonts w:ascii="Microsoft JhengHei" w:eastAsia="Microsoft JhengHei" w:hAnsi="Microsoft JhengHei" w:cs="Microsoft JhengHei" w:hint="eastAsia"/>
+              <w:rFonts w:hint="eastAsia" w:ascii="Microsoft JhengHei" w:hAnsi="Microsoft JhengHei" w:eastAsia="Microsoft JhengHei" w:cs="Microsoft JhengHei"/>
               <w:bCs/>
               <w:color w:val="333333"/>
               <w:spacing w:val="-8"/>
@@ -1477,14 +1500,14 @@
         </w:p>
         <w:p>
           <w:pPr>
-            <w:pStyle w:val="TOC2"/>
+            <w:pStyle w:val="17"/>
             <w:tabs>
               <w:tab w:val="right" w:leader="dot" w:pos="8886"/>
             </w:tabs>
           </w:pPr>
           <w:r>
             <w:rPr>
-              <w:rFonts w:ascii="Microsoft JhengHei" w:eastAsia="Microsoft JhengHei" w:hAnsi="Microsoft JhengHei" w:cs="Microsoft JhengHei" w:hint="eastAsia"/>
+              <w:rFonts w:hint="eastAsia" w:ascii="Microsoft JhengHei" w:hAnsi="Microsoft JhengHei" w:eastAsia="Microsoft JhengHei" w:cs="Microsoft JhengHei"/>
               <w:bCs/>
               <w:color w:val="333333"/>
               <w:spacing w:val="-8"/>
@@ -1494,16 +1517,16 @@
           </w:r>
           <w:r>
             <w:rPr>
-              <w:rFonts w:ascii="Microsoft JhengHei" w:eastAsia="Microsoft JhengHei" w:hAnsi="Microsoft JhengHei" w:cs="Microsoft JhengHei" w:hint="eastAsia"/>
-              <w:bCs/>
-              <w:spacing w:val="-8"/>
-              <w:szCs w:val="24"/>
-            </w:rPr>
-            <w:instrText xml:space="preserve"> HYPERLINK \l _Toc23616 </w:instrText>
-          </w:r>
-          <w:r>
-            <w:rPr>
-              <w:rFonts w:ascii="Microsoft JhengHei" w:eastAsia="Microsoft JhengHei" w:hAnsi="Microsoft JhengHei" w:cs="Microsoft JhengHei" w:hint="eastAsia"/>
+              <w:rFonts w:hint="eastAsia" w:ascii="Microsoft JhengHei" w:hAnsi="Microsoft JhengHei" w:eastAsia="Microsoft JhengHei" w:cs="Microsoft JhengHei"/>
+              <w:bCs/>
+              <w:spacing w:val="-8"/>
+              <w:szCs w:val="24"/>
+            </w:rPr>
+            <w:instrText xml:space="preserve"> HYPERLINK \l _Toc20957 </w:instrText>
+          </w:r>
+          <w:r>
+            <w:rPr>
+              <w:rFonts w:hint="eastAsia" w:ascii="Microsoft JhengHei" w:hAnsi="Microsoft JhengHei" w:eastAsia="Microsoft JhengHei" w:cs="Microsoft JhengHei"/>
               <w:bCs/>
               <w:spacing w:val="-8"/>
               <w:szCs w:val="24"/>
@@ -1529,7 +1552,7 @@
             <w:fldChar w:fldCharType="begin"/>
           </w:r>
           <w:r>
-            <w:instrText xml:space="preserve"> PAGEREF _Toc23616 \h </w:instrText>
+            <w:instrText xml:space="preserve"> PAGEREF _Toc20957 \h </w:instrText>
           </w:r>
           <w:r>
             <w:fldChar w:fldCharType="separate"/>
@@ -1542,7 +1565,7 @@
           </w:r>
           <w:r>
             <w:rPr>
-              <w:rFonts w:ascii="Microsoft JhengHei" w:eastAsia="Microsoft JhengHei" w:hAnsi="Microsoft JhengHei" w:cs="Microsoft JhengHei" w:hint="eastAsia"/>
+              <w:rFonts w:hint="eastAsia" w:ascii="Microsoft JhengHei" w:hAnsi="Microsoft JhengHei" w:eastAsia="Microsoft JhengHei" w:cs="Microsoft JhengHei"/>
               <w:bCs/>
               <w:color w:val="333333"/>
               <w:spacing w:val="-8"/>
@@ -1553,14 +1576,14 @@
         </w:p>
         <w:p>
           <w:pPr>
-            <w:pStyle w:val="TOC2"/>
+            <w:pStyle w:val="17"/>
             <w:tabs>
               <w:tab w:val="right" w:leader="dot" w:pos="8886"/>
             </w:tabs>
           </w:pPr>
           <w:r>
             <w:rPr>
-              <w:rFonts w:ascii="Microsoft JhengHei" w:eastAsia="Microsoft JhengHei" w:hAnsi="Microsoft JhengHei" w:cs="Microsoft JhengHei" w:hint="eastAsia"/>
+              <w:rFonts w:hint="eastAsia" w:ascii="Microsoft JhengHei" w:hAnsi="Microsoft JhengHei" w:eastAsia="Microsoft JhengHei" w:cs="Microsoft JhengHei"/>
               <w:bCs/>
               <w:color w:val="333333"/>
               <w:spacing w:val="-8"/>
@@ -1570,16 +1593,16 @@
           </w:r>
           <w:r>
             <w:rPr>
-              <w:rFonts w:ascii="Microsoft JhengHei" w:eastAsia="Microsoft JhengHei" w:hAnsi="Microsoft JhengHei" w:cs="Microsoft JhengHei" w:hint="eastAsia"/>
-              <w:bCs/>
-              <w:spacing w:val="-8"/>
-              <w:szCs w:val="24"/>
-            </w:rPr>
-            <w:instrText xml:space="preserve"> HYPERLINK \l _Toc25036 </w:instrText>
-          </w:r>
-          <w:r>
-            <w:rPr>
-              <w:rFonts w:ascii="Microsoft JhengHei" w:eastAsia="Microsoft JhengHei" w:hAnsi="Microsoft JhengHei" w:cs="Microsoft JhengHei" w:hint="eastAsia"/>
+              <w:rFonts w:hint="eastAsia" w:ascii="Microsoft JhengHei" w:hAnsi="Microsoft JhengHei" w:eastAsia="Microsoft JhengHei" w:cs="Microsoft JhengHei"/>
+              <w:bCs/>
+              <w:spacing w:val="-8"/>
+              <w:szCs w:val="24"/>
+            </w:rPr>
+            <w:instrText xml:space="preserve"> HYPERLINK \l _Toc22811 </w:instrText>
+          </w:r>
+          <w:r>
+            <w:rPr>
+              <w:rFonts w:hint="eastAsia" w:ascii="Microsoft JhengHei" w:hAnsi="Microsoft JhengHei" w:eastAsia="Microsoft JhengHei" w:cs="Microsoft JhengHei"/>
               <w:bCs/>
               <w:spacing w:val="-8"/>
               <w:szCs w:val="24"/>
@@ -1605,7 +1628,7 @@
             <w:fldChar w:fldCharType="begin"/>
           </w:r>
           <w:r>
-            <w:instrText xml:space="preserve"> PAGEREF _Toc25036 \h </w:instrText>
+            <w:instrText xml:space="preserve"> PAGEREF _Toc22811 \h </w:instrText>
           </w:r>
           <w:r>
             <w:fldChar w:fldCharType="separate"/>
@@ -1618,7 +1641,7 @@
           </w:r>
           <w:r>
             <w:rPr>
-              <w:rFonts w:ascii="Microsoft JhengHei" w:eastAsia="Microsoft JhengHei" w:hAnsi="Microsoft JhengHei" w:cs="Microsoft JhengHei" w:hint="eastAsia"/>
+              <w:rFonts w:hint="eastAsia" w:ascii="Microsoft JhengHei" w:hAnsi="Microsoft JhengHei" w:eastAsia="Microsoft JhengHei" w:cs="Microsoft JhengHei"/>
               <w:bCs/>
               <w:color w:val="333333"/>
               <w:spacing w:val="-8"/>
@@ -1629,14 +1652,14 @@
         </w:p>
         <w:p>
           <w:pPr>
-            <w:pStyle w:val="TOC2"/>
+            <w:pStyle w:val="17"/>
             <w:tabs>
               <w:tab w:val="right" w:leader="dot" w:pos="8886"/>
             </w:tabs>
           </w:pPr>
           <w:r>
             <w:rPr>
-              <w:rFonts w:ascii="Microsoft JhengHei" w:eastAsia="Microsoft JhengHei" w:hAnsi="Microsoft JhengHei" w:cs="Microsoft JhengHei" w:hint="eastAsia"/>
+              <w:rFonts w:hint="eastAsia" w:ascii="Microsoft JhengHei" w:hAnsi="Microsoft JhengHei" w:eastAsia="Microsoft JhengHei" w:cs="Microsoft JhengHei"/>
               <w:bCs/>
               <w:color w:val="333333"/>
               <w:spacing w:val="-8"/>
@@ -1646,16 +1669,16 @@
           </w:r>
           <w:r>
             <w:rPr>
-              <w:rFonts w:ascii="Microsoft JhengHei" w:eastAsia="Microsoft JhengHei" w:hAnsi="Microsoft JhengHei" w:cs="Microsoft JhengHei" w:hint="eastAsia"/>
-              <w:bCs/>
-              <w:spacing w:val="-8"/>
-              <w:szCs w:val="24"/>
-            </w:rPr>
-            <w:instrText xml:space="preserve"> HYPERLINK \l _Toc29870 </w:instrText>
-          </w:r>
-          <w:r>
-            <w:rPr>
-              <w:rFonts w:ascii="Microsoft JhengHei" w:eastAsia="Microsoft JhengHei" w:hAnsi="Microsoft JhengHei" w:cs="Microsoft JhengHei" w:hint="eastAsia"/>
+              <w:rFonts w:hint="eastAsia" w:ascii="Microsoft JhengHei" w:hAnsi="Microsoft JhengHei" w:eastAsia="Microsoft JhengHei" w:cs="Microsoft JhengHei"/>
+              <w:bCs/>
+              <w:spacing w:val="-8"/>
+              <w:szCs w:val="24"/>
+            </w:rPr>
+            <w:instrText xml:space="preserve"> HYPERLINK \l _Toc5046 </w:instrText>
+          </w:r>
+          <w:r>
+            <w:rPr>
+              <w:rFonts w:hint="eastAsia" w:ascii="Microsoft JhengHei" w:hAnsi="Microsoft JhengHei" w:eastAsia="Microsoft JhengHei" w:cs="Microsoft JhengHei"/>
               <w:bCs/>
               <w:spacing w:val="-8"/>
               <w:szCs w:val="24"/>
@@ -1681,7 +1704,7 @@
             <w:fldChar w:fldCharType="begin"/>
           </w:r>
           <w:r>
-            <w:instrText xml:space="preserve"> PAGEREF _Toc29870 \h </w:instrText>
+            <w:instrText xml:space="preserve"> PAGEREF _Toc5046 \h </w:instrText>
           </w:r>
           <w:r>
             <w:fldChar w:fldCharType="separate"/>
@@ -1694,7 +1717,7 @@
           </w:r>
           <w:r>
             <w:rPr>
-              <w:rFonts w:ascii="Microsoft JhengHei" w:eastAsia="Microsoft JhengHei" w:hAnsi="Microsoft JhengHei" w:cs="Microsoft JhengHei" w:hint="eastAsia"/>
+              <w:rFonts w:hint="eastAsia" w:ascii="Microsoft JhengHei" w:hAnsi="Microsoft JhengHei" w:eastAsia="Microsoft JhengHei" w:cs="Microsoft JhengHei"/>
               <w:bCs/>
               <w:color w:val="333333"/>
               <w:spacing w:val="-8"/>
@@ -1705,14 +1728,14 @@
         </w:p>
         <w:p>
           <w:pPr>
-            <w:pStyle w:val="TOC2"/>
+            <w:pStyle w:val="17"/>
             <w:tabs>
               <w:tab w:val="right" w:leader="dot" w:pos="8886"/>
             </w:tabs>
           </w:pPr>
           <w:r>
             <w:rPr>
-              <w:rFonts w:ascii="Microsoft JhengHei" w:eastAsia="Microsoft JhengHei" w:hAnsi="Microsoft JhengHei" w:cs="Microsoft JhengHei" w:hint="eastAsia"/>
+              <w:rFonts w:hint="eastAsia" w:ascii="Microsoft JhengHei" w:hAnsi="Microsoft JhengHei" w:eastAsia="Microsoft JhengHei" w:cs="Microsoft JhengHei"/>
               <w:bCs/>
               <w:color w:val="333333"/>
               <w:spacing w:val="-8"/>
@@ -1722,16 +1745,16 @@
           </w:r>
           <w:r>
             <w:rPr>
-              <w:rFonts w:ascii="Microsoft JhengHei" w:eastAsia="Microsoft JhengHei" w:hAnsi="Microsoft JhengHei" w:cs="Microsoft JhengHei" w:hint="eastAsia"/>
-              <w:bCs/>
-              <w:spacing w:val="-8"/>
-              <w:szCs w:val="24"/>
-            </w:rPr>
-            <w:instrText xml:space="preserve"> HYPERLINK \l _Toc231 </w:instrText>
-          </w:r>
-          <w:r>
-            <w:rPr>
-              <w:rFonts w:ascii="Microsoft JhengHei" w:eastAsia="Microsoft JhengHei" w:hAnsi="Microsoft JhengHei" w:cs="Microsoft JhengHei" w:hint="eastAsia"/>
+              <w:rFonts w:hint="eastAsia" w:ascii="Microsoft JhengHei" w:hAnsi="Microsoft JhengHei" w:eastAsia="Microsoft JhengHei" w:cs="Microsoft JhengHei"/>
+              <w:bCs/>
+              <w:spacing w:val="-8"/>
+              <w:szCs w:val="24"/>
+            </w:rPr>
+            <w:instrText xml:space="preserve"> HYPERLINK \l _Toc27860 </w:instrText>
+          </w:r>
+          <w:r>
+            <w:rPr>
+              <w:rFonts w:hint="eastAsia" w:ascii="Microsoft JhengHei" w:hAnsi="Microsoft JhengHei" w:eastAsia="Microsoft JhengHei" w:cs="Microsoft JhengHei"/>
               <w:bCs/>
               <w:spacing w:val="-8"/>
               <w:szCs w:val="24"/>
@@ -1757,7 +1780,7 @@
             <w:fldChar w:fldCharType="begin"/>
           </w:r>
           <w:r>
-            <w:instrText xml:space="preserve"> PAGEREF _Toc231 \h </w:instrText>
+            <w:instrText xml:space="preserve"> PAGEREF _Toc27860 \h </w:instrText>
           </w:r>
           <w:r>
             <w:fldChar w:fldCharType="separate"/>
@@ -1770,7 +1793,7 @@
           </w:r>
           <w:r>
             <w:rPr>
-              <w:rFonts w:ascii="Microsoft JhengHei" w:eastAsia="Microsoft JhengHei" w:hAnsi="Microsoft JhengHei" w:cs="Microsoft JhengHei" w:hint="eastAsia"/>
+              <w:rFonts w:hint="eastAsia" w:ascii="Microsoft JhengHei" w:hAnsi="Microsoft JhengHei" w:eastAsia="Microsoft JhengHei" w:cs="Microsoft JhengHei"/>
               <w:bCs/>
               <w:color w:val="333333"/>
               <w:spacing w:val="-8"/>
@@ -1781,14 +1804,14 @@
         </w:p>
         <w:p>
           <w:pPr>
-            <w:pStyle w:val="TOC2"/>
+            <w:pStyle w:val="17"/>
             <w:tabs>
               <w:tab w:val="right" w:leader="dot" w:pos="8886"/>
             </w:tabs>
           </w:pPr>
           <w:r>
             <w:rPr>
-              <w:rFonts w:ascii="Microsoft JhengHei" w:eastAsia="Microsoft JhengHei" w:hAnsi="Microsoft JhengHei" w:cs="Microsoft JhengHei" w:hint="eastAsia"/>
+              <w:rFonts w:hint="eastAsia" w:ascii="Microsoft JhengHei" w:hAnsi="Microsoft JhengHei" w:eastAsia="Microsoft JhengHei" w:cs="Microsoft JhengHei"/>
               <w:bCs/>
               <w:color w:val="333333"/>
               <w:spacing w:val="-8"/>
@@ -1798,16 +1821,16 @@
           </w:r>
           <w:r>
             <w:rPr>
-              <w:rFonts w:ascii="Microsoft JhengHei" w:eastAsia="Microsoft JhengHei" w:hAnsi="Microsoft JhengHei" w:cs="Microsoft JhengHei" w:hint="eastAsia"/>
-              <w:bCs/>
-              <w:spacing w:val="-8"/>
-              <w:szCs w:val="24"/>
-            </w:rPr>
-            <w:instrText xml:space="preserve"> HYPERLINK \l _Toc16202 </w:instrText>
-          </w:r>
-          <w:r>
-            <w:rPr>
-              <w:rFonts w:ascii="Microsoft JhengHei" w:eastAsia="Microsoft JhengHei" w:hAnsi="Microsoft JhengHei" w:cs="Microsoft JhengHei" w:hint="eastAsia"/>
+              <w:rFonts w:hint="eastAsia" w:ascii="Microsoft JhengHei" w:hAnsi="Microsoft JhengHei" w:eastAsia="Microsoft JhengHei" w:cs="Microsoft JhengHei"/>
+              <w:bCs/>
+              <w:spacing w:val="-8"/>
+              <w:szCs w:val="24"/>
+            </w:rPr>
+            <w:instrText xml:space="preserve"> HYPERLINK \l _Toc6366 </w:instrText>
+          </w:r>
+          <w:r>
+            <w:rPr>
+              <w:rFonts w:hint="eastAsia" w:ascii="Microsoft JhengHei" w:hAnsi="Microsoft JhengHei" w:eastAsia="Microsoft JhengHei" w:cs="Microsoft JhengHei"/>
               <w:bCs/>
               <w:spacing w:val="-8"/>
               <w:szCs w:val="24"/>
@@ -1833,7 +1856,7 @@
             <w:fldChar w:fldCharType="begin"/>
           </w:r>
           <w:r>
-            <w:instrText xml:space="preserve"> PAGEREF _Toc16202 \h </w:instrText>
+            <w:instrText xml:space="preserve"> PAGEREF _Toc6366 \h </w:instrText>
           </w:r>
           <w:r>
             <w:fldChar w:fldCharType="separate"/>
@@ -1846,7 +1869,7 @@
           </w:r>
           <w:r>
             <w:rPr>
-              <w:rFonts w:ascii="Microsoft JhengHei" w:eastAsia="Microsoft JhengHei" w:hAnsi="Microsoft JhengHei" w:cs="Microsoft JhengHei" w:hint="eastAsia"/>
+              <w:rFonts w:hint="eastAsia" w:ascii="Microsoft JhengHei" w:hAnsi="Microsoft JhengHei" w:eastAsia="Microsoft JhengHei" w:cs="Microsoft JhengHei"/>
               <w:bCs/>
               <w:color w:val="333333"/>
               <w:spacing w:val="-8"/>
@@ -1857,14 +1880,14 @@
         </w:p>
         <w:p>
           <w:pPr>
-            <w:pStyle w:val="TOC2"/>
+            <w:pStyle w:val="17"/>
             <w:tabs>
               <w:tab w:val="right" w:leader="dot" w:pos="8886"/>
             </w:tabs>
           </w:pPr>
           <w:r>
             <w:rPr>
-              <w:rFonts w:ascii="Microsoft JhengHei" w:eastAsia="Microsoft JhengHei" w:hAnsi="Microsoft JhengHei" w:cs="Microsoft JhengHei" w:hint="eastAsia"/>
+              <w:rFonts w:hint="eastAsia" w:ascii="Microsoft JhengHei" w:hAnsi="Microsoft JhengHei" w:eastAsia="Microsoft JhengHei" w:cs="Microsoft JhengHei"/>
               <w:bCs/>
               <w:color w:val="333333"/>
               <w:spacing w:val="-8"/>
@@ -1874,16 +1897,16 @@
           </w:r>
           <w:r>
             <w:rPr>
-              <w:rFonts w:ascii="Microsoft JhengHei" w:eastAsia="Microsoft JhengHei" w:hAnsi="Microsoft JhengHei" w:cs="Microsoft JhengHei" w:hint="eastAsia"/>
-              <w:bCs/>
-              <w:spacing w:val="-8"/>
-              <w:szCs w:val="24"/>
-            </w:rPr>
-            <w:instrText xml:space="preserve"> HYPERLINK \l _Toc1512 </w:instrText>
-          </w:r>
-          <w:r>
-            <w:rPr>
-              <w:rFonts w:ascii="Microsoft JhengHei" w:eastAsia="Microsoft JhengHei" w:hAnsi="Microsoft JhengHei" w:cs="Microsoft JhengHei" w:hint="eastAsia"/>
+              <w:rFonts w:hint="eastAsia" w:ascii="Microsoft JhengHei" w:hAnsi="Microsoft JhengHei" w:eastAsia="Microsoft JhengHei" w:cs="Microsoft JhengHei"/>
+              <w:bCs/>
+              <w:spacing w:val="-8"/>
+              <w:szCs w:val="24"/>
+            </w:rPr>
+            <w:instrText xml:space="preserve"> HYPERLINK \l _Toc14341 </w:instrText>
+          </w:r>
+          <w:r>
+            <w:rPr>
+              <w:rFonts w:hint="eastAsia" w:ascii="Microsoft JhengHei" w:hAnsi="Microsoft JhengHei" w:eastAsia="Microsoft JhengHei" w:cs="Microsoft JhengHei"/>
               <w:bCs/>
               <w:spacing w:val="-8"/>
               <w:szCs w:val="24"/>
@@ -1909,7 +1932,7 @@
             <w:fldChar w:fldCharType="begin"/>
           </w:r>
           <w:r>
-            <w:instrText xml:space="preserve"> PAGEREF _Toc1512 \h </w:instrText>
+            <w:instrText xml:space="preserve"> PAGEREF _Toc14341 \h </w:instrText>
           </w:r>
           <w:r>
             <w:fldChar w:fldCharType="separate"/>
@@ -1922,7 +1945,7 @@
           </w:r>
           <w:r>
             <w:rPr>
-              <w:rFonts w:ascii="Microsoft JhengHei" w:eastAsia="Microsoft JhengHei" w:hAnsi="Microsoft JhengHei" w:cs="Microsoft JhengHei" w:hint="eastAsia"/>
+              <w:rFonts w:hint="eastAsia" w:ascii="Microsoft JhengHei" w:hAnsi="Microsoft JhengHei" w:eastAsia="Microsoft JhengHei" w:cs="Microsoft JhengHei"/>
               <w:bCs/>
               <w:color w:val="333333"/>
               <w:spacing w:val="-8"/>
@@ -1933,14 +1956,14 @@
         </w:p>
         <w:p>
           <w:pPr>
-            <w:pStyle w:val="TOC2"/>
+            <w:pStyle w:val="17"/>
             <w:tabs>
               <w:tab w:val="right" w:leader="dot" w:pos="8886"/>
             </w:tabs>
           </w:pPr>
           <w:r>
             <w:rPr>
-              <w:rFonts w:ascii="Microsoft JhengHei" w:eastAsia="Microsoft JhengHei" w:hAnsi="Microsoft JhengHei" w:cs="Microsoft JhengHei" w:hint="eastAsia"/>
+              <w:rFonts w:hint="eastAsia" w:ascii="Microsoft JhengHei" w:hAnsi="Microsoft JhengHei" w:eastAsia="Microsoft JhengHei" w:cs="Microsoft JhengHei"/>
               <w:bCs/>
               <w:color w:val="333333"/>
               <w:spacing w:val="-8"/>
@@ -1950,16 +1973,16 @@
           </w:r>
           <w:r>
             <w:rPr>
-              <w:rFonts w:ascii="Microsoft JhengHei" w:eastAsia="Microsoft JhengHei" w:hAnsi="Microsoft JhengHei" w:cs="Microsoft JhengHei" w:hint="eastAsia"/>
-              <w:bCs/>
-              <w:spacing w:val="-8"/>
-              <w:szCs w:val="24"/>
-            </w:rPr>
-            <w:instrText xml:space="preserve"> HYPERLINK \l _Toc27628 </w:instrText>
-          </w:r>
-          <w:r>
-            <w:rPr>
-              <w:rFonts w:ascii="Microsoft JhengHei" w:eastAsia="Microsoft JhengHei" w:hAnsi="Microsoft JhengHei" w:cs="Microsoft JhengHei" w:hint="eastAsia"/>
+              <w:rFonts w:hint="eastAsia" w:ascii="Microsoft JhengHei" w:hAnsi="Microsoft JhengHei" w:eastAsia="Microsoft JhengHei" w:cs="Microsoft JhengHei"/>
+              <w:bCs/>
+              <w:spacing w:val="-8"/>
+              <w:szCs w:val="24"/>
+            </w:rPr>
+            <w:instrText xml:space="preserve"> HYPERLINK \l _Toc21615 </w:instrText>
+          </w:r>
+          <w:r>
+            <w:rPr>
+              <w:rFonts w:hint="eastAsia" w:ascii="Microsoft JhengHei" w:hAnsi="Microsoft JhengHei" w:eastAsia="Microsoft JhengHei" w:cs="Microsoft JhengHei"/>
               <w:bCs/>
               <w:spacing w:val="-8"/>
               <w:szCs w:val="24"/>
@@ -1985,7 +2008,7 @@
             <w:fldChar w:fldCharType="begin"/>
           </w:r>
           <w:r>
-            <w:instrText xml:space="preserve"> PAGEREF _Toc27628 \h </w:instrText>
+            <w:instrText xml:space="preserve"> PAGEREF _Toc21615 \h </w:instrText>
           </w:r>
           <w:r>
             <w:fldChar w:fldCharType="separate"/>
@@ -1998,7 +2021,7 @@
           </w:r>
           <w:r>
             <w:rPr>
-              <w:rFonts w:ascii="Microsoft JhengHei" w:eastAsia="Microsoft JhengHei" w:hAnsi="Microsoft JhengHei" w:cs="Microsoft JhengHei" w:hint="eastAsia"/>
+              <w:rFonts w:hint="eastAsia" w:ascii="Microsoft JhengHei" w:hAnsi="Microsoft JhengHei" w:eastAsia="Microsoft JhengHei" w:cs="Microsoft JhengHei"/>
               <w:bCs/>
               <w:color w:val="333333"/>
               <w:spacing w:val="-8"/>
@@ -2009,14 +2032,14 @@
         </w:p>
         <w:p>
           <w:pPr>
-            <w:pStyle w:val="TOC2"/>
+            <w:pStyle w:val="17"/>
             <w:tabs>
               <w:tab w:val="right" w:leader="dot" w:pos="8886"/>
             </w:tabs>
           </w:pPr>
           <w:r>
             <w:rPr>
-              <w:rFonts w:ascii="Microsoft JhengHei" w:eastAsia="Microsoft JhengHei" w:hAnsi="Microsoft JhengHei" w:cs="Microsoft JhengHei" w:hint="eastAsia"/>
+              <w:rFonts w:hint="eastAsia" w:ascii="Microsoft JhengHei" w:hAnsi="Microsoft JhengHei" w:eastAsia="Microsoft JhengHei" w:cs="Microsoft JhengHei"/>
               <w:bCs/>
               <w:color w:val="333333"/>
               <w:spacing w:val="-8"/>
@@ -2026,16 +2049,16 @@
           </w:r>
           <w:r>
             <w:rPr>
-              <w:rFonts w:ascii="Microsoft JhengHei" w:eastAsia="Microsoft JhengHei" w:hAnsi="Microsoft JhengHei" w:cs="Microsoft JhengHei" w:hint="eastAsia"/>
-              <w:bCs/>
-              <w:spacing w:val="-8"/>
-              <w:szCs w:val="24"/>
-            </w:rPr>
-            <w:instrText xml:space="preserve"> HYPERLINK \l _Toc3765 </w:instrText>
-          </w:r>
-          <w:r>
-            <w:rPr>
-              <w:rFonts w:ascii="Microsoft JhengHei" w:eastAsia="Microsoft JhengHei" w:hAnsi="Microsoft JhengHei" w:cs="Microsoft JhengHei" w:hint="eastAsia"/>
+              <w:rFonts w:hint="eastAsia" w:ascii="Microsoft JhengHei" w:hAnsi="Microsoft JhengHei" w:eastAsia="Microsoft JhengHei" w:cs="Microsoft JhengHei"/>
+              <w:bCs/>
+              <w:spacing w:val="-8"/>
+              <w:szCs w:val="24"/>
+            </w:rPr>
+            <w:instrText xml:space="preserve"> HYPERLINK \l _Toc9857 </w:instrText>
+          </w:r>
+          <w:r>
+            <w:rPr>
+              <w:rFonts w:hint="eastAsia" w:ascii="Microsoft JhengHei" w:hAnsi="Microsoft JhengHei" w:eastAsia="Microsoft JhengHei" w:cs="Microsoft JhengHei"/>
               <w:bCs/>
               <w:spacing w:val="-8"/>
               <w:szCs w:val="24"/>
@@ -2061,7 +2084,7 @@
             <w:fldChar w:fldCharType="begin"/>
           </w:r>
           <w:r>
-            <w:instrText xml:space="preserve"> PAGEREF _Toc3765 \h </w:instrText>
+            <w:instrText xml:space="preserve"> PAGEREF _Toc9857 \h </w:instrText>
           </w:r>
           <w:r>
             <w:fldChar w:fldCharType="separate"/>
@@ -2074,7 +2097,7 @@
           </w:r>
           <w:r>
             <w:rPr>
-              <w:rFonts w:ascii="Microsoft JhengHei" w:eastAsia="Microsoft JhengHei" w:hAnsi="Microsoft JhengHei" w:cs="Microsoft JhengHei" w:hint="eastAsia"/>
+              <w:rFonts w:hint="eastAsia" w:ascii="Microsoft JhengHei" w:hAnsi="Microsoft JhengHei" w:eastAsia="Microsoft JhengHei" w:cs="Microsoft JhengHei"/>
               <w:bCs/>
               <w:color w:val="333333"/>
               <w:spacing w:val="-8"/>
@@ -2085,14 +2108,14 @@
         </w:p>
         <w:p>
           <w:pPr>
-            <w:pStyle w:val="TOC2"/>
+            <w:pStyle w:val="17"/>
             <w:tabs>
               <w:tab w:val="right" w:leader="dot" w:pos="8886"/>
             </w:tabs>
           </w:pPr>
           <w:r>
             <w:rPr>
-              <w:rFonts w:ascii="Microsoft JhengHei" w:eastAsia="Microsoft JhengHei" w:hAnsi="Microsoft JhengHei" w:cs="Microsoft JhengHei" w:hint="eastAsia"/>
+              <w:rFonts w:hint="eastAsia" w:ascii="Microsoft JhengHei" w:hAnsi="Microsoft JhengHei" w:eastAsia="Microsoft JhengHei" w:cs="Microsoft JhengHei"/>
               <w:bCs/>
               <w:color w:val="333333"/>
               <w:spacing w:val="-8"/>
@@ -2102,16 +2125,16 @@
           </w:r>
           <w:r>
             <w:rPr>
-              <w:rFonts w:ascii="Microsoft JhengHei" w:eastAsia="Microsoft JhengHei" w:hAnsi="Microsoft JhengHei" w:cs="Microsoft JhengHei" w:hint="eastAsia"/>
-              <w:bCs/>
-              <w:spacing w:val="-8"/>
-              <w:szCs w:val="24"/>
-            </w:rPr>
-            <w:instrText xml:space="preserve"> HYPERLINK \l _Toc24712 </w:instrText>
-          </w:r>
-          <w:r>
-            <w:rPr>
-              <w:rFonts w:ascii="Microsoft JhengHei" w:eastAsia="Microsoft JhengHei" w:hAnsi="Microsoft JhengHei" w:cs="Microsoft JhengHei" w:hint="eastAsia"/>
+              <w:rFonts w:hint="eastAsia" w:ascii="Microsoft JhengHei" w:hAnsi="Microsoft JhengHei" w:eastAsia="Microsoft JhengHei" w:cs="Microsoft JhengHei"/>
+              <w:bCs/>
+              <w:spacing w:val="-8"/>
+              <w:szCs w:val="24"/>
+            </w:rPr>
+            <w:instrText xml:space="preserve"> HYPERLINK \l _Toc15247 </w:instrText>
+          </w:r>
+          <w:r>
+            <w:rPr>
+              <w:rFonts w:hint="eastAsia" w:ascii="Microsoft JhengHei" w:hAnsi="Microsoft JhengHei" w:eastAsia="Microsoft JhengHei" w:cs="Microsoft JhengHei"/>
               <w:bCs/>
               <w:spacing w:val="-8"/>
               <w:szCs w:val="24"/>
@@ -2137,7 +2160,7 @@
             <w:fldChar w:fldCharType="begin"/>
           </w:r>
           <w:r>
-            <w:instrText xml:space="preserve"> PAGEREF _Toc24712 \h </w:instrText>
+            <w:instrText xml:space="preserve"> PAGEREF _Toc15247 \h </w:instrText>
           </w:r>
           <w:r>
             <w:fldChar w:fldCharType="separate"/>
@@ -2150,7 +2173,7 @@
           </w:r>
           <w:r>
             <w:rPr>
-              <w:rFonts w:ascii="Microsoft JhengHei" w:eastAsia="Microsoft JhengHei" w:hAnsi="Microsoft JhengHei" w:cs="Microsoft JhengHei" w:hint="eastAsia"/>
+              <w:rFonts w:hint="eastAsia" w:ascii="Microsoft JhengHei" w:hAnsi="Microsoft JhengHei" w:eastAsia="Microsoft JhengHei" w:cs="Microsoft JhengHei"/>
               <w:bCs/>
               <w:color w:val="333333"/>
               <w:spacing w:val="-8"/>
@@ -2161,14 +2184,14 @@
         </w:p>
         <w:p>
           <w:pPr>
-            <w:pStyle w:val="TOC2"/>
+            <w:pStyle w:val="17"/>
             <w:tabs>
               <w:tab w:val="right" w:leader="dot" w:pos="8886"/>
             </w:tabs>
           </w:pPr>
           <w:r>
             <w:rPr>
-              <w:rFonts w:ascii="Microsoft JhengHei" w:eastAsia="Microsoft JhengHei" w:hAnsi="Microsoft JhengHei" w:cs="Microsoft JhengHei" w:hint="eastAsia"/>
+              <w:rFonts w:hint="eastAsia" w:ascii="Microsoft JhengHei" w:hAnsi="Microsoft JhengHei" w:eastAsia="Microsoft JhengHei" w:cs="Microsoft JhengHei"/>
               <w:bCs/>
               <w:color w:val="333333"/>
               <w:spacing w:val="-8"/>
@@ -2178,16 +2201,16 @@
           </w:r>
           <w:r>
             <w:rPr>
-              <w:rFonts w:ascii="Microsoft JhengHei" w:eastAsia="Microsoft JhengHei" w:hAnsi="Microsoft JhengHei" w:cs="Microsoft JhengHei" w:hint="eastAsia"/>
-              <w:bCs/>
-              <w:spacing w:val="-8"/>
-              <w:szCs w:val="24"/>
-            </w:rPr>
-            <w:instrText xml:space="preserve"> HYPERLINK \l _Toc21114 </w:instrText>
-          </w:r>
-          <w:r>
-            <w:rPr>
-              <w:rFonts w:ascii="Microsoft JhengHei" w:eastAsia="Microsoft JhengHei" w:hAnsi="Microsoft JhengHei" w:cs="Microsoft JhengHei" w:hint="eastAsia"/>
+              <w:rFonts w:hint="eastAsia" w:ascii="Microsoft JhengHei" w:hAnsi="Microsoft JhengHei" w:eastAsia="Microsoft JhengHei" w:cs="Microsoft JhengHei"/>
+              <w:bCs/>
+              <w:spacing w:val="-8"/>
+              <w:szCs w:val="24"/>
+            </w:rPr>
+            <w:instrText xml:space="preserve"> HYPERLINK \l _Toc5894 </w:instrText>
+          </w:r>
+          <w:r>
+            <w:rPr>
+              <w:rFonts w:hint="eastAsia" w:ascii="Microsoft JhengHei" w:hAnsi="Microsoft JhengHei" w:eastAsia="Microsoft JhengHei" w:cs="Microsoft JhengHei"/>
               <w:bCs/>
               <w:spacing w:val="-8"/>
               <w:szCs w:val="24"/>
@@ -2213,7 +2236,7 @@
             <w:fldChar w:fldCharType="begin"/>
           </w:r>
           <w:r>
-            <w:instrText xml:space="preserve"> PAGEREF _Toc21114 \h </w:instrText>
+            <w:instrText xml:space="preserve"> PAGEREF _Toc5894 \h </w:instrText>
           </w:r>
           <w:r>
             <w:fldChar w:fldCharType="separate"/>
@@ -2226,7 +2249,7 @@
           </w:r>
           <w:r>
             <w:rPr>
-              <w:rFonts w:ascii="Microsoft JhengHei" w:eastAsia="Microsoft JhengHei" w:hAnsi="Microsoft JhengHei" w:cs="Microsoft JhengHei" w:hint="eastAsia"/>
+              <w:rFonts w:hint="eastAsia" w:ascii="Microsoft JhengHei" w:hAnsi="Microsoft JhengHei" w:eastAsia="Microsoft JhengHei" w:cs="Microsoft JhengHei"/>
               <w:bCs/>
               <w:color w:val="333333"/>
               <w:spacing w:val="-8"/>
@@ -2237,14 +2260,14 @@
         </w:p>
         <w:p>
           <w:pPr>
-            <w:pStyle w:val="TOC2"/>
+            <w:pStyle w:val="17"/>
             <w:tabs>
               <w:tab w:val="right" w:leader="dot" w:pos="8886"/>
             </w:tabs>
           </w:pPr>
           <w:r>
             <w:rPr>
-              <w:rFonts w:ascii="Microsoft JhengHei" w:eastAsia="Microsoft JhengHei" w:hAnsi="Microsoft JhengHei" w:cs="Microsoft JhengHei" w:hint="eastAsia"/>
+              <w:rFonts w:hint="eastAsia" w:ascii="Microsoft JhengHei" w:hAnsi="Microsoft JhengHei" w:eastAsia="Microsoft JhengHei" w:cs="Microsoft JhengHei"/>
               <w:bCs/>
               <w:color w:val="333333"/>
               <w:spacing w:val="-8"/>
@@ -2254,16 +2277,16 @@
           </w:r>
           <w:r>
             <w:rPr>
-              <w:rFonts w:ascii="Microsoft JhengHei" w:eastAsia="Microsoft JhengHei" w:hAnsi="Microsoft JhengHei" w:cs="Microsoft JhengHei" w:hint="eastAsia"/>
-              <w:bCs/>
-              <w:spacing w:val="-8"/>
-              <w:szCs w:val="24"/>
-            </w:rPr>
-            <w:instrText xml:space="preserve"> HYPERLINK \l _Toc17557 </w:instrText>
-          </w:r>
-          <w:r>
-            <w:rPr>
-              <w:rFonts w:ascii="Microsoft JhengHei" w:eastAsia="Microsoft JhengHei" w:hAnsi="Microsoft JhengHei" w:cs="Microsoft JhengHei" w:hint="eastAsia"/>
+              <w:rFonts w:hint="eastAsia" w:ascii="Microsoft JhengHei" w:hAnsi="Microsoft JhengHei" w:eastAsia="Microsoft JhengHei" w:cs="Microsoft JhengHei"/>
+              <w:bCs/>
+              <w:spacing w:val="-8"/>
+              <w:szCs w:val="24"/>
+            </w:rPr>
+            <w:instrText xml:space="preserve"> HYPERLINK \l _Toc16232 </w:instrText>
+          </w:r>
+          <w:r>
+            <w:rPr>
+              <w:rFonts w:hint="eastAsia" w:ascii="Microsoft JhengHei" w:hAnsi="Microsoft JhengHei" w:eastAsia="Microsoft JhengHei" w:cs="Microsoft JhengHei"/>
               <w:bCs/>
               <w:spacing w:val="-8"/>
               <w:szCs w:val="24"/>
@@ -2289,7 +2312,7 @@
             <w:fldChar w:fldCharType="begin"/>
           </w:r>
           <w:r>
-            <w:instrText xml:space="preserve"> PAGEREF _Toc17557 \h </w:instrText>
+            <w:instrText xml:space="preserve"> PAGEREF _Toc16232 \h </w:instrText>
           </w:r>
           <w:r>
             <w:fldChar w:fldCharType="separate"/>
@@ -2302,7 +2325,7 @@
           </w:r>
           <w:r>
             <w:rPr>
-              <w:rFonts w:ascii="Microsoft JhengHei" w:eastAsia="Microsoft JhengHei" w:hAnsi="Microsoft JhengHei" w:cs="Microsoft JhengHei" w:hint="eastAsia"/>
+              <w:rFonts w:hint="eastAsia" w:ascii="Microsoft JhengHei" w:hAnsi="Microsoft JhengHei" w:eastAsia="Microsoft JhengHei" w:cs="Microsoft JhengHei"/>
               <w:bCs/>
               <w:color w:val="333333"/>
               <w:spacing w:val="-8"/>
@@ -2313,14 +2336,14 @@
         </w:p>
         <w:p>
           <w:pPr>
-            <w:pStyle w:val="TOC2"/>
+            <w:pStyle w:val="17"/>
             <w:tabs>
               <w:tab w:val="right" w:leader="dot" w:pos="8886"/>
             </w:tabs>
           </w:pPr>
           <w:r>
             <w:rPr>
-              <w:rFonts w:ascii="Microsoft JhengHei" w:eastAsia="Microsoft JhengHei" w:hAnsi="Microsoft JhengHei" w:cs="Microsoft JhengHei" w:hint="eastAsia"/>
+              <w:rFonts w:hint="eastAsia" w:ascii="Microsoft JhengHei" w:hAnsi="Microsoft JhengHei" w:eastAsia="Microsoft JhengHei" w:cs="Microsoft JhengHei"/>
               <w:bCs/>
               <w:color w:val="333333"/>
               <w:spacing w:val="-8"/>
@@ -2330,16 +2353,16 @@
           </w:r>
           <w:r>
             <w:rPr>
-              <w:rFonts w:ascii="Microsoft JhengHei" w:eastAsia="Microsoft JhengHei" w:hAnsi="Microsoft JhengHei" w:cs="Microsoft JhengHei" w:hint="eastAsia"/>
-              <w:bCs/>
-              <w:spacing w:val="-8"/>
-              <w:szCs w:val="24"/>
-            </w:rPr>
-            <w:instrText xml:space="preserve"> HYPERLINK \l _Toc23518 </w:instrText>
-          </w:r>
-          <w:r>
-            <w:rPr>
-              <w:rFonts w:ascii="Microsoft JhengHei" w:eastAsia="Microsoft JhengHei" w:hAnsi="Microsoft JhengHei" w:cs="Microsoft JhengHei" w:hint="eastAsia"/>
+              <w:rFonts w:hint="eastAsia" w:ascii="Microsoft JhengHei" w:hAnsi="Microsoft JhengHei" w:eastAsia="Microsoft JhengHei" w:cs="Microsoft JhengHei"/>
+              <w:bCs/>
+              <w:spacing w:val="-8"/>
+              <w:szCs w:val="24"/>
+            </w:rPr>
+            <w:instrText xml:space="preserve"> HYPERLINK \l _Toc13789 </w:instrText>
+          </w:r>
+          <w:r>
+            <w:rPr>
+              <w:rFonts w:hint="eastAsia" w:ascii="Microsoft JhengHei" w:hAnsi="Microsoft JhengHei" w:eastAsia="Microsoft JhengHei" w:cs="Microsoft JhengHei"/>
               <w:bCs/>
               <w:spacing w:val="-8"/>
               <w:szCs w:val="24"/>
@@ -2365,7 +2388,7 @@
             <w:fldChar w:fldCharType="begin"/>
           </w:r>
           <w:r>
-            <w:instrText xml:space="preserve"> PAGEREF _Toc23518 \h </w:instrText>
+            <w:instrText xml:space="preserve"> PAGEREF _Toc13789 \h </w:instrText>
           </w:r>
           <w:r>
             <w:fldChar w:fldCharType="separate"/>
@@ -2378,7 +2401,7 @@
           </w:r>
           <w:r>
             <w:rPr>
-              <w:rFonts w:ascii="Microsoft JhengHei" w:eastAsia="Microsoft JhengHei" w:hAnsi="Microsoft JhengHei" w:cs="Microsoft JhengHei" w:hint="eastAsia"/>
+              <w:rFonts w:hint="eastAsia" w:ascii="Microsoft JhengHei" w:hAnsi="Microsoft JhengHei" w:eastAsia="Microsoft JhengHei" w:cs="Microsoft JhengHei"/>
               <w:bCs/>
               <w:color w:val="333333"/>
               <w:spacing w:val="-8"/>
@@ -2389,14 +2412,14 @@
         </w:p>
         <w:p>
           <w:pPr>
-            <w:pStyle w:val="TOC1"/>
+            <w:pStyle w:val="16"/>
             <w:tabs>
               <w:tab w:val="right" w:leader="dot" w:pos="8886"/>
             </w:tabs>
           </w:pPr>
           <w:r>
             <w:rPr>
-              <w:rFonts w:ascii="Microsoft JhengHei" w:eastAsia="Microsoft JhengHei" w:hAnsi="Microsoft JhengHei" w:cs="Microsoft JhengHei" w:hint="eastAsia"/>
+              <w:rFonts w:hint="eastAsia" w:ascii="Microsoft JhengHei" w:hAnsi="Microsoft JhengHei" w:eastAsia="Microsoft JhengHei" w:cs="Microsoft JhengHei"/>
               <w:bCs/>
               <w:color w:val="333333"/>
               <w:spacing w:val="-8"/>
@@ -2406,16 +2429,16 @@
           </w:r>
           <w:r>
             <w:rPr>
-              <w:rFonts w:ascii="Microsoft JhengHei" w:eastAsia="Microsoft JhengHei" w:hAnsi="Microsoft JhengHei" w:cs="Microsoft JhengHei" w:hint="eastAsia"/>
-              <w:bCs/>
-              <w:spacing w:val="-8"/>
-              <w:szCs w:val="24"/>
-            </w:rPr>
-            <w:instrText xml:space="preserve"> HYPERLINK \l _Toc15594 </w:instrText>
-          </w:r>
-          <w:r>
-            <w:rPr>
-              <w:rFonts w:ascii="Microsoft JhengHei" w:eastAsia="Microsoft JhengHei" w:hAnsi="Microsoft JhengHei" w:cs="Microsoft JhengHei" w:hint="eastAsia"/>
+              <w:rFonts w:hint="eastAsia" w:ascii="Microsoft JhengHei" w:hAnsi="Microsoft JhengHei" w:eastAsia="Microsoft JhengHei" w:cs="Microsoft JhengHei"/>
+              <w:bCs/>
+              <w:spacing w:val="-8"/>
+              <w:szCs w:val="24"/>
+            </w:rPr>
+            <w:instrText xml:space="preserve"> HYPERLINK \l _Toc25567 </w:instrText>
+          </w:r>
+          <w:r>
+            <w:rPr>
+              <w:rFonts w:hint="eastAsia" w:ascii="Microsoft JhengHei" w:hAnsi="Microsoft JhengHei" w:eastAsia="Microsoft JhengHei" w:cs="Microsoft JhengHei"/>
               <w:bCs/>
               <w:spacing w:val="-8"/>
               <w:szCs w:val="24"/>
@@ -2441,7 +2464,7 @@
             <w:fldChar w:fldCharType="begin"/>
           </w:r>
           <w:r>
-            <w:instrText xml:space="preserve"> PAGEREF _Toc15594 \h </w:instrText>
+            <w:instrText xml:space="preserve"> PAGEREF _Toc25567 \h </w:instrText>
           </w:r>
           <w:r>
             <w:fldChar w:fldCharType="separate"/>
@@ -2454,7 +2477,7 @@
           </w:r>
           <w:r>
             <w:rPr>
-              <w:rFonts w:ascii="Microsoft JhengHei" w:eastAsia="Microsoft JhengHei" w:hAnsi="Microsoft JhengHei" w:cs="Microsoft JhengHei" w:hint="eastAsia"/>
+              <w:rFonts w:hint="eastAsia" w:ascii="Microsoft JhengHei" w:hAnsi="Microsoft JhengHei" w:eastAsia="Microsoft JhengHei" w:cs="Microsoft JhengHei"/>
               <w:bCs/>
               <w:color w:val="333333"/>
               <w:spacing w:val="-8"/>
@@ -2466,7 +2489,7 @@
         <w:p>
           <w:pPr>
             <w:rPr>
-              <w:rFonts w:ascii="Microsoft JhengHei" w:eastAsia="Microsoft JhengHei" w:hAnsi="Microsoft JhengHei" w:cs="Microsoft JhengHei" w:hint="eastAsia"/>
+              <w:rFonts w:hint="eastAsia" w:ascii="Microsoft JhengHei" w:hAnsi="Microsoft JhengHei" w:eastAsia="Microsoft JhengHei" w:cs="Microsoft JhengHei"/>
               <w:bCs/>
               <w:snapToGrid w:val="0"/>
               <w:color w:val="333333"/>
@@ -2479,7 +2502,7 @@
           </w:pPr>
           <w:r>
             <w:rPr>
-              <w:rFonts w:ascii="Microsoft JhengHei" w:eastAsia="Microsoft JhengHei" w:hAnsi="Microsoft JhengHei" w:cs="Microsoft JhengHei" w:hint="eastAsia"/>
+              <w:rFonts w:hint="eastAsia" w:ascii="Microsoft JhengHei" w:hAnsi="Microsoft JhengHei" w:eastAsia="Microsoft JhengHei" w:cs="Microsoft JhengHei"/>
               <w:bCs/>
               <w:color w:val="333333"/>
               <w:spacing w:val="-8"/>
@@ -2493,7 +2516,7 @@
     <w:p>
       <w:pPr>
         <w:rPr>
-          <w:rFonts w:ascii="宋体" w:eastAsia="宋体" w:hAnsi="宋体" w:cs="宋体" w:hint="eastAsia"/>
+          <w:rFonts w:hint="eastAsia" w:ascii="宋体" w:hAnsi="宋体" w:eastAsia="宋体" w:cs="宋体"/>
           <w:bCs/>
           <w:snapToGrid w:val="0"/>
           <w:color w:val="333333"/>
@@ -2506,7 +2529,7 @@
       </w:pPr>
       <w:r>
         <w:rPr>
-          <w:rFonts w:ascii="宋体" w:eastAsia="宋体" w:hAnsi="宋体" w:cs="宋体" w:hint="eastAsia"/>
+          <w:rFonts w:hint="eastAsia" w:ascii="宋体" w:hAnsi="宋体" w:eastAsia="宋体" w:cs="宋体"/>
           <w:bCs/>
           <w:snapToGrid w:val="0"/>
           <w:color w:val="333333"/>
@@ -2521,13 +2544,13 @@
     </w:p>
     <w:p>
       <w:pPr>
-        <w:pStyle w:val="1"/>
+        <w:pStyle w:val="26"/>
         <w:bidi w:val="0"/>
         <w:rPr>
           <w:rFonts w:hint="eastAsia"/>
         </w:rPr>
       </w:pPr>
-      <w:bookmarkStart w:id="2" w:name="_Toc19998"/>
+      <w:bookmarkStart w:id="2" w:name="_Toc10134"/>
       <w:r>
         <w:rPr>
           <w:rFonts w:hint="eastAsia"/>
@@ -2538,13 +2561,13 @@
     </w:p>
     <w:p>
       <w:pPr>
-        <w:pStyle w:val="2"/>
+        <w:pStyle w:val="28"/>
         <w:bidi w:val="0"/>
         <w:rPr>
           <w:rFonts w:hint="eastAsia"/>
         </w:rPr>
       </w:pPr>
-      <w:bookmarkStart w:id="3" w:name="_Toc29115"/>
+      <w:bookmarkStart w:id="3" w:name="_Toc6050"/>
       <w:r>
         <w:rPr>
           <w:rFonts w:hint="eastAsia"/>
@@ -2555,7 +2578,7 @@
     </w:p>
     <w:p>
       <w:pPr>
-        <w:pStyle w:val="a"/>
+        <w:pStyle w:val="27"/>
         <w:bidi w:val="0"/>
         <w:rPr>
           <w:rFonts w:hint="eastAsia"/>
@@ -2570,13 +2593,13 @@
     </w:p>
     <w:p>
       <w:pPr>
-        <w:pStyle w:val="2"/>
+        <w:pStyle w:val="28"/>
         <w:bidi w:val="0"/>
         <w:rPr>
           <w:rFonts w:hint="eastAsia"/>
         </w:rPr>
       </w:pPr>
-      <w:bookmarkStart w:id="4" w:name="_Toc25405"/>
+      <w:bookmarkStart w:id="4" w:name="_Toc26226"/>
       <w:r>
         <w:rPr>
           <w:rFonts w:hint="eastAsia"/>
@@ -2587,7 +2610,7 @@
     </w:p>
     <w:p>
       <w:pPr>
-        <w:pStyle w:val="a"/>
+        <w:pStyle w:val="27"/>
         <w:bidi w:val="0"/>
         <w:rPr>
           <w:rFonts w:hint="eastAsia"/>
@@ -2641,13 +2664,13 @@
     </w:p>
     <w:p>
       <w:pPr>
-        <w:pStyle w:val="1"/>
+        <w:pStyle w:val="26"/>
         <w:bidi w:val="0"/>
         <w:rPr>
           <w:rFonts w:hint="eastAsia"/>
         </w:rPr>
       </w:pPr>
-      <w:bookmarkStart w:id="5" w:name="_Toc11611"/>
+      <w:bookmarkStart w:id="5" w:name="_Toc8536"/>
       <w:r>
         <w:rPr>
           <w:rFonts w:hint="eastAsia"/>
@@ -2658,13 +2681,13 @@
     </w:p>
     <w:p>
       <w:pPr>
-        <w:pStyle w:val="a3"/>
+        <w:pStyle w:val="39"/>
         <w:numPr>
           <w:ilvl w:val="0"/>
           <w:numId w:val="2"/>
         </w:numPr>
         <w:bidi w:val="0"/>
-        <w:ind w:left="425" w:hanging="425" w:leftChars="0" w:firstLineChars="0"/>
+        <w:ind w:left="425" w:leftChars="0" w:hanging="425" w:firstLineChars="0"/>
         <w:rPr>
           <w:rFonts w:hint="eastAsia"/>
         </w:rPr>
@@ -2686,13 +2709,13 @@
     </w:p>
     <w:p>
       <w:pPr>
-        <w:pStyle w:val="a3"/>
+        <w:pStyle w:val="39"/>
         <w:numPr>
           <w:ilvl w:val="0"/>
           <w:numId w:val="2"/>
         </w:numPr>
         <w:bidi w:val="0"/>
-        <w:ind w:left="425" w:hanging="425" w:leftChars="0" w:firstLineChars="0"/>
+        <w:ind w:left="425" w:leftChars="0" w:hanging="425" w:firstLineChars="0"/>
         <w:rPr>
           <w:rFonts w:hint="eastAsia"/>
         </w:rPr>
@@ -2727,13 +2750,13 @@
     </w:p>
     <w:p>
       <w:pPr>
-        <w:pStyle w:val="a3"/>
+        <w:pStyle w:val="39"/>
         <w:numPr>
           <w:ilvl w:val="0"/>
           <w:numId w:val="2"/>
         </w:numPr>
         <w:bidi w:val="0"/>
-        <w:ind w:left="425" w:hanging="425" w:leftChars="0" w:firstLineChars="0"/>
+        <w:ind w:left="425" w:leftChars="0" w:hanging="425" w:firstLineChars="0"/>
         <w:rPr>
           <w:rFonts w:hint="eastAsia"/>
         </w:rPr>
@@ -2755,13 +2778,13 @@
     </w:p>
     <w:p>
       <w:pPr>
-        <w:pStyle w:val="1"/>
+        <w:pStyle w:val="26"/>
         <w:bidi w:val="0"/>
         <w:rPr>
           <w:rFonts w:hint="eastAsia"/>
         </w:rPr>
       </w:pPr>
-      <w:bookmarkStart w:id="6" w:name="_Toc6146"/>
+      <w:bookmarkStart w:id="6" w:name="_Toc11797"/>
       <w:r>
         <w:rPr>
           <w:rFonts w:hint="eastAsia"/>
@@ -2772,13 +2795,13 @@
     </w:p>
     <w:p>
       <w:pPr>
-        <w:pStyle w:val="a3"/>
+        <w:pStyle w:val="39"/>
         <w:numPr>
           <w:ilvl w:val="0"/>
           <w:numId w:val="3"/>
         </w:numPr>
         <w:bidi w:val="0"/>
-        <w:ind w:left="425" w:hanging="425" w:leftChars="0" w:firstLineChars="0"/>
+        <w:ind w:left="425" w:leftChars="0" w:hanging="425" w:firstLineChars="0"/>
         <w:rPr>
           <w:rFonts w:hint="eastAsia"/>
         </w:rPr>
@@ -2792,13 +2815,13 @@
     </w:p>
     <w:p>
       <w:pPr>
-        <w:pStyle w:val="a3"/>
+        <w:pStyle w:val="39"/>
         <w:numPr>
           <w:ilvl w:val="0"/>
           <w:numId w:val="3"/>
         </w:numPr>
         <w:bidi w:val="0"/>
-        <w:ind w:left="425" w:hanging="425" w:leftChars="0" w:firstLineChars="0"/>
+        <w:ind w:left="425" w:leftChars="0" w:hanging="425" w:firstLineChars="0"/>
         <w:rPr>
           <w:rFonts w:hint="eastAsia"/>
           <w:lang w:val="en-US" w:eastAsia="zh-CN"/>
@@ -2834,13 +2857,13 @@
     </w:p>
     <w:p>
       <w:pPr>
-        <w:pStyle w:val="a3"/>
+        <w:pStyle w:val="39"/>
         <w:numPr>
           <w:ilvl w:val="0"/>
           <w:numId w:val="3"/>
         </w:numPr>
         <w:bidi w:val="0"/>
-        <w:ind w:left="425" w:hanging="425" w:leftChars="0" w:firstLineChars="0"/>
+        <w:ind w:left="425" w:leftChars="0" w:hanging="425" w:firstLineChars="0"/>
         <w:rPr>
           <w:rFonts w:hint="eastAsia"/>
         </w:rPr>
@@ -2861,29 +2884,27 @@
     </w:p>
     <w:p>
       <w:pPr>
-        <w:pStyle w:val="1"/>
+        <w:pStyle w:val="26"/>
         <w:bidi w:val="0"/>
         <w:rPr>
           <w:rFonts w:hint="eastAsia"/>
         </w:rPr>
       </w:pPr>
-      <w:bookmarkStart w:id="7" w:name="_GoBack"/>
+      <w:bookmarkStart w:id="7" w:name="_Toc30019"/>
+      <w:r>
+        <w:rPr>
+          <w:rFonts w:hint="eastAsia"/>
+        </w:rPr>
+        <w:t>知识的分类</w:t>
+      </w:r>
       <w:bookmarkEnd w:id="7"/>
-      <w:bookmarkStart w:id="8" w:name="_Toc20021"/>
-      <w:r>
-        <w:rPr>
-          <w:rFonts w:hint="eastAsia"/>
-        </w:rPr>
-        <w:t>知识的分类</w:t>
-      </w:r>
-      <w:bookmarkEnd w:id="8"/>
     </w:p>
     <w:p>
       <w:pPr>
-        <w:pStyle w:val="BodyText"/>
+        <w:pStyle w:val="12"/>
         <w:spacing w:before="217" w:line="188" w:lineRule="auto"/>
         <w:rPr>
-          <w:rFonts w:ascii="宋体" w:eastAsia="宋体" w:hAnsi="宋体" w:cs="宋体" w:hint="eastAsia"/>
+          <w:rFonts w:hint="eastAsia" w:ascii="宋体" w:hAnsi="宋体" w:eastAsia="宋体" w:cs="宋体"/>
           <w:color w:val="333333"/>
           <w:spacing w:val="3"/>
           <w:sz w:val="24"/>
@@ -2892,7 +2913,7 @@
       </w:pPr>
       <w:r>
         <w:rPr>
-          <w:rFonts w:ascii="宋体" w:eastAsia="宋体" w:hAnsi="宋体" w:cs="宋体" w:hint="eastAsia"/>
+          <w:rFonts w:hint="eastAsia" w:ascii="宋体" w:hAnsi="宋体" w:eastAsia="宋体" w:cs="宋体"/>
           <w:color w:val="333333"/>
           <w:spacing w:val="4"/>
           <w:sz w:val="24"/>
@@ -2903,7 +2924,7 @@
       </w:r>
       <w:r>
         <w:rPr>
-          <w:rFonts w:ascii="宋体" w:eastAsia="宋体" w:hAnsi="宋体" w:cs="宋体" w:hint="eastAsia"/>
+          <w:rFonts w:hint="eastAsia" w:ascii="宋体" w:hAnsi="宋体" w:eastAsia="宋体" w:cs="宋体"/>
           <w:color w:val="333333"/>
           <w:spacing w:val="4"/>
           <w:sz w:val="24"/>
@@ -2913,7 +2934,7 @@
       </w:r>
       <w:r>
         <w:rPr>
-          <w:rFonts w:ascii="宋体" w:eastAsia="宋体" w:hAnsi="宋体" w:cs="宋体" w:hint="eastAsia"/>
+          <w:rFonts w:hint="eastAsia" w:ascii="宋体" w:hAnsi="宋体" w:eastAsia="宋体" w:cs="宋体"/>
           <w:color w:val="333333"/>
           <w:spacing w:val="3"/>
           <w:sz w:val="24"/>
@@ -2925,7 +2946,7 @@
     <w:p>
       <w:pPr>
         <w:rPr>
-          <w:rFonts w:ascii="宋体" w:eastAsia="宋体" w:hAnsi="宋体" w:cs="宋体" w:hint="eastAsia"/>
+          <w:rFonts w:hint="eastAsia" w:ascii="宋体" w:hAnsi="宋体" w:eastAsia="宋体" w:cs="宋体"/>
           <w:color w:val="333333"/>
           <w:spacing w:val="3"/>
           <w:sz w:val="24"/>
@@ -2934,7 +2955,7 @@
       </w:pPr>
       <w:r>
         <w:rPr>
-          <w:rFonts w:ascii="宋体" w:eastAsia="宋体" w:hAnsi="宋体" w:cs="宋体" w:hint="eastAsia"/>
+          <w:rFonts w:hint="eastAsia" w:ascii="宋体" w:hAnsi="宋体" w:eastAsia="宋体" w:cs="宋体"/>
           <w:color w:val="333333"/>
           <w:spacing w:val="3"/>
           <w:sz w:val="24"/>
@@ -2945,16 +2966,16 @@
     </w:p>
     <w:tbl>
       <w:tblPr>
-        <w:tblStyle w:val="TableNormal0"/>
+        <w:tblStyle w:val="24"/>
         <w:tblW w:w="8824" w:type="dxa"/>
         <w:jc w:val="center"/>
         <w:tblBorders>
-          <w:top w:val="single" w:sz="4" w:space="0" w:color="auto"/>
-          <w:left w:val="single" w:sz="4" w:space="0" w:color="auto"/>
-          <w:bottom w:val="single" w:sz="4" w:space="0" w:color="auto"/>
-          <w:right w:val="single" w:sz="4" w:space="0" w:color="auto"/>
-          <w:insideH w:val="single" w:sz="4" w:space="0" w:color="auto"/>
-          <w:insideV w:val="single" w:sz="4" w:space="0" w:color="auto"/>
+          <w:top w:val="single" w:color="auto" w:sz="4" w:space="0"/>
+          <w:left w:val="single" w:color="auto" w:sz="4" w:space="0"/>
+          <w:bottom w:val="single" w:color="auto" w:sz="4" w:space="0"/>
+          <w:right w:val="single" w:color="auto" w:sz="4" w:space="0"/>
+          <w:insideH w:val="single" w:color="auto" w:sz="4" w:space="0"/>
+          <w:insideV w:val="single" w:color="auto" w:sz="4" w:space="0"/>
         </w:tblBorders>
         <w:shd w:val="clear" w:color="auto" w:fill="auto"/>
         <w:tblLayout w:type="fixed"/>
@@ -2972,18 +2993,15 @@
       </w:tblGrid>
       <w:tr>
         <w:tblPrEx>
-          <w:tblW w:w="8824" w:type="dxa"/>
-          <w:jc w:val="center"/>
           <w:tblBorders>
-            <w:top w:val="single" w:sz="4" w:space="0" w:color="auto"/>
-            <w:left w:val="single" w:sz="4" w:space="0" w:color="auto"/>
-            <w:bottom w:val="single" w:sz="4" w:space="0" w:color="auto"/>
-            <w:right w:val="single" w:sz="4" w:space="0" w:color="auto"/>
-            <w:insideH w:val="single" w:sz="4" w:space="0" w:color="auto"/>
-            <w:insideV w:val="single" w:sz="4" w:space="0" w:color="auto"/>
+            <w:top w:val="single" w:color="auto" w:sz="4" w:space="0"/>
+            <w:left w:val="single" w:color="auto" w:sz="4" w:space="0"/>
+            <w:bottom w:val="single" w:color="auto" w:sz="4" w:space="0"/>
+            <w:right w:val="single" w:color="auto" w:sz="4" w:space="0"/>
+            <w:insideH w:val="single" w:color="auto" w:sz="4" w:space="0"/>
+            <w:insideV w:val="single" w:color="auto" w:sz="4" w:space="0"/>
           </w:tblBorders>
           <w:shd w:val="clear" w:color="auto" w:fill="auto"/>
-          <w:tblLayout w:type="fixed"/>
           <w:tblCellMar>
             <w:top w:w="0" w:type="dxa"/>
             <w:left w:w="0" w:type="dxa"/>
@@ -2992,7 +3010,7 @@
           </w:tblCellMar>
         </w:tblPrEx>
         <w:trPr>
-          <w:trHeight w:val="786"/>
+          <w:trHeight w:val="786" w:hRule="atLeast"/>
           <w:jc w:val="center"/>
         </w:trPr>
         <w:tc>
@@ -3002,18 +3020,18 @@
           </w:tcPr>
           <w:p>
             <w:pPr>
-              <w:pStyle w:val="TableText"/>
+              <w:pStyle w:val="25"/>
               <w:spacing w:before="151" w:line="230" w:lineRule="auto"/>
               <w:ind w:left="197" w:right="305" w:firstLine="3"/>
               <w:rPr>
-                <w:rFonts w:ascii="宋体" w:eastAsia="宋体" w:hAnsi="宋体" w:cs="宋体" w:hint="eastAsia"/>
+                <w:rFonts w:hint="eastAsia" w:ascii="宋体" w:hAnsi="宋体" w:eastAsia="宋体" w:cs="宋体"/>
                 <w:sz w:val="24"/>
                 <w:szCs w:val="24"/>
               </w:rPr>
             </w:pPr>
             <w:r>
               <w:rPr>
-                <w:rFonts w:ascii="宋体" w:eastAsia="宋体" w:hAnsi="宋体" w:cs="宋体" w:hint="eastAsia"/>
+                <w:rFonts w:hint="eastAsia" w:ascii="宋体" w:hAnsi="宋体" w:eastAsia="宋体" w:cs="宋体"/>
                 <w:b/>
                 <w:bCs/>
                 <w:color w:val="333333"/>
@@ -3025,7 +3043,7 @@
             </w:r>
             <w:r>
               <w:rPr>
-                <w:rFonts w:ascii="宋体" w:eastAsia="宋体" w:hAnsi="宋体" w:cs="宋体" w:hint="eastAsia"/>
+                <w:rFonts w:hint="eastAsia" w:ascii="宋体" w:hAnsi="宋体" w:eastAsia="宋体" w:cs="宋体"/>
                 <w:b/>
                 <w:bCs/>
                 <w:color w:val="333333"/>
@@ -3044,18 +3062,18 @@
           </w:tcPr>
           <w:p>
             <w:pPr>
-              <w:pStyle w:val="TableText"/>
+              <w:pStyle w:val="25"/>
               <w:spacing w:before="151" w:line="230" w:lineRule="auto"/>
               <w:ind w:left="191" w:right="304" w:firstLine="4"/>
               <w:rPr>
-                <w:rFonts w:ascii="宋体" w:eastAsia="宋体" w:hAnsi="宋体" w:cs="宋体" w:hint="eastAsia"/>
+                <w:rFonts w:hint="eastAsia" w:ascii="宋体" w:hAnsi="宋体" w:eastAsia="宋体" w:cs="宋体"/>
                 <w:sz w:val="24"/>
                 <w:szCs w:val="24"/>
               </w:rPr>
             </w:pPr>
             <w:r>
               <w:rPr>
-                <w:rFonts w:ascii="宋体" w:eastAsia="宋体" w:hAnsi="宋体" w:cs="宋体" w:hint="eastAsia"/>
+                <w:rFonts w:hint="eastAsia" w:ascii="宋体" w:hAnsi="宋体" w:eastAsia="宋体" w:cs="宋体"/>
                 <w:b/>
                 <w:bCs/>
                 <w:color w:val="333333"/>
@@ -3067,7 +3085,7 @@
             </w:r>
             <w:r>
               <w:rPr>
-                <w:rFonts w:ascii="宋体" w:eastAsia="宋体" w:hAnsi="宋体" w:cs="宋体" w:hint="eastAsia"/>
+                <w:rFonts w:hint="eastAsia" w:ascii="宋体" w:hAnsi="宋体" w:eastAsia="宋体" w:cs="宋体"/>
                 <w:b/>
                 <w:bCs/>
                 <w:color w:val="333333"/>
@@ -3086,18 +3104,18 @@
           </w:tcPr>
           <w:p>
             <w:pPr>
-              <w:pStyle w:val="TableText"/>
+              <w:pStyle w:val="25"/>
               <w:spacing w:before="299" w:line="187" w:lineRule="auto"/>
               <w:ind w:left="193"/>
               <w:rPr>
-                <w:rFonts w:ascii="宋体" w:eastAsia="宋体" w:hAnsi="宋体" w:cs="宋体" w:hint="eastAsia"/>
+                <w:rFonts w:hint="eastAsia" w:ascii="宋体" w:hAnsi="宋体" w:eastAsia="宋体" w:cs="宋体"/>
                 <w:sz w:val="24"/>
                 <w:szCs w:val="24"/>
               </w:rPr>
             </w:pPr>
             <w:r>
               <w:rPr>
-                <w:rFonts w:ascii="宋体" w:eastAsia="宋体" w:hAnsi="宋体" w:cs="宋体" w:hint="eastAsia"/>
+                <w:rFonts w:hint="eastAsia" w:ascii="宋体" w:hAnsi="宋体" w:eastAsia="宋体" w:cs="宋体"/>
                 <w:b/>
                 <w:bCs/>
                 <w:color w:val="333333"/>
@@ -3112,10 +3130,14 @@
       </w:tr>
       <w:tr>
         <w:tblPrEx>
-          <w:tblW w:w="8824" w:type="dxa"/>
-          <w:jc w:val="center"/>
-          <w:shd w:val="clear" w:color="auto" w:fill="auto"/>
-          <w:tblLayout w:type="fixed"/>
+          <w:tblBorders>
+            <w:top w:val="single" w:color="auto" w:sz="4" w:space="0"/>
+            <w:left w:val="single" w:color="auto" w:sz="4" w:space="0"/>
+            <w:bottom w:val="single" w:color="auto" w:sz="4" w:space="0"/>
+            <w:right w:val="single" w:color="auto" w:sz="4" w:space="0"/>
+            <w:insideH w:val="single" w:color="auto" w:sz="4" w:space="0"/>
+            <w:insideV w:val="single" w:color="auto" w:sz="4" w:space="0"/>
+          </w:tblBorders>
           <w:tblCellMar>
             <w:top w:w="0" w:type="dxa"/>
             <w:left w:w="0" w:type="dxa"/>
@@ -3124,7 +3146,7 @@
           </w:tblCellMar>
         </w:tblPrEx>
         <w:trPr>
-          <w:trHeight w:val="1078"/>
+          <w:trHeight w:val="1078" w:hRule="atLeast"/>
           <w:jc w:val="center"/>
         </w:trPr>
         <w:tc>
@@ -3135,18 +3157,18 @@
           </w:tcPr>
           <w:p>
             <w:pPr>
-              <w:pStyle w:val="TableText"/>
+              <w:pStyle w:val="25"/>
               <w:spacing w:before="144" w:line="186" w:lineRule="auto"/>
               <w:ind w:left="197"/>
               <w:rPr>
-                <w:rFonts w:ascii="宋体" w:eastAsia="宋体" w:hAnsi="宋体" w:cs="宋体" w:hint="eastAsia"/>
+                <w:rFonts w:hint="eastAsia" w:ascii="宋体" w:hAnsi="宋体" w:eastAsia="宋体" w:cs="宋体"/>
                 <w:sz w:val="24"/>
                 <w:szCs w:val="24"/>
               </w:rPr>
             </w:pPr>
             <w:r>
               <w:rPr>
-                <w:rFonts w:ascii="宋体" w:eastAsia="宋体" w:hAnsi="宋体" w:cs="宋体" w:hint="eastAsia"/>
+                <w:rFonts w:hint="eastAsia" w:ascii="宋体" w:hAnsi="宋体" w:eastAsia="宋体" w:cs="宋体"/>
                 <w:b/>
                 <w:bCs/>
                 <w:color w:val="333333"/>
@@ -3159,18 +3181,18 @@
           </w:p>
           <w:p>
             <w:pPr>
-              <w:pStyle w:val="TableText"/>
+              <w:pStyle w:val="25"/>
               <w:spacing w:before="46" w:line="187" w:lineRule="auto"/>
               <w:ind w:left="197"/>
               <w:rPr>
-                <w:rFonts w:ascii="宋体" w:eastAsia="宋体" w:hAnsi="宋体" w:cs="宋体" w:hint="eastAsia"/>
+                <w:rFonts w:hint="eastAsia" w:ascii="宋体" w:hAnsi="宋体" w:eastAsia="宋体" w:cs="宋体"/>
                 <w:sz w:val="24"/>
                 <w:szCs w:val="24"/>
               </w:rPr>
             </w:pPr>
             <w:r>
               <w:rPr>
-                <w:rFonts w:ascii="宋体" w:eastAsia="宋体" w:hAnsi="宋体" w:cs="宋体" w:hint="eastAsia"/>
+                <w:rFonts w:hint="eastAsia" w:ascii="宋体" w:hAnsi="宋体" w:eastAsia="宋体" w:cs="宋体"/>
                 <w:b/>
                 <w:bCs/>
                 <w:color w:val="333333"/>
@@ -3183,18 +3205,18 @@
           </w:p>
           <w:p>
             <w:pPr>
-              <w:pStyle w:val="TableText"/>
+              <w:pStyle w:val="25"/>
               <w:spacing w:before="46" w:line="187" w:lineRule="auto"/>
               <w:ind w:left="197"/>
               <w:rPr>
-                <w:rFonts w:ascii="宋体" w:eastAsia="宋体" w:hAnsi="宋体" w:cs="宋体" w:hint="eastAsia"/>
+                <w:rFonts w:hint="eastAsia" w:ascii="宋体" w:hAnsi="宋体" w:eastAsia="宋体" w:cs="宋体"/>
                 <w:sz w:val="24"/>
                 <w:szCs w:val="24"/>
               </w:rPr>
             </w:pPr>
             <w:r>
               <w:rPr>
-                <w:rFonts w:ascii="宋体" w:eastAsia="宋体" w:hAnsi="宋体" w:cs="宋体" w:hint="eastAsia"/>
+                <w:rFonts w:hint="eastAsia" w:ascii="宋体" w:hAnsi="宋体" w:eastAsia="宋体" w:cs="宋体"/>
                 <w:b/>
                 <w:bCs/>
                 <w:color w:val="333333"/>
@@ -3215,12 +3237,12 @@
           </w:tcPr>
           <w:p>
             <w:pPr>
-              <w:pStyle w:val="TableText"/>
+              <w:pStyle w:val="25"/>
               <w:spacing w:before="44" w:line="188" w:lineRule="auto"/>
-              <w:ind w:left="0" w:right="0" w:firstLine="0" w:leftChars="0" w:rightChars="0" w:firstLineChars="0"/>
+              <w:ind w:left="0" w:leftChars="0" w:right="0" w:rightChars="0" w:firstLine="0" w:firstLineChars="0"/>
               <w:jc w:val="center"/>
               <w:rPr>
-                <w:rFonts w:ascii="宋体" w:eastAsia="宋体" w:hAnsi="宋体" w:cs="宋体" w:hint="default"/>
+                <w:rFonts w:hint="default" w:ascii="宋体" w:hAnsi="宋体" w:eastAsia="宋体" w:cs="宋体"/>
                 <w:sz w:val="24"/>
                 <w:szCs w:val="24"/>
                 <w:lang w:val="en-US" w:eastAsia="zh-CN"/>
@@ -3228,7 +3250,7 @@
             </w:pPr>
             <w:r>
               <w:rPr>
-                <w:rFonts w:cs="宋体" w:hint="eastAsia"/>
+                <w:rFonts w:hint="eastAsia" w:cs="宋体"/>
                 <w:color w:val="333333"/>
                 <w:spacing w:val="3"/>
                 <w:sz w:val="24"/>
@@ -3246,18 +3268,18 @@
           </w:tcPr>
           <w:p>
             <w:pPr>
-              <w:pStyle w:val="TableText"/>
+              <w:pStyle w:val="25"/>
               <w:spacing w:before="291" w:line="229" w:lineRule="auto"/>
               <w:ind w:left="193" w:right="375" w:hanging="1"/>
               <w:rPr>
-                <w:rFonts w:ascii="宋体" w:eastAsia="宋体" w:hAnsi="宋体" w:cs="宋体" w:hint="eastAsia"/>
+                <w:rFonts w:hint="eastAsia" w:ascii="宋体" w:hAnsi="宋体" w:eastAsia="宋体" w:cs="宋体"/>
                 <w:sz w:val="24"/>
                 <w:szCs w:val="24"/>
               </w:rPr>
             </w:pPr>
             <w:r>
               <w:rPr>
-                <w:rFonts w:ascii="宋体" w:eastAsia="宋体" w:hAnsi="宋体" w:cs="宋体" w:hint="eastAsia"/>
+                <w:rFonts w:hint="eastAsia" w:ascii="宋体" w:hAnsi="宋体" w:eastAsia="宋体" w:cs="宋体"/>
                 <w:color w:val="333333"/>
                 <w:spacing w:val="5"/>
                 <w:sz w:val="24"/>
@@ -3267,7 +3289,7 @@
             </w:r>
             <w:r>
               <w:rPr>
-                <w:rFonts w:ascii="宋体" w:eastAsia="宋体" w:hAnsi="宋体" w:cs="宋体" w:hint="eastAsia"/>
+                <w:rFonts w:hint="eastAsia" w:ascii="宋体" w:hAnsi="宋体" w:eastAsia="宋体" w:cs="宋体"/>
                 <w:color w:val="333333"/>
                 <w:spacing w:val="-1"/>
                 <w:sz w:val="24"/>
@@ -3280,10 +3302,14 @@
       </w:tr>
       <w:tr>
         <w:tblPrEx>
-          <w:tblW w:w="8824" w:type="dxa"/>
-          <w:jc w:val="center"/>
-          <w:shd w:val="clear" w:color="auto" w:fill="auto"/>
-          <w:tblLayout w:type="fixed"/>
+          <w:tblBorders>
+            <w:top w:val="single" w:color="auto" w:sz="4" w:space="0"/>
+            <w:left w:val="single" w:color="auto" w:sz="4" w:space="0"/>
+            <w:bottom w:val="single" w:color="auto" w:sz="4" w:space="0"/>
+            <w:right w:val="single" w:color="auto" w:sz="4" w:space="0"/>
+            <w:insideH w:val="single" w:color="auto" w:sz="4" w:space="0"/>
+            <w:insideV w:val="single" w:color="auto" w:sz="4" w:space="0"/>
+          </w:tblBorders>
           <w:tblCellMar>
             <w:top w:w="0" w:type="dxa"/>
             <w:left w:w="0" w:type="dxa"/>
@@ -3292,19 +3318,19 @@
           </w:tblCellMar>
         </w:tblPrEx>
         <w:trPr>
-          <w:trHeight w:val="1078"/>
+          <w:trHeight w:val="1078" w:hRule="atLeast"/>
           <w:jc w:val="center"/>
         </w:trPr>
         <w:tc>
           <w:tcPr>
             <w:tcW w:w="906" w:type="dxa"/>
-            <w:vMerge/>
+            <w:vMerge w:val="continue"/>
             <w:shd w:val="clear" w:color="auto" w:fill="auto"/>
           </w:tcPr>
           <w:p>
             <w:pPr>
               <w:rPr>
-                <w:rFonts w:ascii="宋体" w:eastAsia="宋体" w:hAnsi="宋体" w:cs="宋体" w:hint="eastAsia"/>
+                <w:rFonts w:hint="eastAsia" w:ascii="宋体" w:hAnsi="宋体" w:eastAsia="宋体" w:cs="宋体"/>
                 <w:sz w:val="24"/>
                 <w:szCs w:val="24"/>
               </w:rPr>
@@ -3314,16 +3340,16 @@
         <w:tc>
           <w:tcPr>
             <w:tcW w:w="899" w:type="dxa"/>
-            <w:vMerge/>
+            <w:vMerge w:val="continue"/>
             <w:shd w:val="clear" w:color="auto" w:fill="auto"/>
           </w:tcPr>
           <w:p>
             <w:pPr>
-              <w:pStyle w:val="TableText"/>
+              <w:pStyle w:val="25"/>
               <w:spacing w:before="44" w:line="188" w:lineRule="auto"/>
               <w:ind w:left="192"/>
               <w:rPr>
-                <w:rFonts w:ascii="宋体" w:eastAsia="宋体" w:hAnsi="宋体" w:cs="宋体" w:hint="eastAsia"/>
+                <w:rFonts w:hint="eastAsia" w:ascii="宋体" w:hAnsi="宋体" w:eastAsia="宋体" w:cs="宋体"/>
                 <w:sz w:val="24"/>
                 <w:szCs w:val="24"/>
               </w:rPr>
@@ -3339,7 +3365,7 @@
             <w:pPr>
               <w:spacing w:line="362" w:lineRule="auto"/>
               <w:rPr>
-                <w:rFonts w:ascii="宋体" w:eastAsia="宋体" w:hAnsi="宋体" w:cs="宋体" w:hint="eastAsia"/>
+                <w:rFonts w:hint="eastAsia" w:ascii="宋体" w:hAnsi="宋体" w:eastAsia="宋体" w:cs="宋体"/>
                 <w:sz w:val="24"/>
                 <w:szCs w:val="24"/>
               </w:rPr>
@@ -3347,18 +3373,18 @@
           </w:p>
           <w:p>
             <w:pPr>
-              <w:pStyle w:val="TableText"/>
+              <w:pStyle w:val="25"/>
               <w:spacing w:before="81" w:line="187" w:lineRule="auto"/>
               <w:ind w:left="192"/>
               <w:rPr>
-                <w:rFonts w:ascii="宋体" w:eastAsia="宋体" w:hAnsi="宋体" w:cs="宋体" w:hint="eastAsia"/>
+                <w:rFonts w:hint="eastAsia" w:ascii="宋体" w:hAnsi="宋体" w:eastAsia="宋体" w:cs="宋体"/>
                 <w:sz w:val="24"/>
                 <w:szCs w:val="24"/>
               </w:rPr>
             </w:pPr>
             <w:r>
               <w:rPr>
-                <w:rFonts w:ascii="宋体" w:eastAsia="宋体" w:hAnsi="宋体" w:cs="宋体" w:hint="eastAsia"/>
+                <w:rFonts w:hint="eastAsia" w:ascii="宋体" w:hAnsi="宋体" w:eastAsia="宋体" w:cs="宋体"/>
                 <w:color w:val="333333"/>
                 <w:spacing w:val="3"/>
                 <w:sz w:val="24"/>
@@ -3371,10 +3397,15 @@
       </w:tr>
       <w:tr>
         <w:tblPrEx>
-          <w:tblW w:w="8824" w:type="dxa"/>
-          <w:jc w:val="center"/>
+          <w:tblBorders>
+            <w:top w:val="single" w:color="auto" w:sz="4" w:space="0"/>
+            <w:left w:val="single" w:color="auto" w:sz="4" w:space="0"/>
+            <w:bottom w:val="single" w:color="auto" w:sz="4" w:space="0"/>
+            <w:right w:val="single" w:color="auto" w:sz="4" w:space="0"/>
+            <w:insideH w:val="single" w:color="auto" w:sz="4" w:space="0"/>
+            <w:insideV w:val="single" w:color="auto" w:sz="4" w:space="0"/>
+          </w:tblBorders>
           <w:shd w:val="clear" w:color="auto" w:fill="auto"/>
-          <w:tblLayout w:type="fixed"/>
           <w:tblCellMar>
             <w:top w:w="0" w:type="dxa"/>
             <w:left w:w="0" w:type="dxa"/>
@@ -3383,7 +3414,7 @@
           </w:tblCellMar>
         </w:tblPrEx>
         <w:trPr>
-          <w:trHeight w:val="779"/>
+          <w:trHeight w:val="779" w:hRule="atLeast"/>
           <w:jc w:val="center"/>
         </w:trPr>
         <w:tc>
@@ -3394,18 +3425,18 @@
           </w:tcPr>
           <w:p>
             <w:pPr>
-              <w:pStyle w:val="TableText"/>
+              <w:pStyle w:val="25"/>
               <w:spacing w:before="149" w:line="228" w:lineRule="auto"/>
               <w:ind w:left="196" w:right="305" w:hanging="1"/>
               <w:rPr>
-                <w:rFonts w:ascii="宋体" w:eastAsia="宋体" w:hAnsi="宋体" w:cs="宋体" w:hint="eastAsia"/>
+                <w:rFonts w:hint="eastAsia" w:ascii="宋体" w:hAnsi="宋体" w:eastAsia="宋体" w:cs="宋体"/>
                 <w:sz w:val="24"/>
                 <w:szCs w:val="24"/>
               </w:rPr>
             </w:pPr>
             <w:r>
               <w:rPr>
-                <w:rFonts w:ascii="宋体" w:eastAsia="宋体" w:hAnsi="宋体" w:cs="宋体" w:hint="eastAsia"/>
+                <w:rFonts w:hint="eastAsia" w:ascii="宋体" w:hAnsi="宋体" w:eastAsia="宋体" w:cs="宋体"/>
                 <w:b/>
                 <w:bCs/>
                 <w:color w:val="333333"/>
@@ -3417,7 +3448,7 @@
             </w:r>
             <w:r>
               <w:rPr>
-                <w:rFonts w:ascii="宋体" w:eastAsia="宋体" w:hAnsi="宋体" w:cs="宋体" w:hint="eastAsia"/>
+                <w:rFonts w:hint="eastAsia" w:ascii="宋体" w:hAnsi="宋体" w:eastAsia="宋体" w:cs="宋体"/>
                 <w:b/>
                 <w:bCs/>
                 <w:color w:val="333333"/>
@@ -3436,18 +3467,18 @@
           </w:tcPr>
           <w:p>
             <w:pPr>
-              <w:pStyle w:val="TableText"/>
+              <w:pStyle w:val="25"/>
               <w:spacing w:before="149" w:line="228" w:lineRule="auto"/>
               <w:ind w:left="192" w:right="304" w:firstLine="13"/>
               <w:rPr>
-                <w:rFonts w:ascii="宋体" w:eastAsia="宋体" w:hAnsi="宋体" w:cs="宋体" w:hint="eastAsia"/>
+                <w:rFonts w:hint="eastAsia" w:ascii="宋体" w:hAnsi="宋体" w:eastAsia="宋体" w:cs="宋体"/>
                 <w:sz w:val="24"/>
                 <w:szCs w:val="24"/>
               </w:rPr>
             </w:pPr>
             <w:r>
               <w:rPr>
-                <w:rFonts w:ascii="宋体" w:eastAsia="宋体" w:hAnsi="宋体" w:cs="宋体" w:hint="eastAsia"/>
+                <w:rFonts w:hint="eastAsia" w:ascii="宋体" w:hAnsi="宋体" w:eastAsia="宋体" w:cs="宋体"/>
                 <w:color w:val="333333"/>
                 <w:spacing w:val="-4"/>
                 <w:sz w:val="24"/>
@@ -3457,7 +3488,7 @@
             </w:r>
             <w:r>
               <w:rPr>
-                <w:rFonts w:ascii="宋体" w:eastAsia="宋体" w:hAnsi="宋体" w:cs="宋体" w:hint="eastAsia"/>
+                <w:rFonts w:hint="eastAsia" w:ascii="宋体" w:hAnsi="宋体" w:eastAsia="宋体" w:cs="宋体"/>
                 <w:color w:val="333333"/>
                 <w:spacing w:val="3"/>
                 <w:sz w:val="24"/>
@@ -3474,18 +3505,18 @@
           </w:tcPr>
           <w:p>
             <w:pPr>
-              <w:pStyle w:val="TableText"/>
+              <w:pStyle w:val="25"/>
               <w:spacing w:before="146" w:line="229" w:lineRule="auto"/>
               <w:ind w:left="192" w:right="375"/>
               <w:rPr>
-                <w:rFonts w:ascii="宋体" w:eastAsia="宋体" w:hAnsi="宋体" w:cs="宋体" w:hint="eastAsia"/>
+                <w:rFonts w:hint="eastAsia" w:ascii="宋体" w:hAnsi="宋体" w:eastAsia="宋体" w:cs="宋体"/>
                 <w:sz w:val="24"/>
                 <w:szCs w:val="24"/>
               </w:rPr>
             </w:pPr>
             <w:r>
               <w:rPr>
-                <w:rFonts w:ascii="宋体" w:eastAsia="宋体" w:hAnsi="宋体" w:cs="宋体" w:hint="eastAsia"/>
+                <w:rFonts w:hint="eastAsia" w:ascii="宋体" w:hAnsi="宋体" w:eastAsia="宋体" w:cs="宋体"/>
                 <w:color w:val="333333"/>
                 <w:spacing w:val="5"/>
                 <w:sz w:val="24"/>
@@ -3495,7 +3526,7 @@
             </w:r>
             <w:r>
               <w:rPr>
-                <w:rFonts w:ascii="宋体" w:eastAsia="宋体" w:hAnsi="宋体" w:cs="宋体" w:hint="eastAsia"/>
+                <w:rFonts w:hint="eastAsia" w:ascii="宋体" w:hAnsi="宋体" w:eastAsia="宋体" w:cs="宋体"/>
                 <w:color w:val="333333"/>
                 <w:spacing w:val="-4"/>
                 <w:sz w:val="24"/>
@@ -3508,10 +3539,14 @@
       </w:tr>
       <w:tr>
         <w:tblPrEx>
-          <w:tblW w:w="8824" w:type="dxa"/>
-          <w:jc w:val="center"/>
-          <w:shd w:val="clear" w:color="auto" w:fill="auto"/>
-          <w:tblLayout w:type="fixed"/>
+          <w:tblBorders>
+            <w:top w:val="single" w:color="auto" w:sz="4" w:space="0"/>
+            <w:left w:val="single" w:color="auto" w:sz="4" w:space="0"/>
+            <w:bottom w:val="single" w:color="auto" w:sz="4" w:space="0"/>
+            <w:right w:val="single" w:color="auto" w:sz="4" w:space="0"/>
+            <w:insideH w:val="single" w:color="auto" w:sz="4" w:space="0"/>
+            <w:insideV w:val="single" w:color="auto" w:sz="4" w:space="0"/>
+          </w:tblBorders>
           <w:tblCellMar>
             <w:top w:w="0" w:type="dxa"/>
             <w:left w:w="0" w:type="dxa"/>
@@ -3520,19 +3555,19 @@
           </w:tblCellMar>
         </w:tblPrEx>
         <w:trPr>
-          <w:trHeight w:val="779"/>
+          <w:trHeight w:val="779" w:hRule="atLeast"/>
           <w:jc w:val="center"/>
         </w:trPr>
         <w:tc>
           <w:tcPr>
             <w:tcW w:w="906" w:type="dxa"/>
-            <w:vMerge/>
+            <w:vMerge w:val="continue"/>
             <w:shd w:val="clear" w:color="auto" w:fill="auto"/>
           </w:tcPr>
           <w:p>
             <w:pPr>
               <w:rPr>
-                <w:rFonts w:ascii="宋体" w:eastAsia="宋体" w:hAnsi="宋体" w:cs="宋体" w:hint="eastAsia"/>
+                <w:rFonts w:hint="eastAsia" w:ascii="宋体" w:hAnsi="宋体" w:eastAsia="宋体" w:cs="宋体"/>
                 <w:sz w:val="24"/>
                 <w:szCs w:val="24"/>
               </w:rPr>
@@ -3546,18 +3581,18 @@
           </w:tcPr>
           <w:p>
             <w:pPr>
-              <w:pStyle w:val="TableText"/>
+              <w:pStyle w:val="25"/>
               <w:spacing w:before="149" w:line="228" w:lineRule="auto"/>
               <w:ind w:left="192" w:right="304" w:firstLine="1"/>
               <w:rPr>
-                <w:rFonts w:ascii="宋体" w:eastAsia="宋体" w:hAnsi="宋体" w:cs="宋体" w:hint="eastAsia"/>
+                <w:rFonts w:hint="eastAsia" w:ascii="宋体" w:hAnsi="宋体" w:eastAsia="宋体" w:cs="宋体"/>
                 <w:sz w:val="24"/>
                 <w:szCs w:val="24"/>
               </w:rPr>
             </w:pPr>
             <w:r>
               <w:rPr>
-                <w:rFonts w:ascii="宋体" w:eastAsia="宋体" w:hAnsi="宋体" w:cs="宋体" w:hint="eastAsia"/>
+                <w:rFonts w:hint="eastAsia" w:ascii="宋体" w:hAnsi="宋体" w:eastAsia="宋体" w:cs="宋体"/>
                 <w:color w:val="333333"/>
                 <w:spacing w:val="2"/>
                 <w:sz w:val="24"/>
@@ -3567,7 +3602,7 @@
             </w:r>
             <w:r>
               <w:rPr>
-                <w:rFonts w:ascii="宋体" w:eastAsia="宋体" w:hAnsi="宋体" w:cs="宋体" w:hint="eastAsia"/>
+                <w:rFonts w:hint="eastAsia" w:ascii="宋体" w:hAnsi="宋体" w:eastAsia="宋体" w:cs="宋体"/>
                 <w:color w:val="333333"/>
                 <w:spacing w:val="3"/>
                 <w:sz w:val="24"/>
@@ -3584,18 +3619,18 @@
           </w:tcPr>
           <w:p>
             <w:pPr>
-              <w:pStyle w:val="TableText"/>
+              <w:pStyle w:val="25"/>
               <w:spacing w:before="148" w:line="227" w:lineRule="auto"/>
               <w:ind w:left="192" w:right="325"/>
               <w:rPr>
-                <w:rFonts w:ascii="宋体" w:eastAsia="宋体" w:hAnsi="宋体" w:cs="宋体" w:hint="eastAsia"/>
+                <w:rFonts w:hint="eastAsia" w:ascii="宋体" w:hAnsi="宋体" w:eastAsia="宋体" w:cs="宋体"/>
                 <w:sz w:val="24"/>
                 <w:szCs w:val="24"/>
               </w:rPr>
             </w:pPr>
             <w:r>
               <w:rPr>
-                <w:rFonts w:ascii="宋体" w:eastAsia="宋体" w:hAnsi="宋体" w:cs="宋体" w:hint="eastAsia"/>
+                <w:rFonts w:hint="eastAsia" w:ascii="宋体" w:hAnsi="宋体" w:eastAsia="宋体" w:cs="宋体"/>
                 <w:color w:val="333333"/>
                 <w:sz w:val="24"/>
                 <w:szCs w:val="24"/>
@@ -3604,7 +3639,7 @@
             </w:r>
             <w:r>
               <w:rPr>
-                <w:rFonts w:ascii="宋体" w:eastAsia="宋体" w:hAnsi="宋体" w:cs="宋体" w:hint="eastAsia"/>
+                <w:rFonts w:hint="eastAsia" w:ascii="宋体" w:hAnsi="宋体" w:eastAsia="宋体" w:cs="宋体"/>
                 <w:color w:val="333333"/>
                 <w:spacing w:val="24"/>
                 <w:sz w:val="24"/>
@@ -3614,7 +3649,7 @@
             </w:r>
             <w:r>
               <w:rPr>
-                <w:rFonts w:ascii="宋体" w:eastAsia="宋体" w:hAnsi="宋体" w:cs="宋体" w:hint="eastAsia"/>
+                <w:rFonts w:hint="eastAsia" w:ascii="宋体" w:hAnsi="宋体" w:eastAsia="宋体" w:cs="宋体"/>
                 <w:color w:val="333333"/>
                 <w:sz w:val="24"/>
                 <w:szCs w:val="24"/>
@@ -3623,7 +3658,7 @@
             </w:r>
             <w:r>
               <w:rPr>
-                <w:rFonts w:ascii="宋体" w:eastAsia="宋体" w:hAnsi="宋体" w:cs="宋体" w:hint="eastAsia"/>
+                <w:rFonts w:hint="eastAsia" w:ascii="宋体" w:hAnsi="宋体" w:eastAsia="宋体" w:cs="宋体"/>
                 <w:color w:val="333333"/>
                 <w:spacing w:val="-9"/>
                 <w:sz w:val="24"/>
@@ -3636,10 +3671,14 @@
       </w:tr>
       <w:tr>
         <w:tblPrEx>
-          <w:tblW w:w="8824" w:type="dxa"/>
-          <w:jc w:val="center"/>
-          <w:shd w:val="clear" w:color="auto" w:fill="auto"/>
-          <w:tblLayout w:type="fixed"/>
+          <w:tblBorders>
+            <w:top w:val="single" w:color="auto" w:sz="4" w:space="0"/>
+            <w:left w:val="single" w:color="auto" w:sz="4" w:space="0"/>
+            <w:bottom w:val="single" w:color="auto" w:sz="4" w:space="0"/>
+            <w:right w:val="single" w:color="auto" w:sz="4" w:space="0"/>
+            <w:insideH w:val="single" w:color="auto" w:sz="4" w:space="0"/>
+            <w:insideV w:val="single" w:color="auto" w:sz="4" w:space="0"/>
+          </w:tblBorders>
           <w:tblCellMar>
             <w:top w:w="0" w:type="dxa"/>
             <w:left w:w="0" w:type="dxa"/>
@@ -3648,19 +3687,19 @@
           </w:tblCellMar>
         </w:tblPrEx>
         <w:trPr>
-          <w:trHeight w:val="779"/>
+          <w:trHeight w:val="779" w:hRule="atLeast"/>
           <w:jc w:val="center"/>
         </w:trPr>
         <w:tc>
           <w:tcPr>
             <w:tcW w:w="906" w:type="dxa"/>
-            <w:vMerge/>
+            <w:vMerge w:val="continue"/>
             <w:shd w:val="clear" w:color="auto" w:fill="auto"/>
           </w:tcPr>
           <w:p>
             <w:pPr>
               <w:rPr>
-                <w:rFonts w:ascii="宋体" w:eastAsia="宋体" w:hAnsi="宋体" w:cs="宋体" w:hint="eastAsia"/>
+                <w:rFonts w:hint="eastAsia" w:ascii="宋体" w:hAnsi="宋体" w:eastAsia="宋体" w:cs="宋体"/>
                 <w:sz w:val="24"/>
                 <w:szCs w:val="24"/>
               </w:rPr>
@@ -3674,18 +3713,18 @@
           </w:tcPr>
           <w:p>
             <w:pPr>
-              <w:pStyle w:val="TableText"/>
+              <w:pStyle w:val="25"/>
               <w:spacing w:before="152" w:line="227" w:lineRule="auto"/>
               <w:ind w:left="191" w:right="304"/>
               <w:rPr>
-                <w:rFonts w:ascii="宋体" w:eastAsia="宋体" w:hAnsi="宋体" w:cs="宋体" w:hint="eastAsia"/>
+                <w:rFonts w:hint="eastAsia" w:ascii="宋体" w:hAnsi="宋体" w:eastAsia="宋体" w:cs="宋体"/>
                 <w:sz w:val="24"/>
                 <w:szCs w:val="24"/>
               </w:rPr>
             </w:pPr>
             <w:r>
               <w:rPr>
-                <w:rFonts w:ascii="宋体" w:eastAsia="宋体" w:hAnsi="宋体" w:cs="宋体" w:hint="eastAsia"/>
+                <w:rFonts w:hint="eastAsia" w:ascii="宋体" w:hAnsi="宋体" w:eastAsia="宋体" w:cs="宋体"/>
                 <w:color w:val="333333"/>
                 <w:spacing w:val="4"/>
                 <w:sz w:val="24"/>
@@ -3695,7 +3734,7 @@
             </w:r>
             <w:r>
               <w:rPr>
-                <w:rFonts w:ascii="宋体" w:eastAsia="宋体" w:hAnsi="宋体" w:cs="宋体" w:hint="eastAsia"/>
+                <w:rFonts w:hint="eastAsia" w:ascii="宋体" w:hAnsi="宋体" w:eastAsia="宋体" w:cs="宋体"/>
                 <w:color w:val="333333"/>
                 <w:spacing w:val="3"/>
                 <w:sz w:val="24"/>
@@ -3712,18 +3751,18 @@
           </w:tcPr>
           <w:p>
             <w:pPr>
-              <w:pStyle w:val="TableText"/>
+              <w:pStyle w:val="25"/>
               <w:spacing w:before="299" w:line="188" w:lineRule="auto"/>
               <w:ind w:left="192"/>
               <w:rPr>
-                <w:rFonts w:ascii="宋体" w:eastAsia="宋体" w:hAnsi="宋体" w:cs="宋体" w:hint="eastAsia"/>
+                <w:rFonts w:hint="eastAsia" w:ascii="宋体" w:hAnsi="宋体" w:eastAsia="宋体" w:cs="宋体"/>
                 <w:sz w:val="24"/>
                 <w:szCs w:val="24"/>
               </w:rPr>
             </w:pPr>
             <w:r>
               <w:rPr>
-                <w:rFonts w:ascii="宋体" w:eastAsia="宋体" w:hAnsi="宋体" w:cs="宋体" w:hint="eastAsia"/>
+                <w:rFonts w:hint="eastAsia" w:ascii="宋体" w:hAnsi="宋体" w:eastAsia="宋体" w:cs="宋体"/>
                 <w:color w:val="333333"/>
                 <w:spacing w:val="4"/>
                 <w:sz w:val="24"/>
@@ -3733,7 +3772,7 @@
             </w:r>
             <w:r>
               <w:rPr>
-                <w:rFonts w:ascii="宋体" w:eastAsia="宋体" w:hAnsi="宋体" w:cs="宋体" w:hint="eastAsia"/>
+                <w:rFonts w:hint="eastAsia" w:ascii="宋体" w:hAnsi="宋体" w:eastAsia="宋体" w:cs="宋体"/>
                 <w:color w:val="333333"/>
                 <w:spacing w:val="3"/>
                 <w:sz w:val="24"/>
@@ -3746,10 +3785,15 @@
       </w:tr>
       <w:tr>
         <w:tblPrEx>
-          <w:tblW w:w="8824" w:type="dxa"/>
-          <w:jc w:val="center"/>
+          <w:tblBorders>
+            <w:top w:val="single" w:color="auto" w:sz="4" w:space="0"/>
+            <w:left w:val="single" w:color="auto" w:sz="4" w:space="0"/>
+            <w:bottom w:val="single" w:color="auto" w:sz="4" w:space="0"/>
+            <w:right w:val="single" w:color="auto" w:sz="4" w:space="0"/>
+            <w:insideH w:val="single" w:color="auto" w:sz="4" w:space="0"/>
+            <w:insideV w:val="single" w:color="auto" w:sz="4" w:space="0"/>
+          </w:tblBorders>
           <w:shd w:val="clear" w:color="auto" w:fill="auto"/>
-          <w:tblLayout w:type="fixed"/>
           <w:tblCellMar>
             <w:top w:w="0" w:type="dxa"/>
             <w:left w:w="0" w:type="dxa"/>
@@ -3758,19 +3802,19 @@
           </w:tblCellMar>
         </w:tblPrEx>
         <w:trPr>
-          <w:trHeight w:val="779"/>
+          <w:trHeight w:val="779" w:hRule="atLeast"/>
           <w:jc w:val="center"/>
         </w:trPr>
         <w:tc>
           <w:tcPr>
             <w:tcW w:w="906" w:type="dxa"/>
-            <w:vMerge/>
+            <w:vMerge w:val="continue"/>
             <w:shd w:val="clear" w:color="auto" w:fill="auto"/>
           </w:tcPr>
           <w:p>
             <w:pPr>
               <w:rPr>
-                <w:rFonts w:ascii="宋体" w:eastAsia="宋体" w:hAnsi="宋体" w:cs="宋体" w:hint="eastAsia"/>
+                <w:rFonts w:hint="eastAsia" w:ascii="宋体" w:hAnsi="宋体" w:eastAsia="宋体" w:cs="宋体"/>
                 <w:sz w:val="24"/>
                 <w:szCs w:val="24"/>
               </w:rPr>
@@ -3784,18 +3828,18 @@
           </w:tcPr>
           <w:p>
             <w:pPr>
-              <w:pStyle w:val="TableText"/>
+              <w:pStyle w:val="25"/>
               <w:spacing w:before="155" w:line="226" w:lineRule="auto"/>
               <w:ind w:left="192" w:right="304"/>
               <w:rPr>
-                <w:rFonts w:ascii="宋体" w:eastAsia="宋体" w:hAnsi="宋体" w:cs="宋体" w:hint="eastAsia"/>
+                <w:rFonts w:hint="eastAsia" w:ascii="宋体" w:hAnsi="宋体" w:eastAsia="宋体" w:cs="宋体"/>
                 <w:sz w:val="24"/>
                 <w:szCs w:val="24"/>
               </w:rPr>
             </w:pPr>
             <w:r>
               <w:rPr>
-                <w:rFonts w:ascii="宋体" w:eastAsia="宋体" w:hAnsi="宋体" w:cs="宋体" w:hint="eastAsia"/>
+                <w:rFonts w:hint="eastAsia" w:ascii="宋体" w:hAnsi="宋体" w:eastAsia="宋体" w:cs="宋体"/>
                 <w:color w:val="333333"/>
                 <w:spacing w:val="3"/>
                 <w:sz w:val="24"/>
@@ -3812,18 +3856,18 @@
           </w:tcPr>
           <w:p>
             <w:pPr>
-              <w:pStyle w:val="TableText"/>
+              <w:pStyle w:val="25"/>
               <w:spacing w:before="300" w:line="186" w:lineRule="auto"/>
               <w:ind w:left="192"/>
               <w:rPr>
-                <w:rFonts w:ascii="宋体" w:eastAsia="宋体" w:hAnsi="宋体" w:cs="宋体" w:hint="eastAsia"/>
+                <w:rFonts w:hint="eastAsia" w:ascii="宋体" w:hAnsi="宋体" w:eastAsia="宋体" w:cs="宋体"/>
                 <w:sz w:val="24"/>
                 <w:szCs w:val="24"/>
               </w:rPr>
             </w:pPr>
             <w:r>
               <w:rPr>
-                <w:rFonts w:ascii="宋体" w:eastAsia="宋体" w:hAnsi="宋体" w:cs="宋体" w:hint="eastAsia"/>
+                <w:rFonts w:hint="eastAsia" w:ascii="宋体" w:hAnsi="宋体" w:eastAsia="宋体" w:cs="宋体"/>
                 <w:color w:val="333333"/>
                 <w:spacing w:val="4"/>
                 <w:sz w:val="24"/>
@@ -3833,7 +3877,7 @@
             </w:r>
             <w:r>
               <w:rPr>
-                <w:rFonts w:ascii="宋体" w:eastAsia="宋体" w:hAnsi="宋体" w:cs="宋体" w:hint="eastAsia"/>
+                <w:rFonts w:hint="eastAsia" w:ascii="宋体" w:hAnsi="宋体" w:eastAsia="宋体" w:cs="宋体"/>
                 <w:color w:val="333333"/>
                 <w:sz w:val="24"/>
                 <w:szCs w:val="24"/>
@@ -3842,7 +3886,7 @@
             </w:r>
             <w:r>
               <w:rPr>
-                <w:rFonts w:ascii="宋体" w:eastAsia="宋体" w:hAnsi="宋体" w:cs="宋体" w:hint="eastAsia"/>
+                <w:rFonts w:hint="eastAsia" w:ascii="宋体" w:hAnsi="宋体" w:eastAsia="宋体" w:cs="宋体"/>
                 <w:color w:val="333333"/>
                 <w:spacing w:val="4"/>
                 <w:sz w:val="24"/>
@@ -3852,7 +3896,7 @@
             </w:r>
             <w:r>
               <w:rPr>
-                <w:rFonts w:ascii="宋体" w:eastAsia="宋体" w:hAnsi="宋体" w:cs="宋体" w:hint="eastAsia"/>
+                <w:rFonts w:hint="eastAsia" w:ascii="宋体" w:hAnsi="宋体" w:eastAsia="宋体" w:cs="宋体"/>
                 <w:color w:val="333333"/>
                 <w:spacing w:val="3"/>
                 <w:sz w:val="24"/>
@@ -3865,10 +3909,14 @@
       </w:tr>
       <w:tr>
         <w:tblPrEx>
-          <w:tblW w:w="8824" w:type="dxa"/>
-          <w:jc w:val="center"/>
-          <w:shd w:val="clear" w:color="auto" w:fill="auto"/>
-          <w:tblLayout w:type="fixed"/>
+          <w:tblBorders>
+            <w:top w:val="single" w:color="auto" w:sz="4" w:space="0"/>
+            <w:left w:val="single" w:color="auto" w:sz="4" w:space="0"/>
+            <w:bottom w:val="single" w:color="auto" w:sz="4" w:space="0"/>
+            <w:right w:val="single" w:color="auto" w:sz="4" w:space="0"/>
+            <w:insideH w:val="single" w:color="auto" w:sz="4" w:space="0"/>
+            <w:insideV w:val="single" w:color="auto" w:sz="4" w:space="0"/>
+          </w:tblBorders>
           <w:tblCellMar>
             <w:top w:w="0" w:type="dxa"/>
             <w:left w:w="0" w:type="dxa"/>
@@ -3877,7 +3925,7 @@
           </w:tblCellMar>
         </w:tblPrEx>
         <w:trPr>
-          <w:trHeight w:val="1079"/>
+          <w:trHeight w:val="1079" w:hRule="atLeast"/>
           <w:jc w:val="center"/>
         </w:trPr>
         <w:tc>
@@ -3888,18 +3936,18 @@
           </w:tcPr>
           <w:p>
             <w:pPr>
-              <w:pStyle w:val="TableText"/>
+              <w:pStyle w:val="25"/>
               <w:spacing w:before="303" w:line="232" w:lineRule="auto"/>
               <w:ind w:left="197" w:right="305"/>
               <w:rPr>
-                <w:rFonts w:ascii="宋体" w:eastAsia="宋体" w:hAnsi="宋体" w:cs="宋体" w:hint="eastAsia"/>
+                <w:rFonts w:hint="eastAsia" w:ascii="宋体" w:hAnsi="宋体" w:eastAsia="宋体" w:cs="宋体"/>
                 <w:sz w:val="24"/>
                 <w:szCs w:val="24"/>
               </w:rPr>
             </w:pPr>
             <w:r>
               <w:rPr>
-                <w:rFonts w:ascii="宋体" w:eastAsia="宋体" w:hAnsi="宋体" w:cs="宋体" w:hint="eastAsia"/>
+                <w:rFonts w:hint="eastAsia" w:ascii="宋体" w:hAnsi="宋体" w:eastAsia="宋体" w:cs="宋体"/>
                 <w:b/>
                 <w:bCs/>
                 <w:color w:val="333333"/>
@@ -3918,18 +3966,18 @@
           </w:tcPr>
           <w:p>
             <w:pPr>
-              <w:pStyle w:val="TableText"/>
+              <w:pStyle w:val="25"/>
               <w:spacing w:before="155" w:line="186" w:lineRule="auto"/>
               <w:ind w:left="192"/>
               <w:rPr>
-                <w:rFonts w:ascii="宋体" w:eastAsia="宋体" w:hAnsi="宋体" w:cs="宋体" w:hint="eastAsia"/>
+                <w:rFonts w:hint="eastAsia" w:ascii="宋体" w:hAnsi="宋体" w:eastAsia="宋体" w:cs="宋体"/>
                 <w:sz w:val="24"/>
                 <w:szCs w:val="24"/>
               </w:rPr>
             </w:pPr>
             <w:r>
               <w:rPr>
-                <w:rFonts w:ascii="宋体" w:eastAsia="宋体" w:hAnsi="宋体" w:cs="宋体" w:hint="eastAsia"/>
+                <w:rFonts w:hint="eastAsia" w:ascii="宋体" w:hAnsi="宋体" w:eastAsia="宋体" w:cs="宋体"/>
                 <w:color w:val="333333"/>
                 <w:spacing w:val="3"/>
                 <w:sz w:val="24"/>
@@ -3940,18 +3988,18 @@
           </w:p>
           <w:p>
             <w:pPr>
-              <w:pStyle w:val="TableText"/>
+              <w:pStyle w:val="25"/>
               <w:spacing w:before="46" w:line="187" w:lineRule="auto"/>
               <w:ind w:left="193"/>
               <w:rPr>
-                <w:rFonts w:ascii="宋体" w:eastAsia="宋体" w:hAnsi="宋体" w:cs="宋体" w:hint="eastAsia"/>
+                <w:rFonts w:hint="eastAsia" w:ascii="宋体" w:hAnsi="宋体" w:eastAsia="宋体" w:cs="宋体"/>
                 <w:sz w:val="24"/>
                 <w:szCs w:val="24"/>
               </w:rPr>
             </w:pPr>
             <w:r>
               <w:rPr>
-                <w:rFonts w:ascii="宋体" w:eastAsia="宋体" w:hAnsi="宋体" w:cs="宋体" w:hint="eastAsia"/>
+                <w:rFonts w:hint="eastAsia" w:ascii="宋体" w:hAnsi="宋体" w:eastAsia="宋体" w:cs="宋体"/>
                 <w:color w:val="333333"/>
                 <w:spacing w:val="3"/>
                 <w:sz w:val="24"/>
@@ -3962,18 +4010,18 @@
           </w:p>
           <w:p>
             <w:pPr>
-              <w:pStyle w:val="TableText"/>
+              <w:pStyle w:val="25"/>
               <w:spacing w:before="47" w:line="186" w:lineRule="auto"/>
               <w:ind w:left="192"/>
               <w:rPr>
-                <w:rFonts w:ascii="宋体" w:eastAsia="宋体" w:hAnsi="宋体" w:cs="宋体" w:hint="eastAsia"/>
+                <w:rFonts w:hint="eastAsia" w:ascii="宋体" w:hAnsi="宋体" w:eastAsia="宋体" w:cs="宋体"/>
                 <w:sz w:val="24"/>
                 <w:szCs w:val="24"/>
               </w:rPr>
             </w:pPr>
             <w:r>
               <w:rPr>
-                <w:rFonts w:ascii="宋体" w:eastAsia="宋体" w:hAnsi="宋体" w:cs="宋体" w:hint="eastAsia"/>
+                <w:rFonts w:hint="eastAsia" w:ascii="宋体" w:hAnsi="宋体" w:eastAsia="宋体" w:cs="宋体"/>
                 <w:color w:val="333333"/>
                 <w:spacing w:val="3"/>
                 <w:sz w:val="24"/>
@@ -3990,18 +4038,18 @@
           </w:tcPr>
           <w:p>
             <w:pPr>
-              <w:pStyle w:val="TableText"/>
+              <w:pStyle w:val="25"/>
               <w:spacing w:before="303" w:line="204" w:lineRule="auto"/>
               <w:ind w:left="222" w:right="412" w:hanging="30"/>
               <w:rPr>
-                <w:rFonts w:ascii="宋体" w:eastAsia="宋体" w:hAnsi="宋体" w:cs="宋体" w:hint="eastAsia"/>
+                <w:rFonts w:hint="eastAsia" w:ascii="宋体" w:hAnsi="宋体" w:eastAsia="宋体" w:cs="宋体"/>
                 <w:sz w:val="24"/>
                 <w:szCs w:val="24"/>
               </w:rPr>
             </w:pPr>
             <w:r>
               <w:rPr>
-                <w:rFonts w:ascii="宋体" w:eastAsia="宋体" w:hAnsi="宋体" w:cs="宋体" w:hint="eastAsia"/>
+                <w:rFonts w:hint="eastAsia" w:ascii="宋体" w:hAnsi="宋体" w:eastAsia="宋体" w:cs="宋体"/>
                 <w:color w:val="333333"/>
                 <w:spacing w:val="5"/>
                 <w:sz w:val="24"/>
@@ -4011,7 +4059,7 @@
             </w:r>
             <w:r>
               <w:rPr>
-                <w:rFonts w:ascii="宋体" w:eastAsia="宋体" w:hAnsi="宋体" w:cs="宋体" w:hint="eastAsia"/>
+                <w:rFonts w:hint="eastAsia" w:ascii="宋体" w:hAnsi="宋体" w:eastAsia="宋体" w:cs="宋体"/>
                 <w:color w:val="333333"/>
                 <w:sz w:val="24"/>
                 <w:szCs w:val="24"/>
@@ -4020,7 +4068,7 @@
             </w:r>
             <w:r>
               <w:rPr>
-                <w:rFonts w:ascii="宋体" w:eastAsia="宋体" w:hAnsi="宋体" w:cs="宋体" w:hint="eastAsia"/>
+                <w:rFonts w:hint="eastAsia" w:ascii="宋体" w:hAnsi="宋体" w:eastAsia="宋体" w:cs="宋体"/>
                 <w:color w:val="333333"/>
                 <w:spacing w:val="5"/>
                 <w:sz w:val="24"/>
@@ -4030,7 +4078,7 @@
             </w:r>
             <w:r>
               <w:rPr>
-                <w:rFonts w:ascii="宋体" w:eastAsia="宋体" w:hAnsi="宋体" w:cs="宋体" w:hint="eastAsia"/>
+                <w:rFonts w:hint="eastAsia" w:ascii="宋体" w:hAnsi="宋体" w:eastAsia="宋体" w:cs="宋体"/>
                 <w:color w:val="333333"/>
                 <w:sz w:val="24"/>
                 <w:szCs w:val="24"/>
@@ -4039,7 +4087,7 @@
             </w:r>
             <w:r>
               <w:rPr>
-                <w:rFonts w:ascii="宋体" w:eastAsia="宋体" w:hAnsi="宋体" w:cs="宋体" w:hint="eastAsia"/>
+                <w:rFonts w:hint="eastAsia" w:ascii="宋体" w:hAnsi="宋体" w:eastAsia="宋体" w:cs="宋体"/>
                 <w:color w:val="333333"/>
                 <w:spacing w:val="5"/>
                 <w:sz w:val="24"/>
@@ -4049,7 +4097,7 @@
             </w:r>
             <w:r>
               <w:rPr>
-                <w:rFonts w:ascii="宋体" w:eastAsia="宋体" w:hAnsi="宋体" w:cs="宋体" w:hint="eastAsia"/>
+                <w:rFonts w:hint="eastAsia" w:ascii="宋体" w:hAnsi="宋体" w:eastAsia="宋体" w:cs="宋体"/>
                 <w:color w:val="333333"/>
                 <w:sz w:val="24"/>
                 <w:szCs w:val="24"/>
@@ -4058,7 +4106,7 @@
             </w:r>
             <w:r>
               <w:rPr>
-                <w:rFonts w:ascii="宋体" w:eastAsia="宋体" w:hAnsi="宋体" w:cs="宋体" w:hint="eastAsia"/>
+                <w:rFonts w:hint="eastAsia" w:ascii="宋体" w:hAnsi="宋体" w:eastAsia="宋体" w:cs="宋体"/>
                 <w:color w:val="333333"/>
                 <w:spacing w:val="5"/>
                 <w:sz w:val="24"/>
@@ -4068,7 +4116,7 @@
             </w:r>
             <w:r>
               <w:rPr>
-                <w:rFonts w:ascii="宋体" w:eastAsia="宋体" w:hAnsi="宋体" w:cs="宋体" w:hint="eastAsia"/>
+                <w:rFonts w:hint="eastAsia" w:ascii="宋体" w:hAnsi="宋体" w:eastAsia="宋体" w:cs="宋体"/>
                 <w:color w:val="333333"/>
                 <w:sz w:val="24"/>
                 <w:szCs w:val="24"/>
@@ -4077,7 +4125,7 @@
             </w:r>
             <w:r>
               <w:rPr>
-                <w:rFonts w:ascii="宋体" w:eastAsia="宋体" w:hAnsi="宋体" w:cs="宋体" w:hint="eastAsia"/>
+                <w:rFonts w:hint="eastAsia" w:ascii="宋体" w:hAnsi="宋体" w:eastAsia="宋体" w:cs="宋体"/>
                 <w:color w:val="333333"/>
                 <w:spacing w:val="5"/>
                 <w:sz w:val="24"/>
@@ -4087,7 +4135,7 @@
             </w:r>
             <w:r>
               <w:rPr>
-                <w:rFonts w:ascii="宋体" w:eastAsia="宋体" w:hAnsi="宋体" w:cs="宋体" w:hint="eastAsia"/>
+                <w:rFonts w:hint="eastAsia" w:ascii="宋体" w:hAnsi="宋体" w:eastAsia="宋体" w:cs="宋体"/>
                 <w:color w:val="333333"/>
                 <w:sz w:val="24"/>
                 <w:szCs w:val="24"/>
@@ -4099,10 +4147,14 @@
       </w:tr>
       <w:tr>
         <w:tblPrEx>
-          <w:tblW w:w="8824" w:type="dxa"/>
-          <w:jc w:val="center"/>
-          <w:shd w:val="clear" w:color="auto" w:fill="auto"/>
-          <w:tblLayout w:type="fixed"/>
+          <w:tblBorders>
+            <w:top w:val="single" w:color="auto" w:sz="4" w:space="0"/>
+            <w:left w:val="single" w:color="auto" w:sz="4" w:space="0"/>
+            <w:bottom w:val="single" w:color="auto" w:sz="4" w:space="0"/>
+            <w:right w:val="single" w:color="auto" w:sz="4" w:space="0"/>
+            <w:insideH w:val="single" w:color="auto" w:sz="4" w:space="0"/>
+            <w:insideV w:val="single" w:color="auto" w:sz="4" w:space="0"/>
+          </w:tblBorders>
           <w:tblCellMar>
             <w:top w:w="0" w:type="dxa"/>
             <w:left w:w="0" w:type="dxa"/>
@@ -4111,19 +4163,19 @@
           </w:tblCellMar>
         </w:tblPrEx>
         <w:trPr>
-          <w:trHeight w:val="1086"/>
+          <w:trHeight w:val="1086" w:hRule="atLeast"/>
           <w:jc w:val="center"/>
         </w:trPr>
         <w:tc>
           <w:tcPr>
             <w:tcW w:w="906" w:type="dxa"/>
-            <w:vMerge/>
+            <w:vMerge w:val="continue"/>
             <w:shd w:val="clear" w:color="auto" w:fill="auto"/>
           </w:tcPr>
           <w:p>
             <w:pPr>
               <w:rPr>
-                <w:rFonts w:ascii="宋体" w:eastAsia="宋体" w:hAnsi="宋体" w:cs="宋体" w:hint="eastAsia"/>
+                <w:rFonts w:hint="eastAsia" w:ascii="宋体" w:hAnsi="宋体" w:eastAsia="宋体" w:cs="宋体"/>
                 <w:sz w:val="24"/>
                 <w:szCs w:val="24"/>
               </w:rPr>
@@ -4137,18 +4189,18 @@
           </w:tcPr>
           <w:p>
             <w:pPr>
-              <w:pStyle w:val="TableText"/>
+              <w:pStyle w:val="25"/>
               <w:spacing w:before="155" w:line="187" w:lineRule="auto"/>
               <w:ind w:left="190"/>
               <w:rPr>
-                <w:rFonts w:ascii="宋体" w:eastAsia="宋体" w:hAnsi="宋体" w:cs="宋体" w:hint="eastAsia"/>
+                <w:rFonts w:hint="eastAsia" w:ascii="宋体" w:hAnsi="宋体" w:eastAsia="宋体" w:cs="宋体"/>
                 <w:sz w:val="24"/>
                 <w:szCs w:val="24"/>
               </w:rPr>
             </w:pPr>
             <w:r>
               <w:rPr>
-                <w:rFonts w:ascii="宋体" w:eastAsia="宋体" w:hAnsi="宋体" w:cs="宋体" w:hint="eastAsia"/>
+                <w:rFonts w:hint="eastAsia" w:ascii="宋体" w:hAnsi="宋体" w:eastAsia="宋体" w:cs="宋体"/>
                 <w:color w:val="333333"/>
                 <w:spacing w:val="4"/>
                 <w:sz w:val="24"/>
@@ -4159,18 +4211,18 @@
           </w:p>
           <w:p>
             <w:pPr>
-              <w:pStyle w:val="TableText"/>
+              <w:pStyle w:val="25"/>
               <w:spacing w:before="46" w:line="187" w:lineRule="auto"/>
               <w:ind w:left="193"/>
               <w:rPr>
-                <w:rFonts w:ascii="宋体" w:eastAsia="宋体" w:hAnsi="宋体" w:cs="宋体" w:hint="eastAsia"/>
+                <w:rFonts w:hint="eastAsia" w:ascii="宋体" w:hAnsi="宋体" w:eastAsia="宋体" w:cs="宋体"/>
                 <w:sz w:val="24"/>
                 <w:szCs w:val="24"/>
               </w:rPr>
             </w:pPr>
             <w:r>
               <w:rPr>
-                <w:rFonts w:ascii="宋体" w:eastAsia="宋体" w:hAnsi="宋体" w:cs="宋体" w:hint="eastAsia"/>
+                <w:rFonts w:hint="eastAsia" w:ascii="宋体" w:hAnsi="宋体" w:eastAsia="宋体" w:cs="宋体"/>
                 <w:color w:val="333333"/>
                 <w:spacing w:val="3"/>
                 <w:sz w:val="24"/>
@@ -4181,18 +4233,18 @@
           </w:p>
           <w:p>
             <w:pPr>
-              <w:pStyle w:val="TableText"/>
+              <w:pStyle w:val="25"/>
               <w:spacing w:before="47" w:line="186" w:lineRule="auto"/>
               <w:ind w:left="192"/>
               <w:rPr>
-                <w:rFonts w:ascii="宋体" w:eastAsia="宋体" w:hAnsi="宋体" w:cs="宋体" w:hint="eastAsia"/>
+                <w:rFonts w:hint="eastAsia" w:ascii="宋体" w:hAnsi="宋体" w:eastAsia="宋体" w:cs="宋体"/>
                 <w:sz w:val="24"/>
                 <w:szCs w:val="24"/>
               </w:rPr>
             </w:pPr>
             <w:r>
               <w:rPr>
-                <w:rFonts w:ascii="宋体" w:eastAsia="宋体" w:hAnsi="宋体" w:cs="宋体" w:hint="eastAsia"/>
+                <w:rFonts w:hint="eastAsia" w:ascii="宋体" w:hAnsi="宋体" w:eastAsia="宋体" w:cs="宋体"/>
                 <w:color w:val="333333"/>
                 <w:spacing w:val="3"/>
                 <w:sz w:val="24"/>
@@ -4209,18 +4261,18 @@
           </w:tcPr>
           <w:p>
             <w:pPr>
-              <w:pStyle w:val="TableText"/>
+              <w:pStyle w:val="25"/>
               <w:spacing w:before="305" w:line="231" w:lineRule="auto"/>
               <w:ind w:left="193" w:right="416" w:hanging="1"/>
               <w:rPr>
-                <w:rFonts w:ascii="宋体" w:eastAsia="宋体" w:hAnsi="宋体" w:cs="宋体" w:hint="eastAsia"/>
+                <w:rFonts w:hint="eastAsia" w:ascii="宋体" w:hAnsi="宋体" w:eastAsia="宋体" w:cs="宋体"/>
                 <w:sz w:val="24"/>
                 <w:szCs w:val="24"/>
               </w:rPr>
             </w:pPr>
             <w:r>
               <w:rPr>
-                <w:rFonts w:ascii="宋体" w:eastAsia="宋体" w:hAnsi="宋体" w:cs="宋体" w:hint="eastAsia"/>
+                <w:rFonts w:hint="eastAsia" w:ascii="宋体" w:hAnsi="宋体" w:eastAsia="宋体" w:cs="宋体"/>
                 <w:color w:val="333333"/>
                 <w:spacing w:val="4"/>
                 <w:sz w:val="24"/>
@@ -4230,7 +4282,7 @@
             </w:r>
             <w:r>
               <w:rPr>
-                <w:rFonts w:ascii="宋体" w:eastAsia="宋体" w:hAnsi="宋体" w:cs="宋体" w:hint="eastAsia"/>
+                <w:rFonts w:hint="eastAsia" w:ascii="宋体" w:hAnsi="宋体" w:eastAsia="宋体" w:cs="宋体"/>
                 <w:color w:val="333333"/>
                 <w:spacing w:val="3"/>
                 <w:sz w:val="24"/>
@@ -4240,7 +4292,7 @@
             </w:r>
             <w:r>
               <w:rPr>
-                <w:rFonts w:ascii="宋体" w:eastAsia="宋体" w:hAnsi="宋体" w:cs="宋体" w:hint="eastAsia"/>
+                <w:rFonts w:hint="eastAsia" w:ascii="宋体" w:hAnsi="宋体" w:eastAsia="宋体" w:cs="宋体"/>
                 <w:color w:val="333333"/>
                 <w:spacing w:val="-1"/>
                 <w:sz w:val="24"/>
@@ -4254,7 +4306,7 @@
     </w:tbl>
     <w:p>
       <w:pPr>
-        <w:pStyle w:val="a"/>
+        <w:pStyle w:val="27"/>
         <w:bidi w:val="0"/>
         <w:rPr>
           <w:rFonts w:hint="eastAsia"/>
@@ -4269,24 +4321,63 @@
     </w:p>
     <w:p>
       <w:pPr>
-        <w:pStyle w:val="1"/>
+        <w:pStyle w:val="26"/>
         <w:bidi w:val="0"/>
         <w:rPr>
           <w:rFonts w:hint="eastAsia"/>
         </w:rPr>
       </w:pPr>
-      <w:bookmarkStart w:id="9" w:name="_Toc5525"/>
+      <w:bookmarkStart w:id="8" w:name="_Toc9845"/>
       <w:r>
         <w:rPr>
           <w:rFonts w:hint="eastAsia"/>
         </w:rPr>
         <w:t>服务知识生命周期管理流程</w:t>
+      </w:r>
+      <w:bookmarkEnd w:id="8"/>
+    </w:p>
+    <w:p>
+      <w:pPr>
+        <w:pStyle w:val="27"/>
+        <w:bidi w:val="0"/>
+        <w:rPr>
+          <w:rFonts w:hint="eastAsia"/>
+        </w:rPr>
+      </w:pPr>
+      <w:r>
+        <w:rPr>
+          <w:rFonts w:hint="eastAsia"/>
+          <w:lang w:val="en-US" w:eastAsia="zh-CN"/>
+        </w:rPr>
+        <w:t>服务</w:t>
+      </w:r>
+      <w:r>
+        <w:rPr>
+          <w:rFonts w:hint="eastAsia"/>
+        </w:rPr>
+        <w:t>知识生命周期包含以下十二个组成部分，确保知识从产生到消亡的每一个环节都得到有效管理</w:t>
+      </w:r>
+    </w:p>
+    <w:p>
+      <w:pPr>
+        <w:pStyle w:val="28"/>
+        <w:bidi w:val="0"/>
+        <w:rPr>
+          <w:rFonts w:hint="eastAsia"/>
+        </w:rPr>
+      </w:pPr>
+      <w:bookmarkStart w:id="9" w:name="_Toc20957"/>
+      <w:r>
+        <w:rPr>
+          <w:rFonts w:hint="eastAsia"/>
+        </w:rPr>
+        <w:t>知识的识别与收集</w:t>
       </w:r>
       <w:bookmarkEnd w:id="9"/>
     </w:p>
     <w:p>
       <w:pPr>
-        <w:pStyle w:val="a"/>
+        <w:pStyle w:val="27"/>
         <w:bidi w:val="0"/>
         <w:rPr>
           <w:rFonts w:hint="eastAsia"/>
@@ -4295,58 +4386,19 @@
       <w:r>
         <w:rPr>
           <w:rFonts w:hint="eastAsia"/>
-          <w:lang w:val="en-US" w:eastAsia="zh-CN"/>
-        </w:rPr>
-        <w:t>服务</w:t>
-      </w:r>
-      <w:r>
-        <w:rPr>
-          <w:rFonts w:hint="eastAsia"/>
-        </w:rPr>
-        <w:t>知识生命周期包含以下十二个组成部分，确保知识从产生到消亡的每一个环节都得到有效管理</w:t>
+        </w:rPr>
+        <w:t>服务人员在日常工作中应主动识别可复用的知识，来源包括但不限于：</w:t>
       </w:r>
     </w:p>
     <w:p>
       <w:pPr>
-        <w:pStyle w:val="2"/>
-        <w:bidi w:val="0"/>
-        <w:rPr>
-          <w:rFonts w:hint="eastAsia"/>
-        </w:rPr>
-      </w:pPr>
-      <w:bookmarkStart w:id="10" w:name="_Toc23616"/>
-      <w:r>
-        <w:rPr>
-          <w:rFonts w:hint="eastAsia"/>
-        </w:rPr>
-        <w:t>知识的识别与收集</w:t>
-      </w:r>
-      <w:bookmarkEnd w:id="10"/>
-    </w:p>
-    <w:p>
-      <w:pPr>
-        <w:pStyle w:val="a"/>
-        <w:bidi w:val="0"/>
-        <w:rPr>
-          <w:rFonts w:hint="eastAsia"/>
-        </w:rPr>
-      </w:pPr>
-      <w:r>
-        <w:rPr>
-          <w:rFonts w:hint="eastAsia"/>
-        </w:rPr>
-        <w:t>服务人员在日常工作中应主动识别可复用的知识，来源包括但不限于：</w:t>
-      </w:r>
-    </w:p>
-    <w:p>
-      <w:pPr>
-        <w:pStyle w:val="a3"/>
+        <w:pStyle w:val="39"/>
         <w:numPr>
           <w:ilvl w:val="0"/>
           <w:numId w:val="4"/>
         </w:numPr>
         <w:bidi w:val="0"/>
-        <w:ind w:left="425" w:hanging="425" w:leftChars="0" w:firstLineChars="0"/>
+        <w:ind w:left="425" w:leftChars="0" w:hanging="425" w:firstLineChars="0"/>
         <w:rPr>
           <w:rFonts w:hint="eastAsia"/>
         </w:rPr>
@@ -4360,13 +4412,13 @@
     </w:p>
     <w:p>
       <w:pPr>
-        <w:pStyle w:val="a3"/>
+        <w:pStyle w:val="39"/>
         <w:numPr>
           <w:ilvl w:val="0"/>
           <w:numId w:val="4"/>
         </w:numPr>
         <w:bidi w:val="0"/>
-        <w:ind w:left="425" w:hanging="425" w:leftChars="0" w:firstLineChars="0"/>
+        <w:ind w:left="425" w:leftChars="0" w:hanging="425" w:firstLineChars="0"/>
         <w:rPr>
           <w:rFonts w:hint="eastAsia"/>
         </w:rPr>
@@ -4380,13 +4432,13 @@
     </w:p>
     <w:p>
       <w:pPr>
-        <w:pStyle w:val="a3"/>
+        <w:pStyle w:val="39"/>
         <w:numPr>
           <w:ilvl w:val="0"/>
           <w:numId w:val="4"/>
         </w:numPr>
         <w:bidi w:val="0"/>
-        <w:ind w:left="425" w:hanging="425" w:leftChars="0" w:firstLineChars="0"/>
+        <w:ind w:left="425" w:leftChars="0" w:hanging="425" w:firstLineChars="0"/>
         <w:rPr>
           <w:rFonts w:hint="eastAsia"/>
         </w:rPr>
@@ -4400,13 +4452,13 @@
     </w:p>
     <w:p>
       <w:pPr>
-        <w:pStyle w:val="a3"/>
+        <w:pStyle w:val="39"/>
         <w:numPr>
           <w:ilvl w:val="0"/>
           <w:numId w:val="4"/>
         </w:numPr>
         <w:bidi w:val="0"/>
-        <w:ind w:left="425" w:hanging="425" w:leftChars="0" w:firstLineChars="0"/>
+        <w:ind w:left="425" w:leftChars="0" w:hanging="425" w:firstLineChars="0"/>
         <w:rPr>
           <w:rFonts w:hint="eastAsia"/>
         </w:rPr>
@@ -4420,13 +4472,13 @@
     </w:p>
     <w:p>
       <w:pPr>
-        <w:pStyle w:val="a3"/>
+        <w:pStyle w:val="39"/>
         <w:numPr>
           <w:ilvl w:val="0"/>
           <w:numId w:val="4"/>
         </w:numPr>
         <w:bidi w:val="0"/>
-        <w:ind w:left="425" w:hanging="425" w:leftChars="0" w:firstLineChars="0"/>
+        <w:ind w:left="425" w:leftChars="0" w:hanging="425" w:firstLineChars="0"/>
         <w:rPr>
           <w:rFonts w:hint="eastAsia"/>
         </w:rPr>
@@ -4440,24 +4492,58 @@
     </w:p>
     <w:p>
       <w:pPr>
-        <w:pStyle w:val="2"/>
+        <w:pStyle w:val="28"/>
         <w:bidi w:val="0"/>
         <w:rPr>
           <w:rFonts w:hint="eastAsia"/>
         </w:rPr>
       </w:pPr>
-      <w:bookmarkStart w:id="11" w:name="_Toc25036"/>
+      <w:bookmarkStart w:id="10" w:name="_Toc22811"/>
       <w:r>
         <w:rPr>
           <w:rFonts w:hint="eastAsia"/>
         </w:rPr>
         <w:t>知识的发起</w:t>
+      </w:r>
+      <w:bookmarkEnd w:id="10"/>
+    </w:p>
+    <w:p>
+      <w:pPr>
+        <w:pStyle w:val="27"/>
+        <w:bidi w:val="0"/>
+        <w:rPr>
+          <w:rFonts w:hint="eastAsia"/>
+          <w:lang w:val="en-US" w:eastAsia="zh-CN"/>
+        </w:rPr>
+      </w:pPr>
+      <w:r>
+        <w:rPr>
+          <w:rFonts w:hint="eastAsia"/>
+          <w:lang w:val="en-US" w:eastAsia="zh-CN"/>
+        </w:rPr>
+        <w:t>知识的创建由服务知识管管理员发起。发起人应初步判断知识的价值与复用性，并填写知识草稿。</w:t>
+      </w:r>
+    </w:p>
+    <w:p>
+      <w:pPr>
+        <w:pStyle w:val="28"/>
+        <w:bidi w:val="0"/>
+        <w:rPr>
+          <w:rFonts w:hint="eastAsia"/>
+        </w:rPr>
+      </w:pPr>
+      <w:bookmarkStart w:id="11" w:name="_Toc5046"/>
+      <w:r>
+        <w:rPr>
+          <w:rFonts w:hint="eastAsia"/>
+        </w:rPr>
+        <w:t>知识的来源</w:t>
       </w:r>
       <w:bookmarkEnd w:id="11"/>
     </w:p>
     <w:p>
       <w:pPr>
-        <w:pStyle w:val="a"/>
+        <w:pStyle w:val="27"/>
         <w:bidi w:val="0"/>
         <w:rPr>
           <w:rFonts w:hint="eastAsia"/>
@@ -4469,29 +4555,29 @@
           <w:rFonts w:hint="eastAsia"/>
           <w:lang w:val="en-US" w:eastAsia="zh-CN"/>
         </w:rPr>
-        <w:t>知识的创建由服务知识管管理员发起。发起人应初步判断知识的价值与复用性，并填写知识草稿。</w:t>
+        <w:t>所有知识必须注明可靠来源（如关联的事件单号、问题单号、变更单号或参考文档链接），以确保其真实性和可追溯性。</w:t>
       </w:r>
     </w:p>
     <w:p>
       <w:pPr>
-        <w:pStyle w:val="2"/>
+        <w:pStyle w:val="28"/>
         <w:bidi w:val="0"/>
         <w:rPr>
           <w:rFonts w:hint="eastAsia"/>
         </w:rPr>
       </w:pPr>
-      <w:bookmarkStart w:id="12" w:name="_Toc29870"/>
-      <w:r>
-        <w:rPr>
-          <w:rFonts w:hint="eastAsia"/>
-        </w:rPr>
-        <w:t>知识的来源</w:t>
+      <w:bookmarkStart w:id="12" w:name="_Toc27860"/>
+      <w:r>
+        <w:rPr>
+          <w:rFonts w:hint="eastAsia"/>
+        </w:rPr>
+        <w:t>知识的加工整理</w:t>
       </w:r>
       <w:bookmarkEnd w:id="12"/>
     </w:p>
     <w:p>
       <w:pPr>
-        <w:pStyle w:val="a"/>
+        <w:pStyle w:val="27"/>
         <w:bidi w:val="0"/>
         <w:rPr>
           <w:rFonts w:hint="eastAsia"/>
@@ -4503,29 +4589,29 @@
           <w:rFonts w:hint="eastAsia"/>
           <w:lang w:val="en-US" w:eastAsia="zh-CN"/>
         </w:rPr>
-        <w:t>所有知识必须注明可靠来源（如关联的事件单号、问题单号、变更单号或参考文档链接），以确保其真实性和可追溯性。</w:t>
+        <w:t>知识发起人需对原始信息进行加工，形成标准化的知识条目。格式应包含：问题现象、根本原因、解决步骤、所需工具、预防措施等，力求清晰、准确、易于理解。</w:t>
       </w:r>
     </w:p>
     <w:p>
       <w:pPr>
-        <w:pStyle w:val="2"/>
+        <w:pStyle w:val="28"/>
         <w:bidi w:val="0"/>
         <w:rPr>
           <w:rFonts w:hint="eastAsia"/>
         </w:rPr>
       </w:pPr>
-      <w:bookmarkStart w:id="13" w:name="_Toc231"/>
-      <w:r>
-        <w:rPr>
-          <w:rFonts w:hint="eastAsia"/>
-        </w:rPr>
-        <w:t>知识的加工整理</w:t>
+      <w:bookmarkStart w:id="13" w:name="_Toc6366"/>
+      <w:r>
+        <w:rPr>
+          <w:rFonts w:hint="eastAsia"/>
+        </w:rPr>
+        <w:t>知识的提交</w:t>
       </w:r>
       <w:bookmarkEnd w:id="13"/>
     </w:p>
     <w:p>
       <w:pPr>
-        <w:pStyle w:val="a"/>
+        <w:pStyle w:val="27"/>
         <w:bidi w:val="0"/>
         <w:rPr>
           <w:rFonts w:hint="eastAsia"/>
@@ -4537,29 +4623,29 @@
           <w:rFonts w:hint="eastAsia"/>
           <w:lang w:val="en-US" w:eastAsia="zh-CN"/>
         </w:rPr>
-        <w:t>知识发起人需对原始信息进行加工，形成标准化的知识条目。格式应包含：问题现象、根本原因、解决步骤、所需工具、预防措施等，力求清晰、准确、易于理解。</w:t>
+        <w:t>加工整理后的知识，通过知识库系统的“提交”功能，进入待审核流程。提交时需填写完整属性，如标题、分类、关键字、适用环境等。</w:t>
       </w:r>
     </w:p>
     <w:p>
       <w:pPr>
-        <w:pStyle w:val="2"/>
+        <w:pStyle w:val="28"/>
         <w:bidi w:val="0"/>
         <w:rPr>
           <w:rFonts w:hint="eastAsia"/>
         </w:rPr>
       </w:pPr>
-      <w:bookmarkStart w:id="14" w:name="_Toc16202"/>
-      <w:r>
-        <w:rPr>
-          <w:rFonts w:hint="eastAsia"/>
-        </w:rPr>
-        <w:t>知识的提交</w:t>
+      <w:bookmarkStart w:id="14" w:name="_Toc14341"/>
+      <w:r>
+        <w:rPr>
+          <w:rFonts w:hint="eastAsia"/>
+        </w:rPr>
+        <w:t>知识的分类</w:t>
       </w:r>
       <w:bookmarkEnd w:id="14"/>
     </w:p>
     <w:p>
       <w:pPr>
-        <w:pStyle w:val="a"/>
+        <w:pStyle w:val="27"/>
         <w:bidi w:val="0"/>
         <w:rPr>
           <w:rFonts w:hint="eastAsia"/>
@@ -4571,144 +4657,110 @@
           <w:rFonts w:hint="eastAsia"/>
           <w:lang w:val="en-US" w:eastAsia="zh-CN"/>
         </w:rPr>
-        <w:t>加工整理后的知识，通过知识库系统的“提交”功能，进入待审核流程。提交时需填写完整属性，如标题、分类、关键字、适用环境等。</w:t>
+        <w:t>知识提交人必须根据第4章规定的分类体系，为知识选择准确的一级和二级分类标签，便于后续检索和统计。</w:t>
       </w:r>
     </w:p>
     <w:p>
       <w:pPr>
-        <w:pStyle w:val="2"/>
+        <w:pStyle w:val="28"/>
         <w:bidi w:val="0"/>
         <w:rPr>
           <w:rFonts w:hint="eastAsia"/>
         </w:rPr>
       </w:pPr>
-      <w:bookmarkStart w:id="15" w:name="_Toc1512"/>
-      <w:r>
-        <w:rPr>
-          <w:rFonts w:hint="eastAsia"/>
-        </w:rPr>
-        <w:t>知识的分类</w:t>
+      <w:bookmarkStart w:id="15" w:name="_Toc21615"/>
+      <w:r>
+        <w:rPr>
+          <w:rFonts w:hint="eastAsia"/>
+        </w:rPr>
+        <w:t>知识点审核</w:t>
       </w:r>
       <w:bookmarkEnd w:id="15"/>
     </w:p>
     <w:p>
       <w:pPr>
-        <w:pStyle w:val="a"/>
+        <w:pStyle w:val="27"/>
         <w:bidi w:val="0"/>
         <w:rPr>
           <w:rFonts w:hint="eastAsia"/>
+        </w:rPr>
+      </w:pPr>
+      <w:r>
+        <w:rPr>
+          <w:rFonts w:hint="eastAsia"/>
+        </w:rPr>
+        <w:t>知识提交后，</w:t>
+      </w:r>
+      <w:r>
+        <w:rPr>
+          <w:rFonts w:hint="eastAsia"/>
           <w:lang w:val="en-US" w:eastAsia="zh-CN"/>
         </w:rPr>
-      </w:pPr>
-      <w:r>
-        <w:rPr>
-          <w:rFonts w:hint="eastAsia"/>
-          <w:lang w:val="en-US" w:eastAsia="zh-CN"/>
-        </w:rPr>
-        <w:t>知识提交人必须根据第4章规定的分类体系，为知识选择准确的一级和二级分类标签，便于后续检索和统计。</w:t>
+        <w:t>服务知识经理审核</w:t>
+      </w:r>
+      <w:r>
+        <w:rPr>
+          <w:rFonts w:hint="eastAsia"/>
+        </w:rPr>
+        <w:t>。</w:t>
       </w:r>
     </w:p>
     <w:p>
       <w:pPr>
-        <w:pStyle w:val="2"/>
+        <w:pStyle w:val="27"/>
         <w:bidi w:val="0"/>
         <w:rPr>
           <w:rFonts w:hint="eastAsia"/>
         </w:rPr>
       </w:pPr>
-      <w:bookmarkStart w:id="16" w:name="_Toc27628"/>
-      <w:r>
-        <w:rPr>
-          <w:rFonts w:hint="eastAsia"/>
-        </w:rPr>
-        <w:t>知识点审核</w:t>
+      <w:r>
+        <w:rPr>
+          <w:rFonts w:hint="eastAsia"/>
+        </w:rPr>
+        <w:t>审核人需从准确性、完整性、规范性、合规性和保密性等方面进行评审。</w:t>
+      </w:r>
+    </w:p>
+    <w:p>
+      <w:pPr>
+        <w:pStyle w:val="27"/>
+        <w:bidi w:val="0"/>
+        <w:rPr>
+          <w:rFonts w:hint="eastAsia"/>
+        </w:rPr>
+      </w:pPr>
+      <w:r>
+        <w:rPr>
+          <w:rFonts w:hint="eastAsia"/>
+        </w:rPr>
+        <w:t>审核结果分为：批准、驳回（需注明理由）、退回修改。</w:t>
+      </w:r>
+    </w:p>
+    <w:p>
+      <w:pPr>
+        <w:pStyle w:val="28"/>
+        <w:bidi w:val="0"/>
+        <w:rPr>
+          <w:rFonts w:hint="eastAsia"/>
+        </w:rPr>
+      </w:pPr>
+      <w:bookmarkStart w:id="16" w:name="_Toc9857"/>
+      <w:r>
+        <w:rPr>
+          <w:rFonts w:hint="eastAsia"/>
+        </w:rPr>
+        <w:t>知识发布及有效性管理</w:t>
       </w:r>
       <w:bookmarkEnd w:id="16"/>
     </w:p>
     <w:p>
       <w:pPr>
-        <w:pStyle w:val="a"/>
-        <w:bidi w:val="0"/>
-        <w:rPr>
-          <w:rFonts w:hint="eastAsia"/>
-        </w:rPr>
-      </w:pPr>
-      <w:r>
-        <w:rPr>
-          <w:rFonts w:hint="eastAsia"/>
-        </w:rPr>
-        <w:t>知识提交后，</w:t>
-      </w:r>
-      <w:r>
-        <w:rPr>
-          <w:rFonts w:hint="eastAsia"/>
-          <w:lang w:val="en-US" w:eastAsia="zh-CN"/>
-        </w:rPr>
-        <w:t>服务知识经理审核</w:t>
-      </w:r>
-      <w:r>
-        <w:rPr>
-          <w:rFonts w:hint="eastAsia"/>
-        </w:rPr>
-        <w:t>。</w:t>
-      </w:r>
-    </w:p>
-    <w:p>
-      <w:pPr>
-        <w:pStyle w:val="a"/>
-        <w:bidi w:val="0"/>
-        <w:rPr>
-          <w:rFonts w:hint="eastAsia"/>
-        </w:rPr>
-      </w:pPr>
-      <w:r>
-        <w:rPr>
-          <w:rFonts w:hint="eastAsia"/>
-        </w:rPr>
-        <w:t>审核人需从准确性、完整性、规范性、合规性和保密性等方面进行评审。</w:t>
-      </w:r>
-    </w:p>
-    <w:p>
-      <w:pPr>
-        <w:pStyle w:val="a"/>
-        <w:bidi w:val="0"/>
-        <w:rPr>
-          <w:rFonts w:hint="eastAsia"/>
-        </w:rPr>
-      </w:pPr>
-      <w:r>
-        <w:rPr>
-          <w:rFonts w:hint="eastAsia"/>
-        </w:rPr>
-        <w:t>审核结果分为：批准、驳回（需注明理由）、退回修改。</w:t>
-      </w:r>
-    </w:p>
-    <w:p>
-      <w:pPr>
-        <w:pStyle w:val="2"/>
-        <w:bidi w:val="0"/>
-        <w:rPr>
-          <w:rFonts w:hint="eastAsia"/>
-        </w:rPr>
-      </w:pPr>
-      <w:bookmarkStart w:id="17" w:name="_Toc3765"/>
-      <w:r>
-        <w:rPr>
-          <w:rFonts w:hint="eastAsia"/>
-        </w:rPr>
-        <w:t>知识发布及有效性管理</w:t>
-      </w:r>
-      <w:bookmarkEnd w:id="17"/>
-    </w:p>
-    <w:p>
-      <w:pPr>
-        <w:pStyle w:val="a3"/>
+        <w:pStyle w:val="39"/>
         <w:numPr>
           <w:ilvl w:val="0"/>
           <w:numId w:val="5"/>
         </w:numPr>
         <w:bidi w:val="0"/>
-        <w:ind w:left="425" w:hanging="425" w:leftChars="0" w:firstLineChars="0"/>
+        <w:ind w:left="425" w:leftChars="0" w:hanging="425" w:firstLineChars="0"/>
         <w:rPr>
           <w:rFonts w:hint="eastAsia"/>
         </w:rPr>
@@ -4735,13 +4787,13 @@
     </w:p>
     <w:p>
       <w:pPr>
-        <w:pStyle w:val="a3"/>
+        <w:pStyle w:val="39"/>
         <w:numPr>
           <w:ilvl w:val="0"/>
           <w:numId w:val="5"/>
         </w:numPr>
         <w:bidi w:val="0"/>
-        <w:ind w:left="425" w:hanging="425" w:leftChars="0" w:firstLineChars="0"/>
+        <w:ind w:left="425" w:leftChars="0" w:hanging="425" w:firstLineChars="0"/>
         <w:rPr>
           <w:rFonts w:hint="eastAsia"/>
         </w:rPr>
@@ -4755,30 +4807,30 @@
     </w:p>
     <w:p>
       <w:pPr>
-        <w:pStyle w:val="2"/>
+        <w:pStyle w:val="28"/>
         <w:bidi w:val="0"/>
         <w:rPr>
           <w:rFonts w:hint="eastAsia"/>
         </w:rPr>
       </w:pPr>
-      <w:bookmarkStart w:id="18" w:name="_Toc24712"/>
+      <w:bookmarkStart w:id="17" w:name="_Toc15247"/>
       <w:r>
         <w:rPr>
           <w:rFonts w:hint="eastAsia"/>
         </w:rPr>
         <w:t>知识传播</w:t>
       </w:r>
-      <w:bookmarkEnd w:id="18"/>
+      <w:bookmarkEnd w:id="17"/>
     </w:p>
     <w:p>
       <w:pPr>
-        <w:pStyle w:val="a3"/>
+        <w:pStyle w:val="39"/>
         <w:numPr>
           <w:ilvl w:val="0"/>
           <w:numId w:val="6"/>
         </w:numPr>
         <w:bidi w:val="0"/>
-        <w:ind w:left="425" w:hanging="425" w:leftChars="0" w:firstLineChars="0"/>
+        <w:ind w:left="425" w:leftChars="0" w:hanging="425" w:firstLineChars="0"/>
         <w:rPr>
           <w:rFonts w:hint="eastAsia"/>
         </w:rPr>
@@ -4792,13 +4844,13 @@
     </w:p>
     <w:p>
       <w:pPr>
-        <w:pStyle w:val="a3"/>
+        <w:pStyle w:val="39"/>
         <w:numPr>
           <w:ilvl w:val="0"/>
           <w:numId w:val="6"/>
         </w:numPr>
         <w:bidi w:val="0"/>
-        <w:ind w:left="425" w:hanging="425" w:leftChars="0" w:firstLineChars="0"/>
+        <w:ind w:left="425" w:leftChars="0" w:hanging="425" w:firstLineChars="0"/>
         <w:rPr>
           <w:rFonts w:hint="eastAsia"/>
         </w:rPr>
@@ -4812,30 +4864,30 @@
     </w:p>
     <w:p>
       <w:pPr>
-        <w:pStyle w:val="2"/>
+        <w:pStyle w:val="28"/>
         <w:bidi w:val="0"/>
         <w:rPr>
           <w:rFonts w:hint="eastAsia"/>
         </w:rPr>
       </w:pPr>
-      <w:bookmarkStart w:id="19" w:name="_Toc21114"/>
+      <w:bookmarkStart w:id="18" w:name="_Toc5894"/>
       <w:r>
         <w:rPr>
           <w:rFonts w:hint="eastAsia"/>
         </w:rPr>
         <w:t>知识共享</w:t>
       </w:r>
-      <w:bookmarkEnd w:id="19"/>
+      <w:bookmarkEnd w:id="18"/>
     </w:p>
     <w:p>
       <w:pPr>
-        <w:pStyle w:val="a3"/>
+        <w:pStyle w:val="39"/>
         <w:numPr>
           <w:ilvl w:val="0"/>
           <w:numId w:val="7"/>
         </w:numPr>
         <w:bidi w:val="0"/>
-        <w:ind w:left="425" w:hanging="425" w:leftChars="0" w:firstLineChars="0"/>
+        <w:ind w:left="425" w:leftChars="0" w:hanging="425" w:firstLineChars="0"/>
         <w:rPr>
           <w:rFonts w:hint="eastAsia"/>
         </w:rPr>
@@ -4849,13 +4901,13 @@
     </w:p>
     <w:p>
       <w:pPr>
-        <w:pStyle w:val="a3"/>
+        <w:pStyle w:val="39"/>
         <w:numPr>
           <w:ilvl w:val="0"/>
           <w:numId w:val="7"/>
         </w:numPr>
         <w:bidi w:val="0"/>
-        <w:ind w:left="425" w:hanging="425" w:leftChars="0" w:firstLineChars="0"/>
+        <w:ind w:left="425" w:leftChars="0" w:hanging="425" w:firstLineChars="0"/>
         <w:rPr>
           <w:rFonts w:hint="eastAsia"/>
         </w:rPr>
@@ -4869,30 +4921,30 @@
     </w:p>
     <w:p>
       <w:pPr>
-        <w:pStyle w:val="2"/>
+        <w:pStyle w:val="28"/>
         <w:bidi w:val="0"/>
         <w:rPr>
           <w:rFonts w:hint="eastAsia"/>
         </w:rPr>
       </w:pPr>
-      <w:bookmarkStart w:id="20" w:name="_Toc17557"/>
+      <w:bookmarkStart w:id="19" w:name="_Toc16232"/>
       <w:r>
         <w:rPr>
           <w:rFonts w:hint="eastAsia"/>
         </w:rPr>
         <w:t>知识更新</w:t>
       </w:r>
-      <w:bookmarkEnd w:id="20"/>
+      <w:bookmarkEnd w:id="19"/>
     </w:p>
     <w:p>
       <w:pPr>
-        <w:pStyle w:val="a3"/>
+        <w:pStyle w:val="39"/>
         <w:numPr>
           <w:ilvl w:val="0"/>
           <w:numId w:val="8"/>
         </w:numPr>
         <w:bidi w:val="0"/>
-        <w:ind w:left="425" w:hanging="425" w:leftChars="0" w:firstLineChars="0"/>
+        <w:ind w:left="425" w:leftChars="0" w:hanging="425" w:firstLineChars="0"/>
         <w:rPr>
           <w:rFonts w:hint="eastAsia"/>
         </w:rPr>
@@ -4913,13 +4965,13 @@
     </w:p>
     <w:p>
       <w:pPr>
-        <w:pStyle w:val="a3"/>
+        <w:pStyle w:val="39"/>
         <w:numPr>
           <w:ilvl w:val="0"/>
           <w:numId w:val="8"/>
         </w:numPr>
         <w:bidi w:val="0"/>
-        <w:ind w:left="425" w:hanging="425" w:leftChars="0" w:firstLineChars="0"/>
+        <w:ind w:left="425" w:leftChars="0" w:hanging="425" w:firstLineChars="0"/>
         <w:rPr>
           <w:rFonts w:hint="eastAsia"/>
         </w:rPr>
@@ -4933,30 +4985,30 @@
     </w:p>
     <w:p>
       <w:pPr>
-        <w:pStyle w:val="2"/>
+        <w:pStyle w:val="28"/>
         <w:bidi w:val="0"/>
         <w:rPr>
           <w:rFonts w:hint="eastAsia"/>
         </w:rPr>
       </w:pPr>
-      <w:bookmarkStart w:id="21" w:name="_Toc23518"/>
+      <w:bookmarkStart w:id="20" w:name="_Toc13789"/>
       <w:r>
         <w:rPr>
           <w:rFonts w:hint="eastAsia"/>
         </w:rPr>
         <w:t>知识版本管理</w:t>
       </w:r>
-      <w:bookmarkEnd w:id="21"/>
+      <w:bookmarkEnd w:id="20"/>
     </w:p>
     <w:p>
       <w:pPr>
-        <w:pStyle w:val="a3"/>
+        <w:pStyle w:val="39"/>
         <w:numPr>
           <w:ilvl w:val="0"/>
           <w:numId w:val="9"/>
         </w:numPr>
         <w:bidi w:val="0"/>
-        <w:ind w:left="425" w:hanging="425" w:leftChars="0" w:firstLineChars="0"/>
+        <w:ind w:left="425" w:leftChars="0" w:hanging="425" w:firstLineChars="0"/>
         <w:rPr>
           <w:rFonts w:hint="eastAsia"/>
         </w:rPr>
@@ -4990,13 +5042,13 @@
     </w:p>
     <w:p>
       <w:pPr>
-        <w:pStyle w:val="a3"/>
+        <w:pStyle w:val="39"/>
         <w:numPr>
           <w:ilvl w:val="0"/>
           <w:numId w:val="9"/>
         </w:numPr>
         <w:bidi w:val="0"/>
-        <w:ind w:left="425" w:hanging="425" w:leftChars="0" w:firstLineChars="0"/>
+        <w:ind w:left="425" w:leftChars="0" w:hanging="425" w:firstLineChars="0"/>
         <w:rPr>
           <w:rFonts w:hint="eastAsia"/>
         </w:rPr>
@@ -5010,33 +5062,33 @@
     </w:p>
     <w:p>
       <w:pPr>
-        <w:pStyle w:val="1"/>
+        <w:pStyle w:val="26"/>
         <w:bidi w:val="0"/>
         <w:rPr>
           <w:rFonts w:hint="eastAsia"/>
         </w:rPr>
       </w:pPr>
-      <w:bookmarkStart w:id="22" w:name="_Toc15594"/>
+      <w:bookmarkStart w:id="21" w:name="_Toc25567"/>
       <w:r>
         <w:rPr>
           <w:rFonts w:hint="eastAsia"/>
         </w:rPr>
         <w:t>考核与奖惩</w:t>
       </w:r>
-      <w:bookmarkEnd w:id="22"/>
+      <w:bookmarkEnd w:id="21"/>
     </w:p>
     <w:tbl>
       <w:tblPr>
-        <w:tblStyle w:val="TableNormal0"/>
+        <w:tblStyle w:val="24"/>
         <w:tblW w:w="8070" w:type="dxa"/>
         <w:tblInd w:w="13" w:type="dxa"/>
         <w:tblBorders>
-          <w:top w:val="single" w:sz="4" w:space="0" w:color="000000"/>
-          <w:left w:val="single" w:sz="4" w:space="0" w:color="000000"/>
-          <w:bottom w:val="single" w:sz="4" w:space="0" w:color="000000"/>
-          <w:right w:val="single" w:sz="4" w:space="0" w:color="000000"/>
-          <w:insideH w:val="single" w:sz="4" w:space="0" w:color="000000"/>
-          <w:insideV w:val="single" w:sz="4" w:space="0" w:color="000000"/>
+          <w:top w:val="single" w:color="000000" w:sz="4" w:space="0"/>
+          <w:left w:val="single" w:color="000000" w:sz="4" w:space="0"/>
+          <w:bottom w:val="single" w:color="000000" w:sz="4" w:space="0"/>
+          <w:right w:val="single" w:color="000000" w:sz="4" w:space="0"/>
+          <w:insideH w:val="single" w:color="000000" w:sz="4" w:space="0"/>
+          <w:insideV w:val="single" w:color="000000" w:sz="4" w:space="0"/>
         </w:tblBorders>
         <w:tblLayout w:type="fixed"/>
         <w:tblCellMar>
@@ -5055,17 +5107,14 @@
       </w:tblGrid>
       <w:tr>
         <w:tblPrEx>
-          <w:tblW w:w="8070" w:type="dxa"/>
-          <w:tblInd w:w="13" w:type="dxa"/>
           <w:tblBorders>
-            <w:top w:val="single" w:sz="4" w:space="0" w:color="000000"/>
-            <w:left w:val="single" w:sz="4" w:space="0" w:color="000000"/>
-            <w:bottom w:val="single" w:sz="4" w:space="0" w:color="000000"/>
-            <w:right w:val="single" w:sz="4" w:space="0" w:color="000000"/>
-            <w:insideH w:val="single" w:sz="4" w:space="0" w:color="000000"/>
-            <w:insideV w:val="single" w:sz="4" w:space="0" w:color="000000"/>
+            <w:top w:val="single" w:color="000000" w:sz="4" w:space="0"/>
+            <w:left w:val="single" w:color="000000" w:sz="4" w:space="0"/>
+            <w:bottom w:val="single" w:color="000000" w:sz="4" w:space="0"/>
+            <w:right w:val="single" w:color="000000" w:sz="4" w:space="0"/>
+            <w:insideH w:val="single" w:color="000000" w:sz="4" w:space="0"/>
+            <w:insideV w:val="single" w:color="000000" w:sz="4" w:space="0"/>
           </w:tblBorders>
-          <w:tblLayout w:type="fixed"/>
           <w:tblCellMar>
             <w:top w:w="0" w:type="dxa"/>
             <w:left w:w="0" w:type="dxa"/>
@@ -5074,7 +5123,7 @@
           </w:tblCellMar>
         </w:tblPrEx>
         <w:trPr>
-          <w:trHeight w:val="252"/>
+          <w:trHeight w:val="252" w:hRule="atLeast"/>
         </w:trPr>
         <w:tc>
           <w:tcPr>
@@ -5098,10 +5147,10 @@
               <w:adjustRightInd w:val="0"/>
               <w:snapToGrid w:val="0"/>
               <w:spacing w:before="205" w:line="221" w:lineRule="auto"/>
-              <w:ind w:left="0" w:right="0" w:firstLine="0" w:leftChars="0" w:rightChars="0" w:firstLineChars="0"/>
+              <w:ind w:left="0" w:leftChars="0" w:right="0" w:rightChars="0" w:firstLine="0" w:firstLineChars="0"/>
               <w:jc w:val="center"/>
               <w:rPr>
-                <w:rFonts w:ascii="宋体" w:eastAsia="宋体" w:hAnsi="宋体" w:cs="宋体" w:hint="eastAsia"/>
+                <w:rFonts w:hint="eastAsia" w:ascii="宋体" w:hAnsi="宋体" w:eastAsia="宋体" w:cs="宋体"/>
                 <w:b/>
                 <w:bCs/>
                 <w:snapToGrid w:val="0"/>
@@ -5115,7 +5164,7 @@
             </w:pPr>
             <w:r>
               <w:rPr>
-                <w:rFonts w:ascii="宋体" w:eastAsia="宋体" w:hAnsi="宋体" w:cs="宋体"/>
+                <w:rFonts w:ascii="宋体" w:hAnsi="宋体" w:eastAsia="宋体" w:cs="宋体"/>
                 <w:b/>
                 <w:bCs/>
                 <w:spacing w:val="-7"/>
@@ -5148,10 +5197,10 @@
               <w:adjustRightInd w:val="0"/>
               <w:snapToGrid w:val="0"/>
               <w:spacing w:before="205" w:line="221" w:lineRule="auto"/>
-              <w:ind w:left="0" w:right="0" w:firstLine="0" w:leftChars="0" w:rightChars="0" w:firstLineChars="0"/>
+              <w:ind w:left="0" w:leftChars="0" w:right="0" w:rightChars="0" w:firstLine="0" w:firstLineChars="0"/>
               <w:jc w:val="center"/>
               <w:rPr>
-                <w:rFonts w:ascii="宋体" w:eastAsia="宋体" w:hAnsi="宋体" w:cs="宋体" w:hint="default"/>
+                <w:rFonts w:hint="default" w:ascii="宋体" w:hAnsi="宋体" w:eastAsia="宋体" w:cs="宋体"/>
                 <w:b/>
                 <w:bCs/>
                 <w:snapToGrid w:val="0"/>
@@ -5165,7 +5214,7 @@
             </w:pPr>
             <w:r>
               <w:rPr>
-                <w:rFonts w:ascii="宋体" w:eastAsia="宋体" w:hAnsi="宋体" w:cs="宋体"/>
+                <w:rFonts w:ascii="宋体" w:hAnsi="宋体" w:eastAsia="宋体" w:cs="宋体"/>
                 <w:b/>
                 <w:bCs/>
                 <w:spacing w:val="-7"/>
@@ -5198,10 +5247,10 @@
               <w:adjustRightInd w:val="0"/>
               <w:snapToGrid w:val="0"/>
               <w:spacing w:before="205" w:line="221" w:lineRule="auto"/>
-              <w:ind w:left="0" w:right="0" w:firstLine="0" w:leftChars="0" w:rightChars="0" w:firstLineChars="0"/>
+              <w:ind w:left="0" w:leftChars="0" w:right="0" w:rightChars="0" w:firstLine="0" w:firstLineChars="0"/>
               <w:jc w:val="center"/>
               <w:rPr>
-                <w:rFonts w:ascii="宋体" w:eastAsia="宋体" w:hAnsi="宋体" w:cs="宋体" w:hint="default"/>
+                <w:rFonts w:hint="default" w:ascii="宋体" w:hAnsi="宋体" w:eastAsia="宋体" w:cs="宋体"/>
                 <w:b/>
                 <w:bCs/>
                 <w:snapToGrid w:val="0"/>
@@ -5215,7 +5264,7 @@
             </w:pPr>
             <w:r>
               <w:rPr>
-                <w:rFonts w:ascii="宋体" w:eastAsia="宋体" w:hAnsi="宋体" w:cs="宋体"/>
+                <w:rFonts w:ascii="宋体" w:hAnsi="宋体" w:eastAsia="宋体" w:cs="宋体"/>
                 <w:b/>
                 <w:bCs/>
                 <w:spacing w:val="-7"/>
@@ -5248,10 +5297,10 @@
               <w:adjustRightInd w:val="0"/>
               <w:snapToGrid w:val="0"/>
               <w:spacing w:before="205" w:line="221" w:lineRule="auto"/>
-              <w:ind w:left="0" w:right="0" w:firstLine="0" w:leftChars="0" w:rightChars="0" w:firstLineChars="0"/>
+              <w:ind w:left="0" w:leftChars="0" w:right="0" w:rightChars="0" w:firstLine="0" w:firstLineChars="0"/>
               <w:jc w:val="center"/>
               <w:rPr>
-                <w:rFonts w:ascii="宋体" w:eastAsia="宋体" w:hAnsi="宋体" w:cs="宋体" w:hint="eastAsia"/>
+                <w:rFonts w:hint="eastAsia" w:ascii="宋体" w:hAnsi="宋体" w:eastAsia="宋体" w:cs="宋体"/>
                 <w:b/>
                 <w:bCs/>
                 <w:snapToGrid w:val="0"/>
@@ -5265,7 +5314,7 @@
             </w:pPr>
             <w:r>
               <w:rPr>
-                <w:rFonts w:ascii="宋体" w:eastAsia="宋体" w:hAnsi="宋体" w:cs="宋体" w:hint="eastAsia"/>
+                <w:rFonts w:hint="eastAsia" w:ascii="宋体" w:hAnsi="宋体" w:eastAsia="宋体" w:cs="宋体"/>
                 <w:b/>
                 <w:bCs/>
                 <w:spacing w:val="-7"/>
@@ -5299,10 +5348,10 @@
               <w:adjustRightInd w:val="0"/>
               <w:snapToGrid w:val="0"/>
               <w:spacing w:before="205" w:line="221" w:lineRule="auto"/>
-              <w:ind w:left="0" w:right="0" w:firstLine="0" w:leftChars="0" w:rightChars="0" w:firstLineChars="0"/>
+              <w:ind w:left="0" w:leftChars="0" w:right="0" w:rightChars="0" w:firstLine="0" w:firstLineChars="0"/>
               <w:jc w:val="center"/>
               <w:rPr>
-                <w:rFonts w:ascii="宋体" w:eastAsia="宋体" w:hAnsi="宋体" w:cs="宋体" w:hint="default"/>
+                <w:rFonts w:hint="default" w:ascii="宋体" w:hAnsi="宋体" w:eastAsia="宋体" w:cs="宋体"/>
                 <w:b/>
                 <w:bCs/>
                 <w:snapToGrid w:val="0"/>
@@ -5316,7 +5365,7 @@
             </w:pPr>
             <w:r>
               <w:rPr>
-                <w:rFonts w:ascii="宋体" w:hAnsi="宋体" w:cs="宋体" w:hint="eastAsia"/>
+                <w:rFonts w:hint="eastAsia" w:ascii="宋体" w:hAnsi="宋体" w:cs="宋体"/>
                 <w:b/>
                 <w:bCs/>
                 <w:spacing w:val="-7"/>
@@ -5331,9 +5380,14 @@
       </w:tr>
       <w:tr>
         <w:tblPrEx>
-          <w:tblW w:w="8070" w:type="dxa"/>
-          <w:tblInd w:w="13" w:type="dxa"/>
-          <w:tblLayout w:type="fixed"/>
+          <w:tblBorders>
+            <w:top w:val="single" w:color="000000" w:sz="4" w:space="0"/>
+            <w:left w:val="single" w:color="000000" w:sz="4" w:space="0"/>
+            <w:bottom w:val="single" w:color="000000" w:sz="4" w:space="0"/>
+            <w:right w:val="single" w:color="000000" w:sz="4" w:space="0"/>
+            <w:insideH w:val="single" w:color="000000" w:sz="4" w:space="0"/>
+            <w:insideV w:val="single" w:color="000000" w:sz="4" w:space="0"/>
+          </w:tblBorders>
           <w:tblCellMar>
             <w:top w:w="0" w:type="dxa"/>
             <w:left w:w="0" w:type="dxa"/>
@@ -5342,7 +5396,7 @@
           </w:tblCellMar>
         </w:tblPrEx>
         <w:trPr>
-          <w:trHeight w:val="276"/>
+          <w:trHeight w:val="276" w:hRule="atLeast"/>
         </w:trPr>
         <w:tc>
           <w:tcPr>
@@ -5350,12 +5404,12 @@
           </w:tcPr>
           <w:p>
             <w:pPr>
-              <w:pStyle w:val="TableText"/>
+              <w:pStyle w:val="25"/>
               <w:spacing w:before="149" w:line="220" w:lineRule="auto"/>
-              <w:ind w:left="0" w:right="0" w:firstLine="0" w:leftChars="0" w:rightChars="0" w:firstLineChars="0"/>
+              <w:ind w:left="0" w:leftChars="0" w:right="0" w:rightChars="0" w:firstLine="0" w:firstLineChars="0"/>
               <w:jc w:val="center"/>
               <w:rPr>
-                <w:rFonts w:eastAsia="宋体" w:hint="eastAsia"/>
+                <w:rFonts w:hint="eastAsia" w:eastAsia="宋体"/>
                 <w:b w:val="0"/>
                 <w:bCs w:val="0"/>
                 <w:spacing w:val="-2"/>
@@ -5384,9 +5438,9 @@
           </w:tcPr>
           <w:p>
             <w:pPr>
-              <w:pStyle w:val="TableText"/>
+              <w:pStyle w:val="25"/>
               <w:spacing w:before="149" w:line="220" w:lineRule="auto"/>
-              <w:ind w:left="0" w:right="0" w:firstLine="0" w:leftChars="0" w:rightChars="0" w:firstLineChars="0"/>
+              <w:ind w:left="0" w:leftChars="0" w:right="0" w:rightChars="0" w:firstLine="0" w:firstLineChars="0"/>
               <w:jc w:val="center"/>
               <w:rPr>
                 <w:b w:val="0"/>
@@ -5413,9 +5467,9 @@
           </w:tcPr>
           <w:p>
             <w:pPr>
-              <w:pStyle w:val="TableText"/>
+              <w:pStyle w:val="25"/>
               <w:spacing w:before="149" w:line="220" w:lineRule="auto"/>
-              <w:ind w:left="0" w:right="0" w:firstLine="0" w:leftChars="0" w:rightChars="0" w:firstLineChars="0"/>
+              <w:ind w:left="0" w:leftChars="0" w:right="0" w:rightChars="0" w:firstLine="0" w:firstLineChars="0"/>
               <w:jc w:val="center"/>
               <w:rPr>
                 <w:b w:val="0"/>
@@ -5454,9 +5508,9 @@
           </w:tcPr>
           <w:p>
             <w:pPr>
-              <w:pStyle w:val="TableText"/>
+              <w:pStyle w:val="25"/>
               <w:spacing w:before="149" w:line="220" w:lineRule="auto"/>
-              <w:ind w:left="0" w:right="0" w:firstLine="0" w:leftChars="0" w:rightChars="0" w:firstLineChars="0"/>
+              <w:ind w:left="0" w:leftChars="0" w:right="0" w:rightChars="0" w:firstLine="0" w:firstLineChars="0"/>
               <w:jc w:val="center"/>
               <w:rPr>
                 <w:b w:val="0"/>
@@ -5483,12 +5537,12 @@
           </w:tcPr>
           <w:p>
             <w:pPr>
-              <w:pStyle w:val="TableText"/>
+              <w:pStyle w:val="25"/>
               <w:spacing w:before="149" w:line="220" w:lineRule="auto"/>
-              <w:ind w:left="0" w:right="0" w:firstLine="0" w:leftChars="0" w:rightChars="0" w:firstLineChars="0"/>
+              <w:ind w:left="0" w:leftChars="0" w:right="0" w:rightChars="0" w:firstLine="0" w:firstLineChars="0"/>
               <w:jc w:val="center"/>
               <w:rPr>
-                <w:rFonts w:eastAsia="宋体" w:hint="default"/>
+                <w:rFonts w:hint="default" w:eastAsia="宋体"/>
                 <w:b w:val="0"/>
                 <w:bCs w:val="0"/>
                 <w:spacing w:val="-2"/>
@@ -5515,27 +5569,77 @@
     </w:tbl>
     <w:p>
       <w:pPr>
-        <w:pStyle w:val="BodyText"/>
+        <w:pStyle w:val="12"/>
         <w:spacing w:before="218" w:line="187" w:lineRule="auto"/>
         <w:rPr>
-          <w:rFonts w:ascii="宋体" w:eastAsia="宋体" w:hAnsi="宋体" w:cs="宋体" w:hint="eastAsia"/>
+          <w:rFonts w:hint="eastAsia" w:ascii="宋体" w:hAnsi="宋体" w:eastAsia="宋体" w:cs="宋体"/>
           <w:sz w:val="24"/>
           <w:szCs w:val="24"/>
         </w:rPr>
       </w:pPr>
     </w:p>
     <w:sectPr>
-      <w:headerReference w:type="default" r:id="rId4"/>
+      <w:headerReference r:id="rId5" w:type="default"/>
       <w:pgSz w:w="11900" w:h="16839"/>
       <w:pgMar w:top="1240" w:right="1474" w:bottom="1099" w:left="1540" w:header="0" w:footer="0" w:gutter="0"/>
-      <w:cols w:num="1" w:space="720"/>
+      <w:cols w:space="720" w:num="1"/>
     </w:sectPr>
   </w:body>
 </w:document>
 </file>
 
+<file path=word/endnotes.xml><?xml version="1.0" encoding="utf-8"?>
+<w:endnotes xmlns:wpc="http://schemas.microsoft.com/office/word/2010/wordprocessingCanvas" xmlns:mc="http://schemas.openxmlformats.org/markup-compatibility/2006" xmlns:o="urn:schemas-microsoft-com:office:office" xmlns:r="http://schemas.openxmlformats.org/officeDocument/2006/relationships" xmlns:m="http://schemas.openxmlformats.org/officeDocument/2006/math" xmlns:v="urn:schemas-microsoft-com:vml" xmlns:wp14="http://schemas.microsoft.com/office/word/2010/wordprocessingDrawing" xmlns:wp="http://schemas.openxmlformats.org/drawingml/2006/wordprocessingDrawing" xmlns:w="http://schemas.openxmlformats.org/wordprocessingml/2006/main" xmlns:w14="http://schemas.microsoft.com/office/word/2010/wordml" xmlns:w15="http://schemas.microsoft.com/office/word/2012/wordml" xmlns:w10="urn:schemas-microsoft-com:office:word" xmlns:wpg="http://schemas.microsoft.com/office/word/2010/wordprocessingGroup" xmlns:wpi="http://schemas.microsoft.com/office/word/2010/wordprocessingInk" xmlns:wne="http://schemas.microsoft.com/office/word/2006/wordml" xmlns:wps="http://schemas.microsoft.com/office/word/2010/wordprocessingShape" xmlns:wpsCustomData="http://www.wps.cn/officeDocument/2013/wpsCustomData" mc:Ignorable="w14 w15 wp14">
+  <w:endnote w:type="separator" w:id="0">
+    <w:p>
+      <w:pPr>
+        <w:spacing w:line="240" w:lineRule="auto"/>
+      </w:pPr>
+      <w:r>
+        <w:separator/>
+      </w:r>
+    </w:p>
+  </w:endnote>
+  <w:endnote w:type="continuationSeparator" w:id="1">
+    <w:p>
+      <w:pPr>
+        <w:spacing w:line="240" w:lineRule="auto"/>
+      </w:pPr>
+      <w:r>
+        <w:continuationSeparator/>
+      </w:r>
+    </w:p>
+  </w:endnote>
+</w:endnotes>
+</file>
+
+<file path=word/footnotes.xml><?xml version="1.0" encoding="utf-8"?>
+<w:footnotes xmlns:wpc="http://schemas.microsoft.com/office/word/2010/wordprocessingCanvas" xmlns:mc="http://schemas.openxmlformats.org/markup-compatibility/2006" xmlns:o="urn:schemas-microsoft-com:office:office" xmlns:r="http://schemas.openxmlformats.org/officeDocument/2006/relationships" xmlns:m="http://schemas.openxmlformats.org/officeDocument/2006/math" xmlns:v="urn:schemas-microsoft-com:vml" xmlns:wp14="http://schemas.microsoft.com/office/word/2010/wordprocessingDrawing" xmlns:wp="http://schemas.openxmlformats.org/drawingml/2006/wordprocessingDrawing" xmlns:w="http://schemas.openxmlformats.org/wordprocessingml/2006/main" xmlns:w14="http://schemas.microsoft.com/office/word/2010/wordml" xmlns:w15="http://schemas.microsoft.com/office/word/2012/wordml" xmlns:w10="urn:schemas-microsoft-com:office:word" xmlns:wpg="http://schemas.microsoft.com/office/word/2010/wordprocessingGroup" xmlns:wpi="http://schemas.microsoft.com/office/word/2010/wordprocessingInk" xmlns:wne="http://schemas.microsoft.com/office/word/2006/wordml" xmlns:wps="http://schemas.microsoft.com/office/word/2010/wordprocessingShape" xmlns:wpsCustomData="http://www.wps.cn/officeDocument/2013/wpsCustomData" mc:Ignorable="w14 w15 wp14">
+  <w:footnote w:type="separator" w:id="0">
+    <w:p>
+      <w:pPr>
+        <w:spacing w:line="360" w:lineRule="auto"/>
+      </w:pPr>
+      <w:r>
+        <w:separator/>
+      </w:r>
+    </w:p>
+  </w:footnote>
+  <w:footnote w:type="continuationSeparator" w:id="1">
+    <w:p>
+      <w:pPr>
+        <w:spacing w:line="360" w:lineRule="auto"/>
+      </w:pPr>
+      <w:r>
+        <w:continuationSeparator/>
+      </w:r>
+    </w:p>
+  </w:footnote>
+</w:footnotes>
+</file>
+
 <file path=word/header1.xml><?xml version="1.0" encoding="utf-8"?>
-<w:hdr xmlns:wpc="http://schemas.microsoft.com/office/word/2010/wordprocessingCanvas" xmlns:mc="http://schemas.openxmlformats.org/markup-compatibility/2006" xmlns:o="urn:schemas-microsoft-com:office:office" xmlns:r="http://schemas.openxmlformats.org/officeDocument/2006/relationships" xmlns:m="http://schemas.openxmlformats.org/officeDocument/2006/math" xmlns:v="urn:schemas-microsoft-com:vml" xmlns:wp14="http://schemas.microsoft.com/office/word/2010/wordprocessingDrawing" xmlns:wp="http://schemas.openxmlformats.org/drawingml/2006/wordprocessingDrawing" xmlns:w10="urn:schemas-microsoft-com:office:word" xmlns:w="http://schemas.openxmlformats.org/wordprocessingml/2006/main" xmlns:w14="http://schemas.microsoft.com/office/word/2010/wordml" xmlns:w15="http://schemas.microsoft.com/office/word/2012/wordml" xmlns:wne="http://schemas.microsoft.com/office/word/2006/wordml" xmlns:wpg="http://schemas.microsoft.com/office/word/2010/wordprocessingGroup" xmlns:wpi="http://schemas.microsoft.com/office/word/2010/wordprocessingInk" xmlns:wps="http://schemas.microsoft.com/office/word/2010/wordprocessingShape" mc:Ignorable="w14 w15 wp14">
+<w:hdr xmlns:wpc="http://schemas.microsoft.com/office/word/2010/wordprocessingCanvas" xmlns:mc="http://schemas.openxmlformats.org/markup-compatibility/2006" xmlns:o="urn:schemas-microsoft-com:office:office" xmlns:r="http://schemas.openxmlformats.org/officeDocument/2006/relationships" xmlns:m="http://schemas.openxmlformats.org/officeDocument/2006/math" xmlns:v="urn:schemas-microsoft-com:vml" xmlns:wp14="http://schemas.microsoft.com/office/word/2010/wordprocessingDrawing" xmlns:wp="http://schemas.openxmlformats.org/drawingml/2006/wordprocessingDrawing" xmlns:w10="urn:schemas-microsoft-com:office:word" xmlns:w="http://schemas.openxmlformats.org/wordprocessingml/2006/main" xmlns:w14="http://schemas.microsoft.com/office/word/2010/wordml" xmlns:w15="http://schemas.microsoft.com/office/word/2012/wordml" xmlns:wpg="http://schemas.microsoft.com/office/word/2010/wordprocessingGroup" xmlns:wpi="http://schemas.microsoft.com/office/word/2010/wordprocessingInk" xmlns:wne="http://schemas.microsoft.com/office/word/2006/wordml" xmlns:wps="http://schemas.microsoft.com/office/word/2010/wordprocessingShape" xmlns:wpsCustomData="http://www.wps.cn/officeDocument/2013/wpsCustomData" mc:Ignorable="w14 w15 wp14">
   <w:p>
     <w:pPr>
       <w:spacing w:line="14" w:lineRule="auto"/>
@@ -5549,15 +5653,15 @@
 </file>
 
 <file path=word/numbering.xml><?xml version="1.0" encoding="utf-8"?>
-<w:numbering xmlns:wpc="http://schemas.microsoft.com/office/word/2010/wordprocessingCanvas" xmlns:mc="http://schemas.openxmlformats.org/markup-compatibility/2006" xmlns:o="urn:schemas-microsoft-com:office:office" xmlns:r="http://schemas.openxmlformats.org/officeDocument/2006/relationships" xmlns:m="http://schemas.openxmlformats.org/officeDocument/2006/math" xmlns:v="urn:schemas-microsoft-com:vml" xmlns:wp14="http://schemas.microsoft.com/office/word/2010/wordprocessingDrawing" xmlns:wp="http://schemas.openxmlformats.org/drawingml/2006/wordprocessingDrawing" xmlns:w10="urn:schemas-microsoft-com:office:word" xmlns:w="http://schemas.openxmlformats.org/wordprocessingml/2006/main" xmlns:w14="http://schemas.microsoft.com/office/word/2010/wordml" xmlns:w15="http://schemas.microsoft.com/office/word/2012/wordml" xmlns:wne="http://schemas.microsoft.com/office/word/2006/wordml" xmlns:wpg="http://schemas.microsoft.com/office/word/2010/wordprocessingGroup" xmlns:wpi="http://schemas.microsoft.com/office/word/2010/wordprocessingInk" xmlns:wps="http://schemas.microsoft.com/office/word/2010/wordprocessingShape" mc:Ignorable="w14 w15 wp14">
+<w:numbering xmlns:wpc="http://schemas.microsoft.com/office/word/2010/wordprocessingCanvas" xmlns:mc="http://schemas.openxmlformats.org/markup-compatibility/2006" xmlns:o="urn:schemas-microsoft-com:office:office" xmlns:r="http://schemas.openxmlformats.org/officeDocument/2006/relationships" xmlns:m="http://schemas.openxmlformats.org/officeDocument/2006/math" xmlns:v="urn:schemas-microsoft-com:vml" xmlns:wp14="http://schemas.microsoft.com/office/word/2010/wordprocessingDrawing" xmlns:wp="http://schemas.openxmlformats.org/drawingml/2006/wordprocessingDrawing" xmlns:w10="urn:schemas-microsoft-com:office:word" xmlns:w="http://schemas.openxmlformats.org/wordprocessingml/2006/main" xmlns:w14="http://schemas.microsoft.com/office/word/2010/wordml" xmlns:wpg="http://schemas.microsoft.com/office/word/2010/wordprocessingGroup" xmlns:wpi="http://schemas.microsoft.com/office/word/2010/wordprocessingInk" xmlns:wne="http://schemas.microsoft.com/office/word/2006/wordml" xmlns:wps="http://schemas.microsoft.com/office/word/2010/wordprocessingShape" xmlns:wpsCustomData="http://www.wps.cn/officeDocument/2013/wpsCustomData" mc:Ignorable="w14 wp14">
   <w:abstractNum w:abstractNumId="0">
     <w:nsid w:val="8E964DCE"/>
     <w:multiLevelType w:val="multilevel"/>
     <w:tmpl w:val="8E964DCE"/>
-    <w:lvl w:ilvl="0">
+    <w:lvl w:ilvl="0" w:tentative="0">
       <w:start w:val="1"/>
       <w:numFmt w:val="decimal"/>
-      <w:pStyle w:val="Heading1"/>
+      <w:pStyle w:val="2"/>
       <w:lvlText w:val="%1."/>
       <w:lvlJc w:val="left"/>
       <w:pPr>
@@ -5567,10 +5671,10 @@
         <w:rFonts w:hint="default"/>
       </w:rPr>
     </w:lvl>
-    <w:lvl w:ilvl="1">
+    <w:lvl w:ilvl="1" w:tentative="0">
       <w:start w:val="1"/>
       <w:numFmt w:val="decimal"/>
-      <w:pStyle w:val="Heading2"/>
+      <w:pStyle w:val="3"/>
       <w:lvlText w:val="%1.%2."/>
       <w:lvlJc w:val="left"/>
       <w:pPr>
@@ -5580,10 +5684,10 @@
         <w:rFonts w:hint="default"/>
       </w:rPr>
     </w:lvl>
-    <w:lvl w:ilvl="2">
+    <w:lvl w:ilvl="2" w:tentative="0">
       <w:start w:val="1"/>
       <w:numFmt w:val="decimal"/>
-      <w:pStyle w:val="Heading3"/>
+      <w:pStyle w:val="4"/>
       <w:lvlText w:val="%1.%2.%3."/>
       <w:lvlJc w:val="left"/>
       <w:pPr>
@@ -5593,10 +5697,10 @@
         <w:rFonts w:hint="default"/>
       </w:rPr>
     </w:lvl>
-    <w:lvl w:ilvl="3">
+    <w:lvl w:ilvl="3" w:tentative="0">
       <w:start w:val="1"/>
       <w:numFmt w:val="decimal"/>
-      <w:pStyle w:val="Heading4"/>
+      <w:pStyle w:val="5"/>
       <w:lvlText w:val="%1.%2.%3.%4."/>
       <w:lvlJc w:val="left"/>
       <w:pPr>
@@ -5606,10 +5710,10 @@
         <w:rFonts w:hint="default"/>
       </w:rPr>
     </w:lvl>
-    <w:lvl w:ilvl="4">
+    <w:lvl w:ilvl="4" w:tentative="0">
       <w:start w:val="1"/>
       <w:numFmt w:val="decimal"/>
-      <w:pStyle w:val="Heading5"/>
+      <w:pStyle w:val="6"/>
       <w:lvlText w:val="%1.%2.%3.%4.%5."/>
       <w:lvlJc w:val="left"/>
       <w:pPr>
@@ -5619,10 +5723,10 @@
         <w:rFonts w:hint="default"/>
       </w:rPr>
     </w:lvl>
-    <w:lvl w:ilvl="5">
+    <w:lvl w:ilvl="5" w:tentative="0">
       <w:start w:val="1"/>
       <w:numFmt w:val="decimal"/>
-      <w:pStyle w:val="Heading6"/>
+      <w:pStyle w:val="7"/>
       <w:lvlText w:val="%1.%2.%3.%4.%5.%6."/>
       <w:lvlJc w:val="left"/>
       <w:pPr>
@@ -5632,10 +5736,10 @@
         <w:rFonts w:hint="default"/>
       </w:rPr>
     </w:lvl>
-    <w:lvl w:ilvl="6">
+    <w:lvl w:ilvl="6" w:tentative="0">
       <w:start w:val="1"/>
       <w:numFmt w:val="decimal"/>
-      <w:pStyle w:val="Heading7"/>
+      <w:pStyle w:val="8"/>
       <w:lvlText w:val="%1.%2.%3.%4.%5.%6.%7."/>
       <w:lvlJc w:val="left"/>
       <w:pPr>
@@ -5645,10 +5749,10 @@
         <w:rFonts w:hint="default"/>
       </w:rPr>
     </w:lvl>
-    <w:lvl w:ilvl="7">
+    <w:lvl w:ilvl="7" w:tentative="0">
       <w:start w:val="1"/>
       <w:numFmt w:val="decimal"/>
-      <w:pStyle w:val="Heading8"/>
+      <w:pStyle w:val="9"/>
       <w:lvlText w:val="%1.%2.%3.%4.%5.%6.%7.%8."/>
       <w:lvlJc w:val="left"/>
       <w:pPr>
@@ -5658,10 +5762,10 @@
         <w:rFonts w:hint="default"/>
       </w:rPr>
     </w:lvl>
-    <w:lvl w:ilvl="8">
+    <w:lvl w:ilvl="8" w:tentative="0">
       <w:start w:val="1"/>
       <w:numFmt w:val="decimal"/>
-      <w:pStyle w:val="Heading9"/>
+      <w:pStyle w:val="10"/>
       <w:lvlText w:val="%1.%2.%3.%4.%5.%6.%7.%8.%9."/>
       <w:lvlJc w:val="left"/>
       <w:pPr>
@@ -5676,7 +5780,7 @@
     <w:nsid w:val="9A6FC7EA"/>
     <w:multiLevelType w:val="singleLevel"/>
     <w:tmpl w:val="9A6FC7EA"/>
-    <w:lvl w:ilvl="0">
+    <w:lvl w:ilvl="0" w:tentative="0">
       <w:start w:val="1"/>
       <w:numFmt w:val="decimal"/>
       <w:lvlText w:val="%1."/>
@@ -5693,7 +5797,7 @@
     <w:nsid w:val="D3AD173C"/>
     <w:multiLevelType w:val="singleLevel"/>
     <w:tmpl w:val="D3AD173C"/>
-    <w:lvl w:ilvl="0">
+    <w:lvl w:ilvl="0" w:tentative="0">
       <w:start w:val="1"/>
       <w:numFmt w:val="decimal"/>
       <w:lvlText w:val="%1."/>
@@ -5710,7 +5814,7 @@
     <w:nsid w:val="D8897F1A"/>
     <w:multiLevelType w:val="singleLevel"/>
     <w:tmpl w:val="D8897F1A"/>
-    <w:lvl w:ilvl="0">
+    <w:lvl w:ilvl="0" w:tentative="0">
       <w:start w:val="1"/>
       <w:numFmt w:val="decimal"/>
       <w:lvlText w:val="%1."/>
@@ -5727,7 +5831,7 @@
     <w:nsid w:val="EE11DCCF"/>
     <w:multiLevelType w:val="singleLevel"/>
     <w:tmpl w:val="EE11DCCF"/>
-    <w:lvl w:ilvl="0">
+    <w:lvl w:ilvl="0" w:tentative="0">
       <w:start w:val="1"/>
       <w:numFmt w:val="decimal"/>
       <w:lvlText w:val="%1."/>
@@ -5744,7 +5848,7 @@
     <w:nsid w:val="FA3AAD5D"/>
     <w:multiLevelType w:val="singleLevel"/>
     <w:tmpl w:val="FA3AAD5D"/>
-    <w:lvl w:ilvl="0">
+    <w:lvl w:ilvl="0" w:tentative="0">
       <w:start w:val="1"/>
       <w:numFmt w:val="decimal"/>
       <w:lvlText w:val="%1."/>
@@ -5761,7 +5865,7 @@
     <w:nsid w:val="3F6E6AB2"/>
     <w:multiLevelType w:val="singleLevel"/>
     <w:tmpl w:val="3F6E6AB2"/>
-    <w:lvl w:ilvl="0">
+    <w:lvl w:ilvl="0" w:tentative="0">
       <w:start w:val="1"/>
       <w:numFmt w:val="decimal"/>
       <w:lvlText w:val="%1."/>
@@ -5778,7 +5882,7 @@
     <w:nsid w:val="50D9247F"/>
     <w:multiLevelType w:val="singleLevel"/>
     <w:tmpl w:val="50D9247F"/>
-    <w:lvl w:ilvl="0">
+    <w:lvl w:ilvl="0" w:tentative="0">
       <w:start w:val="1"/>
       <w:numFmt w:val="decimal"/>
       <w:lvlText w:val="%1."/>
@@ -5795,7 +5899,7 @@
     <w:nsid w:val="7A2EA0CE"/>
     <w:multiLevelType w:val="singleLevel"/>
     <w:tmpl w:val="7A2EA0CE"/>
-    <w:lvl w:ilvl="0">
+    <w:lvl w:ilvl="0" w:tentative="0">
       <w:start w:val="1"/>
       <w:numFmt w:val="decimal"/>
       <w:lvlText w:val="%1."/>
@@ -5839,267 +5943,269 @@
 </file>
 
 <file path=word/styles.xml><?xml version="1.0" encoding="utf-8"?>
-<w:styles xmlns:mc="http://schemas.openxmlformats.org/markup-compatibility/2006" xmlns:r="http://schemas.openxmlformats.org/officeDocument/2006/relationships" xmlns:w="http://schemas.openxmlformats.org/wordprocessingml/2006/main" xmlns:w14="http://schemas.microsoft.com/office/word/2010/wordml" xmlns:w15="http://schemas.microsoft.com/office/word/2012/wordml" mc:Ignorable="w14 w15">
+<w:styles xmlns:mc="http://schemas.openxmlformats.org/markup-compatibility/2006" xmlns:o="urn:schemas-microsoft-com:office:office" xmlns:r="http://schemas.openxmlformats.org/officeDocument/2006/relationships" xmlns:m="http://schemas.openxmlformats.org/officeDocument/2006/math" xmlns:v="urn:schemas-microsoft-com:vml" xmlns:w="http://schemas.openxmlformats.org/wordprocessingml/2006/main" xmlns:w14="http://schemas.microsoft.com/office/word/2010/wordml" xmlns:w10="urn:schemas-microsoft-com:office:word" xmlns:sl="http://schemas.openxmlformats.org/schemaLibrary/2006/main" xmlns:wpsCustomData="http://www.wps.cn/officeDocument/2013/wpsCustomData" mc:Ignorable="w14">
   <w:docDefaults>
     <w:rPrDefault>
       <w:rPr>
-        <w:rFonts w:ascii="Arial" w:eastAsia="Arial" w:hAnsi="Arial" w:cs="Arial"/>
+        <w:rFonts w:ascii="Arial" w:hAnsi="Arial" w:eastAsia="Arial" w:cs="Arial"/>
       </w:rPr>
     </w:rPrDefault>
     <w:pPrDefault/>
   </w:docDefaults>
-  <w:latentStyles w:defLockedState="0" w:defUIPriority="99" w:defSemiHidden="1" w:defUnhideWhenUsed="1" w:defQFormat="0" w:count="260">
-    <w:lsdException w:name="Normal" w:semiHidden="0" w:uiPriority="0" w:unhideWhenUsed="0" w:qFormat="1"/>
-    <w:lsdException w:name="heading 1" w:semiHidden="0" w:uiPriority="0" w:unhideWhenUsed="0" w:qFormat="1"/>
-    <w:lsdException w:name="heading 2" w:semiHidden="0" w:uiPriority="0" w:qFormat="1"/>
-    <w:lsdException w:name="heading 3" w:uiPriority="0" w:qFormat="1"/>
-    <w:lsdException w:name="heading 4" w:semiHidden="0" w:uiPriority="0" w:qFormat="1"/>
-    <w:lsdException w:name="heading 5" w:uiPriority="0" w:qFormat="1"/>
-    <w:lsdException w:name="heading 6" w:uiPriority="0" w:qFormat="1"/>
-    <w:lsdException w:name="heading 7" w:uiPriority="0" w:qFormat="1"/>
-    <w:lsdException w:name="heading 8" w:uiPriority="0" w:qFormat="1"/>
-    <w:lsdException w:name="heading 9" w:uiPriority="0" w:qFormat="1"/>
-    <w:lsdException w:name="index 1" w:semiHidden="0" w:uiPriority="0" w:unhideWhenUsed="0"/>
-    <w:lsdException w:name="index 2" w:semiHidden="0" w:uiPriority="0" w:unhideWhenUsed="0"/>
-    <w:lsdException w:name="index 3" w:semiHidden="0" w:uiPriority="0" w:unhideWhenUsed="0"/>
-    <w:lsdException w:name="index 4" w:semiHidden="0" w:uiPriority="0" w:unhideWhenUsed="0"/>
-    <w:lsdException w:name="index 5" w:semiHidden="0" w:uiPriority="0" w:unhideWhenUsed="0"/>
-    <w:lsdException w:name="index 6" w:semiHidden="0" w:uiPriority="0" w:unhideWhenUsed="0"/>
-    <w:lsdException w:name="index 7" w:semiHidden="0" w:uiPriority="0" w:unhideWhenUsed="0"/>
-    <w:lsdException w:name="index 8" w:semiHidden="0" w:uiPriority="0" w:unhideWhenUsed="0"/>
-    <w:lsdException w:name="index 9" w:semiHidden="0" w:uiPriority="0" w:unhideWhenUsed="0"/>
-    <w:lsdException w:name="toc 1" w:semiHidden="0" w:uiPriority="0" w:unhideWhenUsed="0" w:qFormat="1"/>
-    <w:lsdException w:name="toc 2" w:semiHidden="0" w:uiPriority="0" w:unhideWhenUsed="0" w:qFormat="1"/>
-    <w:lsdException w:name="toc 3" w:semiHidden="0" w:uiPriority="0" w:unhideWhenUsed="0" w:qFormat="1"/>
-    <w:lsdException w:name="toc 4" w:semiHidden="0" w:uiPriority="0" w:unhideWhenUsed="0"/>
-    <w:lsdException w:name="toc 5" w:semiHidden="0" w:uiPriority="0" w:unhideWhenUsed="0"/>
-    <w:lsdException w:name="toc 6" w:semiHidden="0" w:uiPriority="0" w:unhideWhenUsed="0"/>
-    <w:lsdException w:name="toc 7" w:semiHidden="0" w:uiPriority="0" w:unhideWhenUsed="0"/>
-    <w:lsdException w:name="toc 8" w:semiHidden="0" w:uiPriority="0" w:unhideWhenUsed="0"/>
-    <w:lsdException w:name="toc 9" w:semiHidden="0" w:uiPriority="0" w:unhideWhenUsed="0"/>
-    <w:lsdException w:name="Normal Indent" w:semiHidden="0" w:uiPriority="0" w:unhideWhenUsed="0"/>
-    <w:lsdException w:name="footnote text" w:semiHidden="0" w:uiPriority="0" w:unhideWhenUsed="0"/>
-    <w:lsdException w:name="annotation text" w:semiHidden="0" w:uiPriority="0" w:unhideWhenUsed="0" w:qFormat="1"/>
-    <w:lsdException w:name="header" w:semiHidden="0" w:uiPriority="0" w:unhideWhenUsed="0" w:qFormat="1"/>
-    <w:lsdException w:name="footer" w:semiHidden="0" w:uiPriority="0" w:unhideWhenUsed="0" w:qFormat="1"/>
-    <w:lsdException w:name="index heading" w:semiHidden="0" w:uiPriority="0" w:unhideWhenUsed="0"/>
-    <w:lsdException w:name="caption" w:uiPriority="0" w:qFormat="1"/>
-    <w:lsdException w:name="table of figures" w:semiHidden="0" w:uiPriority="0" w:unhideWhenUsed="0"/>
-    <w:lsdException w:name="envelope address" w:semiHidden="0" w:uiPriority="0" w:unhideWhenUsed="0"/>
-    <w:lsdException w:name="envelope return" w:semiHidden="0" w:uiPriority="0" w:unhideWhenUsed="0"/>
-    <w:lsdException w:name="footnote reference" w:semiHidden="0" w:uiPriority="0" w:unhideWhenUsed="0"/>
-    <w:lsdException w:name="annotation reference" w:semiHidden="0" w:uiPriority="0" w:unhideWhenUsed="0"/>
-    <w:lsdException w:name="line number" w:semiHidden="0" w:uiPriority="0" w:unhideWhenUsed="0"/>
-    <w:lsdException w:name="page number" w:semiHidden="0" w:uiPriority="0" w:unhideWhenUsed="0"/>
-    <w:lsdException w:name="endnote reference" w:semiHidden="0" w:uiPriority="0" w:unhideWhenUsed="0"/>
-    <w:lsdException w:name="endnote text" w:semiHidden="0" w:uiPriority="0" w:unhideWhenUsed="0"/>
-    <w:lsdException w:name="table of authorities" w:semiHidden="0" w:uiPriority="0" w:unhideWhenUsed="0"/>
-    <w:lsdException w:name="macro" w:semiHidden="0" w:uiPriority="0" w:unhideWhenUsed="0"/>
-    <w:lsdException w:name="toa heading" w:semiHidden="0" w:uiPriority="0" w:unhideWhenUsed="0"/>
-    <w:lsdException w:name="List" w:semiHidden="0" w:uiPriority="0" w:unhideWhenUsed="0"/>
-    <w:lsdException w:name="List Bullet" w:semiHidden="0" w:uiPriority="0" w:unhideWhenUsed="0"/>
-    <w:lsdException w:name="List Number" w:semiHidden="0" w:uiPriority="0" w:unhideWhenUsed="0"/>
-    <w:lsdException w:name="List 2" w:semiHidden="0" w:uiPriority="0" w:unhideWhenUsed="0"/>
-    <w:lsdException w:name="List 3" w:semiHidden="0" w:uiPriority="0" w:unhideWhenUsed="0"/>
-    <w:lsdException w:name="List 4" w:semiHidden="0" w:uiPriority="0" w:unhideWhenUsed="0"/>
-    <w:lsdException w:name="List 5" w:semiHidden="0" w:uiPriority="0" w:unhideWhenUsed="0"/>
-    <w:lsdException w:name="List Bullet 2" w:semiHidden="0" w:uiPriority="0" w:unhideWhenUsed="0"/>
-    <w:lsdException w:name="List Bullet 3" w:semiHidden="0" w:uiPriority="0" w:unhideWhenUsed="0"/>
-    <w:lsdException w:name="List Bullet 4" w:semiHidden="0" w:uiPriority="0" w:unhideWhenUsed="0"/>
-    <w:lsdException w:name="List Bullet 5" w:semiHidden="0" w:uiPriority="0" w:unhideWhenUsed="0"/>
-    <w:lsdException w:name="List Number 2" w:semiHidden="0" w:uiPriority="0" w:unhideWhenUsed="0"/>
-    <w:lsdException w:name="List Number 3" w:semiHidden="0" w:uiPriority="0" w:unhideWhenUsed="0"/>
-    <w:lsdException w:name="List Number 4" w:semiHidden="0" w:uiPriority="0" w:unhideWhenUsed="0"/>
-    <w:lsdException w:name="List Number 5" w:semiHidden="0" w:uiPriority="0" w:unhideWhenUsed="0"/>
-    <w:lsdException w:name="Title" w:semiHidden="0" w:uiPriority="0" w:unhideWhenUsed="0" w:qFormat="1"/>
-    <w:lsdException w:name="Closing" w:semiHidden="0" w:uiPriority="0" w:unhideWhenUsed="0"/>
-    <w:lsdException w:name="Signature" w:semiHidden="0" w:uiPriority="0" w:unhideWhenUsed="0"/>
-    <w:lsdException w:name="Default Paragraph Font" w:uiPriority="0" w:unhideWhenUsed="0" w:qFormat="1"/>
-    <w:lsdException w:name="Body Text" w:uiPriority="0" w:unhideWhenUsed="0" w:qFormat="1"/>
-    <w:lsdException w:name="Body Text Indent" w:semiHidden="0" w:uiPriority="0" w:unhideWhenUsed="0"/>
-    <w:lsdException w:name="List Continue" w:semiHidden="0" w:uiPriority="0" w:unhideWhenUsed="0"/>
-    <w:lsdException w:name="List Continue 2" w:semiHidden="0" w:uiPriority="0" w:unhideWhenUsed="0"/>
-    <w:lsdException w:name="List Continue 3" w:semiHidden="0" w:uiPriority="0" w:unhideWhenUsed="0"/>
-    <w:lsdException w:name="List Continue 4" w:semiHidden="0" w:uiPriority="0" w:unhideWhenUsed="0"/>
-    <w:lsdException w:name="List Continue 5" w:semiHidden="0" w:uiPriority="0" w:unhideWhenUsed="0"/>
-    <w:lsdException w:name="Message Header" w:semiHidden="0" w:uiPriority="0" w:unhideWhenUsed="0"/>
-    <w:lsdException w:name="Subtitle" w:semiHidden="0" w:uiPriority="0" w:unhideWhenUsed="0" w:qFormat="1"/>
-    <w:lsdException w:name="Salutation" w:semiHidden="0" w:uiPriority="0" w:unhideWhenUsed="0"/>
-    <w:lsdException w:name="Date" w:semiHidden="0" w:uiPriority="0" w:unhideWhenUsed="0"/>
-    <w:lsdException w:name="Body Text First Indent" w:semiHidden="0" w:uiPriority="0" w:unhideWhenUsed="0"/>
-    <w:lsdException w:name="Body Text First Indent 2" w:semiHidden="0" w:uiPriority="0" w:unhideWhenUsed="0"/>
-    <w:lsdException w:name="Body Text 2" w:semiHidden="0" w:uiPriority="0" w:unhideWhenUsed="0"/>
-    <w:lsdException w:name="Body Text 3" w:semiHidden="0" w:uiPriority="0" w:unhideWhenUsed="0"/>
-    <w:lsdException w:name="Body Text Indent 2" w:semiHidden="0" w:uiPriority="0" w:unhideWhenUsed="0"/>
-    <w:lsdException w:name="Body Text Indent 3" w:semiHidden="0" w:uiPriority="0" w:unhideWhenUsed="0"/>
-    <w:lsdException w:name="Block Text" w:semiHidden="0" w:uiPriority="0" w:unhideWhenUsed="0"/>
-    <w:lsdException w:name="Hyperlink" w:semiHidden="0" w:uiPriority="0" w:unhideWhenUsed="0"/>
-    <w:lsdException w:name="FollowedHyperlink" w:semiHidden="0" w:uiPriority="0" w:unhideWhenUsed="0"/>
-    <w:lsdException w:name="Strong" w:semiHidden="0" w:uiPriority="0" w:unhideWhenUsed="0" w:qFormat="1"/>
-    <w:lsdException w:name="Emphasis" w:semiHidden="0" w:uiPriority="0" w:unhideWhenUsed="0" w:qFormat="1"/>
-    <w:lsdException w:name="Document Map" w:semiHidden="0" w:uiPriority="0" w:unhideWhenUsed="0"/>
-    <w:lsdException w:name="Plain Text" w:semiHidden="0" w:uiPriority="0" w:unhideWhenUsed="0"/>
-    <w:lsdException w:name="E-mail Signature" w:semiHidden="0" w:uiPriority="0" w:unhideWhenUsed="0"/>
-    <w:lsdException w:name="Normal (Web)" w:semiHidden="0" w:uiPriority="0" w:unhideWhenUsed="0" w:qFormat="1"/>
-    <w:lsdException w:name="HTML Acronym" w:semiHidden="0" w:uiPriority="0" w:unhideWhenUsed="0"/>
-    <w:lsdException w:name="HTML Address" w:semiHidden="0" w:uiPriority="0" w:unhideWhenUsed="0"/>
-    <w:lsdException w:name="HTML Cite" w:semiHidden="0" w:uiPriority="0" w:unhideWhenUsed="0"/>
-    <w:lsdException w:name="HTML Code" w:semiHidden="0" w:uiPriority="0" w:unhideWhenUsed="0"/>
-    <w:lsdException w:name="HTML Definition" w:semiHidden="0" w:uiPriority="0" w:unhideWhenUsed="0"/>
-    <w:lsdException w:name="HTML Keyboard" w:semiHidden="0" w:uiPriority="0" w:unhideWhenUsed="0"/>
-    <w:lsdException w:name="HTML Preformatted" w:semiHidden="0" w:uiPriority="0" w:unhideWhenUsed="0"/>
-    <w:lsdException w:name="HTML Sample" w:semiHidden="0" w:uiPriority="0" w:unhideWhenUsed="0"/>
-    <w:lsdException w:name="HTML Typewriter" w:semiHidden="0" w:uiPriority="0" w:unhideWhenUsed="0"/>
-    <w:lsdException w:name="HTML Variable" w:semiHidden="0" w:uiPriority="0" w:unhideWhenUsed="0"/>
-    <w:lsdException w:name="Normal Table" w:uiPriority="0" w:unhideWhenUsed="0" w:qFormat="1"/>
-    <w:lsdException w:name="annotation subject" w:semiHidden="0" w:uiPriority="0" w:unhideWhenUsed="0"/>
-    <w:lsdException w:name="Table Simple 1" w:semiHidden="0" w:uiPriority="0" w:unhideWhenUsed="0"/>
-    <w:lsdException w:name="Table Simple 2" w:semiHidden="0" w:uiPriority="0" w:unhideWhenUsed="0"/>
-    <w:lsdException w:name="Table Simple 3" w:semiHidden="0" w:uiPriority="0" w:unhideWhenUsed="0"/>
-    <w:lsdException w:name="Table Classic 1" w:semiHidden="0" w:uiPriority="0" w:unhideWhenUsed="0"/>
-    <w:lsdException w:name="Table Classic 2" w:semiHidden="0" w:uiPriority="0" w:unhideWhenUsed="0"/>
-    <w:lsdException w:name="Table Classic 3" w:semiHidden="0" w:uiPriority="0" w:unhideWhenUsed="0"/>
-    <w:lsdException w:name="Table Classic 4" w:semiHidden="0" w:uiPriority="0" w:unhideWhenUsed="0"/>
-    <w:lsdException w:name="Table Colorful 1" w:semiHidden="0" w:uiPriority="0" w:unhideWhenUsed="0"/>
-    <w:lsdException w:name="Table Colorful 2" w:semiHidden="0" w:uiPriority="0" w:unhideWhenUsed="0"/>
-    <w:lsdException w:name="Table Colorful 3" w:semiHidden="0" w:uiPriority="0" w:unhideWhenUsed="0"/>
-    <w:lsdException w:name="Table Columns 1" w:semiHidden="0" w:uiPriority="0" w:unhideWhenUsed="0"/>
-    <w:lsdException w:name="Table Columns 2" w:semiHidden="0" w:uiPriority="0" w:unhideWhenUsed="0"/>
-    <w:lsdException w:name="Table Columns 3" w:semiHidden="0" w:uiPriority="0" w:unhideWhenUsed="0"/>
-    <w:lsdException w:name="Table Columns 4" w:semiHidden="0" w:uiPriority="0" w:unhideWhenUsed="0"/>
-    <w:lsdException w:name="Table Columns 5" w:semiHidden="0" w:uiPriority="0" w:unhideWhenUsed="0"/>
-    <w:lsdException w:name="Table Grid 1" w:semiHidden="0" w:uiPriority="0" w:unhideWhenUsed="0"/>
-    <w:lsdException w:name="Table Grid 2" w:semiHidden="0" w:uiPriority="0" w:unhideWhenUsed="0"/>
-    <w:lsdException w:name="Table Grid 3" w:semiHidden="0" w:uiPriority="0" w:unhideWhenUsed="0"/>
-    <w:lsdException w:name="Table Grid 4" w:semiHidden="0" w:uiPriority="0" w:unhideWhenUsed="0"/>
-    <w:lsdException w:name="Table Grid 5" w:semiHidden="0" w:uiPriority="0" w:unhideWhenUsed="0"/>
-    <w:lsdException w:name="Table Grid 6" w:semiHidden="0" w:uiPriority="0" w:unhideWhenUsed="0"/>
-    <w:lsdException w:name="Table Grid 7" w:semiHidden="0" w:uiPriority="0" w:unhideWhenUsed="0"/>
-    <w:lsdException w:name="Table Grid 8" w:semiHidden="0" w:uiPriority="0" w:unhideWhenUsed="0"/>
-    <w:lsdException w:name="Table List 1" w:semiHidden="0" w:uiPriority="0" w:unhideWhenUsed="0"/>
-    <w:lsdException w:name="Table List 2" w:semiHidden="0" w:uiPriority="0" w:unhideWhenUsed="0"/>
-    <w:lsdException w:name="Table List 3" w:semiHidden="0" w:uiPriority="0" w:unhideWhenUsed="0"/>
-    <w:lsdException w:name="Table List 4" w:semiHidden="0" w:uiPriority="0" w:unhideWhenUsed="0"/>
-    <w:lsdException w:name="Table List 5" w:semiHidden="0" w:uiPriority="0" w:unhideWhenUsed="0"/>
-    <w:lsdException w:name="Table List 6" w:semiHidden="0" w:uiPriority="0" w:unhideWhenUsed="0"/>
-    <w:lsdException w:name="Table List 7" w:semiHidden="0" w:uiPriority="0" w:unhideWhenUsed="0"/>
-    <w:lsdException w:name="Table List 8" w:semiHidden="0" w:uiPriority="0" w:unhideWhenUsed="0"/>
-    <w:lsdException w:name="Table 3D effects 1" w:semiHidden="0" w:uiPriority="0" w:unhideWhenUsed="0"/>
-    <w:lsdException w:name="Table 3D effects 2" w:semiHidden="0" w:uiPriority="0" w:unhideWhenUsed="0"/>
-    <w:lsdException w:name="Table 3D effects 3" w:semiHidden="0" w:uiPriority="0" w:unhideWhenUsed="0"/>
-    <w:lsdException w:name="Table Contemporary" w:semiHidden="0" w:uiPriority="0" w:unhideWhenUsed="0"/>
-    <w:lsdException w:name="Table Elegant" w:semiHidden="0" w:uiPriority="0" w:unhideWhenUsed="0"/>
-    <w:lsdException w:name="Table Professional" w:semiHidden="0" w:uiPriority="0" w:unhideWhenUsed="0"/>
-    <w:lsdException w:name="Table Subtle 1" w:semiHidden="0" w:uiPriority="0" w:unhideWhenUsed="0"/>
-    <w:lsdException w:name="Table Subtle 2" w:semiHidden="0" w:uiPriority="0" w:unhideWhenUsed="0"/>
-    <w:lsdException w:name="Table Web 1" w:semiHidden="0" w:uiPriority="0" w:unhideWhenUsed="0"/>
-    <w:lsdException w:name="Table Web 2" w:semiHidden="0" w:uiPriority="0" w:unhideWhenUsed="0"/>
-    <w:lsdException w:name="Table Web 3" w:semiHidden="0" w:uiPriority="0" w:unhideWhenUsed="0"/>
-    <w:lsdException w:name="Balloon Text" w:semiHidden="0" w:uiPriority="0" w:unhideWhenUsed="0"/>
-    <w:lsdException w:name="Table Grid" w:semiHidden="0" w:uiPriority="0" w:unhideWhenUsed="0" w:qFormat="1"/>
-    <w:lsdException w:name="Table Theme" w:semiHidden="0" w:uiPriority="0" w:unhideWhenUsed="0"/>
-    <w:lsdException w:name="Light Shading" w:semiHidden="0" w:uiPriority="60" w:unhideWhenUsed="0"/>
-    <w:lsdException w:name="Light List" w:semiHidden="0" w:uiPriority="61" w:unhideWhenUsed="0"/>
-    <w:lsdException w:name="Light Grid" w:semiHidden="0" w:uiPriority="62" w:unhideWhenUsed="0"/>
-    <w:lsdException w:name="Medium Shading 1" w:semiHidden="0" w:uiPriority="63" w:unhideWhenUsed="0"/>
-    <w:lsdException w:name="Medium Shading 2" w:semiHidden="0" w:uiPriority="64" w:unhideWhenUsed="0"/>
-    <w:lsdException w:name="Medium List 1" w:semiHidden="0" w:uiPriority="65" w:unhideWhenUsed="0"/>
-    <w:lsdException w:name="Medium List 2" w:semiHidden="0" w:uiPriority="66" w:unhideWhenUsed="0"/>
-    <w:lsdException w:name="Medium Grid 1" w:semiHidden="0" w:uiPriority="67" w:unhideWhenUsed="0"/>
-    <w:lsdException w:name="Medium Grid 2" w:semiHidden="0" w:uiPriority="68" w:unhideWhenUsed="0"/>
-    <w:lsdException w:name="Medium Grid 3" w:semiHidden="0" w:uiPriority="69" w:unhideWhenUsed="0"/>
-    <w:lsdException w:name="Dark List" w:semiHidden="0" w:uiPriority="70" w:unhideWhenUsed="0"/>
-    <w:lsdException w:name="Colorful Shading" w:semiHidden="0" w:uiPriority="71" w:unhideWhenUsed="0"/>
-    <w:lsdException w:name="Colorful List" w:semiHidden="0" w:uiPriority="72" w:unhideWhenUsed="0"/>
-    <w:lsdException w:name="Colorful Grid" w:semiHidden="0" w:uiPriority="73" w:unhideWhenUsed="0"/>
-    <w:lsdException w:name="Light Shading Accent 1" w:semiHidden="0" w:uiPriority="60" w:unhideWhenUsed="0"/>
-    <w:lsdException w:name="Light List Accent 1" w:semiHidden="0" w:uiPriority="61" w:unhideWhenUsed="0"/>
-    <w:lsdException w:name="Light Grid Accent 1" w:semiHidden="0" w:uiPriority="62" w:unhideWhenUsed="0"/>
-    <w:lsdException w:name="Medium Shading 1 Accent 1" w:semiHidden="0" w:uiPriority="63" w:unhideWhenUsed="0"/>
-    <w:lsdException w:name="Medium Shading 2 Accent 1" w:semiHidden="0" w:uiPriority="64" w:unhideWhenUsed="0"/>
-    <w:lsdException w:name="Medium List 1 Accent 1" w:semiHidden="0" w:uiPriority="65" w:unhideWhenUsed="0"/>
-    <w:lsdException w:name="Medium List 2 Accent 1" w:semiHidden="0" w:uiPriority="66" w:unhideWhenUsed="0"/>
-    <w:lsdException w:name="Medium Grid 1 Accent 1" w:semiHidden="0" w:uiPriority="67" w:unhideWhenUsed="0"/>
-    <w:lsdException w:name="Medium Grid 2 Accent 1" w:semiHidden="0" w:uiPriority="68" w:unhideWhenUsed="0"/>
-    <w:lsdException w:name="Medium Grid 3 Accent 1" w:semiHidden="0" w:uiPriority="69" w:unhideWhenUsed="0"/>
-    <w:lsdException w:name="Dark List Accent 1" w:semiHidden="0" w:uiPriority="70" w:unhideWhenUsed="0"/>
-    <w:lsdException w:name="Colorful Shading Accent 1" w:semiHidden="0" w:uiPriority="71" w:unhideWhenUsed="0"/>
-    <w:lsdException w:name="Colorful List Accent 1" w:semiHidden="0" w:uiPriority="72" w:unhideWhenUsed="0"/>
-    <w:lsdException w:name="Colorful Grid Accent 1" w:semiHidden="0" w:uiPriority="73" w:unhideWhenUsed="0"/>
-    <w:lsdException w:name="Light Shading Accent 2" w:semiHidden="0" w:uiPriority="60" w:unhideWhenUsed="0"/>
-    <w:lsdException w:name="Light List Accent 2" w:semiHidden="0" w:uiPriority="61" w:unhideWhenUsed="0"/>
-    <w:lsdException w:name="Light Grid Accent 2" w:semiHidden="0" w:uiPriority="62" w:unhideWhenUsed="0"/>
-    <w:lsdException w:name="Medium Shading 1 Accent 2" w:semiHidden="0" w:uiPriority="63" w:unhideWhenUsed="0"/>
-    <w:lsdException w:name="Medium Shading 2 Accent 2" w:semiHidden="0" w:uiPriority="64" w:unhideWhenUsed="0"/>
-    <w:lsdException w:name="Medium List 1 Accent 2" w:semiHidden="0" w:uiPriority="65" w:unhideWhenUsed="0"/>
-    <w:lsdException w:name="Medium List 2 Accent 2" w:semiHidden="0" w:uiPriority="66" w:unhideWhenUsed="0"/>
-    <w:lsdException w:name="Medium Grid 1 Accent 2" w:semiHidden="0" w:uiPriority="67" w:unhideWhenUsed="0"/>
-    <w:lsdException w:name="Medium Grid 2 Accent 2" w:semiHidden="0" w:uiPriority="68" w:unhideWhenUsed="0"/>
-    <w:lsdException w:name="Medium Grid 3 Accent 2" w:semiHidden="0" w:uiPriority="69" w:unhideWhenUsed="0"/>
-    <w:lsdException w:name="Dark List Accent 2" w:semiHidden="0" w:uiPriority="70" w:unhideWhenUsed="0"/>
-    <w:lsdException w:name="Colorful Shading Accent 2" w:semiHidden="0" w:uiPriority="71" w:unhideWhenUsed="0"/>
-    <w:lsdException w:name="Colorful List Accent 2" w:semiHidden="0" w:uiPriority="72" w:unhideWhenUsed="0"/>
-    <w:lsdException w:name="Colorful Grid Accent 2" w:semiHidden="0" w:uiPriority="73" w:unhideWhenUsed="0"/>
-    <w:lsdException w:name="Light Shading Accent 3" w:semiHidden="0" w:uiPriority="60" w:unhideWhenUsed="0"/>
-    <w:lsdException w:name="Light List Accent 3" w:semiHidden="0" w:uiPriority="61" w:unhideWhenUsed="0"/>
-    <w:lsdException w:name="Light Grid Accent 3" w:semiHidden="0" w:uiPriority="62" w:unhideWhenUsed="0"/>
-    <w:lsdException w:name="Medium Shading 1 Accent 3" w:semiHidden="0" w:uiPriority="63" w:unhideWhenUsed="0"/>
-    <w:lsdException w:name="Medium Shading 2 Accent 3" w:semiHidden="0" w:uiPriority="64" w:unhideWhenUsed="0"/>
-    <w:lsdException w:name="Medium List 1 Accent 3" w:semiHidden="0" w:uiPriority="65" w:unhideWhenUsed="0"/>
-    <w:lsdException w:name="Medium List 2 Accent 3" w:semiHidden="0" w:uiPriority="66" w:unhideWhenUsed="0"/>
-    <w:lsdException w:name="Medium Grid 1 Accent 3" w:semiHidden="0" w:uiPriority="67" w:unhideWhenUsed="0"/>
-    <w:lsdException w:name="Medium Grid 2 Accent 3" w:semiHidden="0" w:uiPriority="68" w:unhideWhenUsed="0"/>
-    <w:lsdException w:name="Medium Grid 3 Accent 3" w:semiHidden="0" w:uiPriority="69" w:unhideWhenUsed="0"/>
-    <w:lsdException w:name="Dark List Accent 3" w:semiHidden="0" w:uiPriority="70" w:unhideWhenUsed="0"/>
-    <w:lsdException w:name="Colorful Shading Accent 3" w:semiHidden="0" w:uiPriority="71" w:unhideWhenUsed="0"/>
-    <w:lsdException w:name="Colorful List Accent 3" w:semiHidden="0" w:uiPriority="72" w:unhideWhenUsed="0"/>
-    <w:lsdException w:name="Colorful Grid Accent 3" w:semiHidden="0" w:uiPriority="73" w:unhideWhenUsed="0"/>
-    <w:lsdException w:name="Light Shading Accent 4" w:semiHidden="0" w:uiPriority="60" w:unhideWhenUsed="0"/>
-    <w:lsdException w:name="Light List Accent 4" w:semiHidden="0" w:uiPriority="61" w:unhideWhenUsed="0"/>
-    <w:lsdException w:name="Light Grid Accent 4" w:semiHidden="0" w:uiPriority="62" w:unhideWhenUsed="0"/>
-    <w:lsdException w:name="Medium Shading 1 Accent 4" w:semiHidden="0" w:uiPriority="63" w:unhideWhenUsed="0"/>
-    <w:lsdException w:name="Medium Shading 2 Accent 4" w:semiHidden="0" w:uiPriority="64" w:unhideWhenUsed="0"/>
-    <w:lsdException w:name="Medium List 1 Accent 4" w:semiHidden="0" w:uiPriority="65" w:unhideWhenUsed="0"/>
-    <w:lsdException w:name="Medium List 2 Accent 4" w:semiHidden="0" w:uiPriority="66" w:unhideWhenUsed="0"/>
-    <w:lsdException w:name="Medium Grid 1 Accent 4" w:semiHidden="0" w:uiPriority="67" w:unhideWhenUsed="0"/>
-    <w:lsdException w:name="Medium Grid 2 Accent 4" w:semiHidden="0" w:uiPriority="68" w:unhideWhenUsed="0"/>
-    <w:lsdException w:name="Medium Grid 3 Accent 4" w:semiHidden="0" w:uiPriority="69" w:unhideWhenUsed="0"/>
-    <w:lsdException w:name="Dark List Accent 4" w:semiHidden="0" w:uiPriority="70" w:unhideWhenUsed="0"/>
-    <w:lsdException w:name="Colorful Shading Accent 4" w:semiHidden="0" w:uiPriority="71" w:unhideWhenUsed="0"/>
-    <w:lsdException w:name="Colorful List Accent 4" w:semiHidden="0" w:uiPriority="72" w:unhideWhenUsed="0"/>
-    <w:lsdException w:name="Colorful Grid Accent 4" w:semiHidden="0" w:uiPriority="73" w:unhideWhenUsed="0"/>
-    <w:lsdException w:name="Light Shading Accent 5" w:semiHidden="0" w:uiPriority="60" w:unhideWhenUsed="0"/>
-    <w:lsdException w:name="Light List Accent 5" w:semiHidden="0" w:uiPriority="61" w:unhideWhenUsed="0"/>
-    <w:lsdException w:name="Light Grid Accent 5" w:semiHidden="0" w:uiPriority="62" w:unhideWhenUsed="0"/>
-    <w:lsdException w:name="Medium Shading 1 Accent 5" w:semiHidden="0" w:uiPriority="63" w:unhideWhenUsed="0"/>
-    <w:lsdException w:name="Medium Shading 2 Accent 5" w:semiHidden="0" w:uiPriority="64" w:unhideWhenUsed="0"/>
-    <w:lsdException w:name="Medium List 1 Accent 5" w:semiHidden="0" w:uiPriority="65" w:unhideWhenUsed="0"/>
-    <w:lsdException w:name="Medium List 2 Accent 5" w:semiHidden="0" w:uiPriority="66" w:unhideWhenUsed="0"/>
-    <w:lsdException w:name="Medium Grid 1 Accent 5" w:semiHidden="0" w:uiPriority="67" w:unhideWhenUsed="0"/>
-    <w:lsdException w:name="Medium Grid 2 Accent 5" w:semiHidden="0" w:uiPriority="68" w:unhideWhenUsed="0"/>
-    <w:lsdException w:name="Medium Grid 3 Accent 5" w:semiHidden="0" w:uiPriority="69" w:unhideWhenUsed="0"/>
-    <w:lsdException w:name="Dark List Accent 5" w:semiHidden="0" w:uiPriority="70" w:unhideWhenUsed="0"/>
-    <w:lsdException w:name="Colorful Shading Accent 5" w:semiHidden="0" w:uiPriority="71" w:unhideWhenUsed="0"/>
-    <w:lsdException w:name="Colorful List Accent 5" w:semiHidden="0" w:uiPriority="72" w:unhideWhenUsed="0"/>
-    <w:lsdException w:name="Colorful Grid Accent 5" w:semiHidden="0" w:uiPriority="73" w:unhideWhenUsed="0"/>
-    <w:lsdException w:name="Light Shading Accent 6" w:semiHidden="0" w:uiPriority="60" w:unhideWhenUsed="0"/>
-    <w:lsdException w:name="Light List Accent 6" w:semiHidden="0" w:uiPriority="61" w:unhideWhenUsed="0"/>
-    <w:lsdException w:name="Light Grid Accent 6" w:semiHidden="0" w:uiPriority="62" w:unhideWhenUsed="0"/>
-    <w:lsdException w:name="Medium Shading 1 Accent 6" w:semiHidden="0" w:uiPriority="63" w:unhideWhenUsed="0"/>
-    <w:lsdException w:name="Medium Shading 2 Accent 6" w:semiHidden="0" w:uiPriority="64" w:unhideWhenUsed="0"/>
-    <w:lsdException w:name="Medium List 1 Accent 6" w:semiHidden="0" w:uiPriority="65" w:unhideWhenUsed="0"/>
-    <w:lsdException w:name="Medium List 2 Accent 6" w:semiHidden="0" w:uiPriority="66" w:unhideWhenUsed="0"/>
-    <w:lsdException w:name="Medium Grid 1 Accent 6" w:semiHidden="0" w:uiPriority="67" w:unhideWhenUsed="0"/>
-    <w:lsdException w:name="Medium Grid 2 Accent 6" w:semiHidden="0" w:uiPriority="68" w:unhideWhenUsed="0"/>
-    <w:lsdException w:name="Medium Grid 3 Accent 6" w:semiHidden="0" w:uiPriority="69" w:unhideWhenUsed="0"/>
-    <w:lsdException w:name="Dark List Accent 6" w:semiHidden="0" w:uiPriority="70" w:unhideWhenUsed="0"/>
-    <w:lsdException w:name="Colorful Shading Accent 6" w:semiHidden="0" w:uiPriority="71" w:unhideWhenUsed="0"/>
-    <w:lsdException w:name="Colorful List Accent 6" w:semiHidden="0" w:uiPriority="72" w:unhideWhenUsed="0"/>
-    <w:lsdException w:name="Colorful Grid Accent 6" w:semiHidden="0" w:uiPriority="73" w:unhideWhenUsed="0"/>
+  <w:latentStyles w:count="260" w:defQFormat="0" w:defUnhideWhenUsed="1" w:defSemiHidden="1" w:defUIPriority="99" w:defLockedState="0">
+    <w:lsdException w:qFormat="1" w:unhideWhenUsed="0" w:uiPriority="0" w:semiHidden="0" w:name="Normal"/>
+    <w:lsdException w:qFormat="1" w:unhideWhenUsed="0" w:uiPriority="0" w:semiHidden="0" w:name="heading 1"/>
+    <w:lsdException w:qFormat="1" w:uiPriority="0" w:semiHidden="0" w:name="heading 2"/>
+    <w:lsdException w:qFormat="1" w:uiPriority="0" w:name="heading 3"/>
+    <w:lsdException w:qFormat="1" w:uiPriority="0" w:semiHidden="0" w:name="heading 4"/>
+    <w:lsdException w:qFormat="1" w:uiPriority="0" w:name="heading 5"/>
+    <w:lsdException w:qFormat="1" w:uiPriority="0" w:name="heading 6"/>
+    <w:lsdException w:qFormat="1" w:uiPriority="0" w:name="heading 7"/>
+    <w:lsdException w:qFormat="1" w:uiPriority="0" w:name="heading 8"/>
+    <w:lsdException w:qFormat="1" w:uiPriority="0" w:name="heading 9"/>
+    <w:lsdException w:unhideWhenUsed="0" w:uiPriority="0" w:semiHidden="0" w:name="index 1"/>
+    <w:lsdException w:unhideWhenUsed="0" w:uiPriority="0" w:semiHidden="0" w:name="index 2"/>
+    <w:lsdException w:unhideWhenUsed="0" w:uiPriority="0" w:semiHidden="0" w:name="index 3"/>
+    <w:lsdException w:unhideWhenUsed="0" w:uiPriority="0" w:semiHidden="0" w:name="index 4"/>
+    <w:lsdException w:unhideWhenUsed="0" w:uiPriority="0" w:semiHidden="0" w:name="index 5"/>
+    <w:lsdException w:unhideWhenUsed="0" w:uiPriority="0" w:semiHidden="0" w:name="index 6"/>
+    <w:lsdException w:unhideWhenUsed="0" w:uiPriority="0" w:semiHidden="0" w:name="index 7"/>
+    <w:lsdException w:unhideWhenUsed="0" w:uiPriority="0" w:semiHidden="0" w:name="index 8"/>
+    <w:lsdException w:unhideWhenUsed="0" w:uiPriority="0" w:semiHidden="0" w:name="index 9"/>
+    <w:lsdException w:qFormat="1" w:unhideWhenUsed="0" w:uiPriority="0" w:semiHidden="0" w:name="toc 1"/>
+    <w:lsdException w:qFormat="1" w:unhideWhenUsed="0" w:uiPriority="0" w:semiHidden="0" w:name="toc 2"/>
+    <w:lsdException w:qFormat="1" w:unhideWhenUsed="0" w:uiPriority="0" w:semiHidden="0" w:name="toc 3"/>
+    <w:lsdException w:unhideWhenUsed="0" w:uiPriority="0" w:semiHidden="0" w:name="toc 4"/>
+    <w:lsdException w:unhideWhenUsed="0" w:uiPriority="0" w:semiHidden="0" w:name="toc 5"/>
+    <w:lsdException w:unhideWhenUsed="0" w:uiPriority="0" w:semiHidden="0" w:name="toc 6"/>
+    <w:lsdException w:unhideWhenUsed="0" w:uiPriority="0" w:semiHidden="0" w:name="toc 7"/>
+    <w:lsdException w:unhideWhenUsed="0" w:uiPriority="0" w:semiHidden="0" w:name="toc 8"/>
+    <w:lsdException w:unhideWhenUsed="0" w:uiPriority="0" w:semiHidden="0" w:name="toc 9"/>
+    <w:lsdException w:unhideWhenUsed="0" w:uiPriority="0" w:semiHidden="0" w:name="Normal Indent"/>
+    <w:lsdException w:unhideWhenUsed="0" w:uiPriority="0" w:semiHidden="0" w:name="footnote text"/>
+    <w:lsdException w:qFormat="1" w:unhideWhenUsed="0" w:uiPriority="0" w:semiHidden="0" w:name="annotation text"/>
+    <w:lsdException w:qFormat="1" w:unhideWhenUsed="0" w:uiPriority="0" w:semiHidden="0" w:name="header"/>
+    <w:lsdException w:qFormat="1" w:unhideWhenUsed="0" w:uiPriority="0" w:semiHidden="0" w:name="footer"/>
+    <w:lsdException w:unhideWhenUsed="0" w:uiPriority="0" w:semiHidden="0" w:name="index heading"/>
+    <w:lsdException w:qFormat="1" w:uiPriority="0" w:name="caption"/>
+    <w:lsdException w:unhideWhenUsed="0" w:uiPriority="0" w:semiHidden="0" w:name="table of figures"/>
+    <w:lsdException w:unhideWhenUsed="0" w:uiPriority="0" w:semiHidden="0" w:name="envelope address"/>
+    <w:lsdException w:unhideWhenUsed="0" w:uiPriority="0" w:semiHidden="0" w:name="envelope return"/>
+    <w:lsdException w:unhideWhenUsed="0" w:uiPriority="0" w:semiHidden="0" w:name="footnote reference"/>
+    <w:lsdException w:unhideWhenUsed="0" w:uiPriority="0" w:semiHidden="0" w:name="annotation reference"/>
+    <w:lsdException w:unhideWhenUsed="0" w:uiPriority="0" w:semiHidden="0" w:name="line number"/>
+    <w:lsdException w:unhideWhenUsed="0" w:uiPriority="0" w:semiHidden="0" w:name="page number"/>
+    <w:lsdException w:unhideWhenUsed="0" w:uiPriority="0" w:semiHidden="0" w:name="endnote reference"/>
+    <w:lsdException w:unhideWhenUsed="0" w:uiPriority="0" w:semiHidden="0" w:name="endnote text"/>
+    <w:lsdException w:unhideWhenUsed="0" w:uiPriority="0" w:semiHidden="0" w:name="table of authorities"/>
+    <w:lsdException w:unhideWhenUsed="0" w:uiPriority="0" w:semiHidden="0" w:name="macro"/>
+    <w:lsdException w:unhideWhenUsed="0" w:uiPriority="0" w:semiHidden="0" w:name="toa heading"/>
+    <w:lsdException w:unhideWhenUsed="0" w:uiPriority="0" w:semiHidden="0" w:name="List"/>
+    <w:lsdException w:unhideWhenUsed="0" w:uiPriority="0" w:semiHidden="0" w:name="List Bullet"/>
+    <w:lsdException w:unhideWhenUsed="0" w:uiPriority="0" w:semiHidden="0" w:name="List Number"/>
+    <w:lsdException w:unhideWhenUsed="0" w:uiPriority="0" w:semiHidden="0" w:name="List 2"/>
+    <w:lsdException w:unhideWhenUsed="0" w:uiPriority="0" w:semiHidden="0" w:name="List 3"/>
+    <w:lsdException w:unhideWhenUsed="0" w:uiPriority="0" w:semiHidden="0" w:name="List 4"/>
+    <w:lsdException w:unhideWhenUsed="0" w:uiPriority="0" w:semiHidden="0" w:name="List 5"/>
+    <w:lsdException w:unhideWhenUsed="0" w:uiPriority="0" w:semiHidden="0" w:name="List Bullet 2"/>
+    <w:lsdException w:unhideWhenUsed="0" w:uiPriority="0" w:semiHidden="0" w:name="List Bullet 3"/>
+    <w:lsdException w:unhideWhenUsed="0" w:uiPriority="0" w:semiHidden="0" w:name="List Bullet 4"/>
+    <w:lsdException w:unhideWhenUsed="0" w:uiPriority="0" w:semiHidden="0" w:name="List Bullet 5"/>
+    <w:lsdException w:unhideWhenUsed="0" w:uiPriority="0" w:semiHidden="0" w:name="List Number 2"/>
+    <w:lsdException w:unhideWhenUsed="0" w:uiPriority="0" w:semiHidden="0" w:name="List Number 3"/>
+    <w:lsdException w:unhideWhenUsed="0" w:uiPriority="0" w:semiHidden="0" w:name="List Number 4"/>
+    <w:lsdException w:unhideWhenUsed="0" w:uiPriority="0" w:semiHidden="0" w:name="List Number 5"/>
+    <w:lsdException w:qFormat="1" w:unhideWhenUsed="0" w:uiPriority="0" w:semiHidden="0" w:name="Title"/>
+    <w:lsdException w:unhideWhenUsed="0" w:uiPriority="0" w:semiHidden="0" w:name="Closing"/>
+    <w:lsdException w:unhideWhenUsed="0" w:uiPriority="0" w:semiHidden="0" w:name="Signature"/>
+    <w:lsdException w:qFormat="1" w:unhideWhenUsed="0" w:uiPriority="0" w:name="Default Paragraph Font"/>
+    <w:lsdException w:qFormat="1" w:unhideWhenUsed="0" w:uiPriority="0" w:name="Body Text"/>
+    <w:lsdException w:unhideWhenUsed="0" w:uiPriority="0" w:semiHidden="0" w:name="Body Text Indent"/>
+    <w:lsdException w:unhideWhenUsed="0" w:uiPriority="0" w:semiHidden="0" w:name="List Continue"/>
+    <w:lsdException w:unhideWhenUsed="0" w:uiPriority="0" w:semiHidden="0" w:name="List Continue 2"/>
+    <w:lsdException w:unhideWhenUsed="0" w:uiPriority="0" w:semiHidden="0" w:name="List Continue 3"/>
+    <w:lsdException w:unhideWhenUsed="0" w:uiPriority="0" w:semiHidden="0" w:name="List Continue 4"/>
+    <w:lsdException w:unhideWhenUsed="0" w:uiPriority="0" w:semiHidden="0" w:name="List Continue 5"/>
+    <w:lsdException w:unhideWhenUsed="0" w:uiPriority="0" w:semiHidden="0" w:name="Message Header"/>
+    <w:lsdException w:qFormat="1" w:unhideWhenUsed="0" w:uiPriority="0" w:semiHidden="0" w:name="Subtitle"/>
+    <w:lsdException w:unhideWhenUsed="0" w:uiPriority="0" w:semiHidden="0" w:name="Salutation"/>
+    <w:lsdException w:unhideWhenUsed="0" w:uiPriority="0" w:semiHidden="0" w:name="Date"/>
+    <w:lsdException w:unhideWhenUsed="0" w:uiPriority="0" w:semiHidden="0" w:name="Body Text First Indent"/>
+    <w:lsdException w:unhideWhenUsed="0" w:uiPriority="0" w:semiHidden="0" w:name="Body Text First Indent 2"/>
+    <w:lsdException w:uiPriority="99" w:name="Note Heading"/>
+    <w:lsdException w:unhideWhenUsed="0" w:uiPriority="0" w:semiHidden="0" w:name="Body Text 2"/>
+    <w:lsdException w:unhideWhenUsed="0" w:uiPriority="0" w:semiHidden="0" w:name="Body Text 3"/>
+    <w:lsdException w:unhideWhenUsed="0" w:uiPriority="0" w:semiHidden="0" w:name="Body Text Indent 2"/>
+    <w:lsdException w:unhideWhenUsed="0" w:uiPriority="0" w:semiHidden="0" w:name="Body Text Indent 3"/>
+    <w:lsdException w:unhideWhenUsed="0" w:uiPriority="0" w:semiHidden="0" w:name="Block Text"/>
+    <w:lsdException w:unhideWhenUsed="0" w:uiPriority="0" w:semiHidden="0" w:name="Hyperlink"/>
+    <w:lsdException w:unhideWhenUsed="0" w:uiPriority="0" w:semiHidden="0" w:name="FollowedHyperlink"/>
+    <w:lsdException w:qFormat="1" w:unhideWhenUsed="0" w:uiPriority="0" w:semiHidden="0" w:name="Strong"/>
+    <w:lsdException w:qFormat="1" w:unhideWhenUsed="0" w:uiPriority="0" w:semiHidden="0" w:name="Emphasis"/>
+    <w:lsdException w:unhideWhenUsed="0" w:uiPriority="0" w:semiHidden="0" w:name="Document Map"/>
+    <w:lsdException w:unhideWhenUsed="0" w:uiPriority="0" w:semiHidden="0" w:name="Plain Text"/>
+    <w:lsdException w:unhideWhenUsed="0" w:uiPriority="0" w:semiHidden="0" w:name="E-mail Signature"/>
+    <w:lsdException w:qFormat="1" w:unhideWhenUsed="0" w:uiPriority="0" w:semiHidden="0" w:name="Normal (Web)"/>
+    <w:lsdException w:unhideWhenUsed="0" w:uiPriority="0" w:semiHidden="0" w:name="HTML Acronym"/>
+    <w:lsdException w:unhideWhenUsed="0" w:uiPriority="0" w:semiHidden="0" w:name="HTML Address"/>
+    <w:lsdException w:unhideWhenUsed="0" w:uiPriority="0" w:semiHidden="0" w:name="HTML Cite"/>
+    <w:lsdException w:unhideWhenUsed="0" w:uiPriority="0" w:semiHidden="0" w:name="HTML Code"/>
+    <w:lsdException w:unhideWhenUsed="0" w:uiPriority="0" w:semiHidden="0" w:name="HTML Definition"/>
+    <w:lsdException w:unhideWhenUsed="0" w:uiPriority="0" w:semiHidden="0" w:name="HTML Keyboard"/>
+    <w:lsdException w:unhideWhenUsed="0" w:uiPriority="0" w:semiHidden="0" w:name="HTML Preformatted"/>
+    <w:lsdException w:unhideWhenUsed="0" w:uiPriority="0" w:semiHidden="0" w:name="HTML Sample"/>
+    <w:lsdException w:unhideWhenUsed="0" w:uiPriority="0" w:semiHidden="0" w:name="HTML Typewriter"/>
+    <w:lsdException w:unhideWhenUsed="0" w:uiPriority="0" w:semiHidden="0" w:name="HTML Variable"/>
+    <w:lsdException w:qFormat="1" w:unhideWhenUsed="0" w:uiPriority="0" w:name="Normal Table"/>
+    <w:lsdException w:unhideWhenUsed="0" w:uiPriority="0" w:semiHidden="0" w:name="annotation subject"/>
+    <w:lsdException w:unhideWhenUsed="0" w:uiPriority="0" w:semiHidden="0" w:name="Table Simple 1"/>
+    <w:lsdException w:unhideWhenUsed="0" w:uiPriority="0" w:semiHidden="0" w:name="Table Simple 2"/>
+    <w:lsdException w:unhideWhenUsed="0" w:uiPriority="0" w:semiHidden="0" w:name="Table Simple 3"/>
+    <w:lsdException w:unhideWhenUsed="0" w:uiPriority="0" w:semiHidden="0" w:name="Table Classic 1"/>
+    <w:lsdException w:unhideWhenUsed="0" w:uiPriority="0" w:semiHidden="0" w:name="Table Classic 2"/>
+    <w:lsdException w:unhideWhenUsed="0" w:uiPriority="0" w:semiHidden="0" w:name="Table Classic 3"/>
+    <w:lsdException w:unhideWhenUsed="0" w:uiPriority="0" w:semiHidden="0" w:name="Table Classic 4"/>
+    <w:lsdException w:unhideWhenUsed="0" w:uiPriority="0" w:semiHidden="0" w:name="Table Colorful 1"/>
+    <w:lsdException w:unhideWhenUsed="0" w:uiPriority="0" w:semiHidden="0" w:name="Table Colorful 2"/>
+    <w:lsdException w:unhideWhenUsed="0" w:uiPriority="0" w:semiHidden="0" w:name="Table Colorful 3"/>
+    <w:lsdException w:unhideWhenUsed="0" w:uiPriority="0" w:semiHidden="0" w:name="Table Columns 1"/>
+    <w:lsdException w:unhideWhenUsed="0" w:uiPriority="0" w:semiHidden="0" w:name="Table Columns 2"/>
+    <w:lsdException w:unhideWhenUsed="0" w:uiPriority="0" w:semiHidden="0" w:name="Table Columns 3"/>
+    <w:lsdException w:unhideWhenUsed="0" w:uiPriority="0" w:semiHidden="0" w:name="Table Columns 4"/>
+    <w:lsdException w:unhideWhenUsed="0" w:uiPriority="0" w:semiHidden="0" w:name="Table Columns 5"/>
+    <w:lsdException w:unhideWhenUsed="0" w:uiPriority="0" w:semiHidden="0" w:name="Table Grid 1"/>
+    <w:lsdException w:unhideWhenUsed="0" w:uiPriority="0" w:semiHidden="0" w:name="Table Grid 2"/>
+    <w:lsdException w:unhideWhenUsed="0" w:uiPriority="0" w:semiHidden="0" w:name="Table Grid 3"/>
+    <w:lsdException w:unhideWhenUsed="0" w:uiPriority="0" w:semiHidden="0" w:name="Table Grid 4"/>
+    <w:lsdException w:unhideWhenUsed="0" w:uiPriority="0" w:semiHidden="0" w:name="Table Grid 5"/>
+    <w:lsdException w:unhideWhenUsed="0" w:uiPriority="0" w:semiHidden="0" w:name="Table Grid 6"/>
+    <w:lsdException w:unhideWhenUsed="0" w:uiPriority="0" w:semiHidden="0" w:name="Table Grid 7"/>
+    <w:lsdException w:unhideWhenUsed="0" w:uiPriority="0" w:semiHidden="0" w:name="Table Grid 8"/>
+    <w:lsdException w:unhideWhenUsed="0" w:uiPriority="0" w:semiHidden="0" w:name="Table List 1"/>
+    <w:lsdException w:unhideWhenUsed="0" w:uiPriority="0" w:semiHidden="0" w:name="Table List 2"/>
+    <w:lsdException w:unhideWhenUsed="0" w:uiPriority="0" w:semiHidden="0" w:name="Table List 3"/>
+    <w:lsdException w:unhideWhenUsed="0" w:uiPriority="0" w:semiHidden="0" w:name="Table List 4"/>
+    <w:lsdException w:unhideWhenUsed="0" w:uiPriority="0" w:semiHidden="0" w:name="Table List 5"/>
+    <w:lsdException w:unhideWhenUsed="0" w:uiPriority="0" w:semiHidden="0" w:name="Table List 6"/>
+    <w:lsdException w:unhideWhenUsed="0" w:uiPriority="0" w:semiHidden="0" w:name="Table List 7"/>
+    <w:lsdException w:unhideWhenUsed="0" w:uiPriority="0" w:semiHidden="0" w:name="Table List 8"/>
+    <w:lsdException w:unhideWhenUsed="0" w:uiPriority="0" w:semiHidden="0" w:name="Table 3D effects 1"/>
+    <w:lsdException w:unhideWhenUsed="0" w:uiPriority="0" w:semiHidden="0" w:name="Table 3D effects 2"/>
+    <w:lsdException w:unhideWhenUsed="0" w:uiPriority="0" w:semiHidden="0" w:name="Table 3D effects 3"/>
+    <w:lsdException w:unhideWhenUsed="0" w:uiPriority="0" w:semiHidden="0" w:name="Table Contemporary"/>
+    <w:lsdException w:unhideWhenUsed="0" w:uiPriority="0" w:semiHidden="0" w:name="Table Elegant"/>
+    <w:lsdException w:unhideWhenUsed="0" w:uiPriority="0" w:semiHidden="0" w:name="Table Professional"/>
+    <w:lsdException w:unhideWhenUsed="0" w:uiPriority="0" w:semiHidden="0" w:name="Table Subtle 1"/>
+    <w:lsdException w:unhideWhenUsed="0" w:uiPriority="0" w:semiHidden="0" w:name="Table Subtle 2"/>
+    <w:lsdException w:unhideWhenUsed="0" w:uiPriority="0" w:semiHidden="0" w:name="Table Web 1"/>
+    <w:lsdException w:unhideWhenUsed="0" w:uiPriority="0" w:semiHidden="0" w:name="Table Web 2"/>
+    <w:lsdException w:unhideWhenUsed="0" w:uiPriority="0" w:semiHidden="0" w:name="Table Web 3"/>
+    <w:lsdException w:unhideWhenUsed="0" w:uiPriority="0" w:semiHidden="0" w:name="Balloon Text"/>
+    <w:lsdException w:qFormat="1" w:unhideWhenUsed="0" w:uiPriority="0" w:semiHidden="0" w:name="Table Grid"/>
+    <w:lsdException w:unhideWhenUsed="0" w:uiPriority="0" w:semiHidden="0" w:name="Table Theme"/>
+    <w:lsdException w:unhideWhenUsed="0" w:uiPriority="60" w:semiHidden="0" w:name="Light Shading"/>
+    <w:lsdException w:unhideWhenUsed="0" w:uiPriority="61" w:semiHidden="0" w:name="Light List"/>
+    <w:lsdException w:unhideWhenUsed="0" w:uiPriority="62" w:semiHidden="0" w:name="Light Grid"/>
+    <w:lsdException w:unhideWhenUsed="0" w:uiPriority="63" w:semiHidden="0" w:name="Medium Shading 1"/>
+    <w:lsdException w:unhideWhenUsed="0" w:uiPriority="64" w:semiHidden="0" w:name="Medium Shading 2"/>
+    <w:lsdException w:unhideWhenUsed="0" w:uiPriority="65" w:semiHidden="0" w:name="Medium List 1"/>
+    <w:lsdException w:unhideWhenUsed="0" w:uiPriority="66" w:semiHidden="0" w:name="Medium List 2"/>
+    <w:lsdException w:unhideWhenUsed="0" w:uiPriority="67" w:semiHidden="0" w:name="Medium Grid 1"/>
+    <w:lsdException w:unhideWhenUsed="0" w:uiPriority="68" w:semiHidden="0" w:name="Medium Grid 2"/>
+    <w:lsdException w:unhideWhenUsed="0" w:uiPriority="69" w:semiHidden="0" w:name="Medium Grid 3"/>
+    <w:lsdException w:unhideWhenUsed="0" w:uiPriority="70" w:semiHidden="0" w:name="Dark List"/>
+    <w:lsdException w:unhideWhenUsed="0" w:uiPriority="71" w:semiHidden="0" w:name="Colorful Shading"/>
+    <w:lsdException w:unhideWhenUsed="0" w:uiPriority="72" w:semiHidden="0" w:name="Colorful List"/>
+    <w:lsdException w:unhideWhenUsed="0" w:uiPriority="73" w:semiHidden="0" w:name="Colorful Grid"/>
+    <w:lsdException w:unhideWhenUsed="0" w:uiPriority="60" w:semiHidden="0" w:name="Light Shading Accent 1"/>
+    <w:lsdException w:unhideWhenUsed="0" w:uiPriority="61" w:semiHidden="0" w:name="Light List Accent 1"/>
+    <w:lsdException w:unhideWhenUsed="0" w:uiPriority="62" w:semiHidden="0" w:name="Light Grid Accent 1"/>
+    <w:lsdException w:unhideWhenUsed="0" w:uiPriority="63" w:semiHidden="0" w:name="Medium Shading 1 Accent 1"/>
+    <w:lsdException w:unhideWhenUsed="0" w:uiPriority="64" w:semiHidden="0" w:name="Medium Shading 2 Accent 1"/>
+    <w:lsdException w:unhideWhenUsed="0" w:uiPriority="65" w:semiHidden="0" w:name="Medium List 1 Accent 1"/>
+    <w:lsdException w:unhideWhenUsed="0" w:uiPriority="66" w:semiHidden="0" w:name="Medium List 2 Accent 1"/>
+    <w:lsdException w:unhideWhenUsed="0" w:uiPriority="67" w:semiHidden="0" w:name="Medium Grid 1 Accent 1"/>
+    <w:lsdException w:unhideWhenUsed="0" w:uiPriority="68" w:semiHidden="0" w:name="Medium Grid 2 Accent 1"/>
+    <w:lsdException w:unhideWhenUsed="0" w:uiPriority="69" w:semiHidden="0" w:name="Medium Grid 3 Accent 1"/>
+    <w:lsdException w:unhideWhenUsed="0" w:uiPriority="70" w:semiHidden="0" w:name="Dark List Accent 1"/>
+    <w:lsdException w:unhideWhenUsed="0" w:uiPriority="71" w:semiHidden="0" w:name="Colorful Shading Accent 1"/>
+    <w:lsdException w:unhideWhenUsed="0" w:uiPriority="72" w:semiHidden="0" w:name="Colorful List Accent 1"/>
+    <w:lsdException w:unhideWhenUsed="0" w:uiPriority="73" w:semiHidden="0" w:name="Colorful Grid Accent 1"/>
+    <w:lsdException w:unhideWhenUsed="0" w:uiPriority="60" w:semiHidden="0" w:name="Light Shading Accent 2"/>
+    <w:lsdException w:unhideWhenUsed="0" w:uiPriority="61" w:semiHidden="0" w:name="Light List Accent 2"/>
+    <w:lsdException w:unhideWhenUsed="0" w:uiPriority="62" w:semiHidden="0" w:name="Light Grid Accent 2"/>
+    <w:lsdException w:unhideWhenUsed="0" w:uiPriority="63" w:semiHidden="0" w:name="Medium Shading 1 Accent 2"/>
+    <w:lsdException w:unhideWhenUsed="0" w:uiPriority="64" w:semiHidden="0" w:name="Medium Shading 2 Accent 2"/>
+    <w:lsdException w:unhideWhenUsed="0" w:uiPriority="65" w:semiHidden="0" w:name="Medium List 1 Accent 2"/>
+    <w:lsdException w:unhideWhenUsed="0" w:uiPriority="66" w:semiHidden="0" w:name="Medium List 2 Accent 2"/>
+    <w:lsdException w:unhideWhenUsed="0" w:uiPriority="67" w:semiHidden="0" w:name="Medium Grid 1 Accent 2"/>
+    <w:lsdException w:unhideWhenUsed="0" w:uiPriority="68" w:semiHidden="0" w:name="Medium Grid 2 Accent 2"/>
+    <w:lsdException w:unhideWhenUsed="0" w:uiPriority="69" w:semiHidden="0" w:name="Medium Grid 3 Accent 2"/>
+    <w:lsdException w:unhideWhenUsed="0" w:uiPriority="70" w:semiHidden="0" w:name="Dark List Accent 2"/>
+    <w:lsdException w:unhideWhenUsed="0" w:uiPriority="71" w:semiHidden="0" w:name="Colorful Shading Accent 2"/>
+    <w:lsdException w:unhideWhenUsed="0" w:uiPriority="72" w:semiHidden="0" w:name="Colorful List Accent 2"/>
+    <w:lsdException w:unhideWhenUsed="0" w:uiPriority="73" w:semiHidden="0" w:name="Colorful Grid Accent 2"/>
+    <w:lsdException w:unhideWhenUsed="0" w:uiPriority="60" w:semiHidden="0" w:name="Light Shading Accent 3"/>
+    <w:lsdException w:unhideWhenUsed="0" w:uiPriority="61" w:semiHidden="0" w:name="Light List Accent 3"/>
+    <w:lsdException w:unhideWhenUsed="0" w:uiPriority="62" w:semiHidden="0" w:name="Light Grid Accent 3"/>
+    <w:lsdException w:unhideWhenUsed="0" w:uiPriority="63" w:semiHidden="0" w:name="Medium Shading 1 Accent 3"/>
+    <w:lsdException w:unhideWhenUsed="0" w:uiPriority="64" w:semiHidden="0" w:name="Medium Shading 2 Accent 3"/>
+    <w:lsdException w:unhideWhenUsed="0" w:uiPriority="65" w:semiHidden="0" w:name="Medium List 1 Accent 3"/>
+    <w:lsdException w:unhideWhenUsed="0" w:uiPriority="66" w:semiHidden="0" w:name="Medium List 2 Accent 3"/>
+    <w:lsdException w:unhideWhenUsed="0" w:uiPriority="67" w:semiHidden="0" w:name="Medium Grid 1 Accent 3"/>
+    <w:lsdException w:unhideWhenUsed="0" w:uiPriority="68" w:semiHidden="0" w:name="Medium Grid 2 Accent 3"/>
+    <w:lsdException w:unhideWhenUsed="0" w:uiPriority="69" w:semiHidden="0" w:name="Medium Grid 3 Accent 3"/>
+    <w:lsdException w:unhideWhenUsed="0" w:uiPriority="70" w:semiHidden="0" w:name="Dark List Accent 3"/>
+    <w:lsdException w:unhideWhenUsed="0" w:uiPriority="71" w:semiHidden="0" w:name="Colorful Shading Accent 3"/>
+    <w:lsdException w:unhideWhenUsed="0" w:uiPriority="72" w:semiHidden="0" w:name="Colorful List Accent 3"/>
+    <w:lsdException w:unhideWhenUsed="0" w:uiPriority="73" w:semiHidden="0" w:name="Colorful Grid Accent 3"/>
+    <w:lsdException w:unhideWhenUsed="0" w:uiPriority="60" w:semiHidden="0" w:name="Light Shading Accent 4"/>
+    <w:lsdException w:unhideWhenUsed="0" w:uiPriority="61" w:semiHidden="0" w:name="Light List Accent 4"/>
+    <w:lsdException w:unhideWhenUsed="0" w:uiPriority="62" w:semiHidden="0" w:name="Light Grid Accent 4"/>
+    <w:lsdException w:unhideWhenUsed="0" w:uiPriority="63" w:semiHidden="0" w:name="Medium Shading 1 Accent 4"/>
+    <w:lsdException w:unhideWhenUsed="0" w:uiPriority="64" w:semiHidden="0" w:name="Medium Shading 2 Accent 4"/>
+    <w:lsdException w:unhideWhenUsed="0" w:uiPriority="65" w:semiHidden="0" w:name="Medium List 1 Accent 4"/>
+    <w:lsdException w:unhideWhenUsed="0" w:uiPriority="66" w:semiHidden="0" w:name="Medium List 2 Accent 4"/>
+    <w:lsdException w:unhideWhenUsed="0" w:uiPriority="67" w:semiHidden="0" w:name="Medium Grid 1 Accent 4"/>
+    <w:lsdException w:unhideWhenUsed="0" w:uiPriority="68" w:semiHidden="0" w:name="Medium Grid 2 Accent 4"/>
+    <w:lsdException w:unhideWhenUsed="0" w:uiPriority="69" w:semiHidden="0" w:name="Medium Grid 3 Accent 4"/>
+    <w:lsdException w:unhideWhenUsed="0" w:uiPriority="70" w:semiHidden="0" w:name="Dark List Accent 4"/>
+    <w:lsdException w:unhideWhenUsed="0" w:uiPriority="71" w:semiHidden="0" w:name="Colorful Shading Accent 4"/>
+    <w:lsdException w:unhideWhenUsed="0" w:uiPriority="72" w:semiHidden="0" w:name="Colorful List Accent 4"/>
+    <w:lsdException w:unhideWhenUsed="0" w:uiPriority="73" w:semiHidden="0" w:name="Colorful Grid Accent 4"/>
+    <w:lsdException w:unhideWhenUsed="0" w:uiPriority="60" w:semiHidden="0" w:name="Light Shading Accent 5"/>
+    <w:lsdException w:unhideWhenUsed="0" w:uiPriority="61" w:semiHidden="0" w:name="Light List Accent 5"/>
+    <w:lsdException w:unhideWhenUsed="0" w:uiPriority="62" w:semiHidden="0" w:name="Light Grid Accent 5"/>
+    <w:lsdException w:unhideWhenUsed="0" w:uiPriority="63" w:semiHidden="0" w:name="Medium Shading 1 Accent 5"/>
+    <w:lsdException w:unhideWhenUsed="0" w:uiPriority="64" w:semiHidden="0" w:name="Medium Shading 2 Accent 5"/>
+    <w:lsdException w:unhideWhenUsed="0" w:uiPriority="65" w:semiHidden="0" w:name="Medium List 1 Accent 5"/>
+    <w:lsdException w:unhideWhenUsed="0" w:uiPriority="66" w:semiHidden="0" w:name="Medium List 2 Accent 5"/>
+    <w:lsdException w:unhideWhenUsed="0" w:uiPriority="67" w:semiHidden="0" w:name="Medium Grid 1 Accent 5"/>
+    <w:lsdException w:unhideWhenUsed="0" w:uiPriority="68" w:semiHidden="0" w:name="Medium Grid 2 Accent 5"/>
+    <w:lsdException w:unhideWhenUsed="0" w:uiPriority="69" w:semiHidden="0" w:name="Medium Grid 3 Accent 5"/>
+    <w:lsdException w:unhideWhenUsed="0" w:uiPriority="70" w:semiHidden="0" w:name="Dark List Accent 5"/>
+    <w:lsdException w:unhideWhenUsed="0" w:uiPriority="71" w:semiHidden="0" w:name="Colorful Shading Accent 5"/>
+    <w:lsdException w:unhideWhenUsed="0" w:uiPriority="72" w:semiHidden="0" w:name="Colorful List Accent 5"/>
+    <w:lsdException w:unhideWhenUsed="0" w:uiPriority="73" w:semiHidden="0" w:name="Colorful Grid Accent 5"/>
+    <w:lsdException w:unhideWhenUsed="0" w:uiPriority="60" w:semiHidden="0" w:name="Light Shading Accent 6"/>
+    <w:lsdException w:unhideWhenUsed="0" w:uiPriority="61" w:semiHidden="0" w:name="Light List Accent 6"/>
+    <w:lsdException w:unhideWhenUsed="0" w:uiPriority="62" w:semiHidden="0" w:name="Light Grid Accent 6"/>
+    <w:lsdException w:unhideWhenUsed="0" w:uiPriority="63" w:semiHidden="0" w:name="Medium Shading 1 Accent 6"/>
+    <w:lsdException w:unhideWhenUsed="0" w:uiPriority="64" w:semiHidden="0" w:name="Medium Shading 2 Accent 6"/>
+    <w:lsdException w:unhideWhenUsed="0" w:uiPriority="65" w:semiHidden="0" w:name="Medium List 1 Accent 6"/>
+    <w:lsdException w:unhideWhenUsed="0" w:uiPriority="66" w:semiHidden="0" w:name="Medium List 2 Accent 6"/>
+    <w:lsdException w:unhideWhenUsed="0" w:uiPriority="67" w:semiHidden="0" w:name="Medium Grid 1 Accent 6"/>
+    <w:lsdException w:unhideWhenUsed="0" w:uiPriority="68" w:semiHidden="0" w:name="Medium Grid 2 Accent 6"/>
+    <w:lsdException w:unhideWhenUsed="0" w:uiPriority="69" w:semiHidden="0" w:name="Medium Grid 3 Accent 6"/>
+    <w:lsdException w:unhideWhenUsed="0" w:uiPriority="70" w:semiHidden="0" w:name="Dark List Accent 6"/>
+    <w:lsdException w:unhideWhenUsed="0" w:uiPriority="71" w:semiHidden="0" w:name="Colorful Shading Accent 6"/>
+    <w:lsdException w:unhideWhenUsed="0" w:uiPriority="72" w:semiHidden="0" w:name="Colorful List Accent 6"/>
+    <w:lsdException w:unhideWhenUsed="0" w:uiPriority="73" w:semiHidden="0" w:name="Colorful Grid Accent 6"/>
   </w:latentStyles>
-  <w:style w:type="paragraph" w:default="1" w:styleId="Normal">
+  <w:style w:type="paragraph" w:default="1" w:styleId="1">
     <w:name w:val="Normal"/>
     <w:qFormat/>
+    <w:uiPriority w:val="0"/>
     <w:pPr>
       <w:kinsoku w:val="0"/>
       <w:autoSpaceDE w:val="0"/>
@@ -6111,7 +6217,7 @@
       <w:textAlignment w:val="baseline"/>
     </w:pPr>
     <w:rPr>
-      <w:rFonts w:ascii="Arial" w:eastAsia="宋体" w:hAnsi="Arial" w:cs="Arial"/>
+      <w:rFonts w:ascii="Arial" w:hAnsi="Arial" w:eastAsia="宋体" w:cs="Arial"/>
       <w:snapToGrid w:val="0"/>
       <w:color w:val="000000"/>
       <w:kern w:val="0"/>
@@ -6120,11 +6226,12 @@
       <w:lang w:val="en-US" w:eastAsia="en-US" w:bidi="ar-SA"/>
     </w:rPr>
   </w:style>
-  <w:style w:type="paragraph" w:styleId="Heading1">
+  <w:style w:type="paragraph" w:styleId="2">
     <w:name w:val="heading 1"/>
-    <w:basedOn w:val="Normal"/>
-    <w:next w:val="Normal"/>
+    <w:basedOn w:val="1"/>
+    <w:next w:val="1"/>
     <w:qFormat/>
+    <w:uiPriority w:val="0"/>
     <w:pPr>
       <w:keepNext/>
       <w:keepLines/>
@@ -6142,12 +6249,13 @@
       <w:sz w:val="44"/>
     </w:rPr>
   </w:style>
-  <w:style w:type="paragraph" w:styleId="Heading2">
+  <w:style w:type="paragraph" w:styleId="3">
     <w:name w:val="heading 2"/>
-    <w:basedOn w:val="Normal"/>
-    <w:next w:val="Normal"/>
+    <w:basedOn w:val="1"/>
+    <w:next w:val="1"/>
     <w:unhideWhenUsed/>
     <w:qFormat/>
+    <w:uiPriority w:val="0"/>
     <w:pPr>
       <w:keepNext/>
       <w:keepLines/>
@@ -6160,18 +6268,19 @@
       <w:outlineLvl w:val="1"/>
     </w:pPr>
     <w:rPr>
-      <w:rFonts w:ascii="Arial" w:eastAsia="黑体" w:hAnsi="Arial"/>
+      <w:rFonts w:ascii="Arial" w:hAnsi="Arial" w:eastAsia="黑体"/>
       <w:b/>
       <w:sz w:val="32"/>
     </w:rPr>
   </w:style>
-  <w:style w:type="paragraph" w:styleId="Heading3">
+  <w:style w:type="paragraph" w:styleId="4">
     <w:name w:val="heading 3"/>
-    <w:basedOn w:val="Normal"/>
-    <w:next w:val="Normal"/>
+    <w:basedOn w:val="1"/>
+    <w:next w:val="1"/>
     <w:semiHidden/>
     <w:unhideWhenUsed/>
     <w:qFormat/>
+    <w:uiPriority w:val="0"/>
     <w:pPr>
       <w:keepNext/>
       <w:keepLines/>
@@ -6188,12 +6297,13 @@
       <w:sz w:val="32"/>
     </w:rPr>
   </w:style>
-  <w:style w:type="paragraph" w:styleId="Heading4">
+  <w:style w:type="paragraph" w:styleId="5">
     <w:name w:val="heading 4"/>
-    <w:basedOn w:val="Normal"/>
-    <w:next w:val="Normal"/>
+    <w:basedOn w:val="1"/>
+    <w:next w:val="1"/>
     <w:unhideWhenUsed/>
     <w:qFormat/>
+    <w:uiPriority w:val="0"/>
     <w:pPr>
       <w:keepNext/>
       <w:keepLines/>
@@ -6206,18 +6316,19 @@
       <w:outlineLvl w:val="3"/>
     </w:pPr>
     <w:rPr>
-      <w:rFonts w:ascii="Arial" w:eastAsia="黑体" w:hAnsi="Arial"/>
+      <w:rFonts w:ascii="Arial" w:hAnsi="Arial" w:eastAsia="黑体"/>
       <w:b/>
       <w:sz w:val="28"/>
     </w:rPr>
   </w:style>
-  <w:style w:type="paragraph" w:styleId="Heading5">
+  <w:style w:type="paragraph" w:styleId="6">
     <w:name w:val="heading 5"/>
-    <w:basedOn w:val="Normal"/>
-    <w:next w:val="Normal"/>
+    <w:basedOn w:val="1"/>
+    <w:next w:val="1"/>
     <w:semiHidden/>
     <w:unhideWhenUsed/>
     <w:qFormat/>
+    <w:uiPriority w:val="0"/>
     <w:pPr>
       <w:keepNext/>
       <w:keepLines/>
@@ -6234,13 +6345,14 @@
       <w:sz w:val="28"/>
     </w:rPr>
   </w:style>
-  <w:style w:type="paragraph" w:styleId="Heading6">
+  <w:style w:type="paragraph" w:styleId="7">
     <w:name w:val="heading 6"/>
-    <w:basedOn w:val="Normal"/>
-    <w:next w:val="Normal"/>
+    <w:basedOn w:val="1"/>
+    <w:next w:val="1"/>
     <w:semiHidden/>
     <w:unhideWhenUsed/>
     <w:qFormat/>
+    <w:uiPriority w:val="0"/>
     <w:pPr>
       <w:keepNext/>
       <w:keepLines/>
@@ -6253,18 +6365,19 @@
       <w:outlineLvl w:val="5"/>
     </w:pPr>
     <w:rPr>
-      <w:rFonts w:ascii="Arial" w:eastAsia="黑体" w:hAnsi="Arial"/>
+      <w:rFonts w:ascii="Arial" w:hAnsi="Arial" w:eastAsia="黑体"/>
       <w:b/>
       <w:sz w:val="24"/>
     </w:rPr>
   </w:style>
-  <w:style w:type="paragraph" w:styleId="Heading7">
+  <w:style w:type="paragraph" w:styleId="8">
     <w:name w:val="heading 7"/>
-    <w:basedOn w:val="Normal"/>
-    <w:next w:val="Normal"/>
+    <w:basedOn w:val="1"/>
+    <w:next w:val="1"/>
     <w:semiHidden/>
     <w:unhideWhenUsed/>
     <w:qFormat/>
+    <w:uiPriority w:val="0"/>
     <w:pPr>
       <w:keepNext/>
       <w:keepLines/>
@@ -6281,13 +6394,14 @@
       <w:sz w:val="24"/>
     </w:rPr>
   </w:style>
-  <w:style w:type="paragraph" w:styleId="Heading8">
+  <w:style w:type="paragraph" w:styleId="9">
     <w:name w:val="heading 8"/>
-    <w:basedOn w:val="Normal"/>
-    <w:next w:val="Normal"/>
+    <w:basedOn w:val="1"/>
+    <w:next w:val="1"/>
     <w:semiHidden/>
     <w:unhideWhenUsed/>
     <w:qFormat/>
+    <w:uiPriority w:val="0"/>
     <w:pPr>
       <w:keepNext/>
       <w:keepLines/>
@@ -6300,17 +6414,18 @@
       <w:outlineLvl w:val="7"/>
     </w:pPr>
     <w:rPr>
-      <w:rFonts w:ascii="Arial" w:eastAsia="黑体" w:hAnsi="Arial"/>
+      <w:rFonts w:ascii="Arial" w:hAnsi="Arial" w:eastAsia="黑体"/>
       <w:sz w:val="24"/>
     </w:rPr>
   </w:style>
-  <w:style w:type="paragraph" w:styleId="Heading9">
+  <w:style w:type="paragraph" w:styleId="10">
     <w:name w:val="heading 9"/>
-    <w:basedOn w:val="Normal"/>
-    <w:next w:val="Normal"/>
+    <w:basedOn w:val="1"/>
+    <w:next w:val="1"/>
     <w:semiHidden/>
     <w:unhideWhenUsed/>
     <w:qFormat/>
+    <w:uiPriority w:val="0"/>
     <w:pPr>
       <w:keepNext/>
       <w:keepLines/>
@@ -6323,19 +6438,21 @@
       <w:outlineLvl w:val="8"/>
     </w:pPr>
     <w:rPr>
-      <w:rFonts w:ascii="Arial" w:eastAsia="黑体" w:hAnsi="Arial"/>
+      <w:rFonts w:ascii="Arial" w:hAnsi="Arial" w:eastAsia="黑体"/>
       <w:sz w:val="21"/>
     </w:rPr>
   </w:style>
-  <w:style w:type="character" w:default="1" w:styleId="DefaultParagraphFont">
+  <w:style w:type="character" w:default="1" w:styleId="22">
     <w:name w:val="Default Paragraph Font"/>
     <w:semiHidden/>
     <w:qFormat/>
+    <w:uiPriority w:val="0"/>
   </w:style>
-  <w:style w:type="table" w:default="1" w:styleId="TableNormal">
+  <w:style w:type="table" w:default="1" w:styleId="20">
     <w:name w:val="Normal Table"/>
     <w:semiHidden/>
     <w:qFormat/>
+    <w:uiPriority w:val="0"/>
     <w:tblPr>
       <w:tblCellMar>
         <w:top w:w="0" w:type="dxa"/>
@@ -6345,39 +6462,43 @@
       </w:tblCellMar>
     </w:tblPr>
   </w:style>
-  <w:style w:type="paragraph" w:styleId="CommentText">
+  <w:style w:type="paragraph" w:styleId="11">
     <w:name w:val="annotation text"/>
-    <w:basedOn w:val="Normal"/>
+    <w:basedOn w:val="1"/>
     <w:qFormat/>
+    <w:uiPriority w:val="0"/>
     <w:pPr>
       <w:jc w:val="left"/>
     </w:pPr>
   </w:style>
-  <w:style w:type="paragraph" w:styleId="BodyText">
+  <w:style w:type="paragraph" w:styleId="12">
     <w:name w:val="Body Text"/>
-    <w:basedOn w:val="Normal"/>
+    <w:basedOn w:val="1"/>
     <w:semiHidden/>
     <w:qFormat/>
+    <w:uiPriority w:val="0"/>
     <w:rPr>
-      <w:rFonts w:ascii="Arial" w:eastAsia="Arial" w:hAnsi="Arial" w:cs="Arial"/>
+      <w:rFonts w:ascii="Arial" w:hAnsi="Arial" w:eastAsia="Arial" w:cs="Arial"/>
       <w:sz w:val="21"/>
       <w:szCs w:val="21"/>
       <w:lang w:val="en-US" w:eastAsia="en-US" w:bidi="ar-SA"/>
     </w:rPr>
   </w:style>
-  <w:style w:type="paragraph" w:styleId="TOC3">
+  <w:style w:type="paragraph" w:styleId="13">
     <w:name w:val="toc 3"/>
-    <w:basedOn w:val="Normal"/>
-    <w:next w:val="Normal"/>
+    <w:basedOn w:val="1"/>
+    <w:next w:val="1"/>
     <w:qFormat/>
+    <w:uiPriority w:val="0"/>
     <w:pPr>
       <w:ind w:left="840" w:leftChars="400"/>
     </w:pPr>
   </w:style>
-  <w:style w:type="paragraph" w:styleId="Footer">
+  <w:style w:type="paragraph" w:styleId="14">
     <w:name w:val="footer"/>
-    <w:basedOn w:val="Normal"/>
+    <w:basedOn w:val="1"/>
     <w:qFormat/>
+    <w:uiPriority w:val="0"/>
     <w:pPr>
       <w:tabs>
         <w:tab w:val="center" w:pos="4153"/>
@@ -6390,16 +6511,17 @@
       <w:sz w:val="18"/>
     </w:rPr>
   </w:style>
-  <w:style w:type="paragraph" w:styleId="Header">
+  <w:style w:type="paragraph" w:styleId="15">
     <w:name w:val="header"/>
-    <w:basedOn w:val="Normal"/>
+    <w:basedOn w:val="1"/>
     <w:qFormat/>
+    <w:uiPriority w:val="0"/>
     <w:pPr>
       <w:pBdr>
-        <w:top w:val="nil"/>
-        <w:left w:val="nil"/>
-        <w:bottom w:val="nil"/>
-        <w:right w:val="nil"/>
+        <w:top w:val="none" w:color="auto" w:sz="0" w:space="0"/>
+        <w:left w:val="none" w:color="auto" w:sz="0" w:space="0"/>
+        <w:bottom w:val="none" w:color="auto" w:sz="0" w:space="0"/>
+        <w:right w:val="none" w:color="auto" w:sz="0" w:space="0"/>
       </w:pBdr>
       <w:tabs>
         <w:tab w:val="center" w:pos="4153"/>
@@ -6414,37 +6536,41 @@
       <w:sz w:val="18"/>
     </w:rPr>
   </w:style>
-  <w:style w:type="paragraph" w:styleId="TOC1">
+  <w:style w:type="paragraph" w:styleId="16">
     <w:name w:val="toc 1"/>
-    <w:basedOn w:val="Normal"/>
-    <w:next w:val="Normal"/>
+    <w:basedOn w:val="1"/>
+    <w:next w:val="1"/>
     <w:qFormat/>
+    <w:uiPriority w:val="0"/>
     <w:rPr>
-      <w:rFonts w:ascii="Arial" w:eastAsia="Microsoft JhengHei" w:hAnsi="Arial"/>
+      <w:rFonts w:ascii="Arial" w:hAnsi="Arial" w:eastAsia="Microsoft JhengHei"/>
       <w:sz w:val="24"/>
     </w:rPr>
   </w:style>
-  <w:style w:type="paragraph" w:styleId="TOC2">
+  <w:style w:type="paragraph" w:styleId="17">
     <w:name w:val="toc 2"/>
-    <w:basedOn w:val="Normal"/>
-    <w:next w:val="Normal"/>
+    <w:basedOn w:val="1"/>
+    <w:next w:val="1"/>
     <w:qFormat/>
+    <w:uiPriority w:val="0"/>
     <w:pPr>
       <w:ind w:left="420" w:leftChars="200"/>
     </w:pPr>
   </w:style>
-  <w:style w:type="paragraph" w:styleId="NormalWeb">
+  <w:style w:type="paragraph" w:styleId="18">
     <w:name w:val="Normal (Web)"/>
-    <w:basedOn w:val="Normal"/>
+    <w:basedOn w:val="1"/>
     <w:qFormat/>
+    <w:uiPriority w:val="0"/>
     <w:rPr>
       <w:sz w:val="24"/>
     </w:rPr>
   </w:style>
-  <w:style w:type="paragraph" w:styleId="Title">
+  <w:style w:type="paragraph" w:styleId="19">
     <w:name w:val="Title"/>
-    <w:basedOn w:val="Normal"/>
+    <w:basedOn w:val="1"/>
     <w:qFormat/>
+    <w:uiPriority w:val="0"/>
     <w:pPr>
       <w:spacing w:before="240" w:beforeLines="0" w:beforeAutospacing="0" w:after="60" w:afterLines="0" w:afterAutospacing="0"/>
       <w:jc w:val="center"/>
@@ -6456,38 +6582,41 @@
       <w:sz w:val="32"/>
     </w:rPr>
   </w:style>
-  <w:style w:type="table" w:styleId="TableGrid">
+  <w:style w:type="table" w:styleId="21">
     <w:name w:val="Table Grid"/>
-    <w:basedOn w:val="TableNormal"/>
+    <w:basedOn w:val="20"/>
     <w:qFormat/>
+    <w:uiPriority w:val="0"/>
     <w:pPr>
       <w:widowControl w:val="0"/>
       <w:jc w:val="both"/>
     </w:pPr>
     <w:tblPr>
       <w:tblBorders>
-        <w:top w:val="single" w:sz="4" w:space="0" w:color="auto"/>
-        <w:left w:val="single" w:sz="4" w:space="0" w:color="auto"/>
-        <w:bottom w:val="single" w:sz="4" w:space="0" w:color="auto"/>
-        <w:right w:val="single" w:sz="4" w:space="0" w:color="auto"/>
-        <w:insideH w:val="single" w:sz="4" w:space="0" w:color="auto"/>
-        <w:insideV w:val="single" w:sz="4" w:space="0" w:color="auto"/>
+        <w:top w:val="single" w:color="auto" w:sz="4" w:space="0"/>
+        <w:left w:val="single" w:color="auto" w:sz="4" w:space="0"/>
+        <w:bottom w:val="single" w:color="auto" w:sz="4" w:space="0"/>
+        <w:right w:val="single" w:color="auto" w:sz="4" w:space="0"/>
+        <w:insideH w:val="single" w:color="auto" w:sz="4" w:space="0"/>
+        <w:insideV w:val="single" w:color="auto" w:sz="4" w:space="0"/>
       </w:tblBorders>
     </w:tblPr>
   </w:style>
-  <w:style w:type="character" w:styleId="Strong">
+  <w:style w:type="character" w:styleId="23">
     <w:name w:val="Strong"/>
-    <w:basedOn w:val="DefaultParagraphFont"/>
+    <w:basedOn w:val="22"/>
     <w:qFormat/>
+    <w:uiPriority w:val="0"/>
     <w:rPr>
       <w:b/>
     </w:rPr>
   </w:style>
-  <w:style w:type="table" w:customStyle="1" w:styleId="TableNormal0">
+  <w:style w:type="table" w:customStyle="1" w:styleId="24">
     <w:name w:val="Table Normal_0"/>
     <w:semiHidden/>
     <w:unhideWhenUsed/>
     <w:qFormat/>
+    <w:uiPriority w:val="0"/>
     <w:tblPr>
       <w:tblCellMar>
         <w:top w:w="0" w:type="dxa"/>
@@ -6497,81 +6626,87 @@
       </w:tblCellMar>
     </w:tblPr>
   </w:style>
-  <w:style w:type="paragraph" w:customStyle="1" w:styleId="TableText">
+  <w:style w:type="paragraph" w:customStyle="1" w:styleId="25">
     <w:name w:val="Table Text"/>
-    <w:basedOn w:val="Normal"/>
+    <w:basedOn w:val="1"/>
     <w:semiHidden/>
     <w:qFormat/>
+    <w:uiPriority w:val="0"/>
     <w:rPr>
-      <w:rFonts w:ascii="宋体" w:eastAsia="宋体" w:hAnsi="宋体" w:cs="宋体"/>
+      <w:rFonts w:ascii="宋体" w:hAnsi="宋体" w:eastAsia="宋体" w:cs="宋体"/>
       <w:sz w:val="21"/>
       <w:szCs w:val="21"/>
       <w:lang w:val="en-US" w:eastAsia="en-US" w:bidi="ar-SA"/>
     </w:rPr>
   </w:style>
-  <w:style w:type="paragraph" w:customStyle="1" w:styleId="1">
+  <w:style w:type="paragraph" w:customStyle="1" w:styleId="26">
     <w:name w:val="柴_标题1"/>
-    <w:basedOn w:val="Heading1"/>
-    <w:next w:val="a"/>
-    <w:link w:val="1Char"/>
+    <w:basedOn w:val="2"/>
+    <w:next w:val="27"/>
+    <w:link w:val="38"/>
     <w:qFormat/>
+    <w:uiPriority w:val="0"/>
     <w:pPr>
       <w:spacing w:before="100" w:after="90" w:line="360" w:lineRule="auto"/>
     </w:pPr>
     <w:rPr>
-      <w:rFonts w:ascii="Arial" w:eastAsia="宋体" w:hAnsi="Arial"/>
+      <w:rFonts w:ascii="Arial" w:hAnsi="Arial" w:eastAsia="宋体"/>
       <w:sz w:val="32"/>
     </w:rPr>
   </w:style>
-  <w:style w:type="paragraph" w:customStyle="1" w:styleId="a">
+  <w:style w:type="paragraph" w:customStyle="1" w:styleId="27">
     <w:name w:val="柴_正文"/>
-    <w:basedOn w:val="BodyText"/>
-    <w:link w:val="Char"/>
+    <w:basedOn w:val="12"/>
+    <w:link w:val="41"/>
     <w:qFormat/>
+    <w:uiPriority w:val="0"/>
     <w:pPr>
       <w:spacing w:line="360" w:lineRule="auto"/>
       <w:ind w:firstLine="470" w:firstLineChars="200"/>
     </w:pPr>
     <w:rPr>
-      <w:rFonts w:ascii="Arial" w:eastAsia="宋体" w:hAnsi="Arial"/>
+      <w:rFonts w:ascii="Arial" w:hAnsi="Arial" w:eastAsia="宋体"/>
       <w:sz w:val="24"/>
       <w:lang w:eastAsia="zh-CN"/>
     </w:rPr>
   </w:style>
-  <w:style w:type="paragraph" w:customStyle="1" w:styleId="2">
+  <w:style w:type="paragraph" w:customStyle="1" w:styleId="28">
     <w:name w:val="柴_标题2"/>
-    <w:basedOn w:val="Heading2"/>
-    <w:next w:val="a"/>
+    <w:basedOn w:val="3"/>
+    <w:next w:val="27"/>
     <w:qFormat/>
+    <w:uiPriority w:val="0"/>
     <w:pPr>
       <w:spacing w:line="360" w:lineRule="auto"/>
     </w:pPr>
     <w:rPr>
-      <w:rFonts w:ascii="Arial" w:eastAsia="宋体" w:hAnsi="Arial"/>
+      <w:rFonts w:ascii="Arial" w:hAnsi="Arial" w:eastAsia="宋体"/>
       <w:sz w:val="28"/>
     </w:rPr>
   </w:style>
-  <w:style w:type="paragraph" w:customStyle="1" w:styleId="3">
+  <w:style w:type="paragraph" w:customStyle="1" w:styleId="29">
     <w:name w:val="柴_标题3"/>
-    <w:basedOn w:val="Heading3"/>
-    <w:next w:val="a"/>
+    <w:basedOn w:val="4"/>
+    <w:next w:val="27"/>
     <w:qFormat/>
+    <w:uiPriority w:val="0"/>
     <w:pPr>
       <w:spacing w:line="360" w:lineRule="auto"/>
       <w:ind w:left="0" w:firstLine="472" w:firstLineChars="200"/>
     </w:pPr>
     <w:rPr>
-      <w:rFonts w:ascii="宋体" w:eastAsia="宋体" w:hAnsi="宋体" w:cs="宋体"/>
+      <w:rFonts w:ascii="宋体" w:hAnsi="宋体" w:eastAsia="宋体" w:cs="宋体"/>
       <w:spacing w:val="-2"/>
       <w:sz w:val="24"/>
       <w:szCs w:val="24"/>
     </w:rPr>
   </w:style>
-  <w:style w:type="paragraph" w:customStyle="1" w:styleId="a0">
+  <w:style w:type="paragraph" w:customStyle="1" w:styleId="30">
     <w:name w:val="柴_目录"/>
-    <w:basedOn w:val="Normal"/>
-    <w:next w:val="BodyText"/>
+    <w:basedOn w:val="1"/>
+    <w:next w:val="12"/>
     <w:qFormat/>
+    <w:uiPriority w:val="0"/>
     <w:pPr>
       <w:tabs>
         <w:tab w:val="right" w:leader="dot" w:pos="8442"/>
@@ -6579,89 +6714,96 @@
       <w:ind w:left="0" w:leftChars="0"/>
     </w:pPr>
     <w:rPr>
-      <w:rFonts w:ascii="Arial" w:eastAsia="Microsoft JhengHei" w:hAnsi="Arial"/>
+      <w:rFonts w:ascii="Arial" w:hAnsi="Arial" w:eastAsia="Microsoft JhengHei"/>
       <w:sz w:val="24"/>
     </w:rPr>
   </w:style>
-  <w:style w:type="paragraph" w:customStyle="1" w:styleId="a1">
+  <w:style w:type="paragraph" w:customStyle="1" w:styleId="31">
     <w:name w:val="柴_公司名"/>
-    <w:basedOn w:val="Title"/>
+    <w:basedOn w:val="19"/>
     <w:qFormat/>
+    <w:uiPriority w:val="0"/>
     <w:pPr>
       <w:spacing w:after="600" w:afterLines="600"/>
     </w:pPr>
     <w:rPr>
-      <w:rFonts w:ascii="宋体" w:eastAsia="宋体" w:hAnsi="宋体" w:cs="宋体" w:hint="eastAsia"/>
+      <w:rFonts w:hint="eastAsia" w:ascii="宋体" w:hAnsi="宋体" w:eastAsia="宋体" w:cs="宋体"/>
       <w:bCs/>
       <w:spacing w:val="-6"/>
       <w:sz w:val="52"/>
       <w:szCs w:val="52"/>
     </w:rPr>
   </w:style>
-  <w:style w:type="paragraph" w:customStyle="1" w:styleId="a2">
+  <w:style w:type="paragraph" w:customStyle="1" w:styleId="32">
     <w:name w:val="柴_文档名"/>
-    <w:basedOn w:val="Title"/>
+    <w:basedOn w:val="19"/>
     <w:qFormat/>
+    <w:uiPriority w:val="0"/>
     <w:pPr>
       <w:spacing w:after="900" w:afterLines="900"/>
     </w:pPr>
     <w:rPr>
-      <w:rFonts w:ascii="黑体" w:eastAsia="黑体" w:hAnsi="黑体" w:cs="黑体"/>
+      <w:rFonts w:ascii="黑体" w:hAnsi="黑体" w:eastAsia="黑体" w:cs="黑体"/>
       <w:bCs/>
       <w:spacing w:val="-7"/>
       <w:sz w:val="52"/>
       <w:szCs w:val="52"/>
     </w:rPr>
   </w:style>
-  <w:style w:type="paragraph" w:customStyle="1" w:styleId="WPSOffice1">
+  <w:style w:type="paragraph" w:customStyle="1" w:styleId="33">
     <w:name w:val="WPSOffice手动目录 1"/>
     <w:qFormat/>
+    <w:uiPriority w:val="0"/>
     <w:pPr>
       <w:ind w:leftChars="0"/>
     </w:pPr>
     <w:rPr>
-      <w:rFonts w:ascii="Times New Roman" w:eastAsia="宋体" w:hAnsi="Times New Roman" w:cs="Times New Roman"/>
+      <w:rFonts w:ascii="Times New Roman" w:hAnsi="Times New Roman" w:eastAsia="宋体" w:cs="Times New Roman"/>
       <w:sz w:val="20"/>
       <w:szCs w:val="20"/>
     </w:rPr>
   </w:style>
-  <w:style w:type="paragraph" w:customStyle="1" w:styleId="WPSOffice2">
+  <w:style w:type="paragraph" w:customStyle="1" w:styleId="34">
     <w:name w:val="WPSOffice手动目录 2"/>
     <w:qFormat/>
+    <w:uiPriority w:val="0"/>
     <w:pPr>
       <w:ind w:leftChars="200"/>
     </w:pPr>
     <w:rPr>
-      <w:rFonts w:ascii="Times New Roman" w:eastAsia="宋体" w:hAnsi="Times New Roman" w:cs="Times New Roman"/>
+      <w:rFonts w:ascii="Times New Roman" w:hAnsi="Times New Roman" w:eastAsia="宋体" w:cs="Times New Roman"/>
       <w:sz w:val="20"/>
       <w:szCs w:val="20"/>
     </w:rPr>
   </w:style>
-  <w:style w:type="paragraph" w:customStyle="1" w:styleId="WPSOffice3">
+  <w:style w:type="paragraph" w:customStyle="1" w:styleId="35">
     <w:name w:val="WPSOffice手动目录 3"/>
     <w:qFormat/>
+    <w:uiPriority w:val="0"/>
     <w:pPr>
       <w:ind w:leftChars="400"/>
     </w:pPr>
     <w:rPr>
-      <w:rFonts w:ascii="Times New Roman" w:eastAsia="宋体" w:hAnsi="Times New Roman" w:cs="Times New Roman"/>
+      <w:rFonts w:ascii="Times New Roman" w:hAnsi="Times New Roman" w:eastAsia="宋体" w:cs="Times New Roman"/>
       <w:sz w:val="20"/>
       <w:szCs w:val="20"/>
     </w:rPr>
   </w:style>
-  <w:style w:type="paragraph" w:customStyle="1" w:styleId="Compact">
+  <w:style w:type="paragraph" w:customStyle="1" w:styleId="36">
     <w:name w:val="Compact"/>
-    <w:basedOn w:val="BodyText"/>
+    <w:basedOn w:val="12"/>
     <w:qFormat/>
+    <w:uiPriority w:val="0"/>
     <w:pPr>
       <w:spacing w:before="36" w:after="36"/>
     </w:pPr>
   </w:style>
-  <w:style w:type="table" w:customStyle="1" w:styleId="Table">
+  <w:style w:type="table" w:customStyle="1" w:styleId="37">
     <w:name w:val="Table"/>
     <w:semiHidden/>
     <w:unhideWhenUsed/>
     <w:qFormat/>
+    <w:uiPriority w:val="0"/>
     <w:tblPr>
       <w:tblCellMar>
         <w:top w:w="0" w:type="dxa"/>
@@ -6673,25 +6815,27 @@
     <w:tblStylePr w:type="firstRow">
       <w:tcPr>
         <w:tcBorders>
-          <w:bottom w:val="single" w:sz="0" w:space="0" w:color="auto"/>
+          <w:bottom w:val="single" w:color="auto" w:sz="0" w:space="0"/>
         </w:tcBorders>
         <w:vAlign w:val="bottom"/>
       </w:tcPr>
     </w:tblStylePr>
   </w:style>
-  <w:style w:type="character" w:customStyle="1" w:styleId="1Char">
+  <w:style w:type="character" w:customStyle="1" w:styleId="38">
     <w:name w:val="柴_标题1 Char"/>
-    <w:link w:val="1"/>
+    <w:link w:val="26"/>
     <w:qFormat/>
+    <w:uiPriority w:val="0"/>
     <w:rPr>
-      <w:rFonts w:ascii="Arial" w:eastAsia="宋体" w:hAnsi="Arial"/>
+      <w:rFonts w:ascii="Arial" w:hAnsi="Arial" w:eastAsia="宋体"/>
       <w:sz w:val="32"/>
     </w:rPr>
   </w:style>
-  <w:style w:type="paragraph" w:customStyle="1" w:styleId="a3">
+  <w:style w:type="paragraph" w:customStyle="1" w:styleId="39">
     <w:name w:val="柴_正文_无缩进"/>
-    <w:basedOn w:val="Normal"/>
+    <w:basedOn w:val="1"/>
     <w:qFormat/>
+    <w:uiPriority w:val="0"/>
     <w:pPr>
       <w:ind w:firstLine="0" w:firstLineChars="0"/>
     </w:pPr>
@@ -6701,29 +6845,31 @@
       <w:lang w:eastAsia="zh-CN"/>
     </w:rPr>
   </w:style>
-  <w:style w:type="paragraph" w:customStyle="1" w:styleId="4">
+  <w:style w:type="paragraph" w:customStyle="1" w:styleId="40">
     <w:name w:val="柴_标题4"/>
-    <w:basedOn w:val="Heading4"/>
-    <w:next w:val="Normal"/>
+    <w:basedOn w:val="5"/>
+    <w:next w:val="1"/>
     <w:qFormat/>
+    <w:uiPriority w:val="0"/>
     <w:pPr>
       <w:widowControl w:val="0"/>
       <w:spacing w:before="160" w:line="360" w:lineRule="auto"/>
-      <w:ind w:left="981" w:hanging="862" w:leftChars="300"/>
+      <w:ind w:left="981" w:leftChars="300" w:hanging="862"/>
     </w:pPr>
     <w:rPr>
-      <w:rFonts w:ascii="Calibri" w:eastAsia="宋体" w:hAnsi="Calibri" w:cs="宋体" w:hint="eastAsia"/>
+      <w:rFonts w:hint="eastAsia" w:ascii="Calibri" w:hAnsi="Calibri" w:eastAsia="宋体" w:cs="宋体"/>
       <w:sz w:val="24"/>
       <w:szCs w:val="24"/>
       <w:lang w:eastAsia="zh-CN" w:bidi="zh-CN"/>
     </w:rPr>
   </w:style>
-  <w:style w:type="character" w:customStyle="1" w:styleId="Char">
+  <w:style w:type="character" w:customStyle="1" w:styleId="41">
     <w:name w:val="柴_正文 Char"/>
-    <w:link w:val="a"/>
+    <w:link w:val="27"/>
     <w:qFormat/>
+    <w:uiPriority w:val="0"/>
     <w:rPr>
-      <w:rFonts w:ascii="Arial" w:eastAsia="宋体" w:hAnsi="Arial"/>
+      <w:rFonts w:ascii="Arial" w:hAnsi="Arial" w:eastAsia="宋体"/>
       <w:sz w:val="24"/>
       <w:lang w:eastAsia="zh-CN"/>
     </w:rPr>

--- a/8.资源管理/1.流程制度规范类文件/080104-服务知识管理制度.docx
+++ b/8.资源管理/1.流程制度规范类文件/080104-服务知识管理制度.docx
@@ -13,7 +13,7 @@
         <w:pStyle w:val="31"/>
         <w:bidi w:val="0"/>
       </w:pPr>
-      <w:bookmarkStart w:id="0" w:name="_Toc1632"/>
+      <w:bookmarkStart w:id="0" w:name="_Toc24938"/>
       <w:r>
         <w:t>服务知识管理制度</w:t>
       </w:r>
@@ -24,7 +24,7 @@
         <w:pStyle w:val="32"/>
         <w:bidi w:val="0"/>
       </w:pPr>
-      <w:bookmarkStart w:id="1" w:name="_Toc9086"/>
+      <w:bookmarkStart w:id="1" w:name="_Toc9781"/>
       <w:r>
         <w:t>中达丰集团有限公司</w:t>
       </w:r>
@@ -856,7 +856,7 @@
               <w:spacing w:val="-8"/>
               <w:szCs w:val="24"/>
             </w:rPr>
-            <w:instrText xml:space="preserve"> HYPERLINK \l _Toc1632 </w:instrText>
+            <w:instrText xml:space="preserve"> HYPERLINK \l _Toc24938 </w:instrText>
           </w:r>
           <w:r>
             <w:rPr>
@@ -877,7 +877,7 @@
             <w:fldChar w:fldCharType="begin"/>
           </w:r>
           <w:r>
-            <w:instrText xml:space="preserve"> PAGEREF _Toc1632 \h </w:instrText>
+            <w:instrText xml:space="preserve"> PAGEREF _Toc24938 \h </w:instrText>
           </w:r>
           <w:r>
             <w:fldChar w:fldCharType="separate"/>
@@ -923,7 +923,7 @@
               <w:spacing w:val="-8"/>
               <w:szCs w:val="24"/>
             </w:rPr>
-            <w:instrText xml:space="preserve"> HYPERLINK \l _Toc9086 </w:instrText>
+            <w:instrText xml:space="preserve"> HYPERLINK \l _Toc9781 </w:instrText>
           </w:r>
           <w:r>
             <w:rPr>
@@ -944,7 +944,7 @@
             <w:fldChar w:fldCharType="begin"/>
           </w:r>
           <w:r>
-            <w:instrText xml:space="preserve"> PAGEREF _Toc9086 \h </w:instrText>
+            <w:instrText xml:space="preserve"> PAGEREF _Toc9781 \h </w:instrText>
           </w:r>
           <w:r>
             <w:fldChar w:fldCharType="separate"/>
@@ -990,7 +990,7 @@
               <w:spacing w:val="-8"/>
               <w:szCs w:val="24"/>
             </w:rPr>
-            <w:instrText xml:space="preserve"> HYPERLINK \l _Toc10134 </w:instrText>
+            <w:instrText xml:space="preserve"> HYPERLINK \l _Toc7970 </w:instrText>
           </w:r>
           <w:r>
             <w:rPr>
@@ -1020,7 +1020,7 @@
             <w:fldChar w:fldCharType="begin"/>
           </w:r>
           <w:r>
-            <w:instrText xml:space="preserve"> PAGEREF _Toc10134 \h </w:instrText>
+            <w:instrText xml:space="preserve"> PAGEREF _Toc7970 \h </w:instrText>
           </w:r>
           <w:r>
             <w:fldChar w:fldCharType="separate"/>
@@ -1066,7 +1066,7 @@
               <w:spacing w:val="-8"/>
               <w:szCs w:val="24"/>
             </w:rPr>
-            <w:instrText xml:space="preserve"> HYPERLINK \l _Toc6050 </w:instrText>
+            <w:instrText xml:space="preserve"> HYPERLINK \l _Toc16477 </w:instrText>
           </w:r>
           <w:r>
             <w:rPr>
@@ -1096,7 +1096,7 @@
             <w:fldChar w:fldCharType="begin"/>
           </w:r>
           <w:r>
-            <w:instrText xml:space="preserve"> PAGEREF _Toc6050 \h </w:instrText>
+            <w:instrText xml:space="preserve"> PAGEREF _Toc16477 \h </w:instrText>
           </w:r>
           <w:r>
             <w:fldChar w:fldCharType="separate"/>
@@ -1142,7 +1142,7 @@
               <w:spacing w:val="-8"/>
               <w:szCs w:val="24"/>
             </w:rPr>
-            <w:instrText xml:space="preserve"> HYPERLINK \l _Toc26226 </w:instrText>
+            <w:instrText xml:space="preserve"> HYPERLINK \l _Toc21209 </w:instrText>
           </w:r>
           <w:r>
             <w:rPr>
@@ -1172,7 +1172,7 @@
             <w:fldChar w:fldCharType="begin"/>
           </w:r>
           <w:r>
-            <w:instrText xml:space="preserve"> PAGEREF _Toc26226 \h </w:instrText>
+            <w:instrText xml:space="preserve"> PAGEREF _Toc21209 \h </w:instrText>
           </w:r>
           <w:r>
             <w:fldChar w:fldCharType="separate"/>
@@ -1218,7 +1218,7 @@
               <w:spacing w:val="-8"/>
               <w:szCs w:val="24"/>
             </w:rPr>
-            <w:instrText xml:space="preserve"> HYPERLINK \l _Toc8536 </w:instrText>
+            <w:instrText xml:space="preserve"> HYPERLINK \l _Toc10827 </w:instrText>
           </w:r>
           <w:r>
             <w:rPr>
@@ -1248,7 +1248,7 @@
             <w:fldChar w:fldCharType="begin"/>
           </w:r>
           <w:r>
-            <w:instrText xml:space="preserve"> PAGEREF _Toc8536 \h </w:instrText>
+            <w:instrText xml:space="preserve"> PAGEREF _Toc10827 \h </w:instrText>
           </w:r>
           <w:r>
             <w:fldChar w:fldCharType="separate"/>
@@ -1294,7 +1294,7 @@
               <w:spacing w:val="-8"/>
               <w:szCs w:val="24"/>
             </w:rPr>
-            <w:instrText xml:space="preserve"> HYPERLINK \l _Toc11797 </w:instrText>
+            <w:instrText xml:space="preserve"> HYPERLINK \l _Toc25327 </w:instrText>
           </w:r>
           <w:r>
             <w:rPr>
@@ -1324,7 +1324,7 @@
             <w:fldChar w:fldCharType="begin"/>
           </w:r>
           <w:r>
-            <w:instrText xml:space="preserve"> PAGEREF _Toc11797 \h </w:instrText>
+            <w:instrText xml:space="preserve"> PAGEREF _Toc25327 \h </w:instrText>
           </w:r>
           <w:r>
             <w:fldChar w:fldCharType="separate"/>
@@ -1370,7 +1370,7 @@
               <w:spacing w:val="-8"/>
               <w:szCs w:val="24"/>
             </w:rPr>
-            <w:instrText xml:space="preserve"> HYPERLINK \l _Toc30019 </w:instrText>
+            <w:instrText xml:space="preserve"> HYPERLINK \l _Toc30980 </w:instrText>
           </w:r>
           <w:r>
             <w:rPr>
@@ -1400,7 +1400,7 @@
             <w:fldChar w:fldCharType="begin"/>
           </w:r>
           <w:r>
-            <w:instrText xml:space="preserve"> PAGEREF _Toc30019 \h </w:instrText>
+            <w:instrText xml:space="preserve"> PAGEREF _Toc30980 \h </w:instrText>
           </w:r>
           <w:r>
             <w:fldChar w:fldCharType="separate"/>
@@ -1446,7 +1446,7 @@
               <w:spacing w:val="-8"/>
               <w:szCs w:val="24"/>
             </w:rPr>
-            <w:instrText xml:space="preserve"> HYPERLINK \l _Toc9845 </w:instrText>
+            <w:instrText xml:space="preserve"> HYPERLINK \l _Toc16373 </w:instrText>
           </w:r>
           <w:r>
             <w:rPr>
@@ -1476,7 +1476,7 @@
             <w:fldChar w:fldCharType="begin"/>
           </w:r>
           <w:r>
-            <w:instrText xml:space="preserve"> PAGEREF _Toc9845 \h </w:instrText>
+            <w:instrText xml:space="preserve"> PAGEREF _Toc16373 \h </w:instrText>
           </w:r>
           <w:r>
             <w:fldChar w:fldCharType="separate"/>
@@ -1522,7 +1522,7 @@
               <w:spacing w:val="-8"/>
               <w:szCs w:val="24"/>
             </w:rPr>
-            <w:instrText xml:space="preserve"> HYPERLINK \l _Toc20957 </w:instrText>
+            <w:instrText xml:space="preserve"> HYPERLINK \l _Toc13318 </w:instrText>
           </w:r>
           <w:r>
             <w:rPr>
@@ -1552,7 +1552,7 @@
             <w:fldChar w:fldCharType="begin"/>
           </w:r>
           <w:r>
-            <w:instrText xml:space="preserve"> PAGEREF _Toc20957 \h </w:instrText>
+            <w:instrText xml:space="preserve"> PAGEREF _Toc13318 \h </w:instrText>
           </w:r>
           <w:r>
             <w:fldChar w:fldCharType="separate"/>
@@ -1598,7 +1598,7 @@
               <w:spacing w:val="-8"/>
               <w:szCs w:val="24"/>
             </w:rPr>
-            <w:instrText xml:space="preserve"> HYPERLINK \l _Toc22811 </w:instrText>
+            <w:instrText xml:space="preserve"> HYPERLINK \l _Toc4052 </w:instrText>
           </w:r>
           <w:r>
             <w:rPr>
@@ -1628,7 +1628,7 @@
             <w:fldChar w:fldCharType="begin"/>
           </w:r>
           <w:r>
-            <w:instrText xml:space="preserve"> PAGEREF _Toc22811 \h </w:instrText>
+            <w:instrText xml:space="preserve"> PAGEREF _Toc4052 \h </w:instrText>
           </w:r>
           <w:r>
             <w:fldChar w:fldCharType="separate"/>
@@ -1674,7 +1674,7 @@
               <w:spacing w:val="-8"/>
               <w:szCs w:val="24"/>
             </w:rPr>
-            <w:instrText xml:space="preserve"> HYPERLINK \l _Toc5046 </w:instrText>
+            <w:instrText xml:space="preserve"> HYPERLINK \l _Toc23639 </w:instrText>
           </w:r>
           <w:r>
             <w:rPr>
@@ -1704,7 +1704,7 @@
             <w:fldChar w:fldCharType="begin"/>
           </w:r>
           <w:r>
-            <w:instrText xml:space="preserve"> PAGEREF _Toc5046 \h </w:instrText>
+            <w:instrText xml:space="preserve"> PAGEREF _Toc23639 \h </w:instrText>
           </w:r>
           <w:r>
             <w:fldChar w:fldCharType="separate"/>
@@ -1750,7 +1750,7 @@
               <w:spacing w:val="-8"/>
               <w:szCs w:val="24"/>
             </w:rPr>
-            <w:instrText xml:space="preserve"> HYPERLINK \l _Toc27860 </w:instrText>
+            <w:instrText xml:space="preserve"> HYPERLINK \l _Toc32568 </w:instrText>
           </w:r>
           <w:r>
             <w:rPr>
@@ -1780,7 +1780,7 @@
             <w:fldChar w:fldCharType="begin"/>
           </w:r>
           <w:r>
-            <w:instrText xml:space="preserve"> PAGEREF _Toc27860 \h </w:instrText>
+            <w:instrText xml:space="preserve"> PAGEREF _Toc32568 \h </w:instrText>
           </w:r>
           <w:r>
             <w:fldChar w:fldCharType="separate"/>
@@ -1826,7 +1826,7 @@
               <w:spacing w:val="-8"/>
               <w:szCs w:val="24"/>
             </w:rPr>
-            <w:instrText xml:space="preserve"> HYPERLINK \l _Toc6366 </w:instrText>
+            <w:instrText xml:space="preserve"> HYPERLINK \l _Toc17605 </w:instrText>
           </w:r>
           <w:r>
             <w:rPr>
@@ -1856,7 +1856,7 @@
             <w:fldChar w:fldCharType="begin"/>
           </w:r>
           <w:r>
-            <w:instrText xml:space="preserve"> PAGEREF _Toc6366 \h </w:instrText>
+            <w:instrText xml:space="preserve"> PAGEREF _Toc17605 \h </w:instrText>
           </w:r>
           <w:r>
             <w:fldChar w:fldCharType="separate"/>
@@ -1902,7 +1902,7 @@
               <w:spacing w:val="-8"/>
               <w:szCs w:val="24"/>
             </w:rPr>
-            <w:instrText xml:space="preserve"> HYPERLINK \l _Toc14341 </w:instrText>
+            <w:instrText xml:space="preserve"> HYPERLINK \l _Toc21314 </w:instrText>
           </w:r>
           <w:r>
             <w:rPr>
@@ -1932,7 +1932,7 @@
             <w:fldChar w:fldCharType="begin"/>
           </w:r>
           <w:r>
-            <w:instrText xml:space="preserve"> PAGEREF _Toc14341 \h </w:instrText>
+            <w:instrText xml:space="preserve"> PAGEREF _Toc21314 \h </w:instrText>
           </w:r>
           <w:r>
             <w:fldChar w:fldCharType="separate"/>
@@ -1978,7 +1978,7 @@
               <w:spacing w:val="-8"/>
               <w:szCs w:val="24"/>
             </w:rPr>
-            <w:instrText xml:space="preserve"> HYPERLINK \l _Toc21615 </w:instrText>
+            <w:instrText xml:space="preserve"> HYPERLINK \l _Toc3408 </w:instrText>
           </w:r>
           <w:r>
             <w:rPr>
@@ -2008,7 +2008,7 @@
             <w:fldChar w:fldCharType="begin"/>
           </w:r>
           <w:r>
-            <w:instrText xml:space="preserve"> PAGEREF _Toc21615 \h </w:instrText>
+            <w:instrText xml:space="preserve"> PAGEREF _Toc3408 \h </w:instrText>
           </w:r>
           <w:r>
             <w:fldChar w:fldCharType="separate"/>
@@ -2054,7 +2054,7 @@
               <w:spacing w:val="-8"/>
               <w:szCs w:val="24"/>
             </w:rPr>
-            <w:instrText xml:space="preserve"> HYPERLINK \l _Toc9857 </w:instrText>
+            <w:instrText xml:space="preserve"> HYPERLINK \l _Toc26057 </w:instrText>
           </w:r>
           <w:r>
             <w:rPr>
@@ -2084,7 +2084,7 @@
             <w:fldChar w:fldCharType="begin"/>
           </w:r>
           <w:r>
-            <w:instrText xml:space="preserve"> PAGEREF _Toc9857 \h </w:instrText>
+            <w:instrText xml:space="preserve"> PAGEREF _Toc26057 \h </w:instrText>
           </w:r>
           <w:r>
             <w:fldChar w:fldCharType="separate"/>
@@ -2130,7 +2130,7 @@
               <w:spacing w:val="-8"/>
               <w:szCs w:val="24"/>
             </w:rPr>
-            <w:instrText xml:space="preserve"> HYPERLINK \l _Toc15247 </w:instrText>
+            <w:instrText xml:space="preserve"> HYPERLINK \l _Toc25314 </w:instrText>
           </w:r>
           <w:r>
             <w:rPr>
@@ -2160,7 +2160,7 @@
             <w:fldChar w:fldCharType="begin"/>
           </w:r>
           <w:r>
-            <w:instrText xml:space="preserve"> PAGEREF _Toc15247 \h </w:instrText>
+            <w:instrText xml:space="preserve"> PAGEREF _Toc25314 \h </w:instrText>
           </w:r>
           <w:r>
             <w:fldChar w:fldCharType="separate"/>
@@ -2206,7 +2206,7 @@
               <w:spacing w:val="-8"/>
               <w:szCs w:val="24"/>
             </w:rPr>
-            <w:instrText xml:space="preserve"> HYPERLINK \l _Toc5894 </w:instrText>
+            <w:instrText xml:space="preserve"> HYPERLINK \l _Toc18618 </w:instrText>
           </w:r>
           <w:r>
             <w:rPr>
@@ -2236,7 +2236,7 @@
             <w:fldChar w:fldCharType="begin"/>
           </w:r>
           <w:r>
-            <w:instrText xml:space="preserve"> PAGEREF _Toc5894 \h </w:instrText>
+            <w:instrText xml:space="preserve"> PAGEREF _Toc18618 \h </w:instrText>
           </w:r>
           <w:r>
             <w:fldChar w:fldCharType="separate"/>
@@ -2282,7 +2282,7 @@
               <w:spacing w:val="-8"/>
               <w:szCs w:val="24"/>
             </w:rPr>
-            <w:instrText xml:space="preserve"> HYPERLINK \l _Toc16232 </w:instrText>
+            <w:instrText xml:space="preserve"> HYPERLINK \l _Toc28091 </w:instrText>
           </w:r>
           <w:r>
             <w:rPr>
@@ -2312,7 +2312,7 @@
             <w:fldChar w:fldCharType="begin"/>
           </w:r>
           <w:r>
-            <w:instrText xml:space="preserve"> PAGEREF _Toc16232 \h </w:instrText>
+            <w:instrText xml:space="preserve"> PAGEREF _Toc28091 \h </w:instrText>
           </w:r>
           <w:r>
             <w:fldChar w:fldCharType="separate"/>
@@ -2358,7 +2358,7 @@
               <w:spacing w:val="-8"/>
               <w:szCs w:val="24"/>
             </w:rPr>
-            <w:instrText xml:space="preserve"> HYPERLINK \l _Toc13789 </w:instrText>
+            <w:instrText xml:space="preserve"> HYPERLINK \l _Toc29008 </w:instrText>
           </w:r>
           <w:r>
             <w:rPr>
@@ -2388,7 +2388,7 @@
             <w:fldChar w:fldCharType="begin"/>
           </w:r>
           <w:r>
-            <w:instrText xml:space="preserve"> PAGEREF _Toc13789 \h </w:instrText>
+            <w:instrText xml:space="preserve"> PAGEREF _Toc29008 \h </w:instrText>
           </w:r>
           <w:r>
             <w:fldChar w:fldCharType="separate"/>
@@ -2434,7 +2434,7 @@
               <w:spacing w:val="-8"/>
               <w:szCs w:val="24"/>
             </w:rPr>
-            <w:instrText xml:space="preserve"> HYPERLINK \l _Toc25567 </w:instrText>
+            <w:instrText xml:space="preserve"> HYPERLINK \l _Toc27703 </w:instrText>
           </w:r>
           <w:r>
             <w:rPr>
@@ -2464,7 +2464,7 @@
             <w:fldChar w:fldCharType="begin"/>
           </w:r>
           <w:r>
-            <w:instrText xml:space="preserve"> PAGEREF _Toc25567 \h </w:instrText>
+            <w:instrText xml:space="preserve"> PAGEREF _Toc27703 \h </w:instrText>
           </w:r>
           <w:r>
             <w:fldChar w:fldCharType="separate"/>
@@ -2550,7 +2550,7 @@
           <w:rFonts w:hint="eastAsia"/>
         </w:rPr>
       </w:pPr>
-      <w:bookmarkStart w:id="2" w:name="_Toc10134"/>
+      <w:bookmarkStart w:id="2" w:name="_Toc7970"/>
       <w:r>
         <w:rPr>
           <w:rFonts w:hint="eastAsia"/>
@@ -2567,7 +2567,7 @@
           <w:rFonts w:hint="eastAsia"/>
         </w:rPr>
       </w:pPr>
-      <w:bookmarkStart w:id="3" w:name="_Toc6050"/>
+      <w:bookmarkStart w:id="3" w:name="_Toc16477"/>
       <w:r>
         <w:rPr>
           <w:rFonts w:hint="eastAsia"/>
@@ -2599,7 +2599,7 @@
           <w:rFonts w:hint="eastAsia"/>
         </w:rPr>
       </w:pPr>
-      <w:bookmarkStart w:id="4" w:name="_Toc26226"/>
+      <w:bookmarkStart w:id="4" w:name="_Toc21209"/>
       <w:r>
         <w:rPr>
           <w:rFonts w:hint="eastAsia"/>
@@ -2670,7 +2670,7 @@
           <w:rFonts w:hint="eastAsia"/>
         </w:rPr>
       </w:pPr>
-      <w:bookmarkStart w:id="5" w:name="_Toc8536"/>
+      <w:bookmarkStart w:id="5" w:name="_Toc10827"/>
       <w:r>
         <w:rPr>
           <w:rFonts w:hint="eastAsia"/>
@@ -2784,7 +2784,7 @@
           <w:rFonts w:hint="eastAsia"/>
         </w:rPr>
       </w:pPr>
-      <w:bookmarkStart w:id="6" w:name="_Toc11797"/>
+      <w:bookmarkStart w:id="6" w:name="_Toc25327"/>
       <w:r>
         <w:rPr>
           <w:rFonts w:hint="eastAsia"/>
@@ -2890,7 +2890,7 @@
           <w:rFonts w:hint="eastAsia"/>
         </w:rPr>
       </w:pPr>
-      <w:bookmarkStart w:id="7" w:name="_Toc30019"/>
+      <w:bookmarkStart w:id="7" w:name="_Toc30980"/>
       <w:r>
         <w:rPr>
           <w:rFonts w:hint="eastAsia"/>
@@ -3138,6 +3138,7 @@
             <w:insideH w:val="single" w:color="auto" w:sz="4" w:space="0"/>
             <w:insideV w:val="single" w:color="auto" w:sz="4" w:space="0"/>
           </w:tblBorders>
+          <w:shd w:val="clear" w:color="auto" w:fill="auto"/>
           <w:tblCellMar>
             <w:top w:w="0" w:type="dxa"/>
             <w:left w:w="0" w:type="dxa"/>
@@ -3310,6 +3311,7 @@
             <w:insideH w:val="single" w:color="auto" w:sz="4" w:space="0"/>
             <w:insideV w:val="single" w:color="auto" w:sz="4" w:space="0"/>
           </w:tblBorders>
+          <w:shd w:val="clear" w:color="auto" w:fill="auto"/>
           <w:tblCellMar>
             <w:top w:w="0" w:type="dxa"/>
             <w:left w:w="0" w:type="dxa"/>
@@ -3547,6 +3549,7 @@
             <w:insideH w:val="single" w:color="auto" w:sz="4" w:space="0"/>
             <w:insideV w:val="single" w:color="auto" w:sz="4" w:space="0"/>
           </w:tblBorders>
+          <w:shd w:val="clear" w:color="auto" w:fill="auto"/>
           <w:tblCellMar>
             <w:top w:w="0" w:type="dxa"/>
             <w:left w:w="0" w:type="dxa"/>
@@ -3665,120 +3668,6 @@
                 <w:szCs w:val="24"/>
               </w:rPr>
               <w:t>识。</w:t>
-            </w:r>
-          </w:p>
-        </w:tc>
-      </w:tr>
-      <w:tr>
-        <w:tblPrEx>
-          <w:tblBorders>
-            <w:top w:val="single" w:color="auto" w:sz="4" w:space="0"/>
-            <w:left w:val="single" w:color="auto" w:sz="4" w:space="0"/>
-            <w:bottom w:val="single" w:color="auto" w:sz="4" w:space="0"/>
-            <w:right w:val="single" w:color="auto" w:sz="4" w:space="0"/>
-            <w:insideH w:val="single" w:color="auto" w:sz="4" w:space="0"/>
-            <w:insideV w:val="single" w:color="auto" w:sz="4" w:space="0"/>
-          </w:tblBorders>
-          <w:tblCellMar>
-            <w:top w:w="0" w:type="dxa"/>
-            <w:left w:w="0" w:type="dxa"/>
-            <w:bottom w:w="0" w:type="dxa"/>
-            <w:right w:w="0" w:type="dxa"/>
-          </w:tblCellMar>
-        </w:tblPrEx>
-        <w:trPr>
-          <w:trHeight w:val="779" w:hRule="atLeast"/>
-          <w:jc w:val="center"/>
-        </w:trPr>
-        <w:tc>
-          <w:tcPr>
-            <w:tcW w:w="906" w:type="dxa"/>
-            <w:vMerge w:val="continue"/>
-            <w:shd w:val="clear" w:color="auto" w:fill="auto"/>
-          </w:tcPr>
-          <w:p>
-            <w:pPr>
-              <w:rPr>
-                <w:rFonts w:hint="eastAsia" w:ascii="宋体" w:hAnsi="宋体" w:eastAsia="宋体" w:cs="宋体"/>
-                <w:sz w:val="24"/>
-                <w:szCs w:val="24"/>
-              </w:rPr>
-            </w:pPr>
-          </w:p>
-        </w:tc>
-        <w:tc>
-          <w:tcPr>
-            <w:tcW w:w="899" w:type="dxa"/>
-            <w:shd w:val="clear" w:color="auto" w:fill="auto"/>
-          </w:tcPr>
-          <w:p>
-            <w:pPr>
-              <w:pStyle w:val="25"/>
-              <w:spacing w:before="152" w:line="227" w:lineRule="auto"/>
-              <w:ind w:left="191" w:right="304"/>
-              <w:rPr>
-                <w:rFonts w:hint="eastAsia" w:ascii="宋体" w:hAnsi="宋体" w:eastAsia="宋体" w:cs="宋体"/>
-                <w:sz w:val="24"/>
-                <w:szCs w:val="24"/>
-              </w:rPr>
-            </w:pPr>
-            <w:r>
-              <w:rPr>
-                <w:rFonts w:hint="eastAsia" w:ascii="宋体" w:hAnsi="宋体" w:eastAsia="宋体" w:cs="宋体"/>
-                <w:color w:val="333333"/>
-                <w:spacing w:val="4"/>
-                <w:sz w:val="24"/>
-                <w:szCs w:val="24"/>
-              </w:rPr>
-              <w:t>存储</w:t>
-            </w:r>
-            <w:r>
-              <w:rPr>
-                <w:rFonts w:hint="eastAsia" w:ascii="宋体" w:hAnsi="宋体" w:eastAsia="宋体" w:cs="宋体"/>
-                <w:color w:val="333333"/>
-                <w:spacing w:val="3"/>
-                <w:sz w:val="24"/>
-                <w:szCs w:val="24"/>
-              </w:rPr>
-              <w:t>运维</w:t>
-            </w:r>
-          </w:p>
-        </w:tc>
-        <w:tc>
-          <w:tcPr>
-            <w:tcW w:w="7019" w:type="dxa"/>
-            <w:shd w:val="clear" w:color="auto" w:fill="auto"/>
-          </w:tcPr>
-          <w:p>
-            <w:pPr>
-              <w:pStyle w:val="25"/>
-              <w:spacing w:before="299" w:line="188" w:lineRule="auto"/>
-              <w:ind w:left="192"/>
-              <w:rPr>
-                <w:rFonts w:hint="eastAsia" w:ascii="宋体" w:hAnsi="宋体" w:eastAsia="宋体" w:cs="宋体"/>
-                <w:sz w:val="24"/>
-                <w:szCs w:val="24"/>
-              </w:rPr>
-            </w:pPr>
-            <w:r>
-              <w:rPr>
-                <w:rFonts w:hint="eastAsia" w:ascii="宋体" w:hAnsi="宋体" w:eastAsia="宋体" w:cs="宋体"/>
-                <w:color w:val="333333"/>
-                <w:spacing w:val="4"/>
-                <w:sz w:val="24"/>
-                <w:szCs w:val="24"/>
-              </w:rPr>
-              <w:t>包括存储阵列、磁带库、光纤交换机等的配置、扩</w:t>
-            </w:r>
-            <w:r>
-              <w:rPr>
-                <w:rFonts w:hint="eastAsia" w:ascii="宋体" w:hAnsi="宋体" w:eastAsia="宋体" w:cs="宋体"/>
-                <w:color w:val="333333"/>
-                <w:spacing w:val="3"/>
-                <w:sz w:val="24"/>
-                <w:szCs w:val="24"/>
-              </w:rPr>
-              <w:t>容与故障处理方案。</w:t>
             </w:r>
           </w:p>
         </w:tc>
@@ -3829,14 +3718,24 @@
           <w:p>
             <w:pPr>
               <w:pStyle w:val="25"/>
-              <w:spacing w:before="155" w:line="226" w:lineRule="auto"/>
-              <w:ind w:left="192" w:right="304"/>
+              <w:spacing w:before="152" w:line="227" w:lineRule="auto"/>
+              <w:ind w:left="191" w:right="304"/>
               <w:rPr>
                 <w:rFonts w:hint="eastAsia" w:ascii="宋体" w:hAnsi="宋体" w:eastAsia="宋体" w:cs="宋体"/>
                 <w:sz w:val="24"/>
                 <w:szCs w:val="24"/>
               </w:rPr>
             </w:pPr>
+            <w:r>
+              <w:rPr>
+                <w:rFonts w:hint="eastAsia" w:ascii="宋体" w:hAnsi="宋体" w:eastAsia="宋体" w:cs="宋体"/>
+                <w:color w:val="333333"/>
+                <w:spacing w:val="4"/>
+                <w:sz w:val="24"/>
+                <w:szCs w:val="24"/>
+              </w:rPr>
+              <w:t>存储</w:t>
+            </w:r>
             <w:r>
               <w:rPr>
                 <w:rFonts w:hint="eastAsia" w:ascii="宋体" w:hAnsi="宋体" w:eastAsia="宋体" w:cs="宋体"/>
@@ -3845,7 +3744,7 @@
                 <w:sz w:val="24"/>
                 <w:szCs w:val="24"/>
               </w:rPr>
-              <w:t>桌面运维</w:t>
+              <w:t>运维</w:t>
             </w:r>
           </w:p>
         </w:tc>
@@ -3857,7 +3756,7 @@
           <w:p>
             <w:pPr>
               <w:pStyle w:val="25"/>
-              <w:spacing w:before="300" w:line="186" w:lineRule="auto"/>
+              <w:spacing w:before="299" w:line="188" w:lineRule="auto"/>
               <w:ind w:left="192"/>
               <w:rPr>
                 <w:rFonts w:hint="eastAsia" w:ascii="宋体" w:hAnsi="宋体" w:eastAsia="宋体" w:cs="宋体"/>
@@ -3873,26 +3772,7 @@
                 <w:sz w:val="24"/>
                 <w:szCs w:val="24"/>
               </w:rPr>
-              <w:t>包括</w:t>
-            </w:r>
-            <w:r>
-              <w:rPr>
-                <w:rFonts w:hint="eastAsia" w:ascii="宋体" w:hAnsi="宋体" w:eastAsia="宋体" w:cs="宋体"/>
-                <w:color w:val="333333"/>
-                <w:sz w:val="24"/>
-                <w:szCs w:val="24"/>
-              </w:rPr>
-              <w:t>PC</w:t>
-            </w:r>
-            <w:r>
-              <w:rPr>
-                <w:rFonts w:hint="eastAsia" w:ascii="宋体" w:hAnsi="宋体" w:eastAsia="宋体" w:cs="宋体"/>
-                <w:color w:val="333333"/>
-                <w:spacing w:val="4"/>
-                <w:sz w:val="24"/>
-                <w:szCs w:val="24"/>
-              </w:rPr>
-              <w:t>电脑、打印机、扫描仪等终端设备的安装、</w:t>
+              <w:t>包括存储阵列、磁带库、光纤交换机等的配置、扩</w:t>
             </w:r>
             <w:r>
               <w:rPr>
@@ -3902,7 +3782,7 @@
                 <w:sz w:val="24"/>
                 <w:szCs w:val="24"/>
               </w:rPr>
-              <w:t>调试与故障排除指南。</w:t>
+              <w:t>容与故障处理方案。</w:t>
             </w:r>
           </w:p>
         </w:tc>
@@ -3917,6 +3797,131 @@
             <w:insideH w:val="single" w:color="auto" w:sz="4" w:space="0"/>
             <w:insideV w:val="single" w:color="auto" w:sz="4" w:space="0"/>
           </w:tblBorders>
+          <w:shd w:val="clear" w:color="auto" w:fill="auto"/>
+          <w:tblCellMar>
+            <w:top w:w="0" w:type="dxa"/>
+            <w:left w:w="0" w:type="dxa"/>
+            <w:bottom w:w="0" w:type="dxa"/>
+            <w:right w:w="0" w:type="dxa"/>
+          </w:tblCellMar>
+        </w:tblPrEx>
+        <w:trPr>
+          <w:trHeight w:val="779" w:hRule="atLeast"/>
+          <w:jc w:val="center"/>
+        </w:trPr>
+        <w:tc>
+          <w:tcPr>
+            <w:tcW w:w="906" w:type="dxa"/>
+            <w:vMerge w:val="continue"/>
+            <w:shd w:val="clear" w:color="auto" w:fill="auto"/>
+          </w:tcPr>
+          <w:p>
+            <w:pPr>
+              <w:rPr>
+                <w:rFonts w:hint="eastAsia" w:ascii="宋体" w:hAnsi="宋体" w:eastAsia="宋体" w:cs="宋体"/>
+                <w:sz w:val="24"/>
+                <w:szCs w:val="24"/>
+              </w:rPr>
+            </w:pPr>
+          </w:p>
+        </w:tc>
+        <w:tc>
+          <w:tcPr>
+            <w:tcW w:w="899" w:type="dxa"/>
+            <w:shd w:val="clear" w:color="auto" w:fill="auto"/>
+          </w:tcPr>
+          <w:p>
+            <w:pPr>
+              <w:pStyle w:val="25"/>
+              <w:spacing w:before="155" w:line="226" w:lineRule="auto"/>
+              <w:ind w:left="192" w:right="304"/>
+              <w:rPr>
+                <w:rFonts w:hint="eastAsia" w:ascii="宋体" w:hAnsi="宋体" w:eastAsia="宋体" w:cs="宋体"/>
+                <w:sz w:val="24"/>
+                <w:szCs w:val="24"/>
+              </w:rPr>
+            </w:pPr>
+            <w:r>
+              <w:rPr>
+                <w:rFonts w:hint="eastAsia" w:ascii="宋体" w:hAnsi="宋体" w:eastAsia="宋体" w:cs="宋体"/>
+                <w:color w:val="333333"/>
+                <w:spacing w:val="3"/>
+                <w:sz w:val="24"/>
+                <w:szCs w:val="24"/>
+              </w:rPr>
+              <w:t>桌面运维</w:t>
+            </w:r>
+          </w:p>
+        </w:tc>
+        <w:tc>
+          <w:tcPr>
+            <w:tcW w:w="7019" w:type="dxa"/>
+            <w:shd w:val="clear" w:color="auto" w:fill="auto"/>
+          </w:tcPr>
+          <w:p>
+            <w:pPr>
+              <w:pStyle w:val="25"/>
+              <w:spacing w:before="300" w:line="186" w:lineRule="auto"/>
+              <w:ind w:left="192"/>
+              <w:rPr>
+                <w:rFonts w:hint="eastAsia" w:ascii="宋体" w:hAnsi="宋体" w:eastAsia="宋体" w:cs="宋体"/>
+                <w:sz w:val="24"/>
+                <w:szCs w:val="24"/>
+              </w:rPr>
+            </w:pPr>
+            <w:r>
+              <w:rPr>
+                <w:rFonts w:hint="eastAsia" w:ascii="宋体" w:hAnsi="宋体" w:eastAsia="宋体" w:cs="宋体"/>
+                <w:color w:val="333333"/>
+                <w:spacing w:val="4"/>
+                <w:sz w:val="24"/>
+                <w:szCs w:val="24"/>
+              </w:rPr>
+              <w:t>包括</w:t>
+            </w:r>
+            <w:r>
+              <w:rPr>
+                <w:rFonts w:hint="eastAsia" w:ascii="宋体" w:hAnsi="宋体" w:eastAsia="宋体" w:cs="宋体"/>
+                <w:color w:val="333333"/>
+                <w:sz w:val="24"/>
+                <w:szCs w:val="24"/>
+              </w:rPr>
+              <w:t>PC</w:t>
+            </w:r>
+            <w:r>
+              <w:rPr>
+                <w:rFonts w:hint="eastAsia" w:ascii="宋体" w:hAnsi="宋体" w:eastAsia="宋体" w:cs="宋体"/>
+                <w:color w:val="333333"/>
+                <w:spacing w:val="4"/>
+                <w:sz w:val="24"/>
+                <w:szCs w:val="24"/>
+              </w:rPr>
+              <w:t>电脑、打印机、扫描仪等终端设备的安装、</w:t>
+            </w:r>
+            <w:r>
+              <w:rPr>
+                <w:rFonts w:hint="eastAsia" w:ascii="宋体" w:hAnsi="宋体" w:eastAsia="宋体" w:cs="宋体"/>
+                <w:color w:val="333333"/>
+                <w:spacing w:val="3"/>
+                <w:sz w:val="24"/>
+                <w:szCs w:val="24"/>
+              </w:rPr>
+              <w:t>调试与故障排除指南。</w:t>
+            </w:r>
+          </w:p>
+        </w:tc>
+      </w:tr>
+      <w:tr>
+        <w:tblPrEx>
+          <w:tblBorders>
+            <w:top w:val="single" w:color="auto" w:sz="4" w:space="0"/>
+            <w:left w:val="single" w:color="auto" w:sz="4" w:space="0"/>
+            <w:bottom w:val="single" w:color="auto" w:sz="4" w:space="0"/>
+            <w:right w:val="single" w:color="auto" w:sz="4" w:space="0"/>
+            <w:insideH w:val="single" w:color="auto" w:sz="4" w:space="0"/>
+            <w:insideV w:val="single" w:color="auto" w:sz="4" w:space="0"/>
+          </w:tblBorders>
+          <w:shd w:val="clear" w:color="auto" w:fill="auto"/>
           <w:tblCellMar>
             <w:top w:w="0" w:type="dxa"/>
             <w:left w:w="0" w:type="dxa"/>
@@ -4155,6 +4160,7 @@
             <w:insideH w:val="single" w:color="auto" w:sz="4" w:space="0"/>
             <w:insideV w:val="single" w:color="auto" w:sz="4" w:space="0"/>
           </w:tblBorders>
+          <w:shd w:val="clear" w:color="auto" w:fill="auto"/>
           <w:tblCellMar>
             <w:top w:w="0" w:type="dxa"/>
             <w:left w:w="0" w:type="dxa"/>
@@ -4327,7 +4333,7 @@
           <w:rFonts w:hint="eastAsia"/>
         </w:rPr>
       </w:pPr>
-      <w:bookmarkStart w:id="8" w:name="_Toc9845"/>
+      <w:bookmarkStart w:id="8" w:name="_Toc16373"/>
       <w:r>
         <w:rPr>
           <w:rFonts w:hint="eastAsia"/>
@@ -4366,7 +4372,7 @@
           <w:rFonts w:hint="eastAsia"/>
         </w:rPr>
       </w:pPr>
-      <w:bookmarkStart w:id="9" w:name="_Toc20957"/>
+      <w:bookmarkStart w:id="9" w:name="_Toc13318"/>
       <w:r>
         <w:rPr>
           <w:rFonts w:hint="eastAsia"/>
@@ -4498,7 +4504,7 @@
           <w:rFonts w:hint="eastAsia"/>
         </w:rPr>
       </w:pPr>
-      <w:bookmarkStart w:id="10" w:name="_Toc22811"/>
+      <w:bookmarkStart w:id="10" w:name="_Toc4052"/>
       <w:r>
         <w:rPr>
           <w:rFonts w:hint="eastAsia"/>
@@ -4532,7 +4538,7 @@
           <w:rFonts w:hint="eastAsia"/>
         </w:rPr>
       </w:pPr>
-      <w:bookmarkStart w:id="11" w:name="_Toc5046"/>
+      <w:bookmarkStart w:id="11" w:name="_Toc23639"/>
       <w:r>
         <w:rPr>
           <w:rFonts w:hint="eastAsia"/>
@@ -4566,7 +4572,7 @@
           <w:rFonts w:hint="eastAsia"/>
         </w:rPr>
       </w:pPr>
-      <w:bookmarkStart w:id="12" w:name="_Toc27860"/>
+      <w:bookmarkStart w:id="12" w:name="_Toc32568"/>
       <w:r>
         <w:rPr>
           <w:rFonts w:hint="eastAsia"/>
@@ -4600,7 +4606,7 @@
           <w:rFonts w:hint="eastAsia"/>
         </w:rPr>
       </w:pPr>
-      <w:bookmarkStart w:id="13" w:name="_Toc6366"/>
+      <w:bookmarkStart w:id="13" w:name="_Toc17605"/>
       <w:r>
         <w:rPr>
           <w:rFonts w:hint="eastAsia"/>
@@ -4634,7 +4640,7 @@
           <w:rFonts w:hint="eastAsia"/>
         </w:rPr>
       </w:pPr>
-      <w:bookmarkStart w:id="14" w:name="_Toc14341"/>
+      <w:bookmarkStart w:id="14" w:name="_Toc21314"/>
       <w:r>
         <w:rPr>
           <w:rFonts w:hint="eastAsia"/>
@@ -4668,7 +4674,7 @@
           <w:rFonts w:hint="eastAsia"/>
         </w:rPr>
       </w:pPr>
-      <w:bookmarkStart w:id="15" w:name="_Toc21615"/>
+      <w:bookmarkStart w:id="15" w:name="_Toc3408"/>
       <w:r>
         <w:rPr>
           <w:rFonts w:hint="eastAsia"/>
@@ -4743,7 +4749,7 @@
           <w:rFonts w:hint="eastAsia"/>
         </w:rPr>
       </w:pPr>
-      <w:bookmarkStart w:id="16" w:name="_Toc9857"/>
+      <w:bookmarkStart w:id="16" w:name="_Toc26057"/>
       <w:r>
         <w:rPr>
           <w:rFonts w:hint="eastAsia"/>
@@ -4813,7 +4819,7 @@
           <w:rFonts w:hint="eastAsia"/>
         </w:rPr>
       </w:pPr>
-      <w:bookmarkStart w:id="17" w:name="_Toc15247"/>
+      <w:bookmarkStart w:id="17" w:name="_Toc25314"/>
       <w:r>
         <w:rPr>
           <w:rFonts w:hint="eastAsia"/>
@@ -4870,7 +4876,7 @@
           <w:rFonts w:hint="eastAsia"/>
         </w:rPr>
       </w:pPr>
-      <w:bookmarkStart w:id="18" w:name="_Toc5894"/>
+      <w:bookmarkStart w:id="18" w:name="_Toc18618"/>
       <w:r>
         <w:rPr>
           <w:rFonts w:hint="eastAsia"/>
@@ -4927,7 +4933,7 @@
           <w:rFonts w:hint="eastAsia"/>
         </w:rPr>
       </w:pPr>
-      <w:bookmarkStart w:id="19" w:name="_Toc16232"/>
+      <w:bookmarkStart w:id="19" w:name="_Toc28091"/>
       <w:r>
         <w:rPr>
           <w:rFonts w:hint="eastAsia"/>
@@ -4991,7 +4997,7 @@
           <w:rFonts w:hint="eastAsia"/>
         </w:rPr>
       </w:pPr>
-      <w:bookmarkStart w:id="20" w:name="_Toc13789"/>
+      <w:bookmarkStart w:id="20" w:name="_Toc29008"/>
       <w:r>
         <w:rPr>
           <w:rFonts w:hint="eastAsia"/>
@@ -5068,7 +5074,7 @@
           <w:rFonts w:hint="eastAsia"/>
         </w:rPr>
       </w:pPr>
-      <w:bookmarkStart w:id="21" w:name="_Toc25567"/>
+      <w:bookmarkStart w:id="21" w:name="_Toc27703"/>
       <w:r>
         <w:rPr>
           <w:rFonts w:hint="eastAsia"/>

--- a/8.资源管理/1.流程制度规范类文件/080104-服务知识管理制度.docx
+++ b/8.资源管理/1.流程制度规范类文件/080104-服务知识管理制度.docx
@@ -801,8 +801,6 @@
               <w:tab w:val="right" w:leader="dot" w:pos="8886"/>
             </w:tabs>
           </w:pPr>
-          <w:bookmarkStart w:id="22" w:name="_GoBack"/>
-          <w:bookmarkEnd w:id="22"/>
           <w:r>
             <w:rPr>
               <w:rFonts w:hint="eastAsia" w:ascii="Microsoft JhengHei" w:hAnsi="Microsoft JhengHei" w:eastAsia="Microsoft JhengHei" w:cs="Microsoft JhengHei"/>
@@ -4306,6 +4304,146 @@
               </w:rPr>
               <w:t>故障排查手册等。</w:t>
             </w:r>
+          </w:p>
+        </w:tc>
+      </w:tr>
+      <w:tr>
+        <w:tblPrEx>
+          <w:tblBorders>
+            <w:top w:val="single" w:color="auto" w:sz="4" w:space="0"/>
+            <w:left w:val="single" w:color="auto" w:sz="4" w:space="0"/>
+            <w:bottom w:val="single" w:color="auto" w:sz="4" w:space="0"/>
+            <w:right w:val="single" w:color="auto" w:sz="4" w:space="0"/>
+            <w:insideH w:val="single" w:color="auto" w:sz="4" w:space="0"/>
+            <w:insideV w:val="single" w:color="auto" w:sz="4" w:space="0"/>
+          </w:tblBorders>
+          <w:shd w:val="clear" w:color="auto" w:fill="auto"/>
+          <w:tblCellMar>
+            <w:top w:w="0" w:type="dxa"/>
+            <w:left w:w="0" w:type="dxa"/>
+            <w:bottom w:w="0" w:type="dxa"/>
+            <w:right w:w="0" w:type="dxa"/>
+          </w:tblCellMar>
+        </w:tblPrEx>
+        <w:trPr>
+          <w:trHeight w:val="1557" w:hRule="atLeast"/>
+          <w:jc w:val="center"/>
+        </w:trPr>
+        <w:tc>
+          <w:tcPr>
+            <w:tcW w:w="906" w:type="dxa"/>
+            <w:shd w:val="clear" w:color="auto" w:fill="auto"/>
+            <w:textDirection w:val="tbLrV"/>
+          </w:tcPr>
+          <w:p>
+            <w:pPr>
+              <w:ind w:left="113" w:right="113"/>
+              <w:rPr>
+                <w:rFonts w:hint="default" w:ascii="宋体" w:hAnsi="宋体" w:eastAsia="宋体" w:cs="宋体"/>
+                <w:sz w:val="24"/>
+                <w:szCs w:val="24"/>
+                <w:lang w:val="en-US" w:eastAsia="zh-CN"/>
+              </w:rPr>
+            </w:pPr>
+            <w:r>
+              <w:rPr>
+                <w:rFonts w:hint="eastAsia" w:ascii="宋体" w:hAnsi="宋体" w:cs="宋体"/>
+                <w:b/>
+                <w:bCs/>
+                <w:sz w:val="24"/>
+                <w:szCs w:val="24"/>
+                <w:lang w:val="en-US" w:eastAsia="zh-CN"/>
+              </w:rPr>
+              <w:t>安全运维</w:t>
+            </w:r>
+          </w:p>
+        </w:tc>
+        <w:tc>
+          <w:tcPr>
+            <w:tcW w:w="899" w:type="dxa"/>
+            <w:shd w:val="clear" w:color="auto" w:fill="auto"/>
+          </w:tcPr>
+          <w:p>
+            <w:pPr>
+              <w:pStyle w:val="25"/>
+              <w:spacing w:before="47" w:line="186" w:lineRule="auto"/>
+              <w:ind w:left="192"/>
+              <w:rPr>
+                <w:rFonts w:hint="default" w:ascii="宋体" w:hAnsi="宋体" w:eastAsia="宋体" w:cs="宋体"/>
+                <w:color w:val="333333"/>
+                <w:spacing w:val="3"/>
+                <w:sz w:val="24"/>
+                <w:szCs w:val="24"/>
+                <w:lang w:val="en-US" w:eastAsia="zh-CN"/>
+              </w:rPr>
+            </w:pPr>
+            <w:r>
+              <w:rPr>
+                <w:rFonts w:hint="eastAsia" w:cs="宋体"/>
+                <w:color w:val="333333"/>
+                <w:spacing w:val="3"/>
+                <w:sz w:val="24"/>
+                <w:szCs w:val="24"/>
+                <w:lang w:val="en-US" w:eastAsia="zh-CN"/>
+              </w:rPr>
+              <w:t>网络安全扫描加固</w:t>
+            </w:r>
+          </w:p>
+        </w:tc>
+        <w:tc>
+          <w:tcPr>
+            <w:tcW w:w="7019" w:type="dxa"/>
+            <w:shd w:val="clear" w:color="auto" w:fill="auto"/>
+          </w:tcPr>
+          <w:p>
+            <w:pPr>
+              <w:pStyle w:val="25"/>
+              <w:spacing w:before="303" w:line="204" w:lineRule="auto"/>
+              <w:ind w:left="222" w:right="412" w:hanging="30"/>
+              <w:rPr>
+                <w:rFonts w:hint="eastAsia" w:ascii="宋体" w:hAnsi="宋体" w:eastAsia="宋体" w:cs="宋体"/>
+                <w:color w:val="333333"/>
+                <w:spacing w:val="5"/>
+                <w:sz w:val="24"/>
+                <w:szCs w:val="24"/>
+              </w:rPr>
+            </w:pPr>
+            <w:r>
+              <w:rPr>
+                <w:rFonts w:hint="eastAsia" w:ascii="宋体" w:hAnsi="宋体" w:eastAsia="宋体" w:cs="宋体"/>
+                <w:color w:val="333333"/>
+                <w:spacing w:val="5"/>
+                <w:sz w:val="24"/>
+                <w:szCs w:val="24"/>
+              </w:rPr>
+              <w:t>对网络设备的配置信息进行分析</w:t>
+            </w:r>
+          </w:p>
+          <w:p>
+            <w:pPr>
+              <w:pStyle w:val="25"/>
+              <w:spacing w:before="303" w:line="204" w:lineRule="auto"/>
+              <w:ind w:left="222" w:right="412" w:hanging="30"/>
+              <w:rPr>
+                <w:rFonts w:hint="eastAsia" w:ascii="宋体" w:hAnsi="宋体" w:eastAsia="宋体" w:cs="宋体"/>
+                <w:color w:val="333333"/>
+                <w:spacing w:val="4"/>
+                <w:sz w:val="24"/>
+                <w:szCs w:val="24"/>
+              </w:rPr>
+            </w:pPr>
+            <w:r>
+              <w:rPr>
+                <w:rFonts w:hint="eastAsia" w:ascii="宋体" w:hAnsi="宋体" w:eastAsia="宋体" w:cs="宋体"/>
+                <w:color w:val="333333"/>
+                <w:spacing w:val="5"/>
+                <w:sz w:val="24"/>
+                <w:szCs w:val="24"/>
+              </w:rPr>
+              <w:t>对网络设备的配置信息进行全靠检查</w:t>
+            </w:r>
+            <w:bookmarkStart w:id="22" w:name="_GoBack"/>
+            <w:bookmarkEnd w:id="22"/>
           </w:p>
         </w:tc>
       </w:tr>
